--- a/Definition_Files/单链表+头插尾插法+内存池 .docx
+++ b/Definition_Files/单链表+头插尾插法+内存池 .docx
@@ -1,42 +1,39 @@
 
 <file path=word/document.xml><?xml version="1.0" encoding="utf-8"?>
-<w:document xmlns:w="http://schemas.openxmlformats.org/wordprocessingml/2006/main" xmlns:r="http://schemas.openxmlformats.org/officeDocument/2006/relationships">
+<w:document xmlns:wpc="http://schemas.microsoft.com/office/word/2010/wordprocessingCanvas" xmlns:mc="http://schemas.openxmlformats.org/markup-compatibility/2006" xmlns:o="urn:schemas-microsoft-com:office:office" xmlns:r="http://schemas.openxmlformats.org/officeDocument/2006/relationships" xmlns:m="http://schemas.openxmlformats.org/officeDocument/2006/math" xmlns:v="urn:schemas-microsoft-com:vml" xmlns:wp14="http://schemas.microsoft.com/office/word/2010/wordprocessingDrawing" xmlns:wp="http://schemas.openxmlformats.org/drawingml/2006/wordprocessingDrawing" xmlns:w="http://schemas.openxmlformats.org/wordprocessingml/2006/main" xmlns:w14="http://schemas.microsoft.com/office/word/2010/wordml" xmlns:w10="urn:schemas-microsoft-com:office:word" xmlns:w15="http://schemas.microsoft.com/office/word/2012/wordml" xmlns:wpg="http://schemas.microsoft.com/office/word/2010/wordprocessingGroup" xmlns:wpi="http://schemas.microsoft.com/office/word/2010/wordprocessingInk" xmlns:wne="http://schemas.microsoft.com/office/word/2006/wordml" xmlns:wps="http://schemas.microsoft.com/office/word/2010/wordprocessingShape" xmlns:wpsCustomData="http://www.wps.cn/officeDocument/2013/wpsCustomData" mc:Ignorable="w14 w15 wp14">
   <w:body>
     <w:p>
       <w:pPr>
         <w:spacing w:before="480" w:after="480" w:line="288" w:lineRule="auto"/>
         <w:ind w:left="0"/>
-      </w:pPr>
-      <w:r>
-        <w:rPr>
-          <w:rFonts w:eastAsia="等线" w:ascii="Arial" w:cs="Arial" w:hAnsi="Arial"/>
-          <w:b w:val="true"/>
+        <w:rPr>
+          <w:rFonts w:hint="eastAsia" w:ascii="AR PL UKai CN" w:hAnsi="AR PL UKai CN" w:eastAsia="AR PL UKai CN" w:cs="AR PL UKai CN"/>
+        </w:rPr>
+      </w:pPr>
+      <w:r>
+        <w:rPr>
+          <w:rFonts w:hint="eastAsia" w:ascii="AR PL UKai CN" w:hAnsi="AR PL UKai CN" w:eastAsia="AR PL UKai CN" w:cs="AR PL UKai CN"/>
+          <w:b/>
           <w:sz w:val="52"/>
         </w:rPr>
-        <w:t>单链表（有头节点/无头节点）+头插尾插法+</w:t>
-      </w:r>
-      <w:r>
-        <w:rPr>
-          <w:rFonts w:eastAsia="等线" w:ascii="Arial" w:cs="Arial" w:hAnsi="Arial"/>
-          <w:b w:val="true"/>
-          <w:sz w:val="52"/>
-        </w:rPr>
-        <w:t>内存池 完整详解文档</w:t>
-      </w:r>
-    </w:p>
-    <w:p>
-      <w:pPr>
-        <w:pStyle w:val="1"/>
+        <w:t>单链表（有头节点/无头节点）+头插尾插法+内存池 完整详解文档</w:t>
+      </w:r>
+    </w:p>
+    <w:p>
+      <w:pPr>
         <w:spacing w:before="380" w:after="140" w:line="288" w:lineRule="auto"/>
         <w:ind w:left="0"/>
         <w:jc w:val="left"/>
         <w:outlineLvl w:val="0"/>
-      </w:pPr>
-      <w:bookmarkStart w:name="heading_0" w:id="0"/>
-      <w:r>
-        <w:rPr>
-          <w:rFonts w:eastAsia="等线" w:ascii="Arial" w:cs="Arial" w:hAnsi="Arial"/>
-          <w:b w:val="true"/>
+        <w:rPr>
+          <w:rFonts w:hint="eastAsia" w:ascii="AR PL UKai CN" w:hAnsi="AR PL UKai CN" w:eastAsia="AR PL UKai CN" w:cs="AR PL UKai CN"/>
+        </w:rPr>
+      </w:pPr>
+      <w:bookmarkStart w:id="0" w:name="heading_0"/>
+      <w:r>
+        <w:rPr>
+          <w:rFonts w:hint="eastAsia" w:ascii="AR PL UKai CN" w:hAnsi="AR PL UKai CN" w:eastAsia="AR PL UKai CN" w:cs="AR PL UKai CN"/>
+          <w:b/>
           <w:sz w:val="36"/>
         </w:rPr>
         <w:t>一、单链表：有头节点 VS 无头节点（核心区别+举例）</w:t>
@@ -45,17 +42,19 @@
     </w:p>
     <w:p>
       <w:pPr>
-        <w:pStyle w:val="2"/>
         <w:spacing w:before="320" w:after="120" w:line="288" w:lineRule="auto"/>
         <w:ind w:left="0"/>
         <w:jc w:val="left"/>
         <w:outlineLvl w:val="1"/>
-      </w:pPr>
-      <w:bookmarkStart w:name="heading_1" w:id="1"/>
-      <w:r>
-        <w:rPr>
-          <w:rFonts w:eastAsia="等线" w:ascii="Arial" w:cs="Arial" w:hAnsi="Arial"/>
-          <w:b w:val="true"/>
+        <w:rPr>
+          <w:rFonts w:hint="eastAsia" w:ascii="AR PL UKai CN" w:hAnsi="AR PL UKai CN" w:eastAsia="AR PL UKai CN" w:cs="AR PL UKai CN"/>
+        </w:rPr>
+      </w:pPr>
+      <w:bookmarkStart w:id="1" w:name="heading_1"/>
+      <w:r>
+        <w:rPr>
+          <w:rFonts w:hint="eastAsia" w:ascii="AR PL UKai CN" w:hAnsi="AR PL UKai CN" w:eastAsia="AR PL UKai CN" w:cs="AR PL UKai CN"/>
+          <w:b/>
           <w:sz w:val="32"/>
         </w:rPr>
         <w:t>1. 概念定义</w:t>
@@ -64,17 +63,19 @@
     </w:p>
     <w:p>
       <w:pPr>
-        <w:pStyle w:val="3"/>
         <w:spacing w:before="300" w:after="120" w:line="288" w:lineRule="auto"/>
         <w:ind w:left="0"/>
         <w:jc w:val="left"/>
         <w:outlineLvl w:val="2"/>
-      </w:pPr>
-      <w:bookmarkStart w:name="heading_2" w:id="2"/>
-      <w:r>
-        <w:rPr>
-          <w:rFonts w:eastAsia="等线" w:ascii="Arial" w:cs="Arial" w:hAnsi="Arial"/>
-          <w:b w:val="true"/>
+        <w:rPr>
+          <w:rFonts w:hint="eastAsia" w:ascii="AR PL UKai CN" w:hAnsi="AR PL UKai CN" w:eastAsia="AR PL UKai CN" w:cs="AR PL UKai CN"/>
+        </w:rPr>
+      </w:pPr>
+      <w:bookmarkStart w:id="2" w:name="heading_2"/>
+      <w:r>
+        <w:rPr>
+          <w:rFonts w:hint="eastAsia" w:ascii="AR PL UKai CN" w:hAnsi="AR PL UKai CN" w:eastAsia="AR PL UKai CN" w:cs="AR PL UKai CN"/>
+          <w:b/>
           <w:sz w:val="30"/>
         </w:rPr>
         <w:t>（1）无头节点链表（首节点即为有效数据节点）</w:t>
@@ -86,40 +87,43 @@
         <w:spacing w:before="120" w:after="120" w:line="288" w:lineRule="auto"/>
         <w:ind w:left="0"/>
         <w:jc w:val="left"/>
-      </w:pPr>
-      <w:r>
-        <w:rPr>
-          <w:rFonts w:eastAsia="等线" w:ascii="Arial" w:cs="Arial" w:hAnsi="Arial"/>
+        <w:rPr>
+          <w:rFonts w:hint="eastAsia" w:ascii="AR PL UKai CN" w:hAnsi="AR PL UKai CN" w:eastAsia="AR PL UKai CN" w:cs="AR PL UKai CN"/>
+        </w:rPr>
+      </w:pPr>
+      <w:r>
+        <w:rPr>
+          <w:rFonts w:hint="eastAsia" w:ascii="AR PL UKai CN" w:hAnsi="AR PL UKai CN" w:eastAsia="AR PL UKai CN" w:cs="AR PL UKai CN"/>
           <w:sz w:val="22"/>
         </w:rPr>
         <w:t>链表最前面的指针直接指向</w:t>
       </w:r>
       <w:r>
         <w:rPr>
-          <w:rFonts w:eastAsia="等线" w:ascii="Arial" w:cs="Arial" w:hAnsi="Arial"/>
-          <w:b w:val="true"/>
+          <w:rFonts w:hint="eastAsia" w:ascii="AR PL UKai CN" w:hAnsi="AR PL UKai CN" w:eastAsia="AR PL UKai CN" w:cs="AR PL UKai CN"/>
+          <w:b/>
           <w:sz w:val="22"/>
         </w:rPr>
         <w:t>第一个有效数据节点</w:t>
       </w:r>
       <w:r>
         <w:rPr>
-          <w:rFonts w:eastAsia="等线" w:ascii="Arial" w:cs="Arial" w:hAnsi="Arial"/>
+          <w:rFonts w:hint="eastAsia" w:ascii="AR PL UKai CN" w:hAnsi="AR PL UKai CN" w:eastAsia="AR PL UKai CN" w:cs="AR PL UKai CN"/>
           <w:sz w:val="22"/>
         </w:rPr>
         <w:t>，没有空节点。第一个节点就存真实业务数据，</w:t>
       </w:r>
       <w:r>
         <w:rPr>
-          <w:rFonts w:eastAsia="等线" w:ascii="Arial" w:cs="Arial" w:hAnsi="Arial"/>
-          <w:b w:val="true"/>
+          <w:rFonts w:hint="eastAsia" w:ascii="AR PL UKai CN" w:hAnsi="AR PL UKai CN" w:eastAsia="AR PL UKai CN" w:cs="AR PL UKai CN"/>
+          <w:b/>
           <w:sz w:val="22"/>
         </w:rPr>
         <w:t>没有专门的空头节点</w:t>
       </w:r>
       <w:r>
         <w:rPr>
-          <w:rFonts w:eastAsia="等线" w:ascii="Arial" w:cs="Arial" w:hAnsi="Arial"/>
+          <w:rFonts w:hint="eastAsia" w:ascii="AR PL UKai CN" w:hAnsi="AR PL UKai CN" w:eastAsia="AR PL UKai CN" w:cs="AR PL UKai CN"/>
           <w:sz w:val="22"/>
         </w:rPr>
         <w:t>。</w:t>
@@ -130,10 +134,13 @@
         <w:spacing w:before="120" w:after="120" w:line="288" w:lineRule="auto"/>
         <w:ind w:left="0"/>
         <w:jc w:val="left"/>
-      </w:pPr>
-      <w:r>
-        <w:rPr>
-          <w:rFonts w:eastAsia="等线" w:ascii="Arial" w:cs="Arial" w:hAnsi="Arial"/>
+        <w:rPr>
+          <w:rFonts w:hint="eastAsia" w:ascii="AR PL UKai CN" w:hAnsi="AR PL UKai CN" w:eastAsia="AR PL UKai CN" w:cs="AR PL UKai CN"/>
+        </w:rPr>
+      </w:pPr>
+      <w:r>
+        <w:rPr>
+          <w:rFonts w:hint="eastAsia" w:ascii="AR PL UKai CN" w:hAnsi="AR PL UKai CN" w:eastAsia="AR PL UKai CN" w:cs="AR PL UKai CN"/>
           <w:sz w:val="22"/>
         </w:rPr>
         <w:t>结构：头指针 → 有效节点1 → 有效节点2 → NULL</w:t>
@@ -141,47 +148,54 @@
     </w:p>
     <w:p>
       <w:pPr>
-        <w:pStyle w:val="3"/>
         <w:spacing w:before="300" w:after="120" w:line="288" w:lineRule="auto"/>
         <w:ind w:left="0"/>
         <w:jc w:val="left"/>
         <w:outlineLvl w:val="2"/>
-      </w:pPr>
-      <w:bookmarkStart w:name="heading_3" w:id="3"/>
-      <w:r>
-        <w:rPr>
-          <w:rFonts w:eastAsia="等线" w:ascii="Arial" w:cs="Arial" w:hAnsi="Arial"/>
-          <w:b w:val="true"/>
+        <w:rPr>
+          <w:rFonts w:hint="eastAsia" w:ascii="AR PL UKai CN" w:hAnsi="AR PL UKai CN" w:eastAsia="AR PL UKai CN" w:cs="AR PL UKai CN"/>
+        </w:rPr>
+      </w:pPr>
+      <w:bookmarkStart w:id="3" w:name="heading_3"/>
+      <w:r>
+        <w:rPr>
+          <w:rFonts w:hint="eastAsia" w:ascii="AR PL UKai CN" w:hAnsi="AR PL UKai CN" w:eastAsia="AR PL UKai CN" w:cs="AR PL UKai CN"/>
+          <w:b/>
           <w:sz w:val="30"/>
         </w:rPr>
         <w:t>（2）有头节点链表（工程最常用）</w:t>
       </w:r>
       <w:bookmarkEnd w:id="3"/>
-    </w:p>
+      <w:bookmarkStart w:id="31" w:name="_GoBack"/>
+    </w:p>
+    <w:bookmarkEnd w:id="31"/>
     <w:p>
       <w:pPr>
         <w:spacing w:before="120" w:after="120" w:line="288" w:lineRule="auto"/>
         <w:ind w:left="0"/>
         <w:jc w:val="left"/>
-      </w:pPr>
-      <w:r>
-        <w:rPr>
-          <w:rFonts w:eastAsia="等线" w:ascii="Arial" w:cs="Arial" w:hAnsi="Arial"/>
+        <w:rPr>
+          <w:rFonts w:hint="eastAsia" w:ascii="AR PL UKai CN" w:hAnsi="AR PL UKai CN" w:eastAsia="AR PL UKai CN" w:cs="AR PL UKai CN"/>
+        </w:rPr>
+      </w:pPr>
+      <w:r>
+        <w:rPr>
+          <w:rFonts w:hint="eastAsia" w:ascii="AR PL UKai CN" w:hAnsi="AR PL UKai CN" w:eastAsia="AR PL UKai CN" w:cs="AR PL UKai CN"/>
           <w:sz w:val="22"/>
         </w:rPr>
         <w:t>在第一个有效节点之前，额外增加一个</w:t>
       </w:r>
       <w:r>
         <w:rPr>
-          <w:rFonts w:eastAsia="等线" w:ascii="Arial" w:cs="Arial" w:hAnsi="Arial"/>
-          <w:b w:val="true"/>
+          <w:rFonts w:hint="eastAsia" w:ascii="AR PL UKai CN" w:hAnsi="AR PL UKai CN" w:eastAsia="AR PL UKai CN" w:cs="AR PL UKai CN"/>
+          <w:b/>
           <w:sz w:val="22"/>
         </w:rPr>
         <w:t>不存储任何有效数据的空节点</w:t>
       </w:r>
       <w:r>
         <w:rPr>
-          <w:rFonts w:eastAsia="等线" w:ascii="Arial" w:cs="Arial" w:hAnsi="Arial"/>
+          <w:rFonts w:hint="eastAsia" w:ascii="AR PL UKai CN" w:hAnsi="AR PL UKai CN" w:eastAsia="AR PL UKai CN" w:cs="AR PL UKai CN"/>
           <w:sz w:val="22"/>
         </w:rPr>
         <w:t>。</w:t>
@@ -192,10 +206,13 @@
         <w:spacing w:before="120" w:after="120" w:line="288" w:lineRule="auto"/>
         <w:ind w:left="0"/>
         <w:jc w:val="left"/>
-      </w:pPr>
-      <w:r>
-        <w:rPr>
-          <w:rFonts w:eastAsia="等线" w:ascii="Arial" w:cs="Arial" w:hAnsi="Arial"/>
+        <w:rPr>
+          <w:rFonts w:hint="eastAsia" w:ascii="AR PL UKai CN" w:hAnsi="AR PL UKai CN" w:eastAsia="AR PL UKai CN" w:cs="AR PL UKai CN"/>
+        </w:rPr>
+      </w:pPr>
+      <w:r>
+        <w:rPr>
+          <w:rFonts w:hint="eastAsia" w:ascii="AR PL UKai CN" w:hAnsi="AR PL UKai CN" w:eastAsia="AR PL UKai CN" w:cs="AR PL UKai CN"/>
           <w:sz w:val="22"/>
         </w:rPr>
         <w:t>头节点只做“占位、统一入口”使用，真正数据从头节点的 next 开始。</w:t>
@@ -206,10 +223,13 @@
         <w:spacing w:before="120" w:after="120" w:line="288" w:lineRule="auto"/>
         <w:ind w:left="0"/>
         <w:jc w:val="left"/>
-      </w:pPr>
-      <w:r>
-        <w:rPr>
-          <w:rFonts w:eastAsia="等线" w:ascii="Arial" w:cs="Arial" w:hAnsi="Arial"/>
+        <w:rPr>
+          <w:rFonts w:hint="eastAsia" w:ascii="AR PL UKai CN" w:hAnsi="AR PL UKai CN" w:eastAsia="AR PL UKai CN" w:cs="AR PL UKai CN"/>
+        </w:rPr>
+      </w:pPr>
+      <w:r>
+        <w:rPr>
+          <w:rFonts w:hint="eastAsia" w:ascii="AR PL UKai CN" w:hAnsi="AR PL UKai CN" w:eastAsia="AR PL UKai CN" w:cs="AR PL UKai CN"/>
           <w:sz w:val="22"/>
         </w:rPr>
         <w:t>结构：头节点(空) → 有效节点1 → 有效节点2 → NULL</w:t>
@@ -217,17 +237,19 @@
     </w:p>
     <w:p>
       <w:pPr>
-        <w:pStyle w:val="2"/>
         <w:spacing w:before="320" w:after="120" w:line="288" w:lineRule="auto"/>
         <w:ind w:left="0"/>
         <w:jc w:val="left"/>
         <w:outlineLvl w:val="1"/>
-      </w:pPr>
-      <w:bookmarkStart w:name="heading_4" w:id="4"/>
-      <w:r>
-        <w:rPr>
-          <w:rFonts w:eastAsia="等线" w:ascii="Arial" w:cs="Arial" w:hAnsi="Arial"/>
-          <w:b w:val="true"/>
+        <w:rPr>
+          <w:rFonts w:hint="eastAsia" w:ascii="AR PL UKai CN" w:hAnsi="AR PL UKai CN" w:eastAsia="AR PL UKai CN" w:cs="AR PL UKai CN"/>
+        </w:rPr>
+      </w:pPr>
+      <w:bookmarkStart w:id="4" w:name="heading_4"/>
+      <w:r>
+        <w:rPr>
+          <w:rFonts w:hint="eastAsia" w:ascii="AR PL UKai CN" w:hAnsi="AR PL UKai CN" w:eastAsia="AR PL UKai CN" w:cs="AR PL UKai CN"/>
+          <w:b/>
           <w:sz w:val="32"/>
         </w:rPr>
         <w:t>2. 核心区别（重点背诵）</w:t>
@@ -236,17 +258,19 @@
     </w:p>
     <w:p>
       <w:pPr>
-        <w:pStyle w:val="3"/>
         <w:spacing w:before="300" w:after="120" w:line="288" w:lineRule="auto"/>
         <w:ind w:left="0"/>
         <w:jc w:val="left"/>
         <w:outlineLvl w:val="2"/>
-      </w:pPr>
-      <w:bookmarkStart w:name="heading_5" w:id="5"/>
-      <w:r>
-        <w:rPr>
-          <w:rFonts w:eastAsia="等线" w:ascii="Arial" w:cs="Arial" w:hAnsi="Arial"/>
-          <w:b w:val="true"/>
+        <w:rPr>
+          <w:rFonts w:hint="eastAsia" w:ascii="AR PL UKai CN" w:hAnsi="AR PL UKai CN" w:eastAsia="AR PL UKai CN" w:cs="AR PL UKai CN"/>
+        </w:rPr>
+      </w:pPr>
+      <w:bookmarkStart w:id="5" w:name="heading_5"/>
+      <w:r>
+        <w:rPr>
+          <w:rFonts w:hint="eastAsia" w:ascii="AR PL UKai CN" w:hAnsi="AR PL UKai CN" w:eastAsia="AR PL UKai CN" w:cs="AR PL UKai CN"/>
+          <w:b/>
           <w:sz w:val="30"/>
         </w:rPr>
         <w:t>区别1：空链表状态不同</w:t>
@@ -256,23 +280,27 @@
     <w:p>
       <w:pPr>
         <w:numPr>
+          <w:ilvl w:val="0"/>
           <w:numId w:val="1"/>
         </w:numPr>
         <w:spacing w:before="120" w:after="120" w:line="288" w:lineRule="auto"/>
         <w:ind w:left="0"/>
         <w:jc w:val="left"/>
-      </w:pPr>
-      <w:r>
-        <w:rPr>
-          <w:rFonts w:eastAsia="等线" w:ascii="Arial" w:cs="Arial" w:hAnsi="Arial"/>
-          <w:b w:val="true"/>
+        <w:rPr>
+          <w:rFonts w:hint="eastAsia" w:ascii="AR PL UKai CN" w:hAnsi="AR PL UKai CN" w:eastAsia="AR PL UKai CN" w:cs="AR PL UKai CN"/>
+        </w:rPr>
+      </w:pPr>
+      <w:r>
+        <w:rPr>
+          <w:rFonts w:hint="eastAsia" w:ascii="AR PL UKai CN" w:hAnsi="AR PL UKai CN" w:eastAsia="AR PL UKai CN" w:cs="AR PL UKai CN"/>
+          <w:b/>
           <w:sz w:val="22"/>
         </w:rPr>
         <w:t>无头节点</w:t>
       </w:r>
       <w:r>
         <w:rPr>
-          <w:rFonts w:eastAsia="等线" w:ascii="Arial" w:cs="Arial" w:hAnsi="Arial"/>
+          <w:rFonts w:hint="eastAsia" w:ascii="AR PL UKai CN" w:hAnsi="AR PL UKai CN" w:eastAsia="AR PL UKai CN" w:cs="AR PL UKai CN"/>
           <w:sz w:val="22"/>
         </w:rPr>
         <w:t>：空链表时 头指针=NULL</w:t>
@@ -281,23 +309,27 @@
     <w:p>
       <w:pPr>
         <w:numPr>
+          <w:ilvl w:val="0"/>
           <w:numId w:val="2"/>
         </w:numPr>
         <w:spacing w:before="120" w:after="120" w:line="288" w:lineRule="auto"/>
         <w:ind w:left="0"/>
         <w:jc w:val="left"/>
-      </w:pPr>
-      <w:r>
-        <w:rPr>
-          <w:rFonts w:eastAsia="等线" w:ascii="Arial" w:cs="Arial" w:hAnsi="Arial"/>
-          <w:b w:val="true"/>
+        <w:rPr>
+          <w:rFonts w:hint="eastAsia" w:ascii="AR PL UKai CN" w:hAnsi="AR PL UKai CN" w:eastAsia="AR PL UKai CN" w:cs="AR PL UKai CN"/>
+        </w:rPr>
+      </w:pPr>
+      <w:r>
+        <w:rPr>
+          <w:rFonts w:hint="eastAsia" w:ascii="AR PL UKai CN" w:hAnsi="AR PL UKai CN" w:eastAsia="AR PL UKai CN" w:cs="AR PL UKai CN"/>
+          <w:b/>
           <w:sz w:val="22"/>
         </w:rPr>
         <w:t>有头节点</w:t>
       </w:r>
       <w:r>
         <w:rPr>
-          <w:rFonts w:eastAsia="等线" w:ascii="Arial" w:cs="Arial" w:hAnsi="Arial"/>
+          <w:rFonts w:hint="eastAsia" w:ascii="AR PL UKai CN" w:hAnsi="AR PL UKai CN" w:eastAsia="AR PL UKai CN" w:cs="AR PL UKai CN"/>
           <w:sz w:val="22"/>
         </w:rPr>
         <w:t>：空链表时 头节点存在，head-&gt;next=NULL（指针永远不为空）</w:t>
@@ -305,17 +337,19 @@
     </w:p>
     <w:p>
       <w:pPr>
-        <w:pStyle w:val="3"/>
         <w:spacing w:before="300" w:after="120" w:line="288" w:lineRule="auto"/>
         <w:ind w:left="0"/>
         <w:jc w:val="left"/>
         <w:outlineLvl w:val="2"/>
-      </w:pPr>
-      <w:bookmarkStart w:name="heading_6" w:id="6"/>
-      <w:r>
-        <w:rPr>
-          <w:rFonts w:eastAsia="等线" w:ascii="Arial" w:cs="Arial" w:hAnsi="Arial"/>
-          <w:b w:val="true"/>
+        <w:rPr>
+          <w:rFonts w:hint="eastAsia" w:ascii="AR PL UKai CN" w:hAnsi="AR PL UKai CN" w:eastAsia="AR PL UKai CN" w:cs="AR PL UKai CN"/>
+        </w:rPr>
+      </w:pPr>
+      <w:bookmarkStart w:id="6" w:name="heading_6"/>
+      <w:r>
+        <w:rPr>
+          <w:rFonts w:hint="eastAsia" w:ascii="AR PL UKai CN" w:hAnsi="AR PL UKai CN" w:eastAsia="AR PL UKai CN" w:cs="AR PL UKai CN"/>
+          <w:b/>
           <w:sz w:val="30"/>
         </w:rPr>
         <w:t>区别2：插入、删除逻辑复杂度不同（最大优势）</w:t>
@@ -325,50 +359,70 @@
     <w:p>
       <w:pPr>
         <w:numPr>
+          <w:ilvl w:val="0"/>
           <w:numId w:val="3"/>
         </w:numPr>
         <w:spacing w:before="120" w:after="120" w:line="288" w:lineRule="auto"/>
         <w:ind w:left="0"/>
         <w:jc w:val="left"/>
-      </w:pPr>
-      <w:r>
-        <w:rPr>
-          <w:rFonts w:eastAsia="等线" w:ascii="Arial" w:cs="Arial" w:hAnsi="Arial"/>
-          <w:b w:val="true"/>
+        <w:rPr>
+          <w:rFonts w:hint="eastAsia" w:ascii="AR PL UKai CN" w:hAnsi="AR PL UKai CN" w:eastAsia="AR PL UKai CN" w:cs="AR PL UKai CN"/>
+        </w:rPr>
+      </w:pPr>
+      <w:r>
+        <w:rPr>
+          <w:rFonts w:hint="eastAsia" w:ascii="AR PL UKai CN" w:hAnsi="AR PL UKai CN" w:eastAsia="AR PL UKai CN" w:cs="AR PL UKai CN"/>
+          <w:b/>
           <w:sz w:val="22"/>
         </w:rPr>
         <w:t>无头节点</w:t>
       </w:r>
       <w:r>
         <w:rPr>
-          <w:rFonts w:eastAsia="等线" w:ascii="Arial" w:cs="Arial" w:hAnsi="Arial"/>
+          <w:rFonts w:hint="eastAsia" w:ascii="AR PL UKai CN" w:hAnsi="AR PL UKai CN" w:eastAsia="AR PL UKai CN" w:cs="AR PL UKai CN"/>
           <w:sz w:val="22"/>
         </w:rPr>
         <w:t>：</w:t>
-        <w:br/>
+      </w:r>
+      <w:r>
+        <w:rPr>
+          <w:rFonts w:hint="eastAsia" w:ascii="AR PL UKai CN" w:hAnsi="AR PL UKai CN" w:eastAsia="AR PL UKai CN" w:cs="AR PL UKai CN"/>
+          <w:sz w:val="22"/>
+        </w:rPr>
+        <w:br w:type="textWrapping"/>
+      </w:r>
+      <w:r>
+        <w:rPr>
+          <w:rFonts w:hint="eastAsia" w:ascii="AR PL UKai CN" w:hAnsi="AR PL UKai CN" w:eastAsia="AR PL UKai CN" w:cs="AR PL UKai CN"/>
+          <w:sz w:val="22"/>
+        </w:rPr>
         <w:t xml:space="preserve">        </w:t>
       </w:r>
     </w:p>
     <w:p>
       <w:pPr>
         <w:numPr>
+          <w:ilvl w:val="0"/>
           <w:numId w:val="4"/>
         </w:numPr>
         <w:spacing w:before="120" w:after="120" w:line="288" w:lineRule="auto"/>
         <w:ind w:left="453"/>
         <w:jc w:val="left"/>
-      </w:pPr>
-      <w:r>
-        <w:rPr>
-          <w:rFonts w:eastAsia="等线" w:ascii="Arial" w:cs="Arial" w:hAnsi="Arial"/>
+        <w:rPr>
+          <w:rFonts w:hint="eastAsia" w:ascii="AR PL UKai CN" w:hAnsi="AR PL UKai CN" w:eastAsia="AR PL UKai CN" w:cs="AR PL UKai CN"/>
+        </w:rPr>
+      </w:pPr>
+      <w:r>
+        <w:rPr>
+          <w:rFonts w:hint="eastAsia" w:ascii="AR PL UKai CN" w:hAnsi="AR PL UKai CN" w:eastAsia="AR PL UKai CN" w:cs="AR PL UKai CN"/>
           <w:sz w:val="22"/>
         </w:rPr>
         <w:t>在第一个位置插入/删除节点时，</w:t>
       </w:r>
       <w:r>
         <w:rPr>
-          <w:rFonts w:eastAsia="等线" w:ascii="Arial" w:cs="Arial" w:hAnsi="Arial"/>
-          <w:b w:val="true"/>
+          <w:rFonts w:hint="eastAsia" w:ascii="AR PL UKai CN" w:hAnsi="AR PL UKai CN" w:eastAsia="AR PL UKai CN" w:cs="AR PL UKai CN"/>
+          <w:b/>
           <w:sz w:val="22"/>
         </w:rPr>
         <w:t>需要修改头指针</w:t>
@@ -377,15 +431,19 @@
     <w:p>
       <w:pPr>
         <w:numPr>
+          <w:ilvl w:val="0"/>
           <w:numId w:val="5"/>
         </w:numPr>
         <w:spacing w:before="120" w:after="120" w:line="288" w:lineRule="auto"/>
         <w:ind w:left="453"/>
         <w:jc w:val="left"/>
-      </w:pPr>
-      <w:r>
-        <w:rPr>
-          <w:rFonts w:eastAsia="等线" w:ascii="Arial" w:cs="Arial" w:hAnsi="Arial"/>
+        <w:rPr>
+          <w:rFonts w:hint="eastAsia" w:ascii="AR PL UKai CN" w:hAnsi="AR PL UKai CN" w:eastAsia="AR PL UKai CN" w:cs="AR PL UKai CN"/>
+        </w:rPr>
+      </w:pPr>
+      <w:r>
+        <w:rPr>
+          <w:rFonts w:hint="eastAsia" w:ascii="AR PL UKai CN" w:hAnsi="AR PL UKai CN" w:eastAsia="AR PL UKai CN" w:cs="AR PL UKai CN"/>
           <w:sz w:val="22"/>
         </w:rPr>
         <w:t>必须单独判断“是否是首节点”，代码分支多、逻辑复杂、容易BUG</w:t>
@@ -394,50 +452,70 @@
     <w:p>
       <w:pPr>
         <w:numPr>
+          <w:ilvl w:val="0"/>
           <w:numId w:val="6"/>
         </w:numPr>
         <w:spacing w:before="120" w:after="120" w:line="288" w:lineRule="auto"/>
         <w:ind w:left="0"/>
         <w:jc w:val="left"/>
-      </w:pPr>
-      <w:r>
-        <w:rPr>
-          <w:rFonts w:eastAsia="等线" w:ascii="Arial" w:cs="Arial" w:hAnsi="Arial"/>
-          <w:b w:val="true"/>
+        <w:rPr>
+          <w:rFonts w:hint="eastAsia" w:ascii="AR PL UKai CN" w:hAnsi="AR PL UKai CN" w:eastAsia="AR PL UKai CN" w:cs="AR PL UKai CN"/>
+        </w:rPr>
+      </w:pPr>
+      <w:r>
+        <w:rPr>
+          <w:rFonts w:hint="eastAsia" w:ascii="AR PL UKai CN" w:hAnsi="AR PL UKai CN" w:eastAsia="AR PL UKai CN" w:cs="AR PL UKai CN"/>
+          <w:b/>
           <w:sz w:val="22"/>
         </w:rPr>
         <w:t>有头节点</w:t>
       </w:r>
       <w:r>
         <w:rPr>
-          <w:rFonts w:eastAsia="等线" w:ascii="Arial" w:cs="Arial" w:hAnsi="Arial"/>
+          <w:rFonts w:hint="eastAsia" w:ascii="AR PL UKai CN" w:hAnsi="AR PL UKai CN" w:eastAsia="AR PL UKai CN" w:cs="AR PL UKai CN"/>
           <w:sz w:val="22"/>
         </w:rPr>
         <w:t>：</w:t>
-        <w:br/>
+      </w:r>
+      <w:r>
+        <w:rPr>
+          <w:rFonts w:hint="eastAsia" w:ascii="AR PL UKai CN" w:hAnsi="AR PL UKai CN" w:eastAsia="AR PL UKai CN" w:cs="AR PL UKai CN"/>
+          <w:sz w:val="22"/>
+        </w:rPr>
+        <w:br w:type="textWrapping"/>
+      </w:r>
+      <w:r>
+        <w:rPr>
+          <w:rFonts w:hint="eastAsia" w:ascii="AR PL UKai CN" w:hAnsi="AR PL UKai CN" w:eastAsia="AR PL UKai CN" w:cs="AR PL UKai CN"/>
+          <w:sz w:val="22"/>
+        </w:rPr>
         <w:t xml:space="preserve">        </w:t>
       </w:r>
     </w:p>
     <w:p>
       <w:pPr>
         <w:numPr>
+          <w:ilvl w:val="0"/>
           <w:numId w:val="7"/>
         </w:numPr>
         <w:spacing w:before="120" w:after="120" w:line="288" w:lineRule="auto"/>
         <w:ind w:left="453"/>
         <w:jc w:val="left"/>
-      </w:pPr>
-      <w:r>
-        <w:rPr>
-          <w:rFonts w:eastAsia="等线" w:ascii="Arial" w:cs="Arial" w:hAnsi="Arial"/>
+        <w:rPr>
+          <w:rFonts w:hint="eastAsia" w:ascii="AR PL UKai CN" w:hAnsi="AR PL UKai CN" w:eastAsia="AR PL UKai CN" w:cs="AR PL UKai CN"/>
+        </w:rPr>
+      </w:pPr>
+      <w:r>
+        <w:rPr>
+          <w:rFonts w:hint="eastAsia" w:ascii="AR PL UKai CN" w:hAnsi="AR PL UKai CN" w:eastAsia="AR PL UKai CN" w:cs="AR PL UKai CN"/>
           <w:sz w:val="22"/>
         </w:rPr>
         <w:t>不管操作第几个节点，</w:t>
       </w:r>
       <w:r>
         <w:rPr>
-          <w:rFonts w:eastAsia="等线" w:ascii="Arial" w:cs="Arial" w:hAnsi="Arial"/>
-          <w:b w:val="true"/>
+          <w:rFonts w:hint="eastAsia" w:ascii="AR PL UKai CN" w:hAnsi="AR PL UKai CN" w:eastAsia="AR PL UKai CN" w:cs="AR PL UKai CN"/>
+          <w:b/>
           <w:sz w:val="22"/>
         </w:rPr>
         <w:t>头指针永远不变</w:t>
@@ -446,30 +524,34 @@
     <w:p>
       <w:pPr>
         <w:numPr>
+          <w:ilvl w:val="0"/>
           <w:numId w:val="8"/>
         </w:numPr>
         <w:spacing w:before="120" w:after="120" w:line="288" w:lineRule="auto"/>
         <w:ind w:left="453"/>
         <w:jc w:val="left"/>
-      </w:pPr>
-      <w:r>
-        <w:rPr>
-          <w:rFonts w:eastAsia="等线" w:ascii="Arial" w:cs="Arial" w:hAnsi="Arial"/>
+        <w:rPr>
+          <w:rFonts w:hint="eastAsia" w:ascii="AR PL UKai CN" w:hAnsi="AR PL UKai CN" w:eastAsia="AR PL UKai CN" w:cs="AR PL UKai CN"/>
+        </w:rPr>
+      </w:pPr>
+      <w:r>
+        <w:rPr>
+          <w:rFonts w:hint="eastAsia" w:ascii="AR PL UKai CN" w:hAnsi="AR PL UKai CN" w:eastAsia="AR PL UKai CN" w:cs="AR PL UKai CN"/>
           <w:sz w:val="22"/>
         </w:rPr>
         <w:t>所有节点的增删逻辑</w:t>
       </w:r>
       <w:r>
         <w:rPr>
-          <w:rFonts w:eastAsia="等线" w:ascii="Arial" w:cs="Arial" w:hAnsi="Arial"/>
-          <w:b w:val="true"/>
+          <w:rFonts w:hint="eastAsia" w:ascii="AR PL UKai CN" w:hAnsi="AR PL UKai CN" w:eastAsia="AR PL UKai CN" w:cs="AR PL UKai CN"/>
+          <w:b/>
           <w:sz w:val="22"/>
         </w:rPr>
         <w:t>统一、无特殊分支</w:t>
       </w:r>
       <w:r>
         <w:rPr>
-          <w:rFonts w:eastAsia="等线" w:ascii="Arial" w:cs="Arial" w:hAnsi="Arial"/>
+          <w:rFonts w:hint="eastAsia" w:ascii="AR PL UKai CN" w:hAnsi="AR PL UKai CN" w:eastAsia="AR PL UKai CN" w:cs="AR PL UKai CN"/>
           <w:sz w:val="22"/>
         </w:rPr>
         <w:t>，代码极简、零特例</w:t>
@@ -477,17 +559,19 @@
     </w:p>
     <w:p>
       <w:pPr>
-        <w:pStyle w:val="3"/>
         <w:spacing w:before="300" w:after="120" w:line="288" w:lineRule="auto"/>
         <w:ind w:left="0"/>
         <w:jc w:val="left"/>
         <w:outlineLvl w:val="2"/>
-      </w:pPr>
-      <w:bookmarkStart w:name="heading_7" w:id="7"/>
-      <w:r>
-        <w:rPr>
-          <w:rFonts w:eastAsia="等线" w:ascii="Arial" w:cs="Arial" w:hAnsi="Arial"/>
-          <w:b w:val="true"/>
+        <w:rPr>
+          <w:rFonts w:hint="eastAsia" w:ascii="AR PL UKai CN" w:hAnsi="AR PL UKai CN" w:eastAsia="AR PL UKai CN" w:cs="AR PL UKai CN"/>
+        </w:rPr>
+      </w:pPr>
+      <w:bookmarkStart w:id="7" w:name="heading_7"/>
+      <w:r>
+        <w:rPr>
+          <w:rFonts w:hint="eastAsia" w:ascii="AR PL UKai CN" w:hAnsi="AR PL UKai CN" w:eastAsia="AR PL UKai CN" w:cs="AR PL UKai CN"/>
+          <w:b/>
           <w:sz w:val="30"/>
         </w:rPr>
         <w:t>区别3：遍历逻辑</w:t>
@@ -497,23 +581,27 @@
     <w:p>
       <w:pPr>
         <w:numPr>
+          <w:ilvl w:val="0"/>
           <w:numId w:val="9"/>
         </w:numPr>
         <w:spacing w:before="120" w:after="120" w:line="288" w:lineRule="auto"/>
         <w:ind w:left="0"/>
         <w:jc w:val="left"/>
-      </w:pPr>
-      <w:r>
-        <w:rPr>
-          <w:rFonts w:eastAsia="等线" w:ascii="Arial" w:cs="Arial" w:hAnsi="Arial"/>
-          <w:b w:val="true"/>
+        <w:rPr>
+          <w:rFonts w:hint="eastAsia" w:ascii="AR PL UKai CN" w:hAnsi="AR PL UKai CN" w:eastAsia="AR PL UKai CN" w:cs="AR PL UKai CN"/>
+        </w:rPr>
+      </w:pPr>
+      <w:r>
+        <w:rPr>
+          <w:rFonts w:hint="eastAsia" w:ascii="AR PL UKai CN" w:hAnsi="AR PL UKai CN" w:eastAsia="AR PL UKai CN" w:cs="AR PL UKai CN"/>
+          <w:b/>
           <w:sz w:val="22"/>
         </w:rPr>
         <w:t>无头节点</w:t>
       </w:r>
       <w:r>
         <w:rPr>
-          <w:rFonts w:eastAsia="等线" w:ascii="Arial" w:cs="Arial" w:hAnsi="Arial"/>
+          <w:rFonts w:hint="eastAsia" w:ascii="AR PL UKai CN" w:hAnsi="AR PL UKai CN" w:eastAsia="AR PL UKai CN" w:cs="AR PL UKai CN"/>
           <w:sz w:val="22"/>
         </w:rPr>
         <w:t>：遍历从头指针开始</w:t>
@@ -522,23 +610,27 @@
     <w:p>
       <w:pPr>
         <w:numPr>
+          <w:ilvl w:val="0"/>
           <w:numId w:val="10"/>
         </w:numPr>
         <w:spacing w:before="120" w:after="120" w:line="288" w:lineRule="auto"/>
         <w:ind w:left="0"/>
         <w:jc w:val="left"/>
-      </w:pPr>
-      <w:r>
-        <w:rPr>
-          <w:rFonts w:eastAsia="等线" w:ascii="Arial" w:cs="Arial" w:hAnsi="Arial"/>
-          <w:b w:val="true"/>
+        <w:rPr>
+          <w:rFonts w:hint="eastAsia" w:ascii="AR PL UKai CN" w:hAnsi="AR PL UKai CN" w:eastAsia="AR PL UKai CN" w:cs="AR PL UKai CN"/>
+        </w:rPr>
+      </w:pPr>
+      <w:r>
+        <w:rPr>
+          <w:rFonts w:hint="eastAsia" w:ascii="AR PL UKai CN" w:hAnsi="AR PL UKai CN" w:eastAsia="AR PL UKai CN" w:cs="AR PL UKai CN"/>
+          <w:b/>
           <w:sz w:val="22"/>
         </w:rPr>
         <w:t>有头节点</w:t>
       </w:r>
       <w:r>
         <w:rPr>
-          <w:rFonts w:eastAsia="等线" w:ascii="Arial" w:cs="Arial" w:hAnsi="Arial"/>
+          <w:rFonts w:hint="eastAsia" w:ascii="AR PL UKai CN" w:hAnsi="AR PL UKai CN" w:eastAsia="AR PL UKai CN" w:cs="AR PL UKai CN"/>
           <w:sz w:val="22"/>
         </w:rPr>
         <w:t>：遍历从 head-&gt;next 开始，跳过空节点</w:t>
@@ -546,17 +638,19 @@
     </w:p>
     <w:p>
       <w:pPr>
-        <w:pStyle w:val="3"/>
         <w:spacing w:before="300" w:after="120" w:line="288" w:lineRule="auto"/>
         <w:ind w:left="0"/>
         <w:jc w:val="left"/>
         <w:outlineLvl w:val="2"/>
-      </w:pPr>
-      <w:bookmarkStart w:name="heading_8" w:id="8"/>
-      <w:r>
-        <w:rPr>
-          <w:rFonts w:eastAsia="等线" w:ascii="Arial" w:cs="Arial" w:hAnsi="Arial"/>
-          <w:b w:val="true"/>
+        <w:rPr>
+          <w:rFonts w:hint="eastAsia" w:ascii="AR PL UKai CN" w:hAnsi="AR PL UKai CN" w:eastAsia="AR PL UKai CN" w:cs="AR PL UKai CN"/>
+        </w:rPr>
+      </w:pPr>
+      <w:bookmarkStart w:id="8" w:name="heading_8"/>
+      <w:r>
+        <w:rPr>
+          <w:rFonts w:hint="eastAsia" w:ascii="AR PL UKai CN" w:hAnsi="AR PL UKai CN" w:eastAsia="AR PL UKai CN" w:cs="AR PL UKai CN"/>
+          <w:b/>
           <w:sz w:val="30"/>
         </w:rPr>
         <w:t>区别4：工程使用场景</w:t>
@@ -566,23 +660,27 @@
     <w:p>
       <w:pPr>
         <w:numPr>
+          <w:ilvl w:val="0"/>
           <w:numId w:val="11"/>
         </w:numPr>
         <w:spacing w:before="120" w:after="120" w:line="288" w:lineRule="auto"/>
         <w:ind w:left="0"/>
         <w:jc w:val="left"/>
-      </w:pPr>
-      <w:r>
-        <w:rPr>
-          <w:rFonts w:eastAsia="等线" w:ascii="Arial" w:cs="Arial" w:hAnsi="Arial"/>
-          <w:b w:val="true"/>
+        <w:rPr>
+          <w:rFonts w:hint="eastAsia" w:ascii="AR PL UKai CN" w:hAnsi="AR PL UKai CN" w:eastAsia="AR PL UKai CN" w:cs="AR PL UKai CN"/>
+        </w:rPr>
+      </w:pPr>
+      <w:r>
+        <w:rPr>
+          <w:rFonts w:hint="eastAsia" w:ascii="AR PL UKai CN" w:hAnsi="AR PL UKai CN" w:eastAsia="AR PL UKai CN" w:cs="AR PL UKai CN"/>
+          <w:b/>
           <w:sz w:val="22"/>
         </w:rPr>
         <w:t>无头节点</w:t>
       </w:r>
       <w:r>
         <w:rPr>
-          <w:rFonts w:eastAsia="等线" w:ascii="Arial" w:cs="Arial" w:hAnsi="Arial"/>
+          <w:rFonts w:hint="eastAsia" w:ascii="AR PL UKai CN" w:hAnsi="AR PL UKai CN" w:eastAsia="AR PL UKai CN" w:cs="AR PL UKai CN"/>
           <w:sz w:val="22"/>
         </w:rPr>
         <w:t>：仅简单临时链表使用，几乎不用在项目中</w:t>
@@ -591,31 +689,35 @@
     <w:p>
       <w:pPr>
         <w:numPr>
+          <w:ilvl w:val="0"/>
           <w:numId w:val="12"/>
         </w:numPr>
         <w:spacing w:before="120" w:after="120" w:line="288" w:lineRule="auto"/>
         <w:ind w:left="0"/>
         <w:jc w:val="left"/>
-      </w:pPr>
-      <w:r>
-        <w:rPr>
-          <w:rFonts w:eastAsia="等线" w:ascii="Arial" w:cs="Arial" w:hAnsi="Arial"/>
-          <w:b w:val="true"/>
+        <w:rPr>
+          <w:rFonts w:hint="eastAsia" w:ascii="AR PL UKai CN" w:hAnsi="AR PL UKai CN" w:eastAsia="AR PL UKai CN" w:cs="AR PL UKai CN"/>
+        </w:rPr>
+      </w:pPr>
+      <w:r>
+        <w:rPr>
+          <w:rFonts w:hint="eastAsia" w:ascii="AR PL UKai CN" w:hAnsi="AR PL UKai CN" w:eastAsia="AR PL UKai CN" w:cs="AR PL UKai CN"/>
+          <w:b/>
           <w:sz w:val="22"/>
         </w:rPr>
         <w:t>有头节点</w:t>
       </w:r>
       <w:r>
         <w:rPr>
-          <w:rFonts w:eastAsia="等线" w:ascii="Arial" w:cs="Arial" w:hAnsi="Arial"/>
+          <w:rFonts w:hint="eastAsia" w:ascii="AR PL UKai CN" w:hAnsi="AR PL UKai CN" w:eastAsia="AR PL UKai CN" w:cs="AR PL UKai CN"/>
           <w:sz w:val="22"/>
         </w:rPr>
         <w:t>：</w:t>
       </w:r>
       <w:r>
         <w:rPr>
-          <w:rFonts w:eastAsia="等线" w:ascii="Arial" w:cs="Arial" w:hAnsi="Arial"/>
-          <w:b w:val="true"/>
+          <w:rFonts w:hint="eastAsia" w:ascii="AR PL UKai CN" w:hAnsi="AR PL UKai CN" w:eastAsia="AR PL UKai CN" w:cs="AR PL UKai CN"/>
+          <w:b/>
           <w:sz w:val="22"/>
         </w:rPr>
         <w:t>嵌入式、数据结构、队列、协议解析、CAN报文链表 100%使用</w:t>
@@ -623,17 +725,19 @@
     </w:p>
     <w:p>
       <w:pPr>
-        <w:pStyle w:val="2"/>
         <w:spacing w:before="320" w:after="120" w:line="288" w:lineRule="auto"/>
         <w:ind w:left="0"/>
         <w:jc w:val="left"/>
         <w:outlineLvl w:val="1"/>
-      </w:pPr>
-      <w:bookmarkStart w:name="heading_9" w:id="9"/>
-      <w:r>
-        <w:rPr>
-          <w:rFonts w:eastAsia="等线" w:ascii="Arial" w:cs="Arial" w:hAnsi="Arial"/>
-          <w:b w:val="true"/>
+        <w:rPr>
+          <w:rFonts w:hint="eastAsia" w:ascii="AR PL UKai CN" w:hAnsi="AR PL UKai CN" w:eastAsia="AR PL UKai CN" w:cs="AR PL UKai CN"/>
+        </w:rPr>
+      </w:pPr>
+      <w:bookmarkStart w:id="9" w:name="heading_9"/>
+      <w:r>
+        <w:rPr>
+          <w:rFonts w:hint="eastAsia" w:ascii="AR PL UKai CN" w:hAnsi="AR PL UKai CN" w:eastAsia="AR PL UKai CN" w:cs="AR PL UKai CN"/>
+          <w:b/>
           <w:sz w:val="32"/>
         </w:rPr>
         <w:t>3. 代码对比举例（核心实操，直观看懂差异）</w:t>
@@ -642,17 +746,19 @@
     </w:p>
     <w:p>
       <w:pPr>
-        <w:pStyle w:val="3"/>
         <w:spacing w:before="300" w:after="120" w:line="288" w:lineRule="auto"/>
         <w:ind w:left="0"/>
         <w:jc w:val="left"/>
         <w:outlineLvl w:val="2"/>
-      </w:pPr>
-      <w:bookmarkStart w:name="heading_10" w:id="10"/>
-      <w:r>
-        <w:rPr>
-          <w:rFonts w:eastAsia="等线" w:ascii="Arial" w:cs="Arial" w:hAnsi="Arial"/>
-          <w:b w:val="true"/>
+        <w:rPr>
+          <w:rFonts w:hint="eastAsia" w:ascii="AR PL UKai CN" w:hAnsi="AR PL UKai CN" w:eastAsia="AR PL UKai CN" w:cs="AR PL UKai CN"/>
+        </w:rPr>
+      </w:pPr>
+      <w:bookmarkStart w:id="10" w:name="heading_10"/>
+      <w:r>
+        <w:rPr>
+          <w:rFonts w:hint="eastAsia" w:ascii="AR PL UKai CN" w:hAnsi="AR PL UKai CN" w:eastAsia="AR PL UKai CN" w:cs="AR PL UKai CN"/>
+          <w:b/>
           <w:sz w:val="30"/>
         </w:rPr>
         <w:t>示例1：无头节点链表（完整可运行代码）</w:t>
@@ -664,10 +770,13 @@
         <w:spacing w:before="120" w:after="120" w:line="288" w:lineRule="auto"/>
         <w:ind w:left="0"/>
         <w:jc w:val="left"/>
-      </w:pPr>
-      <w:r>
-        <w:rPr>
-          <w:rFonts w:eastAsia="等线" w:ascii="Arial" w:cs="Arial" w:hAnsi="Arial"/>
+        <w:rPr>
+          <w:rFonts w:hint="eastAsia" w:ascii="AR PL UKai CN" w:hAnsi="AR PL UKai CN" w:eastAsia="AR PL UKai CN" w:cs="AR PL UKai CN"/>
+        </w:rPr>
+      </w:pPr>
+      <w:r>
+        <w:rPr>
+          <w:rFonts w:hint="eastAsia" w:ascii="AR PL UKai CN" w:hAnsi="AR PL UKai CN" w:eastAsia="AR PL UKai CN" w:cs="AR PL UKai CN"/>
           <w:sz w:val="22"/>
         </w:rPr>
         <w:t>特点：无空占位节点，头指针直接指向首个有效节点，操作首节点必须修改头指针，逻辑存在特例。</w:t>
@@ -675,159 +784,828 @@
     </w:p>
     <w:tbl>
       <w:tblPr>
+        <w:tblStyle w:val="2"/>
         <w:tblW w:w="0" w:type="auto"/>
         <w:tblInd w:w="0" w:type="dxa"/>
         <w:tblBorders>
-          <w:top w:val="single" w:color="dee0e3"/>
-          <w:left w:val="single" w:color="dee0e3"/>
-          <w:bottom w:val="single" w:color="dee0e3"/>
-          <w:right w:val="single" w:color="dee0e3"/>
-          <w:insideH w:val="single" w:color="dee0e3"/>
-          <w:insideV w:val="single" w:color="dee0e3"/>
+          <w:top w:val="single" w:color="DEE0E3" w:sz="0" w:space="0"/>
+          <w:left w:val="single" w:color="DEE0E3" w:sz="0" w:space="0"/>
+          <w:bottom w:val="single" w:color="DEE0E3" w:sz="0" w:space="0"/>
+          <w:right w:val="single" w:color="DEE0E3" w:sz="0" w:space="0"/>
+          <w:insideH w:val="single" w:color="DEE0E3" w:sz="0" w:space="0"/>
+          <w:insideV w:val="single" w:color="DEE0E3" w:sz="0" w:space="0"/>
         </w:tblBorders>
         <w:tblLayout w:type="fixed"/>
+        <w:tblCellMar>
+          <w:top w:w="0" w:type="dxa"/>
+          <w:left w:w="10" w:type="dxa"/>
+          <w:bottom w:w="0" w:type="dxa"/>
+          <w:right w:w="10" w:type="dxa"/>
+        </w:tblCellMar>
       </w:tblPr>
       <w:tblGrid>
         <w:gridCol w:w="8280"/>
       </w:tblGrid>
       <w:tr>
+        <w:tblPrEx>
+          <w:tblBorders>
+            <w:top w:val="single" w:color="DEE0E3" w:sz="0" w:space="0"/>
+            <w:left w:val="single" w:color="DEE0E3" w:sz="0" w:space="0"/>
+            <w:bottom w:val="single" w:color="DEE0E3" w:sz="0" w:space="0"/>
+            <w:right w:val="single" w:color="DEE0E3" w:sz="0" w:space="0"/>
+            <w:insideH w:val="single" w:color="DEE0E3" w:sz="0" w:space="0"/>
+            <w:insideV w:val="single" w:color="DEE0E3" w:sz="0" w:space="0"/>
+          </w:tblBorders>
+          <w:tblCellMar>
+            <w:top w:w="0" w:type="dxa"/>
+            <w:left w:w="10" w:type="dxa"/>
+            <w:bottom w:w="0" w:type="dxa"/>
+            <w:right w:w="10" w:type="dxa"/>
+          </w:tblCellMar>
+        </w:tblPrEx>
         <w:tc>
           <w:tcPr>
             <w:tcW w:w="8280" w:type="dxa"/>
-            <w:shd w:color="auto" w:val="clear" w:fill="f5f6f7"/>
+            <w:shd w:val="clear" w:color="auto" w:fill="F5F6F7"/>
             <w:tcMar>
-              <w:top w:type="dxa" w:w="60"/>
-              <w:left w:type="dxa" w:w="120"/>
-              <w:bottom w:type="dxa" w:w="30"/>
-              <w:right w:type="dxa" w:w="120"/>
+              <w:top w:w="60" w:type="dxa"/>
+              <w:left w:w="120" w:type="dxa"/>
+              <w:bottom w:w="30" w:type="dxa"/>
+              <w:right w:w="120" w:type="dxa"/>
             </w:tcMar>
           </w:tcPr>
           <w:p>
             <w:pPr>
               <w:spacing w:before="120" w:after="120" w:line="288" w:lineRule="auto"/>
               <w:jc w:val="left"/>
+              <w:rPr>
+                <w:rFonts w:hint="eastAsia" w:ascii="AR PL UKai CN" w:hAnsi="AR PL UKai CN" w:eastAsia="AR PL UKai CN" w:cs="AR PL UKai CN"/>
+              </w:rPr>
             </w:pPr>
             <w:r>
               <w:rPr>
-                <w:rFonts w:eastAsia="Consolas" w:ascii="Consolas" w:cs="Consolas" w:hAnsi="Consolas"/>
-                <w:color w:val="646a73"/>
+                <w:rFonts w:hint="eastAsia" w:ascii="AR PL UKai CN" w:hAnsi="AR PL UKai CN" w:eastAsia="AR PL UKai CN" w:cs="AR PL UKai CN"/>
+                <w:color w:val="646A73"/>
                 <w:sz w:val="22"/>
               </w:rPr>
               <w:t>c</w:t>
-              <w:br w:type="textWrapping"/>
-            </w:r>
-            <w:r>
-              <w:rPr>
-                <w:rFonts w:eastAsia="Consolas" w:ascii="Consolas" w:cs="Consolas" w:hAnsi="Consolas"/>
+            </w:r>
+            <w:r>
+              <w:rPr>
+                <w:rFonts w:hint="eastAsia" w:ascii="AR PL UKai CN" w:hAnsi="AR PL UKai CN" w:eastAsia="AR PL UKai CN" w:cs="AR PL UKai CN"/>
+                <w:color w:val="646A73"/>
+                <w:sz w:val="22"/>
+              </w:rPr>
+              <w:br w:type="textWrapping"/>
+            </w:r>
+            <w:r>
+              <w:rPr>
+                <w:rFonts w:hint="eastAsia" w:ascii="AR PL UKai CN" w:hAnsi="AR PL UKai CN" w:eastAsia="AR PL UKai CN" w:cs="AR PL UKai CN"/>
                 <w:sz w:val="22"/>
               </w:rPr>
               <w:t>#include &lt;stdio.h&gt;</w:t>
-              <w:br/>
+            </w:r>
+            <w:r>
+              <w:rPr>
+                <w:rFonts w:hint="eastAsia" w:ascii="AR PL UKai CN" w:hAnsi="AR PL UKai CN" w:eastAsia="AR PL UKai CN" w:cs="AR PL UKai CN"/>
+                <w:sz w:val="22"/>
+              </w:rPr>
+              <w:br w:type="textWrapping"/>
+            </w:r>
+            <w:r>
+              <w:rPr>
+                <w:rFonts w:hint="eastAsia" w:ascii="AR PL UKai CN" w:hAnsi="AR PL UKai CN" w:eastAsia="AR PL UKai CN" w:cs="AR PL UKai CN"/>
+                <w:sz w:val="22"/>
+              </w:rPr>
               <w:t>#include &lt;stdlib.h&gt;</w:t>
-              <w:br/>
-              <w:br/>
+            </w:r>
+            <w:r>
+              <w:rPr>
+                <w:rFonts w:hint="eastAsia" w:ascii="AR PL UKai CN" w:hAnsi="AR PL UKai CN" w:eastAsia="AR PL UKai CN" w:cs="AR PL UKai CN"/>
+                <w:sz w:val="22"/>
+              </w:rPr>
+              <w:br w:type="textWrapping"/>
+            </w:r>
+            <w:r>
+              <w:rPr>
+                <w:rFonts w:hint="eastAsia" w:ascii="AR PL UKai CN" w:hAnsi="AR PL UKai CN" w:eastAsia="AR PL UKai CN" w:cs="AR PL UKai CN"/>
+                <w:sz w:val="22"/>
+              </w:rPr>
+              <w:br w:type="textWrapping"/>
+            </w:r>
+            <w:r>
+              <w:rPr>
+                <w:rFonts w:hint="eastAsia" w:ascii="AR PL UKai CN" w:hAnsi="AR PL UKai CN" w:eastAsia="AR PL UKai CN" w:cs="AR PL UKai CN"/>
+                <w:sz w:val="22"/>
+              </w:rPr>
               <w:t>// 节点结构体定义</w:t>
-              <w:br/>
+            </w:r>
+            <w:r>
+              <w:rPr>
+                <w:rFonts w:hint="eastAsia" w:ascii="AR PL UKai CN" w:hAnsi="AR PL UKai CN" w:eastAsia="AR PL UKai CN" w:cs="AR PL UKai CN"/>
+                <w:sz w:val="22"/>
+              </w:rPr>
+              <w:br w:type="textWrapping"/>
+            </w:r>
+            <w:r>
+              <w:rPr>
+                <w:rFonts w:hint="eastAsia" w:ascii="AR PL UKai CN" w:hAnsi="AR PL UKai CN" w:eastAsia="AR PL UKai CN" w:cs="AR PL UKai CN"/>
+                <w:sz w:val="22"/>
+              </w:rPr>
               <w:t>typedef struct Node</w:t>
-              <w:br/>
+            </w:r>
+            <w:r>
+              <w:rPr>
+                <w:rFonts w:hint="eastAsia" w:ascii="AR PL UKai CN" w:hAnsi="AR PL UKai CN" w:eastAsia="AR PL UKai CN" w:cs="AR PL UKai CN"/>
+                <w:sz w:val="22"/>
+              </w:rPr>
+              <w:br w:type="textWrapping"/>
+            </w:r>
+            <w:r>
+              <w:rPr>
+                <w:rFonts w:hint="eastAsia" w:ascii="AR PL UKai CN" w:hAnsi="AR PL UKai CN" w:eastAsia="AR PL UKai CN" w:cs="AR PL UKai CN"/>
+                <w:sz w:val="22"/>
+              </w:rPr>
               <w:t>{</w:t>
-              <w:br/>
+            </w:r>
+            <w:r>
+              <w:rPr>
+                <w:rFonts w:hint="eastAsia" w:ascii="AR PL UKai CN" w:hAnsi="AR PL UKai CN" w:eastAsia="AR PL UKai CN" w:cs="AR PL UKai CN"/>
+                <w:sz w:val="22"/>
+              </w:rPr>
+              <w:br w:type="textWrapping"/>
+            </w:r>
+            <w:r>
+              <w:rPr>
+                <w:rFonts w:hint="eastAsia" w:ascii="AR PL UKai CN" w:hAnsi="AR PL UKai CN" w:eastAsia="AR PL UKai CN" w:cs="AR PL UKai CN"/>
+                <w:sz w:val="22"/>
+              </w:rPr>
               <w:t xml:space="preserve">    int data;</w:t>
-              <w:br/>
+            </w:r>
+            <w:r>
+              <w:rPr>
+                <w:rFonts w:hint="eastAsia" w:ascii="AR PL UKai CN" w:hAnsi="AR PL UKai CN" w:eastAsia="AR PL UKai CN" w:cs="AR PL UKai CN"/>
+                <w:sz w:val="22"/>
+              </w:rPr>
+              <w:br w:type="textWrapping"/>
+            </w:r>
+            <w:r>
+              <w:rPr>
+                <w:rFonts w:hint="eastAsia" w:ascii="AR PL UKai CN" w:hAnsi="AR PL UKai CN" w:eastAsia="AR PL UKai CN" w:cs="AR PL UKai CN"/>
+                <w:sz w:val="22"/>
+              </w:rPr>
               <w:t xml:space="preserve">    struct Node *next;</w:t>
-              <w:br/>
+            </w:r>
+            <w:r>
+              <w:rPr>
+                <w:rFonts w:hint="eastAsia" w:ascii="AR PL UKai CN" w:hAnsi="AR PL UKai CN" w:eastAsia="AR PL UKai CN" w:cs="AR PL UKai CN"/>
+                <w:sz w:val="22"/>
+              </w:rPr>
+              <w:br w:type="textWrapping"/>
+            </w:r>
+            <w:r>
+              <w:rPr>
+                <w:rFonts w:hint="eastAsia" w:ascii="AR PL UKai CN" w:hAnsi="AR PL UKai CN" w:eastAsia="AR PL UKai CN" w:cs="AR PL UKai CN"/>
+                <w:sz w:val="22"/>
+              </w:rPr>
               <w:t>}Node;</w:t>
-              <w:br/>
-              <w:br/>
+            </w:r>
+            <w:r>
+              <w:rPr>
+                <w:rFonts w:hint="eastAsia" w:ascii="AR PL UKai CN" w:hAnsi="AR PL UKai CN" w:eastAsia="AR PL UKai CN" w:cs="AR PL UKai CN"/>
+                <w:sz w:val="22"/>
+              </w:rPr>
+              <w:br w:type="textWrapping"/>
+            </w:r>
+            <w:r>
+              <w:rPr>
+                <w:rFonts w:hint="eastAsia" w:ascii="AR PL UKai CN" w:hAnsi="AR PL UKai CN" w:eastAsia="AR PL UKai CN" w:cs="AR PL UKai CN"/>
+                <w:sz w:val="22"/>
+              </w:rPr>
+              <w:br w:type="textWrapping"/>
+            </w:r>
+            <w:r>
+              <w:rPr>
+                <w:rFonts w:hint="eastAsia" w:ascii="AR PL UKai CN" w:hAnsi="AR PL UKai CN" w:eastAsia="AR PL UKai CN" w:cs="AR PL UKai CN"/>
+                <w:sz w:val="22"/>
+              </w:rPr>
               <w:t>// 无头节点链表尾插：首节点插入需要特殊判断</w:t>
-              <w:br/>
+            </w:r>
+            <w:r>
+              <w:rPr>
+                <w:rFonts w:hint="eastAsia" w:ascii="AR PL UKai CN" w:hAnsi="AR PL UKai CN" w:eastAsia="AR PL UKai CN" w:cs="AR PL UKai CN"/>
+                <w:sz w:val="22"/>
+              </w:rPr>
+              <w:br w:type="textWrapping"/>
+            </w:r>
+            <w:r>
+              <w:rPr>
+                <w:rFonts w:hint="eastAsia" w:ascii="AR PL UKai CN" w:hAnsi="AR PL UKai CN" w:eastAsia="AR PL UKai CN" w:cs="AR PL UKai CN"/>
+                <w:sz w:val="22"/>
+              </w:rPr>
               <w:t>void noHeadTailInsert(Node **head, int val)</w:t>
-              <w:br/>
+            </w:r>
+            <w:r>
+              <w:rPr>
+                <w:rFonts w:hint="eastAsia" w:ascii="AR PL UKai CN" w:hAnsi="AR PL UKai CN" w:eastAsia="AR PL UKai CN" w:cs="AR PL UKai CN"/>
+                <w:sz w:val="22"/>
+              </w:rPr>
+              <w:br w:type="textWrapping"/>
+            </w:r>
+            <w:r>
+              <w:rPr>
+                <w:rFonts w:hint="eastAsia" w:ascii="AR PL UKai CN" w:hAnsi="AR PL UKai CN" w:eastAsia="AR PL UKai CN" w:cs="AR PL UKai CN"/>
+                <w:sz w:val="22"/>
+              </w:rPr>
               <w:t>{</w:t>
-              <w:br/>
+            </w:r>
+            <w:r>
+              <w:rPr>
+                <w:rFonts w:hint="eastAsia" w:ascii="AR PL UKai CN" w:hAnsi="AR PL UKai CN" w:eastAsia="AR PL UKai CN" w:cs="AR PL UKai CN"/>
+                <w:sz w:val="22"/>
+              </w:rPr>
+              <w:br w:type="textWrapping"/>
+            </w:r>
+            <w:r>
+              <w:rPr>
+                <w:rFonts w:hint="eastAsia" w:ascii="AR PL UKai CN" w:hAnsi="AR PL UKai CN" w:eastAsia="AR PL UKai CN" w:cs="AR PL UKai CN"/>
+                <w:sz w:val="22"/>
+              </w:rPr>
               <w:t xml:space="preserve">    Node *newNode = (Node *)malloc(sizeof(Node));</w:t>
-              <w:br/>
+            </w:r>
+            <w:r>
+              <w:rPr>
+                <w:rFonts w:hint="eastAsia" w:ascii="AR PL UKai CN" w:hAnsi="AR PL UKai CN" w:eastAsia="AR PL UKai CN" w:cs="AR PL UKai CN"/>
+                <w:sz w:val="22"/>
+              </w:rPr>
+              <w:br w:type="textWrapping"/>
+            </w:r>
+            <w:r>
+              <w:rPr>
+                <w:rFonts w:hint="eastAsia" w:ascii="AR PL UKai CN" w:hAnsi="AR PL UKai CN" w:eastAsia="AR PL UKai CN" w:cs="AR PL UKai CN"/>
+                <w:sz w:val="22"/>
+              </w:rPr>
               <w:t xml:space="preserve">    newNode-&gt;data = val;</w:t>
-              <w:br/>
+            </w:r>
+            <w:r>
+              <w:rPr>
+                <w:rFonts w:hint="eastAsia" w:ascii="AR PL UKai CN" w:hAnsi="AR PL UKai CN" w:eastAsia="AR PL UKai CN" w:cs="AR PL UKai CN"/>
+                <w:sz w:val="22"/>
+              </w:rPr>
+              <w:br w:type="textWrapping"/>
+            </w:r>
+            <w:r>
+              <w:rPr>
+                <w:rFonts w:hint="eastAsia" w:ascii="AR PL UKai CN" w:hAnsi="AR PL UKai CN" w:eastAsia="AR PL UKai CN" w:cs="AR PL UKai CN"/>
+                <w:sz w:val="22"/>
+              </w:rPr>
               <w:t xml:space="preserve">    newNode-&gt;next = NULL;</w:t>
-              <w:br/>
-              <w:br/>
+            </w:r>
+            <w:r>
+              <w:rPr>
+                <w:rFonts w:hint="eastAsia" w:ascii="AR PL UKai CN" w:hAnsi="AR PL UKai CN" w:eastAsia="AR PL UKai CN" w:cs="AR PL UKai CN"/>
+                <w:sz w:val="22"/>
+              </w:rPr>
+              <w:br w:type="textWrapping"/>
+            </w:r>
+            <w:r>
+              <w:rPr>
+                <w:rFonts w:hint="eastAsia" w:ascii="AR PL UKai CN" w:hAnsi="AR PL UKai CN" w:eastAsia="AR PL UKai CN" w:cs="AR PL UKai CN"/>
+                <w:sz w:val="22"/>
+              </w:rPr>
+              <w:br w:type="textWrapping"/>
+            </w:r>
+            <w:r>
+              <w:rPr>
+                <w:rFonts w:hint="eastAsia" w:ascii="AR PL UKai CN" w:hAnsi="AR PL UKai CN" w:eastAsia="AR PL UKai CN" w:cs="AR PL UKai CN"/>
+                <w:sz w:val="22"/>
+              </w:rPr>
               <w:t xml:space="preserve">    // 特例：空链表，需要修改头指针（有头节点无此逻辑）</w:t>
-              <w:br/>
+            </w:r>
+            <w:r>
+              <w:rPr>
+                <w:rFonts w:hint="eastAsia" w:ascii="AR PL UKai CN" w:hAnsi="AR PL UKai CN" w:eastAsia="AR PL UKai CN" w:cs="AR PL UKai CN"/>
+                <w:sz w:val="22"/>
+              </w:rPr>
+              <w:br w:type="textWrapping"/>
+            </w:r>
+            <w:r>
+              <w:rPr>
+                <w:rFonts w:hint="eastAsia" w:ascii="AR PL UKai CN" w:hAnsi="AR PL UKai CN" w:eastAsia="AR PL UKai CN" w:cs="AR PL UKai CN"/>
+                <w:sz w:val="22"/>
+              </w:rPr>
               <w:t xml:space="preserve">    if(*head == NULL)</w:t>
-              <w:br/>
+            </w:r>
+            <w:r>
+              <w:rPr>
+                <w:rFonts w:hint="eastAsia" w:ascii="AR PL UKai CN" w:hAnsi="AR PL UKai CN" w:eastAsia="AR PL UKai CN" w:cs="AR PL UKai CN"/>
+                <w:sz w:val="22"/>
+              </w:rPr>
+              <w:br w:type="textWrapping"/>
+            </w:r>
+            <w:r>
+              <w:rPr>
+                <w:rFonts w:hint="eastAsia" w:ascii="AR PL UKai CN" w:hAnsi="AR PL UKai CN" w:eastAsia="AR PL UKai CN" w:cs="AR PL UKai CN"/>
+                <w:sz w:val="22"/>
+              </w:rPr>
               <w:t xml:space="preserve">    {</w:t>
-              <w:br/>
+            </w:r>
+            <w:r>
+              <w:rPr>
+                <w:rFonts w:hint="eastAsia" w:ascii="AR PL UKai CN" w:hAnsi="AR PL UKai CN" w:eastAsia="AR PL UKai CN" w:cs="AR PL UKai CN"/>
+                <w:sz w:val="22"/>
+              </w:rPr>
+              <w:br w:type="textWrapping"/>
+            </w:r>
+            <w:r>
+              <w:rPr>
+                <w:rFonts w:hint="eastAsia" w:ascii="AR PL UKai CN" w:hAnsi="AR PL UKai CN" w:eastAsia="AR PL UKai CN" w:cs="AR PL UKai CN"/>
+                <w:sz w:val="22"/>
+              </w:rPr>
               <w:t xml:space="preserve">        *head = newNode;</w:t>
-              <w:br/>
+            </w:r>
+            <w:r>
+              <w:rPr>
+                <w:rFonts w:hint="eastAsia" w:ascii="AR PL UKai CN" w:hAnsi="AR PL UKai CN" w:eastAsia="AR PL UKai CN" w:cs="AR PL UKai CN"/>
+                <w:sz w:val="22"/>
+              </w:rPr>
+              <w:br w:type="textWrapping"/>
+            </w:r>
+            <w:r>
+              <w:rPr>
+                <w:rFonts w:hint="eastAsia" w:ascii="AR PL UKai CN" w:hAnsi="AR PL UKai CN" w:eastAsia="AR PL UKai CN" w:cs="AR PL UKai CN"/>
+                <w:sz w:val="22"/>
+              </w:rPr>
               <w:t xml:space="preserve">        return;</w:t>
-              <w:br/>
+            </w:r>
+            <w:r>
+              <w:rPr>
+                <w:rFonts w:hint="eastAsia" w:ascii="AR PL UKai CN" w:hAnsi="AR PL UKai CN" w:eastAsia="AR PL UKai CN" w:cs="AR PL UKai CN"/>
+                <w:sz w:val="22"/>
+              </w:rPr>
+              <w:br w:type="textWrapping"/>
+            </w:r>
+            <w:r>
+              <w:rPr>
+                <w:rFonts w:hint="eastAsia" w:ascii="AR PL UKai CN" w:hAnsi="AR PL UKai CN" w:eastAsia="AR PL UKai CN" w:cs="AR PL UKai CN"/>
+                <w:sz w:val="22"/>
+              </w:rPr>
               <w:t xml:space="preserve">    }</w:t>
-              <w:br/>
-              <w:br/>
+            </w:r>
+            <w:r>
+              <w:rPr>
+                <w:rFonts w:hint="eastAsia" w:ascii="AR PL UKai CN" w:hAnsi="AR PL UKai CN" w:eastAsia="AR PL UKai CN" w:cs="AR PL UKai CN"/>
+                <w:sz w:val="22"/>
+              </w:rPr>
+              <w:br w:type="textWrapping"/>
+            </w:r>
+            <w:r>
+              <w:rPr>
+                <w:rFonts w:hint="eastAsia" w:ascii="AR PL UKai CN" w:hAnsi="AR PL UKai CN" w:eastAsia="AR PL UKai CN" w:cs="AR PL UKai CN"/>
+                <w:sz w:val="22"/>
+              </w:rPr>
+              <w:br w:type="textWrapping"/>
+            </w:r>
+            <w:r>
+              <w:rPr>
+                <w:rFonts w:hint="eastAsia" w:ascii="AR PL UKai CN" w:hAnsi="AR PL UKai CN" w:eastAsia="AR PL UKai CN" w:cs="AR PL UKai CN"/>
+                <w:sz w:val="22"/>
+              </w:rPr>
               <w:t xml:space="preserve">    // 非空链表，找尾节点</w:t>
-              <w:br/>
+            </w:r>
+            <w:r>
+              <w:rPr>
+                <w:rFonts w:hint="eastAsia" w:ascii="AR PL UKai CN" w:hAnsi="AR PL UKai CN" w:eastAsia="AR PL UKai CN" w:cs="AR PL UKai CN"/>
+                <w:sz w:val="22"/>
+              </w:rPr>
+              <w:br w:type="textWrapping"/>
+            </w:r>
+            <w:r>
+              <w:rPr>
+                <w:rFonts w:hint="eastAsia" w:ascii="AR PL UKai CN" w:hAnsi="AR PL UKai CN" w:eastAsia="AR PL UKai CN" w:cs="AR PL UKai CN"/>
+                <w:sz w:val="22"/>
+              </w:rPr>
               <w:t xml:space="preserve">    Node *p = *head;</w:t>
-              <w:br/>
+            </w:r>
+            <w:r>
+              <w:rPr>
+                <w:rFonts w:hint="eastAsia" w:ascii="AR PL UKai CN" w:hAnsi="AR PL UKai CN" w:eastAsia="AR PL UKai CN" w:cs="AR PL UKai CN"/>
+                <w:sz w:val="22"/>
+              </w:rPr>
+              <w:br w:type="textWrapping"/>
+            </w:r>
+            <w:r>
+              <w:rPr>
+                <w:rFonts w:hint="eastAsia" w:ascii="AR PL UKai CN" w:hAnsi="AR PL UKai CN" w:eastAsia="AR PL UKai CN" w:cs="AR PL UKai CN"/>
+                <w:sz w:val="22"/>
+              </w:rPr>
               <w:t xml:space="preserve">    while(p-&gt;next != NULL)</w:t>
-              <w:br/>
+            </w:r>
+            <w:r>
+              <w:rPr>
+                <w:rFonts w:hint="eastAsia" w:ascii="AR PL UKai CN" w:hAnsi="AR PL UKai CN" w:eastAsia="AR PL UKai CN" w:cs="AR PL UKai CN"/>
+                <w:sz w:val="22"/>
+              </w:rPr>
+              <w:br w:type="textWrapping"/>
+            </w:r>
+            <w:r>
+              <w:rPr>
+                <w:rFonts w:hint="eastAsia" w:ascii="AR PL UKai CN" w:hAnsi="AR PL UKai CN" w:eastAsia="AR PL UKai CN" w:cs="AR PL UKai CN"/>
+                <w:sz w:val="22"/>
+              </w:rPr>
               <w:t xml:space="preserve">    {</w:t>
-              <w:br/>
+            </w:r>
+            <w:r>
+              <w:rPr>
+                <w:rFonts w:hint="eastAsia" w:ascii="AR PL UKai CN" w:hAnsi="AR PL UKai CN" w:eastAsia="AR PL UKai CN" w:cs="AR PL UKai CN"/>
+                <w:sz w:val="22"/>
+              </w:rPr>
+              <w:br w:type="textWrapping"/>
+            </w:r>
+            <w:r>
+              <w:rPr>
+                <w:rFonts w:hint="eastAsia" w:ascii="AR PL UKai CN" w:hAnsi="AR PL UKai CN" w:eastAsia="AR PL UKai CN" w:cs="AR PL UKai CN"/>
+                <w:sz w:val="22"/>
+              </w:rPr>
               <w:t xml:space="preserve">        p = p-&gt;next;</w:t>
-              <w:br/>
+            </w:r>
+            <w:r>
+              <w:rPr>
+                <w:rFonts w:hint="eastAsia" w:ascii="AR PL UKai CN" w:hAnsi="AR PL UKai CN" w:eastAsia="AR PL UKai CN" w:cs="AR PL UKai CN"/>
+                <w:sz w:val="22"/>
+              </w:rPr>
+              <w:br w:type="textWrapping"/>
+            </w:r>
+            <w:r>
+              <w:rPr>
+                <w:rFonts w:hint="eastAsia" w:ascii="AR PL UKai CN" w:hAnsi="AR PL UKai CN" w:eastAsia="AR PL UKai CN" w:cs="AR PL UKai CN"/>
+                <w:sz w:val="22"/>
+              </w:rPr>
               <w:t xml:space="preserve">    }</w:t>
-              <w:br/>
+            </w:r>
+            <w:r>
+              <w:rPr>
+                <w:rFonts w:hint="eastAsia" w:ascii="AR PL UKai CN" w:hAnsi="AR PL UKai CN" w:eastAsia="AR PL UKai CN" w:cs="AR PL UKai CN"/>
+                <w:sz w:val="22"/>
+              </w:rPr>
+              <w:br w:type="textWrapping"/>
+            </w:r>
+            <w:r>
+              <w:rPr>
+                <w:rFonts w:hint="eastAsia" w:ascii="AR PL UKai CN" w:hAnsi="AR PL UKai CN" w:eastAsia="AR PL UKai CN" w:cs="AR PL UKai CN"/>
+                <w:sz w:val="22"/>
+              </w:rPr>
               <w:t xml:space="preserve">    p-&gt;next = newNode;</w:t>
-              <w:br/>
+            </w:r>
+            <w:r>
+              <w:rPr>
+                <w:rFonts w:hint="eastAsia" w:ascii="AR PL UKai CN" w:hAnsi="AR PL UKai CN" w:eastAsia="AR PL UKai CN" w:cs="AR PL UKai CN"/>
+                <w:sz w:val="22"/>
+              </w:rPr>
+              <w:br w:type="textWrapping"/>
+            </w:r>
+            <w:r>
+              <w:rPr>
+                <w:rFonts w:hint="eastAsia" w:ascii="AR PL UKai CN" w:hAnsi="AR PL UKai CN" w:eastAsia="AR PL UKai CN" w:cs="AR PL UKai CN"/>
+                <w:sz w:val="22"/>
+              </w:rPr>
               <w:t>}</w:t>
-              <w:br/>
-              <w:br/>
+            </w:r>
+            <w:r>
+              <w:rPr>
+                <w:rFonts w:hint="eastAsia" w:ascii="AR PL UKai CN" w:hAnsi="AR PL UKai CN" w:eastAsia="AR PL UKai CN" w:cs="AR PL UKai CN"/>
+                <w:sz w:val="22"/>
+              </w:rPr>
+              <w:br w:type="textWrapping"/>
+            </w:r>
+            <w:r>
+              <w:rPr>
+                <w:rFonts w:hint="eastAsia" w:ascii="AR PL UKai CN" w:hAnsi="AR PL UKai CN" w:eastAsia="AR PL UKai CN" w:cs="AR PL UKai CN"/>
+                <w:sz w:val="22"/>
+              </w:rPr>
+              <w:br w:type="textWrapping"/>
+            </w:r>
+            <w:r>
+              <w:rPr>
+                <w:rFonts w:hint="eastAsia" w:ascii="AR PL UKai CN" w:hAnsi="AR PL UKai CN" w:eastAsia="AR PL UKai CN" w:cs="AR PL UKai CN"/>
+                <w:sz w:val="22"/>
+              </w:rPr>
               <w:t>// 无头节点链表遍历</w:t>
-              <w:br/>
+            </w:r>
+            <w:r>
+              <w:rPr>
+                <w:rFonts w:hint="eastAsia" w:ascii="AR PL UKai CN" w:hAnsi="AR PL UKai CN" w:eastAsia="AR PL UKai CN" w:cs="AR PL UKai CN"/>
+                <w:sz w:val="22"/>
+              </w:rPr>
+              <w:br w:type="textWrapping"/>
+            </w:r>
+            <w:r>
+              <w:rPr>
+                <w:rFonts w:hint="eastAsia" w:ascii="AR PL UKai CN" w:hAnsi="AR PL UKai CN" w:eastAsia="AR PL UKai CN" w:cs="AR PL UKai CN"/>
+                <w:sz w:val="22"/>
+              </w:rPr>
               <w:t>void noHeadPrint(Node *head)</w:t>
-              <w:br/>
+            </w:r>
+            <w:r>
+              <w:rPr>
+                <w:rFonts w:hint="eastAsia" w:ascii="AR PL UKai CN" w:hAnsi="AR PL UKai CN" w:eastAsia="AR PL UKai CN" w:cs="AR PL UKai CN"/>
+                <w:sz w:val="22"/>
+              </w:rPr>
+              <w:br w:type="textWrapping"/>
+            </w:r>
+            <w:r>
+              <w:rPr>
+                <w:rFonts w:hint="eastAsia" w:ascii="AR PL UKai CN" w:hAnsi="AR PL UKai CN" w:eastAsia="AR PL UKai CN" w:cs="AR PL UKai CN"/>
+                <w:sz w:val="22"/>
+              </w:rPr>
               <w:t>{</w:t>
-              <w:br/>
+            </w:r>
+            <w:r>
+              <w:rPr>
+                <w:rFonts w:hint="eastAsia" w:ascii="AR PL UKai CN" w:hAnsi="AR PL UKai CN" w:eastAsia="AR PL UKai CN" w:cs="AR PL UKai CN"/>
+                <w:sz w:val="22"/>
+              </w:rPr>
+              <w:br w:type="textWrapping"/>
+            </w:r>
+            <w:r>
+              <w:rPr>
+                <w:rFonts w:hint="eastAsia" w:ascii="AR PL UKai CN" w:hAnsi="AR PL UKai CN" w:eastAsia="AR PL UKai CN" w:cs="AR PL UKai CN"/>
+                <w:sz w:val="22"/>
+              </w:rPr>
               <w:t xml:space="preserve">    Node *p = head;</w:t>
-              <w:br/>
+            </w:r>
+            <w:r>
+              <w:rPr>
+                <w:rFonts w:hint="eastAsia" w:ascii="AR PL UKai CN" w:hAnsi="AR PL UKai CN" w:eastAsia="AR PL UKai CN" w:cs="AR PL UKai CN"/>
+                <w:sz w:val="22"/>
+              </w:rPr>
+              <w:br w:type="textWrapping"/>
+            </w:r>
+            <w:r>
+              <w:rPr>
+                <w:rFonts w:hint="eastAsia" w:ascii="AR PL UKai CN" w:hAnsi="AR PL UKai CN" w:eastAsia="AR PL UKai CN" w:cs="AR PL UKai CN"/>
+                <w:sz w:val="22"/>
+              </w:rPr>
               <w:t xml:space="preserve">    while(p != NULL)</w:t>
-              <w:br/>
+            </w:r>
+            <w:r>
+              <w:rPr>
+                <w:rFonts w:hint="eastAsia" w:ascii="AR PL UKai CN" w:hAnsi="AR PL UKai CN" w:eastAsia="AR PL UKai CN" w:cs="AR PL UKai CN"/>
+                <w:sz w:val="22"/>
+              </w:rPr>
+              <w:br w:type="textWrapping"/>
+            </w:r>
+            <w:r>
+              <w:rPr>
+                <w:rFonts w:hint="eastAsia" w:ascii="AR PL UKai CN" w:hAnsi="AR PL UKai CN" w:eastAsia="AR PL UKai CN" w:cs="AR PL UKai CN"/>
+                <w:sz w:val="22"/>
+              </w:rPr>
               <w:t xml:space="preserve">    {</w:t>
-              <w:br/>
+            </w:r>
+            <w:r>
+              <w:rPr>
+                <w:rFonts w:hint="eastAsia" w:ascii="AR PL UKai CN" w:hAnsi="AR PL UKai CN" w:eastAsia="AR PL UKai CN" w:cs="AR PL UKai CN"/>
+                <w:sz w:val="22"/>
+              </w:rPr>
+              <w:br w:type="textWrapping"/>
+            </w:r>
+            <w:r>
+              <w:rPr>
+                <w:rFonts w:hint="eastAsia" w:ascii="AR PL UKai CN" w:hAnsi="AR PL UKai CN" w:eastAsia="AR PL UKai CN" w:cs="AR PL UKai CN"/>
+                <w:sz w:val="22"/>
+              </w:rPr>
               <w:t xml:space="preserve">        printf("%d ", p-&gt;data);</w:t>
-              <w:br/>
+            </w:r>
+            <w:r>
+              <w:rPr>
+                <w:rFonts w:hint="eastAsia" w:ascii="AR PL UKai CN" w:hAnsi="AR PL UKai CN" w:eastAsia="AR PL UKai CN" w:cs="AR PL UKai CN"/>
+                <w:sz w:val="22"/>
+              </w:rPr>
+              <w:br w:type="textWrapping"/>
+            </w:r>
+            <w:r>
+              <w:rPr>
+                <w:rFonts w:hint="eastAsia" w:ascii="AR PL UKai CN" w:hAnsi="AR PL UKai CN" w:eastAsia="AR PL UKai CN" w:cs="AR PL UKai CN"/>
+                <w:sz w:val="22"/>
+              </w:rPr>
               <w:t xml:space="preserve">        p = p-&gt;next;</w:t>
-              <w:br/>
+            </w:r>
+            <w:r>
+              <w:rPr>
+                <w:rFonts w:hint="eastAsia" w:ascii="AR PL UKai CN" w:hAnsi="AR PL UKai CN" w:eastAsia="AR PL UKai CN" w:cs="AR PL UKai CN"/>
+                <w:sz w:val="22"/>
+              </w:rPr>
+              <w:br w:type="textWrapping"/>
+            </w:r>
+            <w:r>
+              <w:rPr>
+                <w:rFonts w:hint="eastAsia" w:ascii="AR PL UKai CN" w:hAnsi="AR PL UKai CN" w:eastAsia="AR PL UKai CN" w:cs="AR PL UKai CN"/>
+                <w:sz w:val="22"/>
+              </w:rPr>
               <w:t xml:space="preserve">    }</w:t>
-              <w:br/>
+            </w:r>
+            <w:r>
+              <w:rPr>
+                <w:rFonts w:hint="eastAsia" w:ascii="AR PL UKai CN" w:hAnsi="AR PL UKai CN" w:eastAsia="AR PL UKai CN" w:cs="AR PL UKai CN"/>
+                <w:sz w:val="22"/>
+              </w:rPr>
+              <w:br w:type="textWrapping"/>
+            </w:r>
+            <w:r>
+              <w:rPr>
+                <w:rFonts w:hint="eastAsia" w:ascii="AR PL UKai CN" w:hAnsi="AR PL UKai CN" w:eastAsia="AR PL UKai CN" w:cs="AR PL UKai CN"/>
+                <w:sz w:val="22"/>
+              </w:rPr>
               <w:t xml:space="preserve">    printf("\n");</w:t>
-              <w:br/>
+            </w:r>
+            <w:r>
+              <w:rPr>
+                <w:rFonts w:hint="eastAsia" w:ascii="AR PL UKai CN" w:hAnsi="AR PL UKai CN" w:eastAsia="AR PL UKai CN" w:cs="AR PL UKai CN"/>
+                <w:sz w:val="22"/>
+              </w:rPr>
+              <w:br w:type="textWrapping"/>
+            </w:r>
+            <w:r>
+              <w:rPr>
+                <w:rFonts w:hint="eastAsia" w:ascii="AR PL UKai CN" w:hAnsi="AR PL UKai CN" w:eastAsia="AR PL UKai CN" w:cs="AR PL UKai CN"/>
+                <w:sz w:val="22"/>
+              </w:rPr>
               <w:t>}</w:t>
-              <w:br/>
-              <w:br/>
+            </w:r>
+            <w:r>
+              <w:rPr>
+                <w:rFonts w:hint="eastAsia" w:ascii="AR PL UKai CN" w:hAnsi="AR PL UKai CN" w:eastAsia="AR PL UKai CN" w:cs="AR PL UKai CN"/>
+                <w:sz w:val="22"/>
+              </w:rPr>
+              <w:br w:type="textWrapping"/>
+            </w:r>
+            <w:r>
+              <w:rPr>
+                <w:rFonts w:hint="eastAsia" w:ascii="AR PL UKai CN" w:hAnsi="AR PL UKai CN" w:eastAsia="AR PL UKai CN" w:cs="AR PL UKai CN"/>
+                <w:sz w:val="22"/>
+              </w:rPr>
+              <w:br w:type="textWrapping"/>
+            </w:r>
+            <w:r>
+              <w:rPr>
+                <w:rFonts w:hint="eastAsia" w:ascii="AR PL UKai CN" w:hAnsi="AR PL UKai CN" w:eastAsia="AR PL UKai CN" w:cs="AR PL UKai CN"/>
+                <w:sz w:val="22"/>
+              </w:rPr>
               <w:t>int main(void)</w:t>
-              <w:br/>
+            </w:r>
+            <w:r>
+              <w:rPr>
+                <w:rFonts w:hint="eastAsia" w:ascii="AR PL UKai CN" w:hAnsi="AR PL UKai CN" w:eastAsia="AR PL UKai CN" w:cs="AR PL UKai CN"/>
+                <w:sz w:val="22"/>
+              </w:rPr>
+              <w:br w:type="textWrapping"/>
+            </w:r>
+            <w:r>
+              <w:rPr>
+                <w:rFonts w:hint="eastAsia" w:ascii="AR PL UKai CN" w:hAnsi="AR PL UKai CN" w:eastAsia="AR PL UKai CN" w:cs="AR PL UKai CN"/>
+                <w:sz w:val="22"/>
+              </w:rPr>
               <w:t>{</w:t>
-              <w:br/>
+            </w:r>
+            <w:r>
+              <w:rPr>
+                <w:rFonts w:hint="eastAsia" w:ascii="AR PL UKai CN" w:hAnsi="AR PL UKai CN" w:eastAsia="AR PL UKai CN" w:cs="AR PL UKai CN"/>
+                <w:sz w:val="22"/>
+              </w:rPr>
+              <w:br w:type="textWrapping"/>
+            </w:r>
+            <w:r>
+              <w:rPr>
+                <w:rFonts w:hint="eastAsia" w:ascii="AR PL UKai CN" w:hAnsi="AR PL UKai CN" w:eastAsia="AR PL UKai CN" w:cs="AR PL UKai CN"/>
+                <w:sz w:val="22"/>
+              </w:rPr>
               <w:t xml:space="preserve">    Node *head = NULL; // 无头节点：空链表头指针为NULL</w:t>
-              <w:br/>
-              <w:br/>
+            </w:r>
+            <w:r>
+              <w:rPr>
+                <w:rFonts w:hint="eastAsia" w:ascii="AR PL UKai CN" w:hAnsi="AR PL UKai CN" w:eastAsia="AR PL UKai CN" w:cs="AR PL UKai CN"/>
+                <w:sz w:val="22"/>
+              </w:rPr>
+              <w:br w:type="textWrapping"/>
+            </w:r>
+            <w:r>
+              <w:rPr>
+                <w:rFonts w:hint="eastAsia" w:ascii="AR PL UKai CN" w:hAnsi="AR PL UKai CN" w:eastAsia="AR PL UKai CN" w:cs="AR PL UKai CN"/>
+                <w:sz w:val="22"/>
+              </w:rPr>
+              <w:br w:type="textWrapping"/>
+            </w:r>
+            <w:r>
+              <w:rPr>
+                <w:rFonts w:hint="eastAsia" w:ascii="AR PL UKai CN" w:hAnsi="AR PL UKai CN" w:eastAsia="AR PL UKai CN" w:cs="AR PL UKai CN"/>
+                <w:sz w:val="22"/>
+              </w:rPr>
               <w:t xml:space="preserve">    noHeadTailInsert(&amp;head, 10);</w:t>
-              <w:br/>
+            </w:r>
+            <w:r>
+              <w:rPr>
+                <w:rFonts w:hint="eastAsia" w:ascii="AR PL UKai CN" w:hAnsi="AR PL UKai CN" w:eastAsia="AR PL UKai CN" w:cs="AR PL UKai CN"/>
+                <w:sz w:val="22"/>
+              </w:rPr>
+              <w:br w:type="textWrapping"/>
+            </w:r>
+            <w:r>
+              <w:rPr>
+                <w:rFonts w:hint="eastAsia" w:ascii="AR PL UKai CN" w:hAnsi="AR PL UKai CN" w:eastAsia="AR PL UKai CN" w:cs="AR PL UKai CN"/>
+                <w:sz w:val="22"/>
+              </w:rPr>
               <w:t xml:space="preserve">    noHeadTailInsert(&amp;head, 20);</w:t>
-              <w:br/>
+            </w:r>
+            <w:r>
+              <w:rPr>
+                <w:rFonts w:hint="eastAsia" w:ascii="AR PL UKai CN" w:hAnsi="AR PL UKai CN" w:eastAsia="AR PL UKai CN" w:cs="AR PL UKai CN"/>
+                <w:sz w:val="22"/>
+              </w:rPr>
+              <w:br w:type="textWrapping"/>
+            </w:r>
+            <w:r>
+              <w:rPr>
+                <w:rFonts w:hint="eastAsia" w:ascii="AR PL UKai CN" w:hAnsi="AR PL UKai CN" w:eastAsia="AR PL UKai CN" w:cs="AR PL UKai CN"/>
+                <w:sz w:val="22"/>
+              </w:rPr>
               <w:t xml:space="preserve">    noHeadTailInsert(&amp;head, 30);</w:t>
-              <w:br/>
-              <w:br/>
+            </w:r>
+            <w:r>
+              <w:rPr>
+                <w:rFonts w:hint="eastAsia" w:ascii="AR PL UKai CN" w:hAnsi="AR PL UKai CN" w:eastAsia="AR PL UKai CN" w:cs="AR PL UKai CN"/>
+                <w:sz w:val="22"/>
+              </w:rPr>
+              <w:br w:type="textWrapping"/>
+            </w:r>
+            <w:r>
+              <w:rPr>
+                <w:rFonts w:hint="eastAsia" w:ascii="AR PL UKai CN" w:hAnsi="AR PL UKai CN" w:eastAsia="AR PL UKai CN" w:cs="AR PL UKai CN"/>
+                <w:sz w:val="22"/>
+              </w:rPr>
+              <w:br w:type="textWrapping"/>
+            </w:r>
+            <w:r>
+              <w:rPr>
+                <w:rFonts w:hint="eastAsia" w:ascii="AR PL UKai CN" w:hAnsi="AR PL UKai CN" w:eastAsia="AR PL UKai CN" w:cs="AR PL UKai CN"/>
+                <w:sz w:val="22"/>
+              </w:rPr>
               <w:t xml:space="preserve">    printf("无头节点链表数据：");</w:t>
-              <w:br/>
+            </w:r>
+            <w:r>
+              <w:rPr>
+                <w:rFonts w:hint="eastAsia" w:ascii="AR PL UKai CN" w:hAnsi="AR PL UKai CN" w:eastAsia="AR PL UKai CN" w:cs="AR PL UKai CN"/>
+                <w:sz w:val="22"/>
+              </w:rPr>
+              <w:br w:type="textWrapping"/>
+            </w:r>
+            <w:r>
+              <w:rPr>
+                <w:rFonts w:hint="eastAsia" w:ascii="AR PL UKai CN" w:hAnsi="AR PL UKai CN" w:eastAsia="AR PL UKai CN" w:cs="AR PL UKai CN"/>
+                <w:sz w:val="22"/>
+              </w:rPr>
               <w:t xml:space="preserve">    noHeadPrint(head);</w:t>
-              <w:br/>
-              <w:br/>
+            </w:r>
+            <w:r>
+              <w:rPr>
+                <w:rFonts w:hint="eastAsia" w:ascii="AR PL UKai CN" w:hAnsi="AR PL UKai CN" w:eastAsia="AR PL UKai CN" w:cs="AR PL UKai CN"/>
+                <w:sz w:val="22"/>
+              </w:rPr>
+              <w:br w:type="textWrapping"/>
+            </w:r>
+            <w:r>
+              <w:rPr>
+                <w:rFonts w:hint="eastAsia" w:ascii="AR PL UKai CN" w:hAnsi="AR PL UKai CN" w:eastAsia="AR PL UKai CN" w:cs="AR PL UKai CN"/>
+                <w:sz w:val="22"/>
+              </w:rPr>
+              <w:br w:type="textWrapping"/>
+            </w:r>
+            <w:r>
+              <w:rPr>
+                <w:rFonts w:hint="eastAsia" w:ascii="AR PL UKai CN" w:hAnsi="AR PL UKai CN" w:eastAsia="AR PL UKai CN" w:cs="AR PL UKai CN"/>
+                <w:sz w:val="22"/>
+              </w:rPr>
               <w:t xml:space="preserve">    return 0;</w:t>
-              <w:br/>
+            </w:r>
+            <w:r>
+              <w:rPr>
+                <w:rFonts w:hint="eastAsia" w:ascii="AR PL UKai CN" w:hAnsi="AR PL UKai CN" w:eastAsia="AR PL UKai CN" w:cs="AR PL UKai CN"/>
+                <w:sz w:val="22"/>
+              </w:rPr>
+              <w:br w:type="textWrapping"/>
+            </w:r>
+            <w:r>
+              <w:rPr>
+                <w:rFonts w:hint="eastAsia" w:ascii="AR PL UKai CN" w:hAnsi="AR PL UKai CN" w:eastAsia="AR PL UKai CN" w:cs="AR PL UKai CN"/>
+                <w:sz w:val="22"/>
+              </w:rPr>
               <w:t>}</w:t>
-              <w:br/>
+            </w:r>
+            <w:r>
+              <w:rPr>
+                <w:rFonts w:hint="eastAsia" w:ascii="AR PL UKai CN" w:hAnsi="AR PL UKai CN" w:eastAsia="AR PL UKai CN" w:cs="AR PL UKai CN"/>
+                <w:sz w:val="22"/>
+              </w:rPr>
+              <w:br w:type="textWrapping"/>
             </w:r>
           </w:p>
         </w:tc>
@@ -838,18 +1616,21 @@
         <w:spacing w:before="120" w:after="120" w:line="288" w:lineRule="auto"/>
         <w:ind w:left="0"/>
         <w:jc w:val="left"/>
-      </w:pPr>
-      <w:r>
-        <w:rPr>
-          <w:rFonts w:eastAsia="等线" w:ascii="Arial" w:cs="Arial" w:hAnsi="Arial"/>
-          <w:b w:val="true"/>
+        <w:rPr>
+          <w:rFonts w:hint="eastAsia" w:ascii="AR PL UKai CN" w:hAnsi="AR PL UKai CN" w:eastAsia="AR PL UKai CN" w:cs="AR PL UKai CN"/>
+        </w:rPr>
+      </w:pPr>
+      <w:r>
+        <w:rPr>
+          <w:rFonts w:hint="eastAsia" w:ascii="AR PL UKai CN" w:hAnsi="AR PL UKai CN" w:eastAsia="AR PL UKai CN" w:cs="AR PL UKai CN"/>
+          <w:b/>
           <w:sz w:val="22"/>
         </w:rPr>
         <w:t>核心问题</w:t>
       </w:r>
       <w:r>
         <w:rPr>
-          <w:rFonts w:eastAsia="等线" w:ascii="Arial" w:cs="Arial" w:hAnsi="Arial"/>
+          <w:rFonts w:hint="eastAsia" w:ascii="AR PL UKai CN" w:hAnsi="AR PL UKai CN" w:eastAsia="AR PL UKai CN" w:cs="AR PL UKai CN"/>
           <w:sz w:val="22"/>
         </w:rPr>
         <w:t>：空链表插入数据时，必须单独判断、修改头指针，代码存在特殊分支，容易出错。</w:t>
@@ -857,17 +1638,19 @@
     </w:p>
     <w:p>
       <w:pPr>
-        <w:pStyle w:val="3"/>
         <w:spacing w:before="300" w:after="120" w:line="288" w:lineRule="auto"/>
         <w:ind w:left="0"/>
         <w:jc w:val="left"/>
         <w:outlineLvl w:val="2"/>
-      </w:pPr>
-      <w:bookmarkStart w:name="heading_11" w:id="11"/>
-      <w:r>
-        <w:rPr>
-          <w:rFonts w:eastAsia="等线" w:ascii="Arial" w:cs="Arial" w:hAnsi="Arial"/>
-          <w:b w:val="true"/>
+        <w:rPr>
+          <w:rFonts w:hint="eastAsia" w:ascii="AR PL UKai CN" w:hAnsi="AR PL UKai CN" w:eastAsia="AR PL UKai CN" w:cs="AR PL UKai CN"/>
+        </w:rPr>
+      </w:pPr>
+      <w:bookmarkStart w:id="11" w:name="heading_11"/>
+      <w:r>
+        <w:rPr>
+          <w:rFonts w:hint="eastAsia" w:ascii="AR PL UKai CN" w:hAnsi="AR PL UKai CN" w:eastAsia="AR PL UKai CN" w:cs="AR PL UKai CN"/>
+          <w:b/>
           <w:sz w:val="30"/>
         </w:rPr>
         <w:t>示例2：有头节点链表（完整可运行代码，工程标准）</w:t>
@@ -879,10 +1662,13 @@
         <w:spacing w:before="120" w:after="120" w:line="288" w:lineRule="auto"/>
         <w:ind w:left="0"/>
         <w:jc w:val="left"/>
-      </w:pPr>
-      <w:r>
-        <w:rPr>
-          <w:rFonts w:eastAsia="等线" w:ascii="Arial" w:cs="Arial" w:hAnsi="Arial"/>
+        <w:rPr>
+          <w:rFonts w:hint="eastAsia" w:ascii="AR PL UKai CN" w:hAnsi="AR PL UKai CN" w:eastAsia="AR PL UKai CN" w:cs="AR PL UKai CN"/>
+        </w:rPr>
+      </w:pPr>
+      <w:r>
+        <w:rPr>
+          <w:rFonts w:hint="eastAsia" w:ascii="AR PL UKai CN" w:hAnsi="AR PL UKai CN" w:eastAsia="AR PL UKai CN" w:cs="AR PL UKai CN"/>
           <w:sz w:val="22"/>
         </w:rPr>
         <w:t>特点：固定空头节点，头指针永久不变，所有节点插入逻辑统一，无任何特例。</w:t>
@@ -890,148 +1676,751 @@
     </w:p>
     <w:tbl>
       <w:tblPr>
+        <w:tblStyle w:val="2"/>
         <w:tblW w:w="0" w:type="auto"/>
         <w:tblInd w:w="0" w:type="dxa"/>
         <w:tblBorders>
-          <w:top w:val="single" w:color="dee0e3"/>
-          <w:left w:val="single" w:color="dee0e3"/>
-          <w:bottom w:val="single" w:color="dee0e3"/>
-          <w:right w:val="single" w:color="dee0e3"/>
-          <w:insideH w:val="single" w:color="dee0e3"/>
-          <w:insideV w:val="single" w:color="dee0e3"/>
+          <w:top w:val="single" w:color="DEE0E3" w:sz="0" w:space="0"/>
+          <w:left w:val="single" w:color="DEE0E3" w:sz="0" w:space="0"/>
+          <w:bottom w:val="single" w:color="DEE0E3" w:sz="0" w:space="0"/>
+          <w:right w:val="single" w:color="DEE0E3" w:sz="0" w:space="0"/>
+          <w:insideH w:val="single" w:color="DEE0E3" w:sz="0" w:space="0"/>
+          <w:insideV w:val="single" w:color="DEE0E3" w:sz="0" w:space="0"/>
         </w:tblBorders>
         <w:tblLayout w:type="fixed"/>
+        <w:tblCellMar>
+          <w:top w:w="0" w:type="dxa"/>
+          <w:left w:w="10" w:type="dxa"/>
+          <w:bottom w:w="0" w:type="dxa"/>
+          <w:right w:w="10" w:type="dxa"/>
+        </w:tblCellMar>
       </w:tblPr>
       <w:tblGrid>
         <w:gridCol w:w="8280"/>
       </w:tblGrid>
       <w:tr>
+        <w:tblPrEx>
+          <w:tblBorders>
+            <w:top w:val="single" w:color="DEE0E3" w:sz="0" w:space="0"/>
+            <w:left w:val="single" w:color="DEE0E3" w:sz="0" w:space="0"/>
+            <w:bottom w:val="single" w:color="DEE0E3" w:sz="0" w:space="0"/>
+            <w:right w:val="single" w:color="DEE0E3" w:sz="0" w:space="0"/>
+            <w:insideH w:val="single" w:color="DEE0E3" w:sz="0" w:space="0"/>
+            <w:insideV w:val="single" w:color="DEE0E3" w:sz="0" w:space="0"/>
+          </w:tblBorders>
+          <w:tblCellMar>
+            <w:top w:w="0" w:type="dxa"/>
+            <w:left w:w="10" w:type="dxa"/>
+            <w:bottom w:w="0" w:type="dxa"/>
+            <w:right w:w="10" w:type="dxa"/>
+          </w:tblCellMar>
+        </w:tblPrEx>
         <w:tc>
           <w:tcPr>
             <w:tcW w:w="8280" w:type="dxa"/>
-            <w:shd w:color="auto" w:val="clear" w:fill="f5f6f7"/>
+            <w:shd w:val="clear" w:color="auto" w:fill="F5F6F7"/>
             <w:tcMar>
-              <w:top w:type="dxa" w:w="60"/>
-              <w:left w:type="dxa" w:w="120"/>
-              <w:bottom w:type="dxa" w:w="30"/>
-              <w:right w:type="dxa" w:w="120"/>
+              <w:top w:w="60" w:type="dxa"/>
+              <w:left w:w="120" w:type="dxa"/>
+              <w:bottom w:w="30" w:type="dxa"/>
+              <w:right w:w="120" w:type="dxa"/>
             </w:tcMar>
           </w:tcPr>
           <w:p>
             <w:pPr>
               <w:spacing w:before="120" w:after="120" w:line="288" w:lineRule="auto"/>
               <w:jc w:val="left"/>
+              <w:rPr>
+                <w:rFonts w:hint="eastAsia" w:ascii="AR PL UKai CN" w:hAnsi="AR PL UKai CN" w:eastAsia="AR PL UKai CN" w:cs="AR PL UKai CN"/>
+              </w:rPr>
             </w:pPr>
             <w:r>
               <w:rPr>
-                <w:rFonts w:eastAsia="Consolas" w:ascii="Consolas" w:cs="Consolas" w:hAnsi="Consolas"/>
-                <w:color w:val="646a73"/>
+                <w:rFonts w:hint="eastAsia" w:ascii="AR PL UKai CN" w:hAnsi="AR PL UKai CN" w:eastAsia="AR PL UKai CN" w:cs="AR PL UKai CN"/>
+                <w:color w:val="646A73"/>
                 <w:sz w:val="22"/>
               </w:rPr>
               <w:t>c</w:t>
-              <w:br w:type="textWrapping"/>
-            </w:r>
-            <w:r>
-              <w:rPr>
-                <w:rFonts w:eastAsia="Consolas" w:ascii="Consolas" w:cs="Consolas" w:hAnsi="Consolas"/>
+            </w:r>
+            <w:r>
+              <w:rPr>
+                <w:rFonts w:hint="eastAsia" w:ascii="AR PL UKai CN" w:hAnsi="AR PL UKai CN" w:eastAsia="AR PL UKai CN" w:cs="AR PL UKai CN"/>
+                <w:color w:val="646A73"/>
+                <w:sz w:val="22"/>
+              </w:rPr>
+              <w:br w:type="textWrapping"/>
+            </w:r>
+            <w:r>
+              <w:rPr>
+                <w:rFonts w:hint="eastAsia" w:ascii="AR PL UKai CN" w:hAnsi="AR PL UKai CN" w:eastAsia="AR PL UKai CN" w:cs="AR PL UKai CN"/>
                 <w:sz w:val="22"/>
               </w:rPr>
               <w:t>#include &lt;stdio.h&gt;</w:t>
-              <w:br/>
+            </w:r>
+            <w:r>
+              <w:rPr>
+                <w:rFonts w:hint="eastAsia" w:ascii="AR PL UKai CN" w:hAnsi="AR PL UKai CN" w:eastAsia="AR PL UKai CN" w:cs="AR PL UKai CN"/>
+                <w:sz w:val="22"/>
+              </w:rPr>
+              <w:br w:type="textWrapping"/>
+            </w:r>
+            <w:r>
+              <w:rPr>
+                <w:rFonts w:hint="eastAsia" w:ascii="AR PL UKai CN" w:hAnsi="AR PL UKai CN" w:eastAsia="AR PL UKai CN" w:cs="AR PL UKai CN"/>
+                <w:sz w:val="22"/>
+              </w:rPr>
               <w:t>#include &lt;stdlib.h&gt;</w:t>
-              <w:br/>
-              <w:br/>
+            </w:r>
+            <w:r>
+              <w:rPr>
+                <w:rFonts w:hint="eastAsia" w:ascii="AR PL UKai CN" w:hAnsi="AR PL UKai CN" w:eastAsia="AR PL UKai CN" w:cs="AR PL UKai CN"/>
+                <w:sz w:val="22"/>
+              </w:rPr>
+              <w:br w:type="textWrapping"/>
+            </w:r>
+            <w:r>
+              <w:rPr>
+                <w:rFonts w:hint="eastAsia" w:ascii="AR PL UKai CN" w:hAnsi="AR PL UKai CN" w:eastAsia="AR PL UKai CN" w:cs="AR PL UKai CN"/>
+                <w:sz w:val="22"/>
+              </w:rPr>
+              <w:br w:type="textWrapping"/>
+            </w:r>
+            <w:r>
+              <w:rPr>
+                <w:rFonts w:hint="eastAsia" w:ascii="AR PL UKai CN" w:hAnsi="AR PL UKai CN" w:eastAsia="AR PL UKai CN" w:cs="AR PL UKai CN"/>
+                <w:sz w:val="22"/>
+              </w:rPr>
               <w:t>typedef struct Node</w:t>
-              <w:br/>
+            </w:r>
+            <w:r>
+              <w:rPr>
+                <w:rFonts w:hint="eastAsia" w:ascii="AR PL UKai CN" w:hAnsi="AR PL UKai CN" w:eastAsia="AR PL UKai CN" w:cs="AR PL UKai CN"/>
+                <w:sz w:val="22"/>
+              </w:rPr>
+              <w:br w:type="textWrapping"/>
+            </w:r>
+            <w:r>
+              <w:rPr>
+                <w:rFonts w:hint="eastAsia" w:ascii="AR PL UKai CN" w:hAnsi="AR PL UKai CN" w:eastAsia="AR PL UKai CN" w:cs="AR PL UKai CN"/>
+                <w:sz w:val="22"/>
+              </w:rPr>
               <w:t>{</w:t>
-              <w:br/>
+            </w:r>
+            <w:r>
+              <w:rPr>
+                <w:rFonts w:hint="eastAsia" w:ascii="AR PL UKai CN" w:hAnsi="AR PL UKai CN" w:eastAsia="AR PL UKai CN" w:cs="AR PL UKai CN"/>
+                <w:sz w:val="22"/>
+              </w:rPr>
+              <w:br w:type="textWrapping"/>
+            </w:r>
+            <w:r>
+              <w:rPr>
+                <w:rFonts w:hint="eastAsia" w:ascii="AR PL UKai CN" w:hAnsi="AR PL UKai CN" w:eastAsia="AR PL UKai CN" w:cs="AR PL UKai CN"/>
+                <w:sz w:val="22"/>
+              </w:rPr>
               <w:t xml:space="preserve">    int data;</w:t>
-              <w:br/>
+            </w:r>
+            <w:r>
+              <w:rPr>
+                <w:rFonts w:hint="eastAsia" w:ascii="AR PL UKai CN" w:hAnsi="AR PL UKai CN" w:eastAsia="AR PL UKai CN" w:cs="AR PL UKai CN"/>
+                <w:sz w:val="22"/>
+              </w:rPr>
+              <w:br w:type="textWrapping"/>
+            </w:r>
+            <w:r>
+              <w:rPr>
+                <w:rFonts w:hint="eastAsia" w:ascii="AR PL UKai CN" w:hAnsi="AR PL UKai CN" w:eastAsia="AR PL UKai CN" w:cs="AR PL UKai CN"/>
+                <w:sz w:val="22"/>
+              </w:rPr>
               <w:t xml:space="preserve">    struct Node *next;</w:t>
-              <w:br/>
+            </w:r>
+            <w:r>
+              <w:rPr>
+                <w:rFonts w:hint="eastAsia" w:ascii="AR PL UKai CN" w:hAnsi="AR PL UKai CN" w:eastAsia="AR PL UKai CN" w:cs="AR PL UKai CN"/>
+                <w:sz w:val="22"/>
+              </w:rPr>
+              <w:br w:type="textWrapping"/>
+            </w:r>
+            <w:r>
+              <w:rPr>
+                <w:rFonts w:hint="eastAsia" w:ascii="AR PL UKai CN" w:hAnsi="AR PL UKai CN" w:eastAsia="AR PL UKai CN" w:cs="AR PL UKai CN"/>
+                <w:sz w:val="22"/>
+              </w:rPr>
               <w:t>}Node;</w:t>
-              <w:br/>
-              <w:br/>
+            </w:r>
+            <w:r>
+              <w:rPr>
+                <w:rFonts w:hint="eastAsia" w:ascii="AR PL UKai CN" w:hAnsi="AR PL UKai CN" w:eastAsia="AR PL UKai CN" w:cs="AR PL UKai CN"/>
+                <w:sz w:val="22"/>
+              </w:rPr>
+              <w:br w:type="textWrapping"/>
+            </w:r>
+            <w:r>
+              <w:rPr>
+                <w:rFonts w:hint="eastAsia" w:ascii="AR PL UKai CN" w:hAnsi="AR PL UKai CN" w:eastAsia="AR PL UKai CN" w:cs="AR PL UKai CN"/>
+                <w:sz w:val="22"/>
+              </w:rPr>
+              <w:br w:type="textWrapping"/>
+            </w:r>
+            <w:r>
+              <w:rPr>
+                <w:rFonts w:hint="eastAsia" w:ascii="AR PL UKai CN" w:hAnsi="AR PL UKai CN" w:eastAsia="AR PL UKai CN" w:cs="AR PL UKai CN"/>
+                <w:sz w:val="22"/>
+              </w:rPr>
               <w:t>// 有头节点链表尾插：逻辑统一，无需特殊判断</w:t>
-              <w:br/>
+            </w:r>
+            <w:r>
+              <w:rPr>
+                <w:rFonts w:hint="eastAsia" w:ascii="AR PL UKai CN" w:hAnsi="AR PL UKai CN" w:eastAsia="AR PL UKai CN" w:cs="AR PL UKai CN"/>
+                <w:sz w:val="22"/>
+              </w:rPr>
+              <w:br w:type="textWrapping"/>
+            </w:r>
+            <w:r>
+              <w:rPr>
+                <w:rFonts w:hint="eastAsia" w:ascii="AR PL UKai CN" w:hAnsi="AR PL UKai CN" w:eastAsia="AR PL UKai CN" w:cs="AR PL UKai CN"/>
+                <w:sz w:val="22"/>
+              </w:rPr>
               <w:t>void haveHeadTailInsert(Node *head, int val)</w:t>
-              <w:br/>
+            </w:r>
+            <w:r>
+              <w:rPr>
+                <w:rFonts w:hint="eastAsia" w:ascii="AR PL UKai CN" w:hAnsi="AR PL UKai CN" w:eastAsia="AR PL UKai CN" w:cs="AR PL UKai CN"/>
+                <w:sz w:val="22"/>
+              </w:rPr>
+              <w:br w:type="textWrapping"/>
+            </w:r>
+            <w:r>
+              <w:rPr>
+                <w:rFonts w:hint="eastAsia" w:ascii="AR PL UKai CN" w:hAnsi="AR PL UKai CN" w:eastAsia="AR PL UKai CN" w:cs="AR PL UKai CN"/>
+                <w:sz w:val="22"/>
+              </w:rPr>
               <w:t>{</w:t>
-              <w:br/>
+            </w:r>
+            <w:r>
+              <w:rPr>
+                <w:rFonts w:hint="eastAsia" w:ascii="AR PL UKai CN" w:hAnsi="AR PL UKai CN" w:eastAsia="AR PL UKai CN" w:cs="AR PL UKai CN"/>
+                <w:sz w:val="22"/>
+              </w:rPr>
+              <w:br w:type="textWrapping"/>
+            </w:r>
+            <w:r>
+              <w:rPr>
+                <w:rFonts w:hint="eastAsia" w:ascii="AR PL UKai CN" w:hAnsi="AR PL UKai CN" w:eastAsia="AR PL UKai CN" w:cs="AR PL UKai CN"/>
+                <w:sz w:val="22"/>
+              </w:rPr>
               <w:t xml:space="preserve">    Node *newNode = (Node *)malloc(sizeof(Node));</w:t>
-              <w:br/>
+            </w:r>
+            <w:r>
+              <w:rPr>
+                <w:rFonts w:hint="eastAsia" w:ascii="AR PL UKai CN" w:hAnsi="AR PL UKai CN" w:eastAsia="AR PL UKai CN" w:cs="AR PL UKai CN"/>
+                <w:sz w:val="22"/>
+              </w:rPr>
+              <w:br w:type="textWrapping"/>
+            </w:r>
+            <w:r>
+              <w:rPr>
+                <w:rFonts w:hint="eastAsia" w:ascii="AR PL UKai CN" w:hAnsi="AR PL UKai CN" w:eastAsia="AR PL UKai CN" w:cs="AR PL UKai CN"/>
+                <w:sz w:val="22"/>
+              </w:rPr>
               <w:t xml:space="preserve">    newNode-&gt;data = val;</w:t>
-              <w:br/>
+            </w:r>
+            <w:r>
+              <w:rPr>
+                <w:rFonts w:hint="eastAsia" w:ascii="AR PL UKai CN" w:hAnsi="AR PL UKai CN" w:eastAsia="AR PL UKai CN" w:cs="AR PL UKai CN"/>
+                <w:sz w:val="22"/>
+              </w:rPr>
+              <w:br w:type="textWrapping"/>
+            </w:r>
+            <w:r>
+              <w:rPr>
+                <w:rFonts w:hint="eastAsia" w:ascii="AR PL UKai CN" w:hAnsi="AR PL UKai CN" w:eastAsia="AR PL UKai CN" w:cs="AR PL UKai CN"/>
+                <w:sz w:val="22"/>
+              </w:rPr>
               <w:t xml:space="preserve">    newNode-&gt;next = NULL;</w:t>
-              <w:br/>
-              <w:br/>
+            </w:r>
+            <w:r>
+              <w:rPr>
+                <w:rFonts w:hint="eastAsia" w:ascii="AR PL UKai CN" w:hAnsi="AR PL UKai CN" w:eastAsia="AR PL UKai CN" w:cs="AR PL UKai CN"/>
+                <w:sz w:val="22"/>
+              </w:rPr>
+              <w:br w:type="textWrapping"/>
+            </w:r>
+            <w:r>
+              <w:rPr>
+                <w:rFonts w:hint="eastAsia" w:ascii="AR PL UKai CN" w:hAnsi="AR PL UKai CN" w:eastAsia="AR PL UKai CN" w:cs="AR PL UKai CN"/>
+                <w:sz w:val="22"/>
+              </w:rPr>
+              <w:br w:type="textWrapping"/>
+            </w:r>
+            <w:r>
+              <w:rPr>
+                <w:rFonts w:hint="eastAsia" w:ascii="AR PL UKai CN" w:hAnsi="AR PL UKai CN" w:eastAsia="AR PL UKai CN" w:cs="AR PL UKai CN"/>
+                <w:sz w:val="22"/>
+              </w:rPr>
               <w:t xml:space="preserve">    // 无论链表为空/非空，逻辑完全一致</w:t>
-              <w:br/>
+            </w:r>
+            <w:r>
+              <w:rPr>
+                <w:rFonts w:hint="eastAsia" w:ascii="AR PL UKai CN" w:hAnsi="AR PL UKai CN" w:eastAsia="AR PL UKai CN" w:cs="AR PL UKai CN"/>
+                <w:sz w:val="22"/>
+              </w:rPr>
+              <w:br w:type="textWrapping"/>
+            </w:r>
+            <w:r>
+              <w:rPr>
+                <w:rFonts w:hint="eastAsia" w:ascii="AR PL UKai CN" w:hAnsi="AR PL UKai CN" w:eastAsia="AR PL UKai CN" w:cs="AR PL UKai CN"/>
+                <w:sz w:val="22"/>
+              </w:rPr>
               <w:t xml:space="preserve">    Node *p = head;</w:t>
-              <w:br/>
+            </w:r>
+            <w:r>
+              <w:rPr>
+                <w:rFonts w:hint="eastAsia" w:ascii="AR PL UKai CN" w:hAnsi="AR PL UKai CN" w:eastAsia="AR PL UKai CN" w:cs="AR PL UKai CN"/>
+                <w:sz w:val="22"/>
+              </w:rPr>
+              <w:br w:type="textWrapping"/>
+            </w:r>
+            <w:r>
+              <w:rPr>
+                <w:rFonts w:hint="eastAsia" w:ascii="AR PL UKai CN" w:hAnsi="AR PL UKai CN" w:eastAsia="AR PL UKai CN" w:cs="AR PL UKai CN"/>
+                <w:sz w:val="22"/>
+              </w:rPr>
               <w:t xml:space="preserve">    while(p-&gt;next != NULL)</w:t>
-              <w:br/>
+            </w:r>
+            <w:r>
+              <w:rPr>
+                <w:rFonts w:hint="eastAsia" w:ascii="AR PL UKai CN" w:hAnsi="AR PL UKai CN" w:eastAsia="AR PL UKai CN" w:cs="AR PL UKai CN"/>
+                <w:sz w:val="22"/>
+              </w:rPr>
+              <w:br w:type="textWrapping"/>
+            </w:r>
+            <w:r>
+              <w:rPr>
+                <w:rFonts w:hint="eastAsia" w:ascii="AR PL UKai CN" w:hAnsi="AR PL UKai CN" w:eastAsia="AR PL UKai CN" w:cs="AR PL UKai CN"/>
+                <w:sz w:val="22"/>
+              </w:rPr>
               <w:t xml:space="preserve">    {</w:t>
-              <w:br/>
+            </w:r>
+            <w:r>
+              <w:rPr>
+                <w:rFonts w:hint="eastAsia" w:ascii="AR PL UKai CN" w:hAnsi="AR PL UKai CN" w:eastAsia="AR PL UKai CN" w:cs="AR PL UKai CN"/>
+                <w:sz w:val="22"/>
+              </w:rPr>
+              <w:br w:type="textWrapping"/>
+            </w:r>
+            <w:r>
+              <w:rPr>
+                <w:rFonts w:hint="eastAsia" w:ascii="AR PL UKai CN" w:hAnsi="AR PL UKai CN" w:eastAsia="AR PL UKai CN" w:cs="AR PL UKai CN"/>
+                <w:sz w:val="22"/>
+              </w:rPr>
               <w:t xml:space="preserve">        p = p-&gt;next;</w:t>
-              <w:br/>
+            </w:r>
+            <w:r>
+              <w:rPr>
+                <w:rFonts w:hint="eastAsia" w:ascii="AR PL UKai CN" w:hAnsi="AR PL UKai CN" w:eastAsia="AR PL UKai CN" w:cs="AR PL UKai CN"/>
+                <w:sz w:val="22"/>
+              </w:rPr>
+              <w:br w:type="textWrapping"/>
+            </w:r>
+            <w:r>
+              <w:rPr>
+                <w:rFonts w:hint="eastAsia" w:ascii="AR PL UKai CN" w:hAnsi="AR PL UKai CN" w:eastAsia="AR PL UKai CN" w:cs="AR PL UKai CN"/>
+                <w:sz w:val="22"/>
+              </w:rPr>
               <w:t xml:space="preserve">    }</w:t>
-              <w:br/>
+            </w:r>
+            <w:r>
+              <w:rPr>
+                <w:rFonts w:hint="eastAsia" w:ascii="AR PL UKai CN" w:hAnsi="AR PL UKai CN" w:eastAsia="AR PL UKai CN" w:cs="AR PL UKai CN"/>
+                <w:sz w:val="22"/>
+              </w:rPr>
+              <w:br w:type="textWrapping"/>
+            </w:r>
+            <w:r>
+              <w:rPr>
+                <w:rFonts w:hint="eastAsia" w:ascii="AR PL UKai CN" w:hAnsi="AR PL UKai CN" w:eastAsia="AR PL UKai CN" w:cs="AR PL UKai CN"/>
+                <w:sz w:val="22"/>
+              </w:rPr>
               <w:t xml:space="preserve">    p-&gt;next = newNode;</w:t>
-              <w:br/>
+            </w:r>
+            <w:r>
+              <w:rPr>
+                <w:rFonts w:hint="eastAsia" w:ascii="AR PL UKai CN" w:hAnsi="AR PL UKai CN" w:eastAsia="AR PL UKai CN" w:cs="AR PL UKai CN"/>
+                <w:sz w:val="22"/>
+              </w:rPr>
+              <w:br w:type="textWrapping"/>
+            </w:r>
+            <w:r>
+              <w:rPr>
+                <w:rFonts w:hint="eastAsia" w:ascii="AR PL UKai CN" w:hAnsi="AR PL UKai CN" w:eastAsia="AR PL UKai CN" w:cs="AR PL UKai CN"/>
+                <w:sz w:val="22"/>
+              </w:rPr>
               <w:t>}</w:t>
-              <w:br/>
-              <w:br/>
+            </w:r>
+            <w:r>
+              <w:rPr>
+                <w:rFonts w:hint="eastAsia" w:ascii="AR PL UKai CN" w:hAnsi="AR PL UKai CN" w:eastAsia="AR PL UKai CN" w:cs="AR PL UKai CN"/>
+                <w:sz w:val="22"/>
+              </w:rPr>
+              <w:br w:type="textWrapping"/>
+            </w:r>
+            <w:r>
+              <w:rPr>
+                <w:rFonts w:hint="eastAsia" w:ascii="AR PL UKai CN" w:hAnsi="AR PL UKai CN" w:eastAsia="AR PL UKai CN" w:cs="AR PL UKai CN"/>
+                <w:sz w:val="22"/>
+              </w:rPr>
+              <w:br w:type="textWrapping"/>
+            </w:r>
+            <w:r>
+              <w:rPr>
+                <w:rFonts w:hint="eastAsia" w:ascii="AR PL UKai CN" w:hAnsi="AR PL UKai CN" w:eastAsia="AR PL UKai CN" w:cs="AR PL UKai CN"/>
+                <w:sz w:val="22"/>
+              </w:rPr>
               <w:t>// 有头节点链表遍历</w:t>
-              <w:br/>
+            </w:r>
+            <w:r>
+              <w:rPr>
+                <w:rFonts w:hint="eastAsia" w:ascii="AR PL UKai CN" w:hAnsi="AR PL UKai CN" w:eastAsia="AR PL UKai CN" w:cs="AR PL UKai CN"/>
+                <w:sz w:val="22"/>
+              </w:rPr>
+              <w:br w:type="textWrapping"/>
+            </w:r>
+            <w:r>
+              <w:rPr>
+                <w:rFonts w:hint="eastAsia" w:ascii="AR PL UKai CN" w:hAnsi="AR PL UKai CN" w:eastAsia="AR PL UKai CN" w:cs="AR PL UKai CN"/>
+                <w:sz w:val="22"/>
+              </w:rPr>
               <w:t>void haveHeadPrint(Node *head)</w:t>
-              <w:br/>
+            </w:r>
+            <w:r>
+              <w:rPr>
+                <w:rFonts w:hint="eastAsia" w:ascii="AR PL UKai CN" w:hAnsi="AR PL UKai CN" w:eastAsia="AR PL UKai CN" w:cs="AR PL UKai CN"/>
+                <w:sz w:val="22"/>
+              </w:rPr>
+              <w:br w:type="textWrapping"/>
+            </w:r>
+            <w:r>
+              <w:rPr>
+                <w:rFonts w:hint="eastAsia" w:ascii="AR PL UKai CN" w:hAnsi="AR PL UKai CN" w:eastAsia="AR PL UKai CN" w:cs="AR PL UKai CN"/>
+                <w:sz w:val="22"/>
+              </w:rPr>
               <w:t>{</w:t>
-              <w:br/>
+            </w:r>
+            <w:r>
+              <w:rPr>
+                <w:rFonts w:hint="eastAsia" w:ascii="AR PL UKai CN" w:hAnsi="AR PL UKai CN" w:eastAsia="AR PL UKai CN" w:cs="AR PL UKai CN"/>
+                <w:sz w:val="22"/>
+              </w:rPr>
+              <w:br w:type="textWrapping"/>
+            </w:r>
+            <w:r>
+              <w:rPr>
+                <w:rFonts w:hint="eastAsia" w:ascii="AR PL UKai CN" w:hAnsi="AR PL UKai CN" w:eastAsia="AR PL UKai CN" w:cs="AR PL UKai CN"/>
+                <w:sz w:val="22"/>
+              </w:rPr>
               <w:t xml:space="preserve">    Node *p = head-&gt;next; // 跳过空头节点，遍历有效数据</w:t>
-              <w:br/>
+            </w:r>
+            <w:r>
+              <w:rPr>
+                <w:rFonts w:hint="eastAsia" w:ascii="AR PL UKai CN" w:hAnsi="AR PL UKai CN" w:eastAsia="AR PL UKai CN" w:cs="AR PL UKai CN"/>
+                <w:sz w:val="22"/>
+              </w:rPr>
+              <w:br w:type="textWrapping"/>
+            </w:r>
+            <w:r>
+              <w:rPr>
+                <w:rFonts w:hint="eastAsia" w:ascii="AR PL UKai CN" w:hAnsi="AR PL UKai CN" w:eastAsia="AR PL UKai CN" w:cs="AR PL UKai CN"/>
+                <w:sz w:val="22"/>
+              </w:rPr>
               <w:t xml:space="preserve">    while(p != NULL)</w:t>
-              <w:br/>
+            </w:r>
+            <w:r>
+              <w:rPr>
+                <w:rFonts w:hint="eastAsia" w:ascii="AR PL UKai CN" w:hAnsi="AR PL UKai CN" w:eastAsia="AR PL UKai CN" w:cs="AR PL UKai CN"/>
+                <w:sz w:val="22"/>
+              </w:rPr>
+              <w:br w:type="textWrapping"/>
+            </w:r>
+            <w:r>
+              <w:rPr>
+                <w:rFonts w:hint="eastAsia" w:ascii="AR PL UKai CN" w:hAnsi="AR PL UKai CN" w:eastAsia="AR PL UKai CN" w:cs="AR PL UKai CN"/>
+                <w:sz w:val="22"/>
+              </w:rPr>
               <w:t xml:space="preserve">    {</w:t>
-              <w:br/>
+            </w:r>
+            <w:r>
+              <w:rPr>
+                <w:rFonts w:hint="eastAsia" w:ascii="AR PL UKai CN" w:hAnsi="AR PL UKai CN" w:eastAsia="AR PL UKai CN" w:cs="AR PL UKai CN"/>
+                <w:sz w:val="22"/>
+              </w:rPr>
+              <w:br w:type="textWrapping"/>
+            </w:r>
+            <w:r>
+              <w:rPr>
+                <w:rFonts w:hint="eastAsia" w:ascii="AR PL UKai CN" w:hAnsi="AR PL UKai CN" w:eastAsia="AR PL UKai CN" w:cs="AR PL UKai CN"/>
+                <w:sz w:val="22"/>
+              </w:rPr>
               <w:t xml:space="preserve">        printf("%d ", p-&gt;data);</w:t>
-              <w:br/>
+            </w:r>
+            <w:r>
+              <w:rPr>
+                <w:rFonts w:hint="eastAsia" w:ascii="AR PL UKai CN" w:hAnsi="AR PL UKai CN" w:eastAsia="AR PL UKai CN" w:cs="AR PL UKai CN"/>
+                <w:sz w:val="22"/>
+              </w:rPr>
+              <w:br w:type="textWrapping"/>
+            </w:r>
+            <w:r>
+              <w:rPr>
+                <w:rFonts w:hint="eastAsia" w:ascii="AR PL UKai CN" w:hAnsi="AR PL UKai CN" w:eastAsia="AR PL UKai CN" w:cs="AR PL UKai CN"/>
+                <w:sz w:val="22"/>
+              </w:rPr>
               <w:t xml:space="preserve">        p = p-&gt;next;</w:t>
-              <w:br/>
+            </w:r>
+            <w:r>
+              <w:rPr>
+                <w:rFonts w:hint="eastAsia" w:ascii="AR PL UKai CN" w:hAnsi="AR PL UKai CN" w:eastAsia="AR PL UKai CN" w:cs="AR PL UKai CN"/>
+                <w:sz w:val="22"/>
+              </w:rPr>
+              <w:br w:type="textWrapping"/>
+            </w:r>
+            <w:r>
+              <w:rPr>
+                <w:rFonts w:hint="eastAsia" w:ascii="AR PL UKai CN" w:hAnsi="AR PL UKai CN" w:eastAsia="AR PL UKai CN" w:cs="AR PL UKai CN"/>
+                <w:sz w:val="22"/>
+              </w:rPr>
               <w:t xml:space="preserve">    }</w:t>
-              <w:br/>
+            </w:r>
+            <w:r>
+              <w:rPr>
+                <w:rFonts w:hint="eastAsia" w:ascii="AR PL UKai CN" w:hAnsi="AR PL UKai CN" w:eastAsia="AR PL UKai CN" w:cs="AR PL UKai CN"/>
+                <w:sz w:val="22"/>
+              </w:rPr>
+              <w:br w:type="textWrapping"/>
+            </w:r>
+            <w:r>
+              <w:rPr>
+                <w:rFonts w:hint="eastAsia" w:ascii="AR PL UKai CN" w:hAnsi="AR PL UKai CN" w:eastAsia="AR PL UKai CN" w:cs="AR PL UKai CN"/>
+                <w:sz w:val="22"/>
+              </w:rPr>
               <w:t xml:space="preserve">    printf("\n");</w:t>
-              <w:br/>
+            </w:r>
+            <w:r>
+              <w:rPr>
+                <w:rFonts w:hint="eastAsia" w:ascii="AR PL UKai CN" w:hAnsi="AR PL UKai CN" w:eastAsia="AR PL UKai CN" w:cs="AR PL UKai CN"/>
+                <w:sz w:val="22"/>
+              </w:rPr>
+              <w:br w:type="textWrapping"/>
+            </w:r>
+            <w:r>
+              <w:rPr>
+                <w:rFonts w:hint="eastAsia" w:ascii="AR PL UKai CN" w:hAnsi="AR PL UKai CN" w:eastAsia="AR PL UKai CN" w:cs="AR PL UKai CN"/>
+                <w:sz w:val="22"/>
+              </w:rPr>
               <w:t>}</w:t>
-              <w:br/>
-              <w:br/>
+            </w:r>
+            <w:r>
+              <w:rPr>
+                <w:rFonts w:hint="eastAsia" w:ascii="AR PL UKai CN" w:hAnsi="AR PL UKai CN" w:eastAsia="AR PL UKai CN" w:cs="AR PL UKai CN"/>
+                <w:sz w:val="22"/>
+              </w:rPr>
+              <w:br w:type="textWrapping"/>
+            </w:r>
+            <w:r>
+              <w:rPr>
+                <w:rFonts w:hint="eastAsia" w:ascii="AR PL UKai CN" w:hAnsi="AR PL UKai CN" w:eastAsia="AR PL UKai CN" w:cs="AR PL UKai CN"/>
+                <w:sz w:val="22"/>
+              </w:rPr>
+              <w:br w:type="textWrapping"/>
+            </w:r>
+            <w:r>
+              <w:rPr>
+                <w:rFonts w:hint="eastAsia" w:ascii="AR PL UKai CN" w:hAnsi="AR PL UKai CN" w:eastAsia="AR PL UKai CN" w:cs="AR PL UKai CN"/>
+                <w:sz w:val="22"/>
+              </w:rPr>
               <w:t>int main(void)</w:t>
-              <w:br/>
+            </w:r>
+            <w:r>
+              <w:rPr>
+                <w:rFonts w:hint="eastAsia" w:ascii="AR PL UKai CN" w:hAnsi="AR PL UKai CN" w:eastAsia="AR PL UKai CN" w:cs="AR PL UKai CN"/>
+                <w:sz w:val="22"/>
+              </w:rPr>
+              <w:br w:type="textWrapping"/>
+            </w:r>
+            <w:r>
+              <w:rPr>
+                <w:rFonts w:hint="eastAsia" w:ascii="AR PL UKai CN" w:hAnsi="AR PL UKai CN" w:eastAsia="AR PL UKai CN" w:cs="AR PL UKai CN"/>
+                <w:sz w:val="22"/>
+              </w:rPr>
               <w:t>{</w:t>
-              <w:br/>
+            </w:r>
+            <w:r>
+              <w:rPr>
+                <w:rFonts w:hint="eastAsia" w:ascii="AR PL UKai CN" w:hAnsi="AR PL UKai CN" w:eastAsia="AR PL UKai CN" w:cs="AR PL UKai CN"/>
+                <w:sz w:val="22"/>
+              </w:rPr>
+              <w:br w:type="textWrapping"/>
+            </w:r>
+            <w:r>
+              <w:rPr>
+                <w:rFonts w:hint="eastAsia" w:ascii="AR PL UKai CN" w:hAnsi="AR PL UKai CN" w:eastAsia="AR PL UKai CN" w:cs="AR PL UKai CN"/>
+                <w:sz w:val="22"/>
+              </w:rPr>
               <w:t xml:space="preserve">    // 初始化空头节点，头指针永久非空</w:t>
-              <w:br/>
+            </w:r>
+            <w:r>
+              <w:rPr>
+                <w:rFonts w:hint="eastAsia" w:ascii="AR PL UKai CN" w:hAnsi="AR PL UKai CN" w:eastAsia="AR PL UKai CN" w:cs="AR PL UKai CN"/>
+                <w:sz w:val="22"/>
+              </w:rPr>
+              <w:br w:type="textWrapping"/>
+            </w:r>
+            <w:r>
+              <w:rPr>
+                <w:rFonts w:hint="eastAsia" w:ascii="AR PL UKai CN" w:hAnsi="AR PL UKai CN" w:eastAsia="AR PL UKai CN" w:cs="AR PL UKai CN"/>
+                <w:sz w:val="22"/>
+              </w:rPr>
               <w:t xml:space="preserve">    Node *head = (Node *)malloc(sizeof(Node));</w:t>
-              <w:br/>
+            </w:r>
+            <w:r>
+              <w:rPr>
+                <w:rFonts w:hint="eastAsia" w:ascii="AR PL UKai CN" w:hAnsi="AR PL UKai CN" w:eastAsia="AR PL UKai CN" w:cs="AR PL UKai CN"/>
+                <w:sz w:val="22"/>
+              </w:rPr>
+              <w:br w:type="textWrapping"/>
+            </w:r>
+            <w:r>
+              <w:rPr>
+                <w:rFonts w:hint="eastAsia" w:ascii="AR PL UKai CN" w:hAnsi="AR PL UKai CN" w:eastAsia="AR PL UKai CN" w:cs="AR PL UKai CN"/>
+                <w:sz w:val="22"/>
+              </w:rPr>
               <w:t xml:space="preserve">    head-&gt;next = NULL;</w:t>
-              <w:br/>
-              <w:br/>
+            </w:r>
+            <w:r>
+              <w:rPr>
+                <w:rFonts w:hint="eastAsia" w:ascii="AR PL UKai CN" w:hAnsi="AR PL UKai CN" w:eastAsia="AR PL UKai CN" w:cs="AR PL UKai CN"/>
+                <w:sz w:val="22"/>
+              </w:rPr>
+              <w:br w:type="textWrapping"/>
+            </w:r>
+            <w:r>
+              <w:rPr>
+                <w:rFonts w:hint="eastAsia" w:ascii="AR PL UKai CN" w:hAnsi="AR PL UKai CN" w:eastAsia="AR PL UKai CN" w:cs="AR PL UKai CN"/>
+                <w:sz w:val="22"/>
+              </w:rPr>
+              <w:br w:type="textWrapping"/>
+            </w:r>
+            <w:r>
+              <w:rPr>
+                <w:rFonts w:hint="eastAsia" w:ascii="AR PL UKai CN" w:hAnsi="AR PL UKai CN" w:eastAsia="AR PL UKai CN" w:cs="AR PL UKai CN"/>
+                <w:sz w:val="22"/>
+              </w:rPr>
               <w:t xml:space="preserve">    haveHeadTailInsert(head, 10);</w:t>
-              <w:br/>
+            </w:r>
+            <w:r>
+              <w:rPr>
+                <w:rFonts w:hint="eastAsia" w:ascii="AR PL UKai CN" w:hAnsi="AR PL UKai CN" w:eastAsia="AR PL UKai CN" w:cs="AR PL UKai CN"/>
+                <w:sz w:val="22"/>
+              </w:rPr>
+              <w:br w:type="textWrapping"/>
+            </w:r>
+            <w:r>
+              <w:rPr>
+                <w:rFonts w:hint="eastAsia" w:ascii="AR PL UKai CN" w:hAnsi="AR PL UKai CN" w:eastAsia="AR PL UKai CN" w:cs="AR PL UKai CN"/>
+                <w:sz w:val="22"/>
+              </w:rPr>
               <w:t xml:space="preserve">    haveHeadTailInsert(head, 20);</w:t>
-              <w:br/>
+            </w:r>
+            <w:r>
+              <w:rPr>
+                <w:rFonts w:hint="eastAsia" w:ascii="AR PL UKai CN" w:hAnsi="AR PL UKai CN" w:eastAsia="AR PL UKai CN" w:cs="AR PL UKai CN"/>
+                <w:sz w:val="22"/>
+              </w:rPr>
+              <w:br w:type="textWrapping"/>
+            </w:r>
+            <w:r>
+              <w:rPr>
+                <w:rFonts w:hint="eastAsia" w:ascii="AR PL UKai CN" w:hAnsi="AR PL UKai CN" w:eastAsia="AR PL UKai CN" w:cs="AR PL UKai CN"/>
+                <w:sz w:val="22"/>
+              </w:rPr>
               <w:t xml:space="preserve">    haveHeadTailInsert(head, 30);</w:t>
-              <w:br/>
-              <w:br/>
+            </w:r>
+            <w:r>
+              <w:rPr>
+                <w:rFonts w:hint="eastAsia" w:ascii="AR PL UKai CN" w:hAnsi="AR PL UKai CN" w:eastAsia="AR PL UKai CN" w:cs="AR PL UKai CN"/>
+                <w:sz w:val="22"/>
+              </w:rPr>
+              <w:br w:type="textWrapping"/>
+            </w:r>
+            <w:r>
+              <w:rPr>
+                <w:rFonts w:hint="eastAsia" w:ascii="AR PL UKai CN" w:hAnsi="AR PL UKai CN" w:eastAsia="AR PL UKai CN" w:cs="AR PL UKai CN"/>
+                <w:sz w:val="22"/>
+              </w:rPr>
+              <w:br w:type="textWrapping"/>
+            </w:r>
+            <w:r>
+              <w:rPr>
+                <w:rFonts w:hint="eastAsia" w:ascii="AR PL UKai CN" w:hAnsi="AR PL UKai CN" w:eastAsia="AR PL UKai CN" w:cs="AR PL UKai CN"/>
+                <w:sz w:val="22"/>
+              </w:rPr>
               <w:t xml:space="preserve">    printf("有头节点链表数据：");</w:t>
-              <w:br/>
+            </w:r>
+            <w:r>
+              <w:rPr>
+                <w:rFonts w:hint="eastAsia" w:ascii="AR PL UKai CN" w:hAnsi="AR PL UKai CN" w:eastAsia="AR PL UKai CN" w:cs="AR PL UKai CN"/>
+                <w:sz w:val="22"/>
+              </w:rPr>
+              <w:br w:type="textWrapping"/>
+            </w:r>
+            <w:r>
+              <w:rPr>
+                <w:rFonts w:hint="eastAsia" w:ascii="AR PL UKai CN" w:hAnsi="AR PL UKai CN" w:eastAsia="AR PL UKai CN" w:cs="AR PL UKai CN"/>
+                <w:sz w:val="22"/>
+              </w:rPr>
               <w:t xml:space="preserve">    haveHeadPrint(head);</w:t>
-              <w:br/>
-              <w:br/>
+            </w:r>
+            <w:r>
+              <w:rPr>
+                <w:rFonts w:hint="eastAsia" w:ascii="AR PL UKai CN" w:hAnsi="AR PL UKai CN" w:eastAsia="AR PL UKai CN" w:cs="AR PL UKai CN"/>
+                <w:sz w:val="22"/>
+              </w:rPr>
+              <w:br w:type="textWrapping"/>
+            </w:r>
+            <w:r>
+              <w:rPr>
+                <w:rFonts w:hint="eastAsia" w:ascii="AR PL UKai CN" w:hAnsi="AR PL UKai CN" w:eastAsia="AR PL UKai CN" w:cs="AR PL UKai CN"/>
+                <w:sz w:val="22"/>
+              </w:rPr>
+              <w:br w:type="textWrapping"/>
+            </w:r>
+            <w:r>
+              <w:rPr>
+                <w:rFonts w:hint="eastAsia" w:ascii="AR PL UKai CN" w:hAnsi="AR PL UKai CN" w:eastAsia="AR PL UKai CN" w:cs="AR PL UKai CN"/>
+                <w:sz w:val="22"/>
+              </w:rPr>
               <w:t xml:space="preserve">    return 0;</w:t>
-              <w:br/>
+            </w:r>
+            <w:r>
+              <w:rPr>
+                <w:rFonts w:hint="eastAsia" w:ascii="AR PL UKai CN" w:hAnsi="AR PL UKai CN" w:eastAsia="AR PL UKai CN" w:cs="AR PL UKai CN"/>
+                <w:sz w:val="22"/>
+              </w:rPr>
+              <w:br w:type="textWrapping"/>
+            </w:r>
+            <w:r>
+              <w:rPr>
+                <w:rFonts w:hint="eastAsia" w:ascii="AR PL UKai CN" w:hAnsi="AR PL UKai CN" w:eastAsia="AR PL UKai CN" w:cs="AR PL UKai CN"/>
+                <w:sz w:val="22"/>
+              </w:rPr>
               <w:t>}</w:t>
-              <w:br/>
+            </w:r>
+            <w:r>
+              <w:rPr>
+                <w:rFonts w:hint="eastAsia" w:ascii="AR PL UKai CN" w:hAnsi="AR PL UKai CN" w:eastAsia="AR PL UKai CN" w:cs="AR PL UKai CN"/>
+                <w:sz w:val="22"/>
+              </w:rPr>
+              <w:br w:type="textWrapping"/>
             </w:r>
           </w:p>
         </w:tc>
@@ -1042,18 +2431,21 @@
         <w:spacing w:before="120" w:after="120" w:line="288" w:lineRule="auto"/>
         <w:ind w:left="0"/>
         <w:jc w:val="left"/>
-      </w:pPr>
-      <w:r>
-        <w:rPr>
-          <w:rFonts w:eastAsia="等线" w:ascii="Arial" w:cs="Arial" w:hAnsi="Arial"/>
-          <w:b w:val="true"/>
+        <w:rPr>
+          <w:rFonts w:hint="eastAsia" w:ascii="AR PL UKai CN" w:hAnsi="AR PL UKai CN" w:eastAsia="AR PL UKai CN" w:cs="AR PL UKai CN"/>
+        </w:rPr>
+      </w:pPr>
+      <w:r>
+        <w:rPr>
+          <w:rFonts w:hint="eastAsia" w:ascii="AR PL UKai CN" w:hAnsi="AR PL UKai CN" w:eastAsia="AR PL UKai CN" w:cs="AR PL UKai CN"/>
+          <w:b/>
           <w:sz w:val="22"/>
         </w:rPr>
         <w:t>核心优势</w:t>
       </w:r>
       <w:r>
         <w:rPr>
-          <w:rFonts w:eastAsia="等线" w:ascii="Arial" w:cs="Arial" w:hAnsi="Arial"/>
+          <w:rFonts w:hint="eastAsia" w:ascii="AR PL UKai CN" w:hAnsi="AR PL UKai CN" w:eastAsia="AR PL UKai CN" w:cs="AR PL UKai CN"/>
           <w:sz w:val="22"/>
         </w:rPr>
         <w:t>：无需判断空链表，无需修改头指针，所有增删操作逻辑统一，代码简洁稳定。</w:t>
@@ -1061,17 +2453,19 @@
     </w:p>
     <w:p>
       <w:pPr>
-        <w:pStyle w:val="2"/>
         <w:spacing w:before="320" w:after="120" w:line="288" w:lineRule="auto"/>
         <w:ind w:left="0"/>
         <w:jc w:val="left"/>
         <w:outlineLvl w:val="1"/>
-      </w:pPr>
-      <w:bookmarkStart w:name="heading_12" w:id="12"/>
-      <w:r>
-        <w:rPr>
-          <w:rFonts w:eastAsia="等线" w:ascii="Arial" w:cs="Arial" w:hAnsi="Arial"/>
-          <w:b w:val="true"/>
+        <w:rPr>
+          <w:rFonts w:hint="eastAsia" w:ascii="AR PL UKai CN" w:hAnsi="AR PL UKai CN" w:eastAsia="AR PL UKai CN" w:cs="AR PL UKai CN"/>
+        </w:rPr>
+      </w:pPr>
+      <w:bookmarkStart w:id="12" w:name="heading_12"/>
+      <w:r>
+        <w:rPr>
+          <w:rFonts w:hint="eastAsia" w:ascii="AR PL UKai CN" w:hAnsi="AR PL UKai CN" w:eastAsia="AR PL UKai CN" w:cs="AR PL UKai CN"/>
+          <w:b/>
           <w:sz w:val="32"/>
         </w:rPr>
         <w:t>4. 最简对比总结</w:t>
@@ -1083,11 +2477,14 @@
         <w:spacing w:before="120" w:after="120" w:line="288" w:lineRule="auto"/>
         <w:ind w:left="0"/>
         <w:jc w:val="left"/>
-      </w:pPr>
-      <w:r>
-        <w:rPr>
-          <w:rFonts w:eastAsia="等线" w:ascii="Arial" w:cs="Arial" w:hAnsi="Arial"/>
-          <w:b w:val="true"/>
+        <w:rPr>
+          <w:rFonts w:hint="eastAsia" w:ascii="AR PL UKai CN" w:hAnsi="AR PL UKai CN" w:eastAsia="AR PL UKai CN" w:cs="AR PL UKai CN"/>
+        </w:rPr>
+      </w:pPr>
+      <w:r>
+        <w:rPr>
+          <w:rFonts w:hint="eastAsia" w:ascii="AR PL UKai CN" w:hAnsi="AR PL UKai CN" w:eastAsia="AR PL UKai CN" w:cs="AR PL UKai CN"/>
+          <w:b/>
           <w:sz w:val="22"/>
         </w:rPr>
         <w:t>无头节点：首节点是数据，操作首节点要改头指针，逻辑麻烦、多分支、易出BUG。</w:t>
@@ -1098,11 +2495,14 @@
         <w:spacing w:before="120" w:after="120" w:line="288" w:lineRule="auto"/>
         <w:ind w:left="0"/>
         <w:jc w:val="left"/>
-      </w:pPr>
-      <w:r>
-        <w:rPr>
-          <w:rFonts w:eastAsia="等线" w:ascii="Arial" w:cs="Arial" w:hAnsi="Arial"/>
-          <w:b w:val="true"/>
+        <w:rPr>
+          <w:rFonts w:hint="eastAsia" w:ascii="AR PL UKai CN" w:hAnsi="AR PL UKai CN" w:eastAsia="AR PL UKai CN" w:cs="AR PL UKai CN"/>
+        </w:rPr>
+      </w:pPr>
+      <w:r>
+        <w:rPr>
+          <w:rFonts w:hint="eastAsia" w:ascii="AR PL UKai CN" w:hAnsi="AR PL UKai CN" w:eastAsia="AR PL UKai CN" w:cs="AR PL UKai CN"/>
+          <w:b/>
           <w:sz w:val="22"/>
         </w:rPr>
         <w:t>有头节点：首节点是空壳，统一所有节点操作逻辑，无特例、代码稳、工程标配。</w:t>
@@ -1111,26 +2511,31 @@
     <w:p>
       <w:pPr>
         <w:pBdr>
-          <w:bottom w:val="single" w:color="dee0e3"/>
-          <w:between w:val="single" w:color="dee0e3"/>
+          <w:bottom w:val="single" w:color="DEE0E3" w:sz="2" w:space="0"/>
+          <w:between w:val="single" w:color="DEE0E3" w:sz="2" w:space="0"/>
         </w:pBdr>
         <w:spacing w:before="120" w:after="120" w:line="288" w:lineRule="auto"/>
         <w:ind w:left="0"/>
-      </w:pPr>
-    </w:p>
-    <w:p>
-      <w:pPr>
-        <w:pStyle w:val="1"/>
+        <w:rPr>
+          <w:rFonts w:hint="eastAsia" w:ascii="AR PL UKai CN" w:hAnsi="AR PL UKai CN" w:eastAsia="AR PL UKai CN" w:cs="AR PL UKai CN"/>
+        </w:rPr>
+      </w:pPr>
+    </w:p>
+    <w:p>
+      <w:pPr>
         <w:spacing w:before="380" w:after="140" w:line="288" w:lineRule="auto"/>
         <w:ind w:left="0"/>
         <w:jc w:val="left"/>
         <w:outlineLvl w:val="0"/>
-      </w:pPr>
-      <w:bookmarkStart w:name="heading_13" w:id="13"/>
-      <w:r>
-        <w:rPr>
-          <w:rFonts w:eastAsia="等线" w:ascii="Arial" w:cs="Arial" w:hAnsi="Arial"/>
-          <w:b w:val="true"/>
+        <w:rPr>
+          <w:rFonts w:hint="eastAsia" w:ascii="AR PL UKai CN" w:hAnsi="AR PL UKai CN" w:eastAsia="AR PL UKai CN" w:cs="AR PL UKai CN"/>
+        </w:rPr>
+      </w:pPr>
+      <w:bookmarkStart w:id="13" w:name="heading_13"/>
+      <w:r>
+        <w:rPr>
+          <w:rFonts w:hint="eastAsia" w:ascii="AR PL UKai CN" w:hAnsi="AR PL UKai CN" w:eastAsia="AR PL UKai CN" w:cs="AR PL UKai CN"/>
+          <w:b/>
           <w:sz w:val="36"/>
         </w:rPr>
         <w:t>二、单链表基础知识点</w:t>
@@ -1139,17 +2544,19 @@
     </w:p>
     <w:p>
       <w:pPr>
-        <w:pStyle w:val="2"/>
         <w:spacing w:before="320" w:after="120" w:line="288" w:lineRule="auto"/>
         <w:ind w:left="0"/>
         <w:jc w:val="left"/>
         <w:outlineLvl w:val="1"/>
-      </w:pPr>
-      <w:bookmarkStart w:name="heading_14" w:id="14"/>
-      <w:r>
-        <w:rPr>
-          <w:rFonts w:eastAsia="等线" w:ascii="Arial" w:cs="Arial" w:hAnsi="Arial"/>
-          <w:b w:val="true"/>
+        <w:rPr>
+          <w:rFonts w:hint="eastAsia" w:ascii="AR PL UKai CN" w:hAnsi="AR PL UKai CN" w:eastAsia="AR PL UKai CN" w:cs="AR PL UKai CN"/>
+        </w:rPr>
+      </w:pPr>
+      <w:bookmarkStart w:id="14" w:name="heading_14"/>
+      <w:r>
+        <w:rPr>
+          <w:rFonts w:hint="eastAsia" w:ascii="AR PL UKai CN" w:hAnsi="AR PL UKai CN" w:eastAsia="AR PL UKai CN" w:cs="AR PL UKai CN"/>
+          <w:b/>
           <w:sz w:val="32"/>
         </w:rPr>
         <w:t>1. 什么是单链表</w:t>
@@ -1161,40 +2568,43 @@
         <w:spacing w:before="120" w:after="120" w:line="288" w:lineRule="auto"/>
         <w:ind w:left="0"/>
         <w:jc w:val="left"/>
-      </w:pPr>
-      <w:r>
-        <w:rPr>
-          <w:rFonts w:eastAsia="等线" w:ascii="Arial" w:cs="Arial" w:hAnsi="Arial"/>
+        <w:rPr>
+          <w:rFonts w:hint="eastAsia" w:ascii="AR PL UKai CN" w:hAnsi="AR PL UKai CN" w:eastAsia="AR PL UKai CN" w:cs="AR PL UKai CN"/>
+        </w:rPr>
+      </w:pPr>
+      <w:r>
+        <w:rPr>
+          <w:rFonts w:hint="eastAsia" w:ascii="AR PL UKai CN" w:hAnsi="AR PL UKai CN" w:eastAsia="AR PL UKai CN" w:cs="AR PL UKai CN"/>
           <w:sz w:val="22"/>
         </w:rPr>
         <w:t>单链表是</w:t>
       </w:r>
       <w:r>
         <w:rPr>
-          <w:rFonts w:eastAsia="等线" w:ascii="Arial" w:cs="Arial" w:hAnsi="Arial"/>
-          <w:b w:val="true"/>
+          <w:rFonts w:hint="eastAsia" w:ascii="AR PL UKai CN" w:hAnsi="AR PL UKai CN" w:eastAsia="AR PL UKai CN" w:cs="AR PL UKai CN"/>
+          <w:b/>
           <w:sz w:val="22"/>
         </w:rPr>
         <w:t>链式线性表</w:t>
       </w:r>
       <w:r>
         <w:rPr>
-          <w:rFonts w:eastAsia="等线" w:ascii="Arial" w:cs="Arial" w:hAnsi="Arial"/>
+          <w:rFonts w:hint="eastAsia" w:ascii="AR PL UKai CN" w:hAnsi="AR PL UKai CN" w:eastAsia="AR PL UKai CN" w:cs="AR PL UKai CN"/>
           <w:sz w:val="22"/>
         </w:rPr>
         <w:t>，由一个个</w:t>
       </w:r>
       <w:r>
         <w:rPr>
-          <w:rFonts w:eastAsia="等线" w:ascii="Arial" w:cs="Arial" w:hAnsi="Arial"/>
-          <w:b w:val="true"/>
+          <w:rFonts w:hint="eastAsia" w:ascii="AR PL UKai CN" w:hAnsi="AR PL UKai CN" w:eastAsia="AR PL UKai CN" w:cs="AR PL UKai CN"/>
+          <w:b/>
           <w:sz w:val="22"/>
         </w:rPr>
         <w:t>节点</w:t>
       </w:r>
       <w:r>
         <w:rPr>
-          <w:rFonts w:eastAsia="等线" w:ascii="Arial" w:cs="Arial" w:hAnsi="Arial"/>
+          <w:rFonts w:hint="eastAsia" w:ascii="AR PL UKai CN" w:hAnsi="AR PL UKai CN" w:eastAsia="AR PL UKai CN" w:cs="AR PL UKai CN"/>
           <w:sz w:val="22"/>
         </w:rPr>
         <w:t>通过指针串联而成。</w:t>
@@ -1205,40 +2615,43 @@
         <w:spacing w:before="120" w:after="120" w:line="288" w:lineRule="auto"/>
         <w:ind w:left="0"/>
         <w:jc w:val="left"/>
-      </w:pPr>
-      <w:r>
-        <w:rPr>
-          <w:rFonts w:eastAsia="等线" w:ascii="Arial" w:cs="Arial" w:hAnsi="Arial"/>
+        <w:rPr>
+          <w:rFonts w:hint="eastAsia" w:ascii="AR PL UKai CN" w:hAnsi="AR PL UKai CN" w:eastAsia="AR PL UKai CN" w:cs="AR PL UKai CN"/>
+        </w:rPr>
+      </w:pPr>
+      <w:r>
+        <w:rPr>
+          <w:rFonts w:hint="eastAsia" w:ascii="AR PL UKai CN" w:hAnsi="AR PL UKai CN" w:eastAsia="AR PL UKai CN" w:cs="AR PL UKai CN"/>
           <w:sz w:val="22"/>
         </w:rPr>
         <w:t>每个节点分为两部分：</w:t>
       </w:r>
       <w:r>
         <w:rPr>
-          <w:rFonts w:eastAsia="等线" w:ascii="Arial" w:cs="Arial" w:hAnsi="Arial"/>
-          <w:b w:val="true"/>
+          <w:rFonts w:hint="eastAsia" w:ascii="AR PL UKai CN" w:hAnsi="AR PL UKai CN" w:eastAsia="AR PL UKai CN" w:cs="AR PL UKai CN"/>
+          <w:b/>
           <w:sz w:val="22"/>
         </w:rPr>
         <w:t>数据域</w:t>
       </w:r>
       <w:r>
         <w:rPr>
-          <w:rFonts w:eastAsia="等线" w:ascii="Arial" w:cs="Arial" w:hAnsi="Arial"/>
+          <w:rFonts w:hint="eastAsia" w:ascii="AR PL UKai CN" w:hAnsi="AR PL UKai CN" w:eastAsia="AR PL UKai CN" w:cs="AR PL UKai CN"/>
           <w:sz w:val="22"/>
         </w:rPr>
         <w:t xml:space="preserve">（存储有效数据） + </w:t>
       </w:r>
       <w:r>
         <w:rPr>
-          <w:rFonts w:eastAsia="等线" w:ascii="Arial" w:cs="Arial" w:hAnsi="Arial"/>
-          <w:b w:val="true"/>
+          <w:rFonts w:hint="eastAsia" w:ascii="AR PL UKai CN" w:hAnsi="AR PL UKai CN" w:eastAsia="AR PL UKai CN" w:cs="AR PL UKai CN"/>
+          <w:b/>
           <w:sz w:val="22"/>
         </w:rPr>
         <w:t>指针域</w:t>
       </w:r>
       <w:r>
         <w:rPr>
-          <w:rFonts w:eastAsia="等线" w:ascii="Arial" w:cs="Arial" w:hAnsi="Arial"/>
+          <w:rFonts w:hint="eastAsia" w:ascii="AR PL UKai CN" w:hAnsi="AR PL UKai CN" w:eastAsia="AR PL UKai CN" w:cs="AR PL UKai CN"/>
           <w:sz w:val="22"/>
         </w:rPr>
         <w:t>（存下一个节点地址）</w:t>
@@ -1249,25 +2662,28 @@
         <w:spacing w:before="120" w:after="120" w:line="288" w:lineRule="auto"/>
         <w:ind w:left="0"/>
         <w:jc w:val="left"/>
-      </w:pPr>
-      <w:r>
-        <w:rPr>
-          <w:rFonts w:eastAsia="等线" w:ascii="Arial" w:cs="Arial" w:hAnsi="Arial"/>
+        <w:rPr>
+          <w:rFonts w:hint="eastAsia" w:ascii="AR PL UKai CN" w:hAnsi="AR PL UKai CN" w:eastAsia="AR PL UKai CN" w:cs="AR PL UKai CN"/>
+        </w:rPr>
+      </w:pPr>
+      <w:r>
+        <w:rPr>
+          <w:rFonts w:hint="eastAsia" w:ascii="AR PL UKai CN" w:hAnsi="AR PL UKai CN" w:eastAsia="AR PL UKai CN" w:cs="AR PL UKai CN"/>
           <w:sz w:val="22"/>
         </w:rPr>
         <w:t>节点</w:t>
       </w:r>
       <w:r>
         <w:rPr>
-          <w:rFonts w:eastAsia="等线" w:ascii="Arial" w:cs="Arial" w:hAnsi="Arial"/>
-          <w:b w:val="true"/>
+          <w:rFonts w:hint="eastAsia" w:ascii="AR PL UKai CN" w:hAnsi="AR PL UKai CN" w:eastAsia="AR PL UKai CN" w:cs="AR PL UKai CN"/>
+          <w:b/>
           <w:sz w:val="22"/>
         </w:rPr>
         <w:t>不连续分布在内存</w:t>
       </w:r>
       <w:r>
         <w:rPr>
-          <w:rFonts w:eastAsia="等线" w:ascii="Arial" w:cs="Arial" w:hAnsi="Arial"/>
+          <w:rFonts w:hint="eastAsia" w:ascii="AR PL UKai CN" w:hAnsi="AR PL UKai CN" w:eastAsia="AR PL UKai CN" w:cs="AR PL UKai CN"/>
           <w:sz w:val="22"/>
         </w:rPr>
         <w:t>，靠指针关联，不像数组连续开辟空间。</w:t>
@@ -1278,10 +2694,13 @@
         <w:spacing w:before="120" w:after="120" w:line="288" w:lineRule="auto"/>
         <w:ind w:left="0"/>
         <w:jc w:val="left"/>
-      </w:pPr>
-      <w:r>
-        <w:rPr>
-          <w:rFonts w:eastAsia="等线" w:ascii="Arial" w:cs="Arial" w:hAnsi="Arial"/>
+        <w:rPr>
+          <w:rFonts w:hint="eastAsia" w:ascii="AR PL UKai CN" w:hAnsi="AR PL UKai CN" w:eastAsia="AR PL UKai CN" w:cs="AR PL UKai CN"/>
+        </w:rPr>
+      </w:pPr>
+      <w:r>
+        <w:rPr>
+          <w:rFonts w:hint="eastAsia" w:ascii="AR PL UKai CN" w:hAnsi="AR PL UKai CN" w:eastAsia="AR PL UKai CN" w:cs="AR PL UKai CN"/>
           <w:sz w:val="22"/>
         </w:rPr>
         <w:t>优点：动态扩容、插入/删除效率高；缺点：不能随机访问，只能从头遍历。</w:t>
@@ -1289,17 +2708,19 @@
     </w:p>
     <w:p>
       <w:pPr>
-        <w:pStyle w:val="2"/>
         <w:spacing w:before="320" w:after="120" w:line="288" w:lineRule="auto"/>
         <w:ind w:left="0"/>
         <w:jc w:val="left"/>
         <w:outlineLvl w:val="1"/>
-      </w:pPr>
-      <w:bookmarkStart w:name="heading_15" w:id="15"/>
-      <w:r>
-        <w:rPr>
-          <w:rFonts w:eastAsia="等线" w:ascii="Arial" w:cs="Arial" w:hAnsi="Arial"/>
-          <w:b w:val="true"/>
+        <w:rPr>
+          <w:rFonts w:hint="eastAsia" w:ascii="AR PL UKai CN" w:hAnsi="AR PL UKai CN" w:eastAsia="AR PL UKai CN" w:cs="AR PL UKai CN"/>
+        </w:rPr>
+      </w:pPr>
+      <w:bookmarkStart w:id="15" w:name="heading_15"/>
+      <w:r>
+        <w:rPr>
+          <w:rFonts w:hint="eastAsia" w:ascii="AR PL UKai CN" w:hAnsi="AR PL UKai CN" w:eastAsia="AR PL UKai CN" w:cs="AR PL UKai CN"/>
+          <w:b/>
           <w:sz w:val="32"/>
         </w:rPr>
         <w:t>2. 单链表节点结构定义</w:t>
@@ -1308,66 +2729,183 @@
     </w:p>
     <w:tbl>
       <w:tblPr>
+        <w:tblStyle w:val="2"/>
         <w:tblW w:w="0" w:type="auto"/>
         <w:tblInd w:w="0" w:type="dxa"/>
         <w:tblBorders>
-          <w:top w:val="single" w:color="dee0e3"/>
-          <w:left w:val="single" w:color="dee0e3"/>
-          <w:bottom w:val="single" w:color="dee0e3"/>
-          <w:right w:val="single" w:color="dee0e3"/>
-          <w:insideH w:val="single" w:color="dee0e3"/>
-          <w:insideV w:val="single" w:color="dee0e3"/>
+          <w:top w:val="single" w:color="DEE0E3" w:sz="0" w:space="0"/>
+          <w:left w:val="single" w:color="DEE0E3" w:sz="0" w:space="0"/>
+          <w:bottom w:val="single" w:color="DEE0E3" w:sz="0" w:space="0"/>
+          <w:right w:val="single" w:color="DEE0E3" w:sz="0" w:space="0"/>
+          <w:insideH w:val="single" w:color="DEE0E3" w:sz="0" w:space="0"/>
+          <w:insideV w:val="single" w:color="DEE0E3" w:sz="0" w:space="0"/>
         </w:tblBorders>
         <w:tblLayout w:type="fixed"/>
+        <w:tblCellMar>
+          <w:top w:w="0" w:type="dxa"/>
+          <w:left w:w="10" w:type="dxa"/>
+          <w:bottom w:w="0" w:type="dxa"/>
+          <w:right w:w="10" w:type="dxa"/>
+        </w:tblCellMar>
       </w:tblPr>
       <w:tblGrid>
         <w:gridCol w:w="8280"/>
       </w:tblGrid>
       <w:tr>
+        <w:tblPrEx>
+          <w:tblBorders>
+            <w:top w:val="single" w:color="DEE0E3" w:sz="0" w:space="0"/>
+            <w:left w:val="single" w:color="DEE0E3" w:sz="0" w:space="0"/>
+            <w:bottom w:val="single" w:color="DEE0E3" w:sz="0" w:space="0"/>
+            <w:right w:val="single" w:color="DEE0E3" w:sz="0" w:space="0"/>
+            <w:insideH w:val="single" w:color="DEE0E3" w:sz="0" w:space="0"/>
+            <w:insideV w:val="single" w:color="DEE0E3" w:sz="0" w:space="0"/>
+          </w:tblBorders>
+          <w:tblCellMar>
+            <w:top w:w="0" w:type="dxa"/>
+            <w:left w:w="10" w:type="dxa"/>
+            <w:bottom w:w="0" w:type="dxa"/>
+            <w:right w:w="10" w:type="dxa"/>
+          </w:tblCellMar>
+        </w:tblPrEx>
         <w:tc>
           <w:tcPr>
             <w:tcW w:w="8280" w:type="dxa"/>
-            <w:shd w:color="auto" w:val="clear" w:fill="f5f6f7"/>
+            <w:shd w:val="clear" w:color="auto" w:fill="F5F6F7"/>
             <w:tcMar>
-              <w:top w:type="dxa" w:w="60"/>
-              <w:left w:type="dxa" w:w="120"/>
-              <w:bottom w:type="dxa" w:w="30"/>
-              <w:right w:type="dxa" w:w="120"/>
+              <w:top w:w="60" w:type="dxa"/>
+              <w:left w:w="120" w:type="dxa"/>
+              <w:bottom w:w="30" w:type="dxa"/>
+              <w:right w:w="120" w:type="dxa"/>
             </w:tcMar>
           </w:tcPr>
           <w:p>
             <w:pPr>
               <w:spacing w:before="120" w:after="120" w:line="288" w:lineRule="auto"/>
               <w:jc w:val="left"/>
+              <w:rPr>
+                <w:rFonts w:hint="eastAsia" w:ascii="AR PL UKai CN" w:hAnsi="AR PL UKai CN" w:eastAsia="AR PL UKai CN" w:cs="AR PL UKai CN"/>
+              </w:rPr>
             </w:pPr>
             <w:r>
               <w:rPr>
-                <w:rFonts w:eastAsia="Consolas" w:ascii="Consolas" w:cs="Consolas" w:hAnsi="Consolas"/>
-                <w:color w:val="646a73"/>
+                <w:rFonts w:hint="eastAsia" w:ascii="AR PL UKai CN" w:hAnsi="AR PL UKai CN" w:eastAsia="AR PL UKai CN" w:cs="AR PL UKai CN"/>
+                <w:color w:val="646A73"/>
                 <w:sz w:val="22"/>
               </w:rPr>
               <w:t>Plain Text</w:t>
-              <w:br w:type="textWrapping"/>
-            </w:r>
-            <w:r>
-              <w:rPr>
-                <w:rFonts w:eastAsia="Consolas" w:ascii="Consolas" w:cs="Consolas" w:hAnsi="Consolas"/>
+            </w:r>
+            <w:r>
+              <w:rPr>
+                <w:rFonts w:hint="eastAsia" w:ascii="AR PL UKai CN" w:hAnsi="AR PL UKai CN" w:eastAsia="AR PL UKai CN" w:cs="AR PL UKai CN"/>
+                <w:color w:val="646A73"/>
+                <w:sz w:val="22"/>
+              </w:rPr>
+              <w:br w:type="textWrapping"/>
+            </w:r>
+            <w:r>
+              <w:rPr>
+                <w:rFonts w:hint="eastAsia" w:ascii="AR PL UKai CN" w:hAnsi="AR PL UKai CN" w:eastAsia="AR PL UKai CN" w:cs="AR PL UKai CN"/>
                 <w:sz w:val="22"/>
               </w:rPr>
               <w:t>// 定义单链表节点</w:t>
-              <w:br/>
+            </w:r>
+            <w:r>
+              <w:rPr>
+                <w:rFonts w:hint="eastAsia" w:ascii="AR PL UKai CN" w:hAnsi="AR PL UKai CN" w:eastAsia="AR PL UKai CN" w:cs="AR PL UKai CN"/>
+                <w:sz w:val="22"/>
+              </w:rPr>
+              <w:br w:type="textWrapping"/>
+            </w:r>
+            <w:r>
+              <w:rPr>
+                <w:rFonts w:hint="eastAsia" w:ascii="AR PL UKai CN" w:hAnsi="AR PL UKai CN" w:eastAsia="AR PL UKai CN" w:cs="AR PL UKai CN"/>
+                <w:sz w:val="22"/>
+              </w:rPr>
               <w:t>typedef struct Node</w:t>
-              <w:br/>
+            </w:r>
+            <w:r>
+              <w:rPr>
+                <w:rFonts w:hint="eastAsia" w:ascii="AR PL UKai CN" w:hAnsi="AR PL UKai CN" w:eastAsia="AR PL UKai CN" w:cs="AR PL UKai CN"/>
+                <w:sz w:val="22"/>
+              </w:rPr>
+              <w:br w:type="textWrapping"/>
+            </w:r>
+            <w:r>
+              <w:rPr>
+                <w:rFonts w:hint="eastAsia" w:ascii="AR PL UKai CN" w:hAnsi="AR PL UKai CN" w:eastAsia="AR PL UKai CN" w:cs="AR PL UKai CN"/>
+                <w:sz w:val="22"/>
+              </w:rPr>
               <w:t>{</w:t>
-              <w:br/>
+            </w:r>
+            <w:r>
+              <w:rPr>
+                <w:rFonts w:hint="eastAsia" w:ascii="AR PL UKai CN" w:hAnsi="AR PL UKai CN" w:eastAsia="AR PL UKai CN" w:cs="AR PL UKai CN"/>
+                <w:sz w:val="22"/>
+              </w:rPr>
+              <w:br w:type="textWrapping"/>
+            </w:r>
+            <w:r>
+              <w:rPr>
+                <w:rFonts w:hint="eastAsia" w:ascii="AR PL UKai CN" w:hAnsi="AR PL UKai CN" w:eastAsia="AR PL UKai CN" w:cs="AR PL UKai CN"/>
+                <w:sz w:val="22"/>
+              </w:rPr>
               <w:t xml:space="preserve">    // 数据域：存储数据</w:t>
-              <w:br/>
+            </w:r>
+            <w:r>
+              <w:rPr>
+                <w:rFonts w:hint="eastAsia" w:ascii="AR PL UKai CN" w:hAnsi="AR PL UKai CN" w:eastAsia="AR PL UKai CN" w:cs="AR PL UKai CN"/>
+                <w:sz w:val="22"/>
+              </w:rPr>
+              <w:br w:type="textWrapping"/>
+            </w:r>
+            <w:r>
+              <w:rPr>
+                <w:rFonts w:hint="eastAsia" w:ascii="AR PL UKai CN" w:hAnsi="AR PL UKai CN" w:eastAsia="AR PL UKai CN" w:cs="AR PL UKai CN"/>
+                <w:sz w:val="22"/>
+              </w:rPr>
               <w:t xml:space="preserve">    int data;</w:t>
-              <w:br/>
+            </w:r>
+            <w:r>
+              <w:rPr>
+                <w:rFonts w:hint="eastAsia" w:ascii="AR PL UKai CN" w:hAnsi="AR PL UKai CN" w:eastAsia="AR PL UKai CN" w:cs="AR PL UKai CN"/>
+                <w:sz w:val="22"/>
+              </w:rPr>
+              <w:br w:type="textWrapping"/>
+            </w:r>
+            <w:r>
+              <w:rPr>
+                <w:rFonts w:hint="eastAsia" w:ascii="AR PL UKai CN" w:hAnsi="AR PL UKai CN" w:eastAsia="AR PL UKai CN" w:cs="AR PL UKai CN"/>
+                <w:sz w:val="22"/>
+              </w:rPr>
               <w:t xml:space="preserve">    // 指针域：指向下一个节点</w:t>
-              <w:br/>
+            </w:r>
+            <w:r>
+              <w:rPr>
+                <w:rFonts w:hint="eastAsia" w:ascii="AR PL UKai CN" w:hAnsi="AR PL UKai CN" w:eastAsia="AR PL UKai CN" w:cs="AR PL UKai CN"/>
+                <w:sz w:val="22"/>
+              </w:rPr>
+              <w:br w:type="textWrapping"/>
+            </w:r>
+            <w:r>
+              <w:rPr>
+                <w:rFonts w:hint="eastAsia" w:ascii="AR PL UKai CN" w:hAnsi="AR PL UKai CN" w:eastAsia="AR PL UKai CN" w:cs="AR PL UKai CN"/>
+                <w:sz w:val="22"/>
+              </w:rPr>
               <w:t xml:space="preserve">    struct Node *next;</w:t>
-              <w:br/>
+            </w:r>
+            <w:r>
+              <w:rPr>
+                <w:rFonts w:hint="eastAsia" w:ascii="AR PL UKai CN" w:hAnsi="AR PL UKai CN" w:eastAsia="AR PL UKai CN" w:cs="AR PL UKai CN"/>
+                <w:sz w:val="22"/>
+              </w:rPr>
+              <w:br w:type="textWrapping"/>
+            </w:r>
+            <w:r>
+              <w:rPr>
+                <w:rFonts w:hint="eastAsia" w:ascii="AR PL UKai CN" w:hAnsi="AR PL UKai CN" w:eastAsia="AR PL UKai CN" w:cs="AR PL UKai CN"/>
+                <w:sz w:val="22"/>
+              </w:rPr>
               <w:t>}Node;</w:t>
             </w:r>
           </w:p>
@@ -1376,17 +2914,19 @@
     </w:tbl>
     <w:p>
       <w:pPr>
-        <w:pStyle w:val="2"/>
         <w:spacing w:before="320" w:after="120" w:line="288" w:lineRule="auto"/>
         <w:ind w:left="0"/>
         <w:jc w:val="left"/>
         <w:outlineLvl w:val="1"/>
-      </w:pPr>
-      <w:bookmarkStart w:name="heading_16" w:id="16"/>
-      <w:r>
-        <w:rPr>
-          <w:rFonts w:eastAsia="等线" w:ascii="Arial" w:cs="Arial" w:hAnsi="Arial"/>
-          <w:b w:val="true"/>
+        <w:rPr>
+          <w:rFonts w:hint="eastAsia" w:ascii="AR PL UKai CN" w:hAnsi="AR PL UKai CN" w:eastAsia="AR PL UKai CN" w:cs="AR PL UKai CN"/>
+        </w:rPr>
+      </w:pPr>
+      <w:bookmarkStart w:id="16" w:name="heading_16"/>
+      <w:r>
+        <w:rPr>
+          <w:rFonts w:hint="eastAsia" w:ascii="AR PL UKai CN" w:hAnsi="AR PL UKai CN" w:eastAsia="AR PL UKai CN" w:cs="AR PL UKai CN"/>
+          <w:b/>
           <w:sz w:val="32"/>
         </w:rPr>
         <w:t>3. 核心概念</w:t>
@@ -1396,23 +2936,27 @@
     <w:p>
       <w:pPr>
         <w:numPr>
+          <w:ilvl w:val="0"/>
           <w:numId w:val="13"/>
         </w:numPr>
         <w:spacing w:before="120" w:after="120" w:line="288" w:lineRule="auto"/>
         <w:ind w:left="0"/>
         <w:jc w:val="left"/>
-      </w:pPr>
-      <w:r>
-        <w:rPr>
-          <w:rFonts w:eastAsia="等线" w:ascii="Arial" w:cs="Arial" w:hAnsi="Arial"/>
-          <w:b w:val="true"/>
+        <w:rPr>
+          <w:rFonts w:hint="eastAsia" w:ascii="AR PL UKai CN" w:hAnsi="AR PL UKai CN" w:eastAsia="AR PL UKai CN" w:cs="AR PL UKai CN"/>
+        </w:rPr>
+      </w:pPr>
+      <w:r>
+        <w:rPr>
+          <w:rFonts w:hint="eastAsia" w:ascii="AR PL UKai CN" w:hAnsi="AR PL UKai CN" w:eastAsia="AR PL UKai CN" w:cs="AR PL UKai CN"/>
+          <w:b/>
           <w:sz w:val="22"/>
         </w:rPr>
         <w:t>头节点</w:t>
       </w:r>
       <w:r>
         <w:rPr>
-          <w:rFonts w:eastAsia="等线" w:ascii="Arial" w:cs="Arial" w:hAnsi="Arial"/>
+          <w:rFonts w:hint="eastAsia" w:ascii="AR PL UKai CN" w:hAnsi="AR PL UKai CN" w:eastAsia="AR PL UKai CN" w:cs="AR PL UKai CN"/>
           <w:sz w:val="22"/>
         </w:rPr>
         <w:t>：不存有效数据，next 指向第一个有效节点，简化增删逻辑</w:t>
@@ -1421,23 +2965,27 @@
     <w:p>
       <w:pPr>
         <w:numPr>
+          <w:ilvl w:val="0"/>
           <w:numId w:val="14"/>
         </w:numPr>
         <w:spacing w:before="120" w:after="120" w:line="288" w:lineRule="auto"/>
         <w:ind w:left="0"/>
         <w:jc w:val="left"/>
-      </w:pPr>
-      <w:r>
-        <w:rPr>
-          <w:rFonts w:eastAsia="等线" w:ascii="Arial" w:cs="Arial" w:hAnsi="Arial"/>
-          <w:b w:val="true"/>
+        <w:rPr>
+          <w:rFonts w:hint="eastAsia" w:ascii="AR PL UKai CN" w:hAnsi="AR PL UKai CN" w:eastAsia="AR PL UKai CN" w:cs="AR PL UKai CN"/>
+        </w:rPr>
+      </w:pPr>
+      <w:r>
+        <w:rPr>
+          <w:rFonts w:hint="eastAsia" w:ascii="AR PL UKai CN" w:hAnsi="AR PL UKai CN" w:eastAsia="AR PL UKai CN" w:cs="AR PL UKai CN"/>
+          <w:b/>
           <w:sz w:val="22"/>
         </w:rPr>
         <w:t>头指针</w:t>
       </w:r>
       <w:r>
         <w:rPr>
-          <w:rFonts w:eastAsia="等线" w:ascii="Arial" w:cs="Arial" w:hAnsi="Arial"/>
+          <w:rFonts w:hint="eastAsia" w:ascii="AR PL UKai CN" w:hAnsi="AR PL UKai CN" w:eastAsia="AR PL UKai CN" w:cs="AR PL UKai CN"/>
           <w:sz w:val="22"/>
         </w:rPr>
         <w:t>：始终指向链表最开头（头节点）</w:t>
@@ -1446,23 +2994,27 @@
     <w:p>
       <w:pPr>
         <w:numPr>
+          <w:ilvl w:val="0"/>
           <w:numId w:val="15"/>
         </w:numPr>
         <w:spacing w:before="120" w:after="120" w:line="288" w:lineRule="auto"/>
         <w:ind w:left="0"/>
         <w:jc w:val="left"/>
-      </w:pPr>
-      <w:r>
-        <w:rPr>
-          <w:rFonts w:eastAsia="等线" w:ascii="Arial" w:cs="Arial" w:hAnsi="Arial"/>
-          <w:b w:val="true"/>
+        <w:rPr>
+          <w:rFonts w:hint="eastAsia" w:ascii="AR PL UKai CN" w:hAnsi="AR PL UKai CN" w:eastAsia="AR PL UKai CN" w:cs="AR PL UKai CN"/>
+        </w:rPr>
+      </w:pPr>
+      <w:r>
+        <w:rPr>
+          <w:rFonts w:hint="eastAsia" w:ascii="AR PL UKai CN" w:hAnsi="AR PL UKai CN" w:eastAsia="AR PL UKai CN" w:cs="AR PL UKai CN"/>
+          <w:b/>
           <w:sz w:val="22"/>
         </w:rPr>
         <w:t>尾节点</w:t>
       </w:r>
       <w:r>
         <w:rPr>
-          <w:rFonts w:eastAsia="等线" w:ascii="Arial" w:cs="Arial" w:hAnsi="Arial"/>
+          <w:rFonts w:hint="eastAsia" w:ascii="AR PL UKai CN" w:hAnsi="AR PL UKai CN" w:eastAsia="AR PL UKai CN" w:cs="AR PL UKai CN"/>
           <w:sz w:val="22"/>
         </w:rPr>
         <w:t>：最后一个节点，next = NULL 代表链表结束</w:t>
@@ -1471,26 +3023,31 @@
     <w:p>
       <w:pPr>
         <w:pBdr>
-          <w:bottom w:val="single" w:color="dee0e3"/>
-          <w:between w:val="single" w:color="dee0e3"/>
+          <w:bottom w:val="single" w:color="DEE0E3" w:sz="2" w:space="0"/>
+          <w:between w:val="single" w:color="DEE0E3" w:sz="2" w:space="0"/>
         </w:pBdr>
         <w:spacing w:before="120" w:after="120" w:line="288" w:lineRule="auto"/>
         <w:ind w:left="0"/>
-      </w:pPr>
-    </w:p>
-    <w:p>
-      <w:pPr>
-        <w:pStyle w:val="1"/>
+        <w:rPr>
+          <w:rFonts w:hint="eastAsia" w:ascii="AR PL UKai CN" w:hAnsi="AR PL UKai CN" w:eastAsia="AR PL UKai CN" w:cs="AR PL UKai CN"/>
+        </w:rPr>
+      </w:pPr>
+    </w:p>
+    <w:p>
+      <w:pPr>
         <w:spacing w:before="380" w:after="140" w:line="288" w:lineRule="auto"/>
         <w:ind w:left="0"/>
         <w:jc w:val="left"/>
         <w:outlineLvl w:val="0"/>
-      </w:pPr>
-      <w:bookmarkStart w:name="heading_17" w:id="17"/>
-      <w:r>
-        <w:rPr>
-          <w:rFonts w:eastAsia="等线" w:ascii="Arial" w:cs="Arial" w:hAnsi="Arial"/>
-          <w:b w:val="true"/>
+        <w:rPr>
+          <w:rFonts w:hint="eastAsia" w:ascii="AR PL UKai CN" w:hAnsi="AR PL UKai CN" w:eastAsia="AR PL UKai CN" w:cs="AR PL UKai CN"/>
+        </w:rPr>
+      </w:pPr>
+      <w:bookmarkStart w:id="17" w:name="heading_17"/>
+      <w:r>
+        <w:rPr>
+          <w:rFonts w:hint="eastAsia" w:ascii="AR PL UKai CN" w:hAnsi="AR PL UKai CN" w:eastAsia="AR PL UKai CN" w:cs="AR PL UKai CN"/>
+          <w:b/>
           <w:sz w:val="36"/>
         </w:rPr>
         <w:t>三、单链表 头插法 &amp; 尾插法（代码+详解）</w:t>
@@ -1499,17 +3056,19 @@
     </w:p>
     <w:p>
       <w:pPr>
-        <w:pStyle w:val="2"/>
         <w:spacing w:before="320" w:after="120" w:line="288" w:lineRule="auto"/>
         <w:ind w:left="0"/>
         <w:jc w:val="left"/>
         <w:outlineLvl w:val="1"/>
-      </w:pPr>
-      <w:bookmarkStart w:name="heading_18" w:id="18"/>
-      <w:r>
-        <w:rPr>
-          <w:rFonts w:eastAsia="等线" w:ascii="Arial" w:cs="Arial" w:hAnsi="Arial"/>
-          <w:b w:val="true"/>
+        <w:rPr>
+          <w:rFonts w:hint="eastAsia" w:ascii="AR PL UKai CN" w:hAnsi="AR PL UKai CN" w:eastAsia="AR PL UKai CN" w:cs="AR PL UKai CN"/>
+        </w:rPr>
+      </w:pPr>
+      <w:bookmarkStart w:id="18" w:name="heading_18"/>
+      <w:r>
+        <w:rPr>
+          <w:rFonts w:hint="eastAsia" w:ascii="AR PL UKai CN" w:hAnsi="AR PL UKai CN" w:eastAsia="AR PL UKai CN" w:cs="AR PL UKai CN"/>
+          <w:b/>
           <w:sz w:val="32"/>
         </w:rPr>
         <w:t>公共前置代码</w:t>
@@ -1518,115 +3077,526 @@
     </w:p>
     <w:tbl>
       <w:tblPr>
+        <w:tblStyle w:val="2"/>
         <w:tblW w:w="0" w:type="auto"/>
         <w:tblInd w:w="0" w:type="dxa"/>
         <w:tblBorders>
-          <w:top w:val="single" w:color="dee0e3"/>
-          <w:left w:val="single" w:color="dee0e3"/>
-          <w:bottom w:val="single" w:color="dee0e3"/>
-          <w:right w:val="single" w:color="dee0e3"/>
-          <w:insideH w:val="single" w:color="dee0e3"/>
-          <w:insideV w:val="single" w:color="dee0e3"/>
+          <w:top w:val="single" w:color="DEE0E3" w:sz="0" w:space="0"/>
+          <w:left w:val="single" w:color="DEE0E3" w:sz="0" w:space="0"/>
+          <w:bottom w:val="single" w:color="DEE0E3" w:sz="0" w:space="0"/>
+          <w:right w:val="single" w:color="DEE0E3" w:sz="0" w:space="0"/>
+          <w:insideH w:val="single" w:color="DEE0E3" w:sz="0" w:space="0"/>
+          <w:insideV w:val="single" w:color="DEE0E3" w:sz="0" w:space="0"/>
         </w:tblBorders>
         <w:tblLayout w:type="fixed"/>
+        <w:tblCellMar>
+          <w:top w:w="0" w:type="dxa"/>
+          <w:left w:w="10" w:type="dxa"/>
+          <w:bottom w:w="0" w:type="dxa"/>
+          <w:right w:w="10" w:type="dxa"/>
+        </w:tblCellMar>
       </w:tblPr>
       <w:tblGrid>
         <w:gridCol w:w="8280"/>
       </w:tblGrid>
       <w:tr>
+        <w:tblPrEx>
+          <w:tblBorders>
+            <w:top w:val="single" w:color="DEE0E3" w:sz="0" w:space="0"/>
+            <w:left w:val="single" w:color="DEE0E3" w:sz="0" w:space="0"/>
+            <w:bottom w:val="single" w:color="DEE0E3" w:sz="0" w:space="0"/>
+            <w:right w:val="single" w:color="DEE0E3" w:sz="0" w:space="0"/>
+            <w:insideH w:val="single" w:color="DEE0E3" w:sz="0" w:space="0"/>
+            <w:insideV w:val="single" w:color="DEE0E3" w:sz="0" w:space="0"/>
+          </w:tblBorders>
+          <w:tblCellMar>
+            <w:top w:w="0" w:type="dxa"/>
+            <w:left w:w="10" w:type="dxa"/>
+            <w:bottom w:w="0" w:type="dxa"/>
+            <w:right w:w="10" w:type="dxa"/>
+          </w:tblCellMar>
+        </w:tblPrEx>
         <w:tc>
           <w:tcPr>
             <w:tcW w:w="8280" w:type="dxa"/>
-            <w:shd w:color="auto" w:val="clear" w:fill="f5f6f7"/>
+            <w:shd w:val="clear" w:color="auto" w:fill="F5F6F7"/>
             <w:tcMar>
-              <w:top w:type="dxa" w:w="60"/>
-              <w:left w:type="dxa" w:w="120"/>
-              <w:bottom w:type="dxa" w:w="30"/>
-              <w:right w:type="dxa" w:w="120"/>
+              <w:top w:w="60" w:type="dxa"/>
+              <w:left w:w="120" w:type="dxa"/>
+              <w:bottom w:w="30" w:type="dxa"/>
+              <w:right w:w="120" w:type="dxa"/>
             </w:tcMar>
           </w:tcPr>
           <w:p>
             <w:pPr>
               <w:spacing w:before="120" w:after="120" w:line="288" w:lineRule="auto"/>
               <w:jc w:val="left"/>
+              <w:rPr>
+                <w:rFonts w:hint="eastAsia" w:ascii="AR PL UKai CN" w:hAnsi="AR PL UKai CN" w:eastAsia="AR PL UKai CN" w:cs="AR PL UKai CN"/>
+              </w:rPr>
             </w:pPr>
             <w:r>
               <w:rPr>
-                <w:rFonts w:eastAsia="Consolas" w:ascii="Consolas" w:cs="Consolas" w:hAnsi="Consolas"/>
-                <w:color w:val="646a73"/>
+                <w:rFonts w:hint="eastAsia" w:ascii="AR PL UKai CN" w:hAnsi="AR PL UKai CN" w:eastAsia="AR PL UKai CN" w:cs="AR PL UKai CN"/>
+                <w:color w:val="646A73"/>
                 <w:sz w:val="22"/>
               </w:rPr>
               <w:t>Plain Text</w:t>
-              <w:br w:type="textWrapping"/>
-            </w:r>
-            <w:r>
-              <w:rPr>
-                <w:rFonts w:eastAsia="Consolas" w:ascii="Consolas" w:cs="Consolas" w:hAnsi="Consolas"/>
+            </w:r>
+            <w:r>
+              <w:rPr>
+                <w:rFonts w:hint="eastAsia" w:ascii="AR PL UKai CN" w:hAnsi="AR PL UKai CN" w:eastAsia="AR PL UKai CN" w:cs="AR PL UKai CN"/>
+                <w:color w:val="646A73"/>
+                <w:sz w:val="22"/>
+              </w:rPr>
+              <w:br w:type="textWrapping"/>
+            </w:r>
+            <w:r>
+              <w:rPr>
+                <w:rFonts w:hint="eastAsia" w:ascii="AR PL UKai CN" w:hAnsi="AR PL UKai CN" w:eastAsia="AR PL UKai CN" w:cs="AR PL UKai CN"/>
                 <w:sz w:val="22"/>
               </w:rPr>
               <w:t>#include &lt;stdio.h&gt;</w:t>
-              <w:br/>
+            </w:r>
+            <w:r>
+              <w:rPr>
+                <w:rFonts w:hint="eastAsia" w:ascii="AR PL UKai CN" w:hAnsi="AR PL UKai CN" w:eastAsia="AR PL UKai CN" w:cs="AR PL UKai CN"/>
+                <w:sz w:val="22"/>
+              </w:rPr>
+              <w:br w:type="textWrapping"/>
+            </w:r>
+            <w:r>
+              <w:rPr>
+                <w:rFonts w:hint="eastAsia" w:ascii="AR PL UKai CN" w:hAnsi="AR PL UKai CN" w:eastAsia="AR PL UKai CN" w:cs="AR PL UKai CN"/>
+                <w:sz w:val="22"/>
+              </w:rPr>
               <w:t>#include &lt;stdlib.h&gt;</w:t>
-              <w:br/>
-              <w:br/>
+            </w:r>
+            <w:r>
+              <w:rPr>
+                <w:rFonts w:hint="eastAsia" w:ascii="AR PL UKai CN" w:hAnsi="AR PL UKai CN" w:eastAsia="AR PL UKai CN" w:cs="AR PL UKai CN"/>
+                <w:sz w:val="22"/>
+              </w:rPr>
+              <w:br w:type="textWrapping"/>
+            </w:r>
+            <w:r>
+              <w:rPr>
+                <w:rFonts w:hint="eastAsia" w:ascii="AR PL UKai CN" w:hAnsi="AR PL UKai CN" w:eastAsia="AR PL UKai CN" w:cs="AR PL UKai CN"/>
+                <w:sz w:val="22"/>
+              </w:rPr>
+              <w:br w:type="textWrapping"/>
+            </w:r>
+            <w:r>
+              <w:rPr>
+                <w:rFonts w:hint="eastAsia" w:ascii="AR PL UKai CN" w:hAnsi="AR PL UKai CN" w:eastAsia="AR PL UKai CN" w:cs="AR PL UKai CN"/>
+                <w:sz w:val="22"/>
+              </w:rPr>
               <w:t>// 定义单链表节点</w:t>
-              <w:br/>
+            </w:r>
+            <w:r>
+              <w:rPr>
+                <w:rFonts w:hint="eastAsia" w:ascii="AR PL UKai CN" w:hAnsi="AR PL UKai CN" w:eastAsia="AR PL UKai CN" w:cs="AR PL UKai CN"/>
+                <w:sz w:val="22"/>
+              </w:rPr>
+              <w:br w:type="textWrapping"/>
+            </w:r>
+            <w:r>
+              <w:rPr>
+                <w:rFonts w:hint="eastAsia" w:ascii="AR PL UKai CN" w:hAnsi="AR PL UKai CN" w:eastAsia="AR PL UKai CN" w:cs="AR PL UKai CN"/>
+                <w:sz w:val="22"/>
+              </w:rPr>
               <w:t>typedef struct Node</w:t>
-              <w:br/>
+            </w:r>
+            <w:r>
+              <w:rPr>
+                <w:rFonts w:hint="eastAsia" w:ascii="AR PL UKai CN" w:hAnsi="AR PL UKai CN" w:eastAsia="AR PL UKai CN" w:cs="AR PL UKai CN"/>
+                <w:sz w:val="22"/>
+              </w:rPr>
+              <w:br w:type="textWrapping"/>
+            </w:r>
+            <w:r>
+              <w:rPr>
+                <w:rFonts w:hint="eastAsia" w:ascii="AR PL UKai CN" w:hAnsi="AR PL UKai CN" w:eastAsia="AR PL UKai CN" w:cs="AR PL UKai CN"/>
+                <w:sz w:val="22"/>
+              </w:rPr>
               <w:t>{</w:t>
-              <w:br/>
+            </w:r>
+            <w:r>
+              <w:rPr>
+                <w:rFonts w:hint="eastAsia" w:ascii="AR PL UKai CN" w:hAnsi="AR PL UKai CN" w:eastAsia="AR PL UKai CN" w:cs="AR PL UKai CN"/>
+                <w:sz w:val="22"/>
+              </w:rPr>
+              <w:br w:type="textWrapping"/>
+            </w:r>
+            <w:r>
+              <w:rPr>
+                <w:rFonts w:hint="eastAsia" w:ascii="AR PL UKai CN" w:hAnsi="AR PL UKai CN" w:eastAsia="AR PL UKai CN" w:cs="AR PL UKai CN"/>
+                <w:sz w:val="22"/>
+              </w:rPr>
               <w:t xml:space="preserve">    int data;</w:t>
-              <w:br/>
+            </w:r>
+            <w:r>
+              <w:rPr>
+                <w:rFonts w:hint="eastAsia" w:ascii="AR PL UKai CN" w:hAnsi="AR PL UKai CN" w:eastAsia="AR PL UKai CN" w:cs="AR PL UKai CN"/>
+                <w:sz w:val="22"/>
+              </w:rPr>
+              <w:br w:type="textWrapping"/>
+            </w:r>
+            <w:r>
+              <w:rPr>
+                <w:rFonts w:hint="eastAsia" w:ascii="AR PL UKai CN" w:hAnsi="AR PL UKai CN" w:eastAsia="AR PL UKai CN" w:cs="AR PL UKai CN"/>
+                <w:sz w:val="22"/>
+              </w:rPr>
               <w:t xml:space="preserve">    struct Node *next;</w:t>
-              <w:br/>
+            </w:r>
+            <w:r>
+              <w:rPr>
+                <w:rFonts w:hint="eastAsia" w:ascii="AR PL UKai CN" w:hAnsi="AR PL UKai CN" w:eastAsia="AR PL UKai CN" w:cs="AR PL UKai CN"/>
+                <w:sz w:val="22"/>
+              </w:rPr>
+              <w:br w:type="textWrapping"/>
+            </w:r>
+            <w:r>
+              <w:rPr>
+                <w:rFonts w:hint="eastAsia" w:ascii="AR PL UKai CN" w:hAnsi="AR PL UKai CN" w:eastAsia="AR PL UKai CN" w:cs="AR PL UKai CN"/>
+                <w:sz w:val="22"/>
+              </w:rPr>
               <w:t>}Node;</w:t>
-              <w:br/>
-              <w:br/>
+            </w:r>
+            <w:r>
+              <w:rPr>
+                <w:rFonts w:hint="eastAsia" w:ascii="AR PL UKai CN" w:hAnsi="AR PL UKai CN" w:eastAsia="AR PL UKai CN" w:cs="AR PL UKai CN"/>
+                <w:sz w:val="22"/>
+              </w:rPr>
+              <w:br w:type="textWrapping"/>
+            </w:r>
+            <w:r>
+              <w:rPr>
+                <w:rFonts w:hint="eastAsia" w:ascii="AR PL UKai CN" w:hAnsi="AR PL UKai CN" w:eastAsia="AR PL UKai CN" w:cs="AR PL UKai CN"/>
+                <w:sz w:val="22"/>
+              </w:rPr>
+              <w:br w:type="textWrapping"/>
+            </w:r>
+            <w:r>
+              <w:rPr>
+                <w:rFonts w:hint="eastAsia" w:ascii="AR PL UKai CN" w:hAnsi="AR PL UKai CN" w:eastAsia="AR PL UKai CN" w:cs="AR PL UKai CN"/>
+                <w:sz w:val="22"/>
+              </w:rPr>
               <w:t>// 遍历打印链表（有头节点专用）</w:t>
-              <w:br/>
+            </w:r>
+            <w:r>
+              <w:rPr>
+                <w:rFonts w:hint="eastAsia" w:ascii="AR PL UKai CN" w:hAnsi="AR PL UKai CN" w:eastAsia="AR PL UKai CN" w:cs="AR PL UKai CN"/>
+                <w:sz w:val="22"/>
+              </w:rPr>
+              <w:br w:type="textWrapping"/>
+            </w:r>
+            <w:r>
+              <w:rPr>
+                <w:rFonts w:hint="eastAsia" w:ascii="AR PL UKai CN" w:hAnsi="AR PL UKai CN" w:eastAsia="AR PL UKai CN" w:cs="AR PL UKai CN"/>
+                <w:sz w:val="22"/>
+              </w:rPr>
               <w:t>void printList(Node *head)</w:t>
-              <w:br/>
+            </w:r>
+            <w:r>
+              <w:rPr>
+                <w:rFonts w:hint="eastAsia" w:ascii="AR PL UKai CN" w:hAnsi="AR PL UKai CN" w:eastAsia="AR PL UKai CN" w:cs="AR PL UKai CN"/>
+                <w:sz w:val="22"/>
+              </w:rPr>
+              <w:br w:type="textWrapping"/>
+            </w:r>
+            <w:r>
+              <w:rPr>
+                <w:rFonts w:hint="eastAsia" w:ascii="AR PL UKai CN" w:hAnsi="AR PL UKai CN" w:eastAsia="AR PL UKai CN" w:cs="AR PL UKai CN"/>
+                <w:sz w:val="22"/>
+              </w:rPr>
               <w:t>{</w:t>
-              <w:br/>
+            </w:r>
+            <w:r>
+              <w:rPr>
+                <w:rFonts w:hint="eastAsia" w:ascii="AR PL UKai CN" w:hAnsi="AR PL UKai CN" w:eastAsia="AR PL UKai CN" w:cs="AR PL UKai CN"/>
+                <w:sz w:val="22"/>
+              </w:rPr>
+              <w:br w:type="textWrapping"/>
+            </w:r>
+            <w:r>
+              <w:rPr>
+                <w:rFonts w:hint="eastAsia" w:ascii="AR PL UKai CN" w:hAnsi="AR PL UKai CN" w:eastAsia="AR PL UKai CN" w:cs="AR PL UKai CN"/>
+                <w:sz w:val="22"/>
+              </w:rPr>
               <w:t xml:space="preserve">    Node *p = head-&gt;next;  // 跳过空头节点</w:t>
-              <w:br/>
+            </w:r>
+            <w:r>
+              <w:rPr>
+                <w:rFonts w:hint="eastAsia" w:ascii="AR PL UKai CN" w:hAnsi="AR PL UKai CN" w:eastAsia="AR PL UKai CN" w:cs="AR PL UKai CN"/>
+                <w:sz w:val="22"/>
+              </w:rPr>
+              <w:br w:type="textWrapping"/>
+            </w:r>
+            <w:r>
+              <w:rPr>
+                <w:rFonts w:hint="eastAsia" w:ascii="AR PL UKai CN" w:hAnsi="AR PL UKai CN" w:eastAsia="AR PL UKai CN" w:cs="AR PL UKai CN"/>
+                <w:sz w:val="22"/>
+              </w:rPr>
               <w:t xml:space="preserve">    while(p != NULL)</w:t>
-              <w:br/>
+            </w:r>
+            <w:r>
+              <w:rPr>
+                <w:rFonts w:hint="eastAsia" w:ascii="AR PL UKai CN" w:hAnsi="AR PL UKai CN" w:eastAsia="AR PL UKai CN" w:cs="AR PL UKai CN"/>
+                <w:sz w:val="22"/>
+              </w:rPr>
+              <w:br w:type="textWrapping"/>
+            </w:r>
+            <w:r>
+              <w:rPr>
+                <w:rFonts w:hint="eastAsia" w:ascii="AR PL UKai CN" w:hAnsi="AR PL UKai CN" w:eastAsia="AR PL UKai CN" w:cs="AR PL UKai CN"/>
+                <w:sz w:val="22"/>
+              </w:rPr>
               <w:t xml:space="preserve">    {</w:t>
-              <w:br/>
+            </w:r>
+            <w:r>
+              <w:rPr>
+                <w:rFonts w:hint="eastAsia" w:ascii="AR PL UKai CN" w:hAnsi="AR PL UKai CN" w:eastAsia="AR PL UKai CN" w:cs="AR PL UKai CN"/>
+                <w:sz w:val="22"/>
+              </w:rPr>
+              <w:br w:type="textWrapping"/>
+            </w:r>
+            <w:r>
+              <w:rPr>
+                <w:rFonts w:hint="eastAsia" w:ascii="AR PL UKai CN" w:hAnsi="AR PL UKai CN" w:eastAsia="AR PL UKai CN" w:cs="AR PL UKai CN"/>
+                <w:sz w:val="22"/>
+              </w:rPr>
               <w:t xml:space="preserve">        printf("%d ", p-&gt;data);</w:t>
-              <w:br/>
+            </w:r>
+            <w:r>
+              <w:rPr>
+                <w:rFonts w:hint="eastAsia" w:ascii="AR PL UKai CN" w:hAnsi="AR PL UKai CN" w:eastAsia="AR PL UKai CN" w:cs="AR PL UKai CN"/>
+                <w:sz w:val="22"/>
+              </w:rPr>
+              <w:br w:type="textWrapping"/>
+            </w:r>
+            <w:r>
+              <w:rPr>
+                <w:rFonts w:hint="eastAsia" w:ascii="AR PL UKai CN" w:hAnsi="AR PL UKai CN" w:eastAsia="AR PL UKai CN" w:cs="AR PL UKai CN"/>
+                <w:sz w:val="22"/>
+              </w:rPr>
               <w:t xml:space="preserve">        p = p-&gt;next;</w:t>
-              <w:br/>
+            </w:r>
+            <w:r>
+              <w:rPr>
+                <w:rFonts w:hint="eastAsia" w:ascii="AR PL UKai CN" w:hAnsi="AR PL UKai CN" w:eastAsia="AR PL UKai CN" w:cs="AR PL UKai CN"/>
+                <w:sz w:val="22"/>
+              </w:rPr>
+              <w:br w:type="textWrapping"/>
+            </w:r>
+            <w:r>
+              <w:rPr>
+                <w:rFonts w:hint="eastAsia" w:ascii="AR PL UKai CN" w:hAnsi="AR PL UKai CN" w:eastAsia="AR PL UKai CN" w:cs="AR PL UKai CN"/>
+                <w:sz w:val="22"/>
+              </w:rPr>
               <w:t xml:space="preserve">    }</w:t>
-              <w:br/>
+            </w:r>
+            <w:r>
+              <w:rPr>
+                <w:rFonts w:hint="eastAsia" w:ascii="AR PL UKai CN" w:hAnsi="AR PL UKai CN" w:eastAsia="AR PL UKai CN" w:cs="AR PL UKai CN"/>
+                <w:sz w:val="22"/>
+              </w:rPr>
+              <w:br w:type="textWrapping"/>
+            </w:r>
+            <w:r>
+              <w:rPr>
+                <w:rFonts w:hint="eastAsia" w:ascii="AR PL UKai CN" w:hAnsi="AR PL UKai CN" w:eastAsia="AR PL UKai CN" w:cs="AR PL UKai CN"/>
+                <w:sz w:val="22"/>
+              </w:rPr>
               <w:t xml:space="preserve">    printf("\n");</w:t>
-              <w:br/>
+            </w:r>
+            <w:r>
+              <w:rPr>
+                <w:rFonts w:hint="eastAsia" w:ascii="AR PL UKai CN" w:hAnsi="AR PL UKai CN" w:eastAsia="AR PL UKai CN" w:cs="AR PL UKai CN"/>
+                <w:sz w:val="22"/>
+              </w:rPr>
+              <w:br w:type="textWrapping"/>
+            </w:r>
+            <w:r>
+              <w:rPr>
+                <w:rFonts w:hint="eastAsia" w:ascii="AR PL UKai CN" w:hAnsi="AR PL UKai CN" w:eastAsia="AR PL UKai CN" w:cs="AR PL UKai CN"/>
+                <w:sz w:val="22"/>
+              </w:rPr>
               <w:t>}</w:t>
-              <w:br/>
-              <w:br/>
+            </w:r>
+            <w:r>
+              <w:rPr>
+                <w:rFonts w:hint="eastAsia" w:ascii="AR PL UKai CN" w:hAnsi="AR PL UKai CN" w:eastAsia="AR PL UKai CN" w:cs="AR PL UKai CN"/>
+                <w:sz w:val="22"/>
+              </w:rPr>
+              <w:br w:type="textWrapping"/>
+            </w:r>
+            <w:r>
+              <w:rPr>
+                <w:rFonts w:hint="eastAsia" w:ascii="AR PL UKai CN" w:hAnsi="AR PL UKai CN" w:eastAsia="AR PL UKai CN" w:cs="AR PL UKai CN"/>
+                <w:sz w:val="22"/>
+              </w:rPr>
+              <w:br w:type="textWrapping"/>
+            </w:r>
+            <w:r>
+              <w:rPr>
+                <w:rFonts w:hint="eastAsia" w:ascii="AR PL UKai CN" w:hAnsi="AR PL UKai CN" w:eastAsia="AR PL UKai CN" w:cs="AR PL UKai CN"/>
+                <w:sz w:val="22"/>
+              </w:rPr>
               <w:t>// 释放链表所有节点</w:t>
-              <w:br/>
+            </w:r>
+            <w:r>
+              <w:rPr>
+                <w:rFonts w:hint="eastAsia" w:ascii="AR PL UKai CN" w:hAnsi="AR PL UKai CN" w:eastAsia="AR PL UKai CN" w:cs="AR PL UKai CN"/>
+                <w:sz w:val="22"/>
+              </w:rPr>
+              <w:br w:type="textWrapping"/>
+            </w:r>
+            <w:r>
+              <w:rPr>
+                <w:rFonts w:hint="eastAsia" w:ascii="AR PL UKai CN" w:hAnsi="AR PL UKai CN" w:eastAsia="AR PL UKai CN" w:cs="AR PL UKai CN"/>
+                <w:sz w:val="22"/>
+              </w:rPr>
               <w:t>void freeList(Node *head)</w:t>
-              <w:br/>
+            </w:r>
+            <w:r>
+              <w:rPr>
+                <w:rFonts w:hint="eastAsia" w:ascii="AR PL UKai CN" w:hAnsi="AR PL UKai CN" w:eastAsia="AR PL UKai CN" w:cs="AR PL UKai CN"/>
+                <w:sz w:val="22"/>
+              </w:rPr>
+              <w:br w:type="textWrapping"/>
+            </w:r>
+            <w:r>
+              <w:rPr>
+                <w:rFonts w:hint="eastAsia" w:ascii="AR PL UKai CN" w:hAnsi="AR PL UKai CN" w:eastAsia="AR PL UKai CN" w:cs="AR PL UKai CN"/>
+                <w:sz w:val="22"/>
+              </w:rPr>
               <w:t>{</w:t>
-              <w:br/>
+            </w:r>
+            <w:r>
+              <w:rPr>
+                <w:rFonts w:hint="eastAsia" w:ascii="AR PL UKai CN" w:hAnsi="AR PL UKai CN" w:eastAsia="AR PL UKai CN" w:cs="AR PL UKai CN"/>
+                <w:sz w:val="22"/>
+              </w:rPr>
+              <w:br w:type="textWrapping"/>
+            </w:r>
+            <w:r>
+              <w:rPr>
+                <w:rFonts w:hint="eastAsia" w:ascii="AR PL UKai CN" w:hAnsi="AR PL UKai CN" w:eastAsia="AR PL UKai CN" w:cs="AR PL UKai CN"/>
+                <w:sz w:val="22"/>
+              </w:rPr>
               <w:t xml:space="preserve">    Node *p, *q;</w:t>
-              <w:br/>
+            </w:r>
+            <w:r>
+              <w:rPr>
+                <w:rFonts w:hint="eastAsia" w:ascii="AR PL UKai CN" w:hAnsi="AR PL UKai CN" w:eastAsia="AR PL UKai CN" w:cs="AR PL UKai CN"/>
+                <w:sz w:val="22"/>
+              </w:rPr>
+              <w:br w:type="textWrapping"/>
+            </w:r>
+            <w:r>
+              <w:rPr>
+                <w:rFonts w:hint="eastAsia" w:ascii="AR PL UKai CN" w:hAnsi="AR PL UKai CN" w:eastAsia="AR PL UKai CN" w:cs="AR PL UKai CN"/>
+                <w:sz w:val="22"/>
+              </w:rPr>
               <w:t xml:space="preserve">    p = head;</w:t>
-              <w:br/>
+            </w:r>
+            <w:r>
+              <w:rPr>
+                <w:rFonts w:hint="eastAsia" w:ascii="AR PL UKai CN" w:hAnsi="AR PL UKai CN" w:eastAsia="AR PL UKai CN" w:cs="AR PL UKai CN"/>
+                <w:sz w:val="22"/>
+              </w:rPr>
+              <w:br w:type="textWrapping"/>
+            </w:r>
+            <w:r>
+              <w:rPr>
+                <w:rFonts w:hint="eastAsia" w:ascii="AR PL UKai CN" w:hAnsi="AR PL UKai CN" w:eastAsia="AR PL UKai CN" w:cs="AR PL UKai CN"/>
+                <w:sz w:val="22"/>
+              </w:rPr>
               <w:t xml:space="preserve">    while(p != NULL)</w:t>
-              <w:br/>
+            </w:r>
+            <w:r>
+              <w:rPr>
+                <w:rFonts w:hint="eastAsia" w:ascii="AR PL UKai CN" w:hAnsi="AR PL UKai CN" w:eastAsia="AR PL UKai CN" w:cs="AR PL UKai CN"/>
+                <w:sz w:val="22"/>
+              </w:rPr>
+              <w:br w:type="textWrapping"/>
+            </w:r>
+            <w:r>
+              <w:rPr>
+                <w:rFonts w:hint="eastAsia" w:ascii="AR PL UKai CN" w:hAnsi="AR PL UKai CN" w:eastAsia="AR PL UKai CN" w:cs="AR PL UKai CN"/>
+                <w:sz w:val="22"/>
+              </w:rPr>
               <w:t xml:space="preserve">    {</w:t>
-              <w:br/>
+            </w:r>
+            <w:r>
+              <w:rPr>
+                <w:rFonts w:hint="eastAsia" w:ascii="AR PL UKai CN" w:hAnsi="AR PL UKai CN" w:eastAsia="AR PL UKai CN" w:cs="AR PL UKai CN"/>
+                <w:sz w:val="22"/>
+              </w:rPr>
+              <w:br w:type="textWrapping"/>
+            </w:r>
+            <w:r>
+              <w:rPr>
+                <w:rFonts w:hint="eastAsia" w:ascii="AR PL UKai CN" w:hAnsi="AR PL UKai CN" w:eastAsia="AR PL UKai CN" w:cs="AR PL UKai CN"/>
+                <w:sz w:val="22"/>
+              </w:rPr>
               <w:t xml:space="preserve">        q = p-&gt;next;</w:t>
-              <w:br/>
+            </w:r>
+            <w:r>
+              <w:rPr>
+                <w:rFonts w:hint="eastAsia" w:ascii="AR PL UKai CN" w:hAnsi="AR PL UKai CN" w:eastAsia="AR PL UKai CN" w:cs="AR PL UKai CN"/>
+                <w:sz w:val="22"/>
+              </w:rPr>
+              <w:br w:type="textWrapping"/>
+            </w:r>
+            <w:r>
+              <w:rPr>
+                <w:rFonts w:hint="eastAsia" w:ascii="AR PL UKai CN" w:hAnsi="AR PL UKai CN" w:eastAsia="AR PL UKai CN" w:cs="AR PL UKai CN"/>
+                <w:sz w:val="22"/>
+              </w:rPr>
               <w:t xml:space="preserve">        free(p);</w:t>
-              <w:br/>
+            </w:r>
+            <w:r>
+              <w:rPr>
+                <w:rFonts w:hint="eastAsia" w:ascii="AR PL UKai CN" w:hAnsi="AR PL UKai CN" w:eastAsia="AR PL UKai CN" w:cs="AR PL UKai CN"/>
+                <w:sz w:val="22"/>
+              </w:rPr>
+              <w:br w:type="textWrapping"/>
+            </w:r>
+            <w:r>
+              <w:rPr>
+                <w:rFonts w:hint="eastAsia" w:ascii="AR PL UKai CN" w:hAnsi="AR PL UKai CN" w:eastAsia="AR PL UKai CN" w:cs="AR PL UKai CN"/>
+                <w:sz w:val="22"/>
+              </w:rPr>
               <w:t xml:space="preserve">        p = q;</w:t>
-              <w:br/>
+            </w:r>
+            <w:r>
+              <w:rPr>
+                <w:rFonts w:hint="eastAsia" w:ascii="AR PL UKai CN" w:hAnsi="AR PL UKai CN" w:eastAsia="AR PL UKai CN" w:cs="AR PL UKai CN"/>
+                <w:sz w:val="22"/>
+              </w:rPr>
+              <w:br w:type="textWrapping"/>
+            </w:r>
+            <w:r>
+              <w:rPr>
+                <w:rFonts w:hint="eastAsia" w:ascii="AR PL UKai CN" w:hAnsi="AR PL UKai CN" w:eastAsia="AR PL UKai CN" w:cs="AR PL UKai CN"/>
+                <w:sz w:val="22"/>
+              </w:rPr>
               <w:t xml:space="preserve">    }</w:t>
-              <w:br/>
+            </w:r>
+            <w:r>
+              <w:rPr>
+                <w:rFonts w:hint="eastAsia" w:ascii="AR PL UKai CN" w:hAnsi="AR PL UKai CN" w:eastAsia="AR PL UKai CN" w:cs="AR PL UKai CN"/>
+                <w:sz w:val="22"/>
+              </w:rPr>
+              <w:br w:type="textWrapping"/>
+            </w:r>
+            <w:r>
+              <w:rPr>
+                <w:rFonts w:hint="eastAsia" w:ascii="AR PL UKai CN" w:hAnsi="AR PL UKai CN" w:eastAsia="AR PL UKai CN" w:cs="AR PL UKai CN"/>
+                <w:sz w:val="22"/>
+              </w:rPr>
               <w:t>}</w:t>
             </w:r>
           </w:p>
@@ -1635,17 +3605,19 @@
     </w:tbl>
     <w:p>
       <w:pPr>
-        <w:pStyle w:val="2"/>
         <w:spacing w:before="320" w:after="120" w:line="288" w:lineRule="auto"/>
         <w:ind w:left="0"/>
         <w:jc w:val="left"/>
         <w:outlineLvl w:val="1"/>
-      </w:pPr>
-      <w:bookmarkStart w:name="heading_19" w:id="19"/>
-      <w:r>
-        <w:rPr>
-          <w:rFonts w:eastAsia="等线" w:ascii="Arial" w:cs="Arial" w:hAnsi="Arial"/>
-          <w:b w:val="true"/>
+        <w:rPr>
+          <w:rFonts w:hint="eastAsia" w:ascii="AR PL UKai CN" w:hAnsi="AR PL UKai CN" w:eastAsia="AR PL UKai CN" w:cs="AR PL UKai CN"/>
+        </w:rPr>
+      </w:pPr>
+      <w:bookmarkStart w:id="19" w:name="heading_19"/>
+      <w:r>
+        <w:rPr>
+          <w:rFonts w:hint="eastAsia" w:ascii="AR PL UKai CN" w:hAnsi="AR PL UKai CN" w:eastAsia="AR PL UKai CN" w:cs="AR PL UKai CN"/>
+          <w:b/>
           <w:sz w:val="32"/>
         </w:rPr>
         <w:t>1. 头插法</w:t>
@@ -1654,17 +3626,19 @@
     </w:p>
     <w:p>
       <w:pPr>
-        <w:pStyle w:val="3"/>
         <w:spacing w:before="300" w:after="120" w:line="288" w:lineRule="auto"/>
         <w:ind w:left="0"/>
         <w:jc w:val="left"/>
         <w:outlineLvl w:val="2"/>
-      </w:pPr>
-      <w:bookmarkStart w:name="heading_20" w:id="20"/>
-      <w:r>
-        <w:rPr>
-          <w:rFonts w:eastAsia="等线" w:ascii="Arial" w:cs="Arial" w:hAnsi="Arial"/>
-          <w:b w:val="true"/>
+        <w:rPr>
+          <w:rFonts w:hint="eastAsia" w:ascii="AR PL UKai CN" w:hAnsi="AR PL UKai CN" w:eastAsia="AR PL UKai CN" w:cs="AR PL UKai CN"/>
+        </w:rPr>
+      </w:pPr>
+      <w:bookmarkStart w:id="20" w:name="heading_20"/>
+      <w:r>
+        <w:rPr>
+          <w:rFonts w:hint="eastAsia" w:ascii="AR PL UKai CN" w:hAnsi="AR PL UKai CN" w:eastAsia="AR PL UKai CN" w:cs="AR PL UKai CN"/>
+          <w:b/>
           <w:sz w:val="30"/>
         </w:rPr>
         <w:t>原理</w:t>
@@ -1676,40 +3650,43 @@
         <w:spacing w:before="120" w:after="120" w:line="288" w:lineRule="auto"/>
         <w:ind w:left="0"/>
         <w:jc w:val="left"/>
-      </w:pPr>
-      <w:r>
-        <w:rPr>
-          <w:rFonts w:eastAsia="等线" w:ascii="Arial" w:cs="Arial" w:hAnsi="Arial"/>
+        <w:rPr>
+          <w:rFonts w:hint="eastAsia" w:ascii="AR PL UKai CN" w:hAnsi="AR PL UKai CN" w:eastAsia="AR PL UKai CN" w:cs="AR PL UKai CN"/>
+        </w:rPr>
+      </w:pPr>
+      <w:r>
+        <w:rPr>
+          <w:rFonts w:hint="eastAsia" w:ascii="AR PL UKai CN" w:hAnsi="AR PL UKai CN" w:eastAsia="AR PL UKai CN" w:cs="AR PL UKai CN"/>
           <w:sz w:val="22"/>
         </w:rPr>
         <w:t>新节点永远插在</w:t>
       </w:r>
       <w:r>
         <w:rPr>
-          <w:rFonts w:eastAsia="等线" w:ascii="Arial" w:cs="Arial" w:hAnsi="Arial"/>
-          <w:b w:val="true"/>
+          <w:rFonts w:hint="eastAsia" w:ascii="AR PL UKai CN" w:hAnsi="AR PL UKai CN" w:eastAsia="AR PL UKai CN" w:cs="AR PL UKai CN"/>
+          <w:b/>
           <w:sz w:val="22"/>
         </w:rPr>
         <w:t>链表最前面</w:t>
       </w:r>
       <w:r>
         <w:rPr>
-          <w:rFonts w:eastAsia="等线" w:ascii="Arial" w:cs="Arial" w:hAnsi="Arial"/>
+          <w:rFonts w:hint="eastAsia" w:ascii="AR PL UKai CN" w:hAnsi="AR PL UKai CN" w:eastAsia="AR PL UKai CN" w:cs="AR PL UKai CN"/>
           <w:sz w:val="22"/>
         </w:rPr>
         <w:t>，插入速度快，链表数据顺序与插入顺序</w:t>
       </w:r>
       <w:r>
         <w:rPr>
-          <w:rFonts w:eastAsia="等线" w:ascii="Arial" w:cs="Arial" w:hAnsi="Arial"/>
-          <w:b w:val="true"/>
+          <w:rFonts w:hint="eastAsia" w:ascii="AR PL UKai CN" w:hAnsi="AR PL UKai CN" w:eastAsia="AR PL UKai CN" w:cs="AR PL UKai CN"/>
+          <w:b/>
           <w:sz w:val="22"/>
         </w:rPr>
         <w:t>逆序</w:t>
       </w:r>
       <w:r>
         <w:rPr>
-          <w:rFonts w:eastAsia="等线" w:ascii="Arial" w:cs="Arial" w:hAnsi="Arial"/>
+          <w:rFonts w:hint="eastAsia" w:ascii="AR PL UKai CN" w:hAnsi="AR PL UKai CN" w:eastAsia="AR PL UKai CN" w:cs="AR PL UKai CN"/>
           <w:sz w:val="22"/>
         </w:rPr>
         <w:t>。</w:t>
@@ -1720,10 +3697,13 @@
         <w:spacing w:before="120" w:after="120" w:line="288" w:lineRule="auto"/>
         <w:ind w:left="0"/>
         <w:jc w:val="left"/>
-      </w:pPr>
-      <w:r>
-        <w:rPr>
-          <w:rFonts w:eastAsia="等线" w:ascii="Arial" w:cs="Arial" w:hAnsi="Arial"/>
+        <w:rPr>
+          <w:rFonts w:hint="eastAsia" w:ascii="AR PL UKai CN" w:hAnsi="AR PL UKai CN" w:eastAsia="AR PL UKai CN" w:cs="AR PL UKai CN"/>
+        </w:rPr>
+      </w:pPr>
+      <w:r>
+        <w:rPr>
+          <w:rFonts w:hint="eastAsia" w:ascii="AR PL UKai CN" w:hAnsi="AR PL UKai CN" w:eastAsia="AR PL UKai CN" w:cs="AR PL UKai CN"/>
           <w:sz w:val="22"/>
         </w:rPr>
         <w:t>步骤：新建节点 → 新节点指向原首节点 → 头节点指向新节点</w:t>
@@ -1731,17 +3711,19 @@
     </w:p>
     <w:p>
       <w:pPr>
-        <w:pStyle w:val="3"/>
         <w:spacing w:before="300" w:after="120" w:line="288" w:lineRule="auto"/>
         <w:ind w:left="0"/>
         <w:jc w:val="left"/>
         <w:outlineLvl w:val="2"/>
-      </w:pPr>
-      <w:bookmarkStart w:name="heading_21" w:id="21"/>
-      <w:r>
-        <w:rPr>
-          <w:rFonts w:eastAsia="等线" w:ascii="Arial" w:cs="Arial" w:hAnsi="Arial"/>
-          <w:b w:val="true"/>
+        <w:rPr>
+          <w:rFonts w:hint="eastAsia" w:ascii="AR PL UKai CN" w:hAnsi="AR PL UKai CN" w:eastAsia="AR PL UKai CN" w:cs="AR PL UKai CN"/>
+        </w:rPr>
+      </w:pPr>
+      <w:bookmarkStart w:id="21" w:name="heading_21"/>
+      <w:r>
+        <w:rPr>
+          <w:rFonts w:hint="eastAsia" w:ascii="AR PL UKai CN" w:hAnsi="AR PL UKai CN" w:eastAsia="AR PL UKai CN" w:cs="AR PL UKai CN"/>
+          <w:b/>
           <w:sz w:val="30"/>
         </w:rPr>
         <w:t>完整代码</w:t>
@@ -1750,118 +3732,547 @@
     </w:p>
     <w:tbl>
       <w:tblPr>
+        <w:tblStyle w:val="2"/>
         <w:tblW w:w="0" w:type="auto"/>
         <w:tblInd w:w="0" w:type="dxa"/>
         <w:tblBorders>
-          <w:top w:val="single" w:color="dee0e3"/>
-          <w:left w:val="single" w:color="dee0e3"/>
-          <w:bottom w:val="single" w:color="dee0e3"/>
-          <w:right w:val="single" w:color="dee0e3"/>
-          <w:insideH w:val="single" w:color="dee0e3"/>
-          <w:insideV w:val="single" w:color="dee0e3"/>
+          <w:top w:val="single" w:color="DEE0E3" w:sz="0" w:space="0"/>
+          <w:left w:val="single" w:color="DEE0E3" w:sz="0" w:space="0"/>
+          <w:bottom w:val="single" w:color="DEE0E3" w:sz="0" w:space="0"/>
+          <w:right w:val="single" w:color="DEE0E3" w:sz="0" w:space="0"/>
+          <w:insideH w:val="single" w:color="DEE0E3" w:sz="0" w:space="0"/>
+          <w:insideV w:val="single" w:color="DEE0E3" w:sz="0" w:space="0"/>
         </w:tblBorders>
         <w:tblLayout w:type="fixed"/>
+        <w:tblCellMar>
+          <w:top w:w="0" w:type="dxa"/>
+          <w:left w:w="10" w:type="dxa"/>
+          <w:bottom w:w="0" w:type="dxa"/>
+          <w:right w:w="10" w:type="dxa"/>
+        </w:tblCellMar>
       </w:tblPr>
       <w:tblGrid>
         <w:gridCol w:w="8280"/>
       </w:tblGrid>
       <w:tr>
+        <w:tblPrEx>
+          <w:tblBorders>
+            <w:top w:val="single" w:color="DEE0E3" w:sz="0" w:space="0"/>
+            <w:left w:val="single" w:color="DEE0E3" w:sz="0" w:space="0"/>
+            <w:bottom w:val="single" w:color="DEE0E3" w:sz="0" w:space="0"/>
+            <w:right w:val="single" w:color="DEE0E3" w:sz="0" w:space="0"/>
+            <w:insideH w:val="single" w:color="DEE0E3" w:sz="0" w:space="0"/>
+            <w:insideV w:val="single" w:color="DEE0E3" w:sz="0" w:space="0"/>
+          </w:tblBorders>
+          <w:tblCellMar>
+            <w:top w:w="0" w:type="dxa"/>
+            <w:left w:w="10" w:type="dxa"/>
+            <w:bottom w:w="0" w:type="dxa"/>
+            <w:right w:w="10" w:type="dxa"/>
+          </w:tblCellMar>
+        </w:tblPrEx>
         <w:tc>
           <w:tcPr>
             <w:tcW w:w="8280" w:type="dxa"/>
-            <w:shd w:color="auto" w:val="clear" w:fill="f5f6f7"/>
+            <w:shd w:val="clear" w:color="auto" w:fill="F5F6F7"/>
             <w:tcMar>
-              <w:top w:type="dxa" w:w="60"/>
-              <w:left w:type="dxa" w:w="120"/>
-              <w:bottom w:type="dxa" w:w="30"/>
-              <w:right w:type="dxa" w:w="120"/>
+              <w:top w:w="60" w:type="dxa"/>
+              <w:left w:w="120" w:type="dxa"/>
+              <w:bottom w:w="30" w:type="dxa"/>
+              <w:right w:w="120" w:type="dxa"/>
             </w:tcMar>
           </w:tcPr>
           <w:p>
             <w:pPr>
               <w:spacing w:before="120" w:after="120" w:line="288" w:lineRule="auto"/>
               <w:jc w:val="left"/>
+              <w:rPr>
+                <w:rFonts w:hint="eastAsia" w:ascii="AR PL UKai CN" w:hAnsi="AR PL UKai CN" w:eastAsia="AR PL UKai CN" w:cs="AR PL UKai CN"/>
+              </w:rPr>
             </w:pPr>
             <w:r>
               <w:rPr>
-                <w:rFonts w:eastAsia="Consolas" w:ascii="Consolas" w:cs="Consolas" w:hAnsi="Consolas"/>
-                <w:color w:val="646a73"/>
+                <w:rFonts w:hint="eastAsia" w:ascii="AR PL UKai CN" w:hAnsi="AR PL UKai CN" w:eastAsia="AR PL UKai CN" w:cs="AR PL UKai CN"/>
+                <w:color w:val="646A73"/>
                 <w:sz w:val="22"/>
               </w:rPr>
               <w:t>Plain Text</w:t>
-              <w:br w:type="textWrapping"/>
-            </w:r>
-            <w:r>
-              <w:rPr>
-                <w:rFonts w:eastAsia="Consolas" w:ascii="Consolas" w:cs="Consolas" w:hAnsi="Consolas"/>
+            </w:r>
+            <w:r>
+              <w:rPr>
+                <w:rFonts w:hint="eastAsia" w:ascii="AR PL UKai CN" w:hAnsi="AR PL UKai CN" w:eastAsia="AR PL UKai CN" w:cs="AR PL UKai CN"/>
+                <w:color w:val="646A73"/>
+                <w:sz w:val="22"/>
+              </w:rPr>
+              <w:br w:type="textWrapping"/>
+            </w:r>
+            <w:r>
+              <w:rPr>
+                <w:rFonts w:hint="eastAsia" w:ascii="AR PL UKai CN" w:hAnsi="AR PL UKai CN" w:eastAsia="AR PL UKai CN" w:cs="AR PL UKai CN"/>
                 <w:sz w:val="22"/>
               </w:rPr>
               <w:t>// 头插法：向链表头部插入数据</w:t>
-              <w:br/>
+            </w:r>
+            <w:r>
+              <w:rPr>
+                <w:rFonts w:hint="eastAsia" w:ascii="AR PL UKai CN" w:hAnsi="AR PL UKai CN" w:eastAsia="AR PL UKai CN" w:cs="AR PL UKai CN"/>
+                <w:sz w:val="22"/>
+              </w:rPr>
+              <w:br w:type="textWrapping"/>
+            </w:r>
+            <w:r>
+              <w:rPr>
+                <w:rFonts w:hint="eastAsia" w:ascii="AR PL UKai CN" w:hAnsi="AR PL UKai CN" w:eastAsia="AR PL UKai CN" w:cs="AR PL UKai CN"/>
+                <w:sz w:val="22"/>
+              </w:rPr>
               <w:t>void headInsert(Node *head, int val)</w:t>
-              <w:br/>
+            </w:r>
+            <w:r>
+              <w:rPr>
+                <w:rFonts w:hint="eastAsia" w:ascii="AR PL UKai CN" w:hAnsi="AR PL UKai CN" w:eastAsia="AR PL UKai CN" w:cs="AR PL UKai CN"/>
+                <w:sz w:val="22"/>
+              </w:rPr>
+              <w:br w:type="textWrapping"/>
+            </w:r>
+            <w:r>
+              <w:rPr>
+                <w:rFonts w:hint="eastAsia" w:ascii="AR PL UKai CN" w:hAnsi="AR PL UKai CN" w:eastAsia="AR PL UKai CN" w:cs="AR PL UKai CN"/>
+                <w:sz w:val="22"/>
+              </w:rPr>
               <w:t>{</w:t>
-              <w:br/>
+            </w:r>
+            <w:r>
+              <w:rPr>
+                <w:rFonts w:hint="eastAsia" w:ascii="AR PL UKai CN" w:hAnsi="AR PL UKai CN" w:eastAsia="AR PL UKai CN" w:cs="AR PL UKai CN"/>
+                <w:sz w:val="22"/>
+              </w:rPr>
+              <w:br w:type="textWrapping"/>
+            </w:r>
+            <w:r>
+              <w:rPr>
+                <w:rFonts w:hint="eastAsia" w:ascii="AR PL UKai CN" w:hAnsi="AR PL UKai CN" w:eastAsia="AR PL UKai CN" w:cs="AR PL UKai CN"/>
+                <w:sz w:val="22"/>
+              </w:rPr>
               <w:t xml:space="preserve">    // 1. 动态申请新节点内存</w:t>
-              <w:br/>
+            </w:r>
+            <w:r>
+              <w:rPr>
+                <w:rFonts w:hint="eastAsia" w:ascii="AR PL UKai CN" w:hAnsi="AR PL UKai CN" w:eastAsia="AR PL UKai CN" w:cs="AR PL UKai CN"/>
+                <w:sz w:val="22"/>
+              </w:rPr>
+              <w:br w:type="textWrapping"/>
+            </w:r>
+            <w:r>
+              <w:rPr>
+                <w:rFonts w:hint="eastAsia" w:ascii="AR PL UKai CN" w:hAnsi="AR PL UKai CN" w:eastAsia="AR PL UKai CN" w:cs="AR PL UKai CN"/>
+                <w:sz w:val="22"/>
+              </w:rPr>
               <w:t xml:space="preserve">    Node *newNode = (Node *)malloc(sizeof(Node));</w:t>
-              <w:br/>
+            </w:r>
+            <w:r>
+              <w:rPr>
+                <w:rFonts w:hint="eastAsia" w:ascii="AR PL UKai CN" w:hAnsi="AR PL UKai CN" w:eastAsia="AR PL UKai CN" w:cs="AR PL UKai CN"/>
+                <w:sz w:val="22"/>
+              </w:rPr>
+              <w:br w:type="textWrapping"/>
+            </w:r>
+            <w:r>
+              <w:rPr>
+                <w:rFonts w:hint="eastAsia" w:ascii="AR PL UKai CN" w:hAnsi="AR PL UKai CN" w:eastAsia="AR PL UKai CN" w:cs="AR PL UKai CN"/>
+                <w:sz w:val="22"/>
+              </w:rPr>
               <w:t xml:space="preserve">    if(newNode == NULL)</w:t>
-              <w:br/>
+            </w:r>
+            <w:r>
+              <w:rPr>
+                <w:rFonts w:hint="eastAsia" w:ascii="AR PL UKai CN" w:hAnsi="AR PL UKai CN" w:eastAsia="AR PL UKai CN" w:cs="AR PL UKai CN"/>
+                <w:sz w:val="22"/>
+              </w:rPr>
+              <w:br w:type="textWrapping"/>
+            </w:r>
+            <w:r>
+              <w:rPr>
+                <w:rFonts w:hint="eastAsia" w:ascii="AR PL UKai CN" w:hAnsi="AR PL UKai CN" w:eastAsia="AR PL UKai CN" w:cs="AR PL UKai CN"/>
+                <w:sz w:val="22"/>
+              </w:rPr>
               <w:t xml:space="preserve">    {</w:t>
-              <w:br/>
+            </w:r>
+            <w:r>
+              <w:rPr>
+                <w:rFonts w:hint="eastAsia" w:ascii="AR PL UKai CN" w:hAnsi="AR PL UKai CN" w:eastAsia="AR PL UKai CN" w:cs="AR PL UKai CN"/>
+                <w:sz w:val="22"/>
+              </w:rPr>
+              <w:br w:type="textWrapping"/>
+            </w:r>
+            <w:r>
+              <w:rPr>
+                <w:rFonts w:hint="eastAsia" w:ascii="AR PL UKai CN" w:hAnsi="AR PL UKai CN" w:eastAsia="AR PL UKai CN" w:cs="AR PL UKai CN"/>
+                <w:sz w:val="22"/>
+              </w:rPr>
               <w:t xml:space="preserve">        printf("内存申请失败\n");</w:t>
-              <w:br/>
+            </w:r>
+            <w:r>
+              <w:rPr>
+                <w:rFonts w:hint="eastAsia" w:ascii="AR PL UKai CN" w:hAnsi="AR PL UKai CN" w:eastAsia="AR PL UKai CN" w:cs="AR PL UKai CN"/>
+                <w:sz w:val="22"/>
+              </w:rPr>
+              <w:br w:type="textWrapping"/>
+            </w:r>
+            <w:r>
+              <w:rPr>
+                <w:rFonts w:hint="eastAsia" w:ascii="AR PL UKai CN" w:hAnsi="AR PL UKai CN" w:eastAsia="AR PL UKai CN" w:cs="AR PL UKai CN"/>
+                <w:sz w:val="22"/>
+              </w:rPr>
               <w:t xml:space="preserve">        return;</w:t>
-              <w:br/>
+            </w:r>
+            <w:r>
+              <w:rPr>
+                <w:rFonts w:hint="eastAsia" w:ascii="AR PL UKai CN" w:hAnsi="AR PL UKai CN" w:eastAsia="AR PL UKai CN" w:cs="AR PL UKai CN"/>
+                <w:sz w:val="22"/>
+              </w:rPr>
+              <w:br w:type="textWrapping"/>
+            </w:r>
+            <w:r>
+              <w:rPr>
+                <w:rFonts w:hint="eastAsia" w:ascii="AR PL UKai CN" w:hAnsi="AR PL UKai CN" w:eastAsia="AR PL UKai CN" w:cs="AR PL UKai CN"/>
+                <w:sz w:val="22"/>
+              </w:rPr>
               <w:t xml:space="preserve">    }</w:t>
-              <w:br/>
+            </w:r>
+            <w:r>
+              <w:rPr>
+                <w:rFonts w:hint="eastAsia" w:ascii="AR PL UKai CN" w:hAnsi="AR PL UKai CN" w:eastAsia="AR PL UKai CN" w:cs="AR PL UKai CN"/>
+                <w:sz w:val="22"/>
+              </w:rPr>
+              <w:br w:type="textWrapping"/>
+            </w:r>
+            <w:r>
+              <w:rPr>
+                <w:rFonts w:hint="eastAsia" w:ascii="AR PL UKai CN" w:hAnsi="AR PL UKai CN" w:eastAsia="AR PL UKai CN" w:cs="AR PL UKai CN"/>
+                <w:sz w:val="22"/>
+              </w:rPr>
               <w:t xml:space="preserve">    // 2. 给新节点赋值</w:t>
-              <w:br/>
+            </w:r>
+            <w:r>
+              <w:rPr>
+                <w:rFonts w:hint="eastAsia" w:ascii="AR PL UKai CN" w:hAnsi="AR PL UKai CN" w:eastAsia="AR PL UKai CN" w:cs="AR PL UKai CN"/>
+                <w:sz w:val="22"/>
+              </w:rPr>
+              <w:br w:type="textWrapping"/>
+            </w:r>
+            <w:r>
+              <w:rPr>
+                <w:rFonts w:hint="eastAsia" w:ascii="AR PL UKai CN" w:hAnsi="AR PL UKai CN" w:eastAsia="AR PL UKai CN" w:cs="AR PL UKai CN"/>
+                <w:sz w:val="22"/>
+              </w:rPr>
               <w:t xml:space="preserve">    newNode-&gt;data = val;</w:t>
-              <w:br/>
+            </w:r>
+            <w:r>
+              <w:rPr>
+                <w:rFonts w:hint="eastAsia" w:ascii="AR PL UKai CN" w:hAnsi="AR PL UKai CN" w:eastAsia="AR PL UKai CN" w:cs="AR PL UKai CN"/>
+                <w:sz w:val="22"/>
+              </w:rPr>
+              <w:br w:type="textWrapping"/>
+            </w:r>
+            <w:r>
+              <w:rPr>
+                <w:rFonts w:hint="eastAsia" w:ascii="AR PL UKai CN" w:hAnsi="AR PL UKai CN" w:eastAsia="AR PL UKai CN" w:cs="AR PL UKai CN"/>
+                <w:sz w:val="22"/>
+              </w:rPr>
               <w:t xml:space="preserve">    // 3. 新节点指向原第一个节点</w:t>
-              <w:br/>
+            </w:r>
+            <w:r>
+              <w:rPr>
+                <w:rFonts w:hint="eastAsia" w:ascii="AR PL UKai CN" w:hAnsi="AR PL UKai CN" w:eastAsia="AR PL UKai CN" w:cs="AR PL UKai CN"/>
+                <w:sz w:val="22"/>
+              </w:rPr>
+              <w:br w:type="textWrapping"/>
+            </w:r>
+            <w:r>
+              <w:rPr>
+                <w:rFonts w:hint="eastAsia" w:ascii="AR PL UKai CN" w:hAnsi="AR PL UKai CN" w:eastAsia="AR PL UKai CN" w:cs="AR PL UKai CN"/>
+                <w:sz w:val="22"/>
+              </w:rPr>
               <w:t xml:space="preserve">    newNode-&gt;next = head-&gt;next;</w:t>
-              <w:br/>
+            </w:r>
+            <w:r>
+              <w:rPr>
+                <w:rFonts w:hint="eastAsia" w:ascii="AR PL UKai CN" w:hAnsi="AR PL UKai CN" w:eastAsia="AR PL UKai CN" w:cs="AR PL UKai CN"/>
+                <w:sz w:val="22"/>
+              </w:rPr>
+              <w:br w:type="textWrapping"/>
+            </w:r>
+            <w:r>
+              <w:rPr>
+                <w:rFonts w:hint="eastAsia" w:ascii="AR PL UKai CN" w:hAnsi="AR PL UKai CN" w:eastAsia="AR PL UKai CN" w:cs="AR PL UKai CN"/>
+                <w:sz w:val="22"/>
+              </w:rPr>
               <w:t xml:space="preserve">    // 4. 头节点指向新节点</w:t>
-              <w:br/>
+            </w:r>
+            <w:r>
+              <w:rPr>
+                <w:rFonts w:hint="eastAsia" w:ascii="AR PL UKai CN" w:hAnsi="AR PL UKai CN" w:eastAsia="AR PL UKai CN" w:cs="AR PL UKai CN"/>
+                <w:sz w:val="22"/>
+              </w:rPr>
+              <w:br w:type="textWrapping"/>
+            </w:r>
+            <w:r>
+              <w:rPr>
+                <w:rFonts w:hint="eastAsia" w:ascii="AR PL UKai CN" w:hAnsi="AR PL UKai CN" w:eastAsia="AR PL UKai CN" w:cs="AR PL UKai CN"/>
+                <w:sz w:val="22"/>
+              </w:rPr>
               <w:t xml:space="preserve">    head-&gt;next = newNode;</w:t>
-              <w:br/>
+            </w:r>
+            <w:r>
+              <w:rPr>
+                <w:rFonts w:hint="eastAsia" w:ascii="AR PL UKai CN" w:hAnsi="AR PL UKai CN" w:eastAsia="AR PL UKai CN" w:cs="AR PL UKai CN"/>
+                <w:sz w:val="22"/>
+              </w:rPr>
+              <w:br w:type="textWrapping"/>
+            </w:r>
+            <w:r>
+              <w:rPr>
+                <w:rFonts w:hint="eastAsia" w:ascii="AR PL UKai CN" w:hAnsi="AR PL UKai CN" w:eastAsia="AR PL UKai CN" w:cs="AR PL UKai CN"/>
+                <w:sz w:val="22"/>
+              </w:rPr>
               <w:t>}</w:t>
-              <w:br/>
-              <w:br/>
+            </w:r>
+            <w:r>
+              <w:rPr>
+                <w:rFonts w:hint="eastAsia" w:ascii="AR PL UKai CN" w:hAnsi="AR PL UKai CN" w:eastAsia="AR PL UKai CN" w:cs="AR PL UKai CN"/>
+                <w:sz w:val="22"/>
+              </w:rPr>
+              <w:br w:type="textWrapping"/>
+            </w:r>
+            <w:r>
+              <w:rPr>
+                <w:rFonts w:hint="eastAsia" w:ascii="AR PL UKai CN" w:hAnsi="AR PL UKai CN" w:eastAsia="AR PL UKai CN" w:cs="AR PL UKai CN"/>
+                <w:sz w:val="22"/>
+              </w:rPr>
+              <w:br w:type="textWrapping"/>
+            </w:r>
+            <w:r>
+              <w:rPr>
+                <w:rFonts w:hint="eastAsia" w:ascii="AR PL UKai CN" w:hAnsi="AR PL UKai CN" w:eastAsia="AR PL UKai CN" w:cs="AR PL UKai CN"/>
+                <w:sz w:val="22"/>
+              </w:rPr>
               <w:t>int main(void)</w:t>
-              <w:br/>
+            </w:r>
+            <w:r>
+              <w:rPr>
+                <w:rFonts w:hint="eastAsia" w:ascii="AR PL UKai CN" w:hAnsi="AR PL UKai CN" w:eastAsia="AR PL UKai CN" w:cs="AR PL UKai CN"/>
+                <w:sz w:val="22"/>
+              </w:rPr>
+              <w:br w:type="textWrapping"/>
+            </w:r>
+            <w:r>
+              <w:rPr>
+                <w:rFonts w:hint="eastAsia" w:ascii="AR PL UKai CN" w:hAnsi="AR PL UKai CN" w:eastAsia="AR PL UKai CN" w:cs="AR PL UKai CN"/>
+                <w:sz w:val="22"/>
+              </w:rPr>
               <w:t>{</w:t>
-              <w:br/>
+            </w:r>
+            <w:r>
+              <w:rPr>
+                <w:rFonts w:hint="eastAsia" w:ascii="AR PL UKai CN" w:hAnsi="AR PL UKai CN" w:eastAsia="AR PL UKai CN" w:cs="AR PL UKai CN"/>
+                <w:sz w:val="22"/>
+              </w:rPr>
+              <w:br w:type="textWrapping"/>
+            </w:r>
+            <w:r>
+              <w:rPr>
+                <w:rFonts w:hint="eastAsia" w:ascii="AR PL UKai CN" w:hAnsi="AR PL UKai CN" w:eastAsia="AR PL UKai CN" w:cs="AR PL UKai CN"/>
+                <w:sz w:val="22"/>
+              </w:rPr>
               <w:t xml:space="preserve">    // 1. 创建空头节点</w:t>
-              <w:br/>
+            </w:r>
+            <w:r>
+              <w:rPr>
+                <w:rFonts w:hint="eastAsia" w:ascii="AR PL UKai CN" w:hAnsi="AR PL UKai CN" w:eastAsia="AR PL UKai CN" w:cs="AR PL UKai CN"/>
+                <w:sz w:val="22"/>
+              </w:rPr>
+              <w:br w:type="textWrapping"/>
+            </w:r>
+            <w:r>
+              <w:rPr>
+                <w:rFonts w:hint="eastAsia" w:ascii="AR PL UKai CN" w:hAnsi="AR PL UKai CN" w:eastAsia="AR PL UKai CN" w:cs="AR PL UKai CN"/>
+                <w:sz w:val="22"/>
+              </w:rPr>
               <w:t xml:space="preserve">    Node *head = (Node *)malloc(sizeof(Node));</w:t>
-              <w:br/>
+            </w:r>
+            <w:r>
+              <w:rPr>
+                <w:rFonts w:hint="eastAsia" w:ascii="AR PL UKai CN" w:hAnsi="AR PL UKai CN" w:eastAsia="AR PL UKai CN" w:cs="AR PL UKai CN"/>
+                <w:sz w:val="22"/>
+              </w:rPr>
+              <w:br w:type="textWrapping"/>
+            </w:r>
+            <w:r>
+              <w:rPr>
+                <w:rFonts w:hint="eastAsia" w:ascii="AR PL UKai CN" w:hAnsi="AR PL UKai CN" w:eastAsia="AR PL UKai CN" w:cs="AR PL UKai CN"/>
+                <w:sz w:val="22"/>
+              </w:rPr>
               <w:t xml:space="preserve">    head-&gt;next = NULL;</w:t>
-              <w:br/>
-              <w:br/>
+            </w:r>
+            <w:r>
+              <w:rPr>
+                <w:rFonts w:hint="eastAsia" w:ascii="AR PL UKai CN" w:hAnsi="AR PL UKai CN" w:eastAsia="AR PL UKai CN" w:cs="AR PL UKai CN"/>
+                <w:sz w:val="22"/>
+              </w:rPr>
+              <w:br w:type="textWrapping"/>
+            </w:r>
+            <w:r>
+              <w:rPr>
+                <w:rFonts w:hint="eastAsia" w:ascii="AR PL UKai CN" w:hAnsi="AR PL UKai CN" w:eastAsia="AR PL UKai CN" w:cs="AR PL UKai CN"/>
+                <w:sz w:val="22"/>
+              </w:rPr>
+              <w:br w:type="textWrapping"/>
+            </w:r>
+            <w:r>
+              <w:rPr>
+                <w:rFonts w:hint="eastAsia" w:ascii="AR PL UKai CN" w:hAnsi="AR PL UKai CN" w:eastAsia="AR PL UKai CN" w:cs="AR PL UKai CN"/>
+                <w:sz w:val="22"/>
+              </w:rPr>
               <w:t xml:space="preserve">    // 2. 头插法依次插入 1 2 3</w:t>
-              <w:br/>
+            </w:r>
+            <w:r>
+              <w:rPr>
+                <w:rFonts w:hint="eastAsia" w:ascii="AR PL UKai CN" w:hAnsi="AR PL UKai CN" w:eastAsia="AR PL UKai CN" w:cs="AR PL UKai CN"/>
+                <w:sz w:val="22"/>
+              </w:rPr>
+              <w:br w:type="textWrapping"/>
+            </w:r>
+            <w:r>
+              <w:rPr>
+                <w:rFonts w:hint="eastAsia" w:ascii="AR PL UKai CN" w:hAnsi="AR PL UKai CN" w:eastAsia="AR PL UKai CN" w:cs="AR PL UKai CN"/>
+                <w:sz w:val="22"/>
+              </w:rPr>
               <w:t xml:space="preserve">    headInsert(head, 1);</w:t>
-              <w:br/>
+            </w:r>
+            <w:r>
+              <w:rPr>
+                <w:rFonts w:hint="eastAsia" w:ascii="AR PL UKai CN" w:hAnsi="AR PL UKai CN" w:eastAsia="AR PL UKai CN" w:cs="AR PL UKai CN"/>
+                <w:sz w:val="22"/>
+              </w:rPr>
+              <w:br w:type="textWrapping"/>
+            </w:r>
+            <w:r>
+              <w:rPr>
+                <w:rFonts w:hint="eastAsia" w:ascii="AR PL UKai CN" w:hAnsi="AR PL UKai CN" w:eastAsia="AR PL UKai CN" w:cs="AR PL UKai CN"/>
+                <w:sz w:val="22"/>
+              </w:rPr>
               <w:t xml:space="preserve">    headInsert(head, 2);</w:t>
-              <w:br/>
+            </w:r>
+            <w:r>
+              <w:rPr>
+                <w:rFonts w:hint="eastAsia" w:ascii="AR PL UKai CN" w:hAnsi="AR PL UKai CN" w:eastAsia="AR PL UKai CN" w:cs="AR PL UKai CN"/>
+                <w:sz w:val="22"/>
+              </w:rPr>
+              <w:br w:type="textWrapping"/>
+            </w:r>
+            <w:r>
+              <w:rPr>
+                <w:rFonts w:hint="eastAsia" w:ascii="AR PL UKai CN" w:hAnsi="AR PL UKai CN" w:eastAsia="AR PL UKai CN" w:cs="AR PL UKai CN"/>
+                <w:sz w:val="22"/>
+              </w:rPr>
               <w:t xml:space="preserve">    headInsert(head, 3);</w:t>
-              <w:br/>
-              <w:br/>
+            </w:r>
+            <w:r>
+              <w:rPr>
+                <w:rFonts w:hint="eastAsia" w:ascii="AR PL UKai CN" w:hAnsi="AR PL UKai CN" w:eastAsia="AR PL UKai CN" w:cs="AR PL UKai CN"/>
+                <w:sz w:val="22"/>
+              </w:rPr>
+              <w:br w:type="textWrapping"/>
+            </w:r>
+            <w:r>
+              <w:rPr>
+                <w:rFonts w:hint="eastAsia" w:ascii="AR PL UKai CN" w:hAnsi="AR PL UKai CN" w:eastAsia="AR PL UKai CN" w:cs="AR PL UKai CN"/>
+                <w:sz w:val="22"/>
+              </w:rPr>
+              <w:br w:type="textWrapping"/>
+            </w:r>
+            <w:r>
+              <w:rPr>
+                <w:rFonts w:hint="eastAsia" w:ascii="AR PL UKai CN" w:hAnsi="AR PL UKai CN" w:eastAsia="AR PL UKai CN" w:cs="AR PL UKai CN"/>
+                <w:sz w:val="22"/>
+              </w:rPr>
               <w:t xml:space="preserve">    // 3. 遍历打印</w:t>
-              <w:br/>
+            </w:r>
+            <w:r>
+              <w:rPr>
+                <w:rFonts w:hint="eastAsia" w:ascii="AR PL UKai CN" w:hAnsi="AR PL UKai CN" w:eastAsia="AR PL UKai CN" w:cs="AR PL UKai CN"/>
+                <w:sz w:val="22"/>
+              </w:rPr>
+              <w:br w:type="textWrapping"/>
+            </w:r>
+            <w:r>
+              <w:rPr>
+                <w:rFonts w:hint="eastAsia" w:ascii="AR PL UKai CN" w:hAnsi="AR PL UKai CN" w:eastAsia="AR PL UKai CN" w:cs="AR PL UKai CN"/>
+                <w:sz w:val="22"/>
+              </w:rPr>
               <w:t xml:space="preserve">    printf("头插法结果：");</w:t>
-              <w:br/>
+            </w:r>
+            <w:r>
+              <w:rPr>
+                <w:rFonts w:hint="eastAsia" w:ascii="AR PL UKai CN" w:hAnsi="AR PL UKai CN" w:eastAsia="AR PL UKai CN" w:cs="AR PL UKai CN"/>
+                <w:sz w:val="22"/>
+              </w:rPr>
+              <w:br w:type="textWrapping"/>
+            </w:r>
+            <w:r>
+              <w:rPr>
+                <w:rFonts w:hint="eastAsia" w:ascii="AR PL UKai CN" w:hAnsi="AR PL UKai CN" w:eastAsia="AR PL UKai CN" w:cs="AR PL UKai CN"/>
+                <w:sz w:val="22"/>
+              </w:rPr>
               <w:t xml:space="preserve">    printList(head);  // 输出：3 2 1</w:t>
-              <w:br/>
-              <w:br/>
+            </w:r>
+            <w:r>
+              <w:rPr>
+                <w:rFonts w:hint="eastAsia" w:ascii="AR PL UKai CN" w:hAnsi="AR PL UKai CN" w:eastAsia="AR PL UKai CN" w:cs="AR PL UKai CN"/>
+                <w:sz w:val="22"/>
+              </w:rPr>
+              <w:br w:type="textWrapping"/>
+            </w:r>
+            <w:r>
+              <w:rPr>
+                <w:rFonts w:hint="eastAsia" w:ascii="AR PL UKai CN" w:hAnsi="AR PL UKai CN" w:eastAsia="AR PL UKai CN" w:cs="AR PL UKai CN"/>
+                <w:sz w:val="22"/>
+              </w:rPr>
+              <w:br w:type="textWrapping"/>
+            </w:r>
+            <w:r>
+              <w:rPr>
+                <w:rFonts w:hint="eastAsia" w:ascii="AR PL UKai CN" w:hAnsi="AR PL UKai CN" w:eastAsia="AR PL UKai CN" w:cs="AR PL UKai CN"/>
+                <w:sz w:val="22"/>
+              </w:rPr>
               <w:t xml:space="preserve">    freeList(head);</w:t>
-              <w:br/>
+            </w:r>
+            <w:r>
+              <w:rPr>
+                <w:rFonts w:hint="eastAsia" w:ascii="AR PL UKai CN" w:hAnsi="AR PL UKai CN" w:eastAsia="AR PL UKai CN" w:cs="AR PL UKai CN"/>
+                <w:sz w:val="22"/>
+              </w:rPr>
+              <w:br w:type="textWrapping"/>
+            </w:r>
+            <w:r>
+              <w:rPr>
+                <w:rFonts w:hint="eastAsia" w:ascii="AR PL UKai CN" w:hAnsi="AR PL UKai CN" w:eastAsia="AR PL UKai CN" w:cs="AR PL UKai CN"/>
+                <w:sz w:val="22"/>
+              </w:rPr>
               <w:t xml:space="preserve">    return 0;</w:t>
-              <w:br/>
+            </w:r>
+            <w:r>
+              <w:rPr>
+                <w:rFonts w:hint="eastAsia" w:ascii="AR PL UKai CN" w:hAnsi="AR PL UKai CN" w:eastAsia="AR PL UKai CN" w:cs="AR PL UKai CN"/>
+                <w:sz w:val="22"/>
+              </w:rPr>
+              <w:br w:type="textWrapping"/>
+            </w:r>
+            <w:r>
+              <w:rPr>
+                <w:rFonts w:hint="eastAsia" w:ascii="AR PL UKai CN" w:hAnsi="AR PL UKai CN" w:eastAsia="AR PL UKai CN" w:cs="AR PL UKai CN"/>
+                <w:sz w:val="22"/>
+              </w:rPr>
               <w:t>}</w:t>
             </w:r>
           </w:p>
@@ -1873,11 +4284,14 @@
         <w:spacing w:before="120" w:after="120" w:line="288" w:lineRule="auto"/>
         <w:ind w:left="0"/>
         <w:jc w:val="left"/>
-      </w:pPr>
-      <w:r>
-        <w:rPr>
-          <w:rFonts w:eastAsia="等线" w:ascii="Arial" w:cs="Arial" w:hAnsi="Arial"/>
-          <w:b w:val="true"/>
+        <w:rPr>
+          <w:rFonts w:hint="eastAsia" w:ascii="AR PL UKai CN" w:hAnsi="AR PL UKai CN" w:eastAsia="AR PL UKai CN" w:cs="AR PL UKai CN"/>
+        </w:rPr>
+      </w:pPr>
+      <w:r>
+        <w:rPr>
+          <w:rFonts w:hint="eastAsia" w:ascii="AR PL UKai CN" w:hAnsi="AR PL UKai CN" w:eastAsia="AR PL UKai CN" w:cs="AR PL UKai CN"/>
+          <w:b/>
           <w:sz w:val="22"/>
         </w:rPr>
         <w:t>运行结果：3 2 1</w:t>
@@ -1888,10 +4302,13 @@
         <w:spacing w:before="120" w:after="120" w:line="288" w:lineRule="auto"/>
         <w:ind w:left="0"/>
         <w:jc w:val="left"/>
-      </w:pPr>
-      <w:r>
-        <w:rPr>
-          <w:rFonts w:eastAsia="等线" w:ascii="Arial" w:cs="Arial" w:hAnsi="Arial"/>
+        <w:rPr>
+          <w:rFonts w:hint="eastAsia" w:ascii="AR PL UKai CN" w:hAnsi="AR PL UKai CN" w:eastAsia="AR PL UKai CN" w:cs="AR PL UKai CN"/>
+        </w:rPr>
+      </w:pPr>
+      <w:r>
+        <w:rPr>
+          <w:rFonts w:hint="eastAsia" w:ascii="AR PL UKai CN" w:hAnsi="AR PL UKai CN" w:eastAsia="AR PL UKai CN" w:cs="AR PL UKai CN"/>
           <w:sz w:val="22"/>
         </w:rPr>
         <w:t>结论：先插的数据在尾部，后插的数据在头部，顺序颠倒。</w:t>
@@ -1899,17 +4316,19 @@
     </w:p>
     <w:p>
       <w:pPr>
-        <w:pStyle w:val="2"/>
         <w:spacing w:before="320" w:after="120" w:line="288" w:lineRule="auto"/>
         <w:ind w:left="0"/>
         <w:jc w:val="left"/>
         <w:outlineLvl w:val="1"/>
-      </w:pPr>
-      <w:bookmarkStart w:name="heading_22" w:id="22"/>
-      <w:r>
-        <w:rPr>
-          <w:rFonts w:eastAsia="等线" w:ascii="Arial" w:cs="Arial" w:hAnsi="Arial"/>
-          <w:b w:val="true"/>
+        <w:rPr>
+          <w:rFonts w:hint="eastAsia" w:ascii="AR PL UKai CN" w:hAnsi="AR PL UKai CN" w:eastAsia="AR PL UKai CN" w:cs="AR PL UKai CN"/>
+        </w:rPr>
+      </w:pPr>
+      <w:bookmarkStart w:id="22" w:name="heading_22"/>
+      <w:r>
+        <w:rPr>
+          <w:rFonts w:hint="eastAsia" w:ascii="AR PL UKai CN" w:hAnsi="AR PL UKai CN" w:eastAsia="AR PL UKai CN" w:cs="AR PL UKai CN"/>
+          <w:b/>
           <w:sz w:val="32"/>
         </w:rPr>
         <w:t>2. 尾插法</w:t>
@@ -1918,17 +4337,19 @@
     </w:p>
     <w:p>
       <w:pPr>
-        <w:pStyle w:val="3"/>
         <w:spacing w:before="300" w:after="120" w:line="288" w:lineRule="auto"/>
         <w:ind w:left="0"/>
         <w:jc w:val="left"/>
         <w:outlineLvl w:val="2"/>
-      </w:pPr>
-      <w:bookmarkStart w:name="heading_23" w:id="23"/>
-      <w:r>
-        <w:rPr>
-          <w:rFonts w:eastAsia="等线" w:ascii="Arial" w:cs="Arial" w:hAnsi="Arial"/>
-          <w:b w:val="true"/>
+        <w:rPr>
+          <w:rFonts w:hint="eastAsia" w:ascii="AR PL UKai CN" w:hAnsi="AR PL UKai CN" w:eastAsia="AR PL UKai CN" w:cs="AR PL UKai CN"/>
+        </w:rPr>
+      </w:pPr>
+      <w:bookmarkStart w:id="23" w:name="heading_23"/>
+      <w:r>
+        <w:rPr>
+          <w:rFonts w:hint="eastAsia" w:ascii="AR PL UKai CN" w:hAnsi="AR PL UKai CN" w:eastAsia="AR PL UKai CN" w:cs="AR PL UKai CN"/>
+          <w:b/>
           <w:sz w:val="30"/>
         </w:rPr>
         <w:t>原理</w:t>
@@ -1940,40 +4361,43 @@
         <w:spacing w:before="120" w:after="120" w:line="288" w:lineRule="auto"/>
         <w:ind w:left="0"/>
         <w:jc w:val="left"/>
-      </w:pPr>
-      <w:r>
-        <w:rPr>
-          <w:rFonts w:eastAsia="等线" w:ascii="Arial" w:cs="Arial" w:hAnsi="Arial"/>
+        <w:rPr>
+          <w:rFonts w:hint="eastAsia" w:ascii="AR PL UKai CN" w:hAnsi="AR PL UKai CN" w:eastAsia="AR PL UKai CN" w:cs="AR PL UKai CN"/>
+        </w:rPr>
+      </w:pPr>
+      <w:r>
+        <w:rPr>
+          <w:rFonts w:hint="eastAsia" w:ascii="AR PL UKai CN" w:hAnsi="AR PL UKai CN" w:eastAsia="AR PL UKai CN" w:cs="AR PL UKai CN"/>
           <w:sz w:val="22"/>
         </w:rPr>
         <w:t>新节点永远插在</w:t>
       </w:r>
       <w:r>
         <w:rPr>
-          <w:rFonts w:eastAsia="等线" w:ascii="Arial" w:cs="Arial" w:hAnsi="Arial"/>
-          <w:b w:val="true"/>
+          <w:rFonts w:hint="eastAsia" w:ascii="AR PL UKai CN" w:hAnsi="AR PL UKai CN" w:eastAsia="AR PL UKai CN" w:cs="AR PL UKai CN"/>
+          <w:b/>
           <w:sz w:val="22"/>
         </w:rPr>
         <w:t>链表最后面</w:t>
       </w:r>
       <w:r>
         <w:rPr>
-          <w:rFonts w:eastAsia="等线" w:ascii="Arial" w:cs="Arial" w:hAnsi="Arial"/>
+          <w:rFonts w:hint="eastAsia" w:ascii="AR PL UKai CN" w:hAnsi="AR PL UKai CN" w:eastAsia="AR PL UKai CN" w:cs="AR PL UKai CN"/>
           <w:sz w:val="22"/>
         </w:rPr>
         <w:t>，数据顺序与插入顺序</w:t>
       </w:r>
       <w:r>
         <w:rPr>
-          <w:rFonts w:eastAsia="等线" w:ascii="Arial" w:cs="Arial" w:hAnsi="Arial"/>
-          <w:b w:val="true"/>
+          <w:rFonts w:hint="eastAsia" w:ascii="AR PL UKai CN" w:hAnsi="AR PL UKai CN" w:eastAsia="AR PL UKai CN" w:cs="AR PL UKai CN"/>
+          <w:b/>
           <w:sz w:val="22"/>
         </w:rPr>
         <w:t>一致</w:t>
       </w:r>
       <w:r>
         <w:rPr>
-          <w:rFonts w:eastAsia="等线" w:ascii="Arial" w:cs="Arial" w:hAnsi="Arial"/>
+          <w:rFonts w:hint="eastAsia" w:ascii="AR PL UKai CN" w:hAnsi="AR PL UKai CN" w:eastAsia="AR PL UKai CN" w:cs="AR PL UKai CN"/>
           <w:sz w:val="22"/>
         </w:rPr>
         <w:t>，项目最常用。</w:t>
@@ -1984,10 +4408,13 @@
         <w:spacing w:before="120" w:after="120" w:line="288" w:lineRule="auto"/>
         <w:ind w:left="0"/>
         <w:jc w:val="left"/>
-      </w:pPr>
-      <w:r>
-        <w:rPr>
-          <w:rFonts w:eastAsia="等线" w:ascii="Arial" w:cs="Arial" w:hAnsi="Arial"/>
+        <w:rPr>
+          <w:rFonts w:hint="eastAsia" w:ascii="AR PL UKai CN" w:hAnsi="AR PL UKai CN" w:eastAsia="AR PL UKai CN" w:cs="AR PL UKai CN"/>
+        </w:rPr>
+      </w:pPr>
+      <w:r>
+        <w:rPr>
+          <w:rFonts w:hint="eastAsia" w:ascii="AR PL UKai CN" w:hAnsi="AR PL UKai CN" w:eastAsia="AR PL UKai CN" w:cs="AR PL UKai CN"/>
           <w:sz w:val="22"/>
         </w:rPr>
         <w:t>步骤：找到尾节点 → 尾节点指向新节点 → 新节点置空</w:t>
@@ -1995,17 +4422,19 @@
     </w:p>
     <w:p>
       <w:pPr>
-        <w:pStyle w:val="3"/>
         <w:spacing w:before="300" w:after="120" w:line="288" w:lineRule="auto"/>
         <w:ind w:left="0"/>
         <w:jc w:val="left"/>
         <w:outlineLvl w:val="2"/>
-      </w:pPr>
-      <w:bookmarkStart w:name="heading_24" w:id="24"/>
-      <w:r>
-        <w:rPr>
-          <w:rFonts w:eastAsia="等线" w:ascii="Arial" w:cs="Arial" w:hAnsi="Arial"/>
-          <w:b w:val="true"/>
+        <w:rPr>
+          <w:rFonts w:hint="eastAsia" w:ascii="AR PL UKai CN" w:hAnsi="AR PL UKai CN" w:eastAsia="AR PL UKai CN" w:cs="AR PL UKai CN"/>
+        </w:rPr>
+      </w:pPr>
+      <w:bookmarkStart w:id="24" w:name="heading_24"/>
+      <w:r>
+        <w:rPr>
+          <w:rFonts w:hint="eastAsia" w:ascii="AR PL UKai CN" w:hAnsi="AR PL UKai CN" w:eastAsia="AR PL UKai CN" w:cs="AR PL UKai CN"/>
+          <w:b/>
           <w:sz w:val="30"/>
         </w:rPr>
         <w:t>完整代码</w:t>
@@ -2014,126 +4443,603 @@
     </w:p>
     <w:tbl>
       <w:tblPr>
+        <w:tblStyle w:val="2"/>
         <w:tblW w:w="0" w:type="auto"/>
         <w:tblInd w:w="0" w:type="dxa"/>
         <w:tblBorders>
-          <w:top w:val="single" w:color="dee0e3"/>
-          <w:left w:val="single" w:color="dee0e3"/>
-          <w:bottom w:val="single" w:color="dee0e3"/>
-          <w:right w:val="single" w:color="dee0e3"/>
-          <w:insideH w:val="single" w:color="dee0e3"/>
-          <w:insideV w:val="single" w:color="dee0e3"/>
+          <w:top w:val="single" w:color="DEE0E3" w:sz="0" w:space="0"/>
+          <w:left w:val="single" w:color="DEE0E3" w:sz="0" w:space="0"/>
+          <w:bottom w:val="single" w:color="DEE0E3" w:sz="0" w:space="0"/>
+          <w:right w:val="single" w:color="DEE0E3" w:sz="0" w:space="0"/>
+          <w:insideH w:val="single" w:color="DEE0E3" w:sz="0" w:space="0"/>
+          <w:insideV w:val="single" w:color="DEE0E3" w:sz="0" w:space="0"/>
         </w:tblBorders>
         <w:tblLayout w:type="fixed"/>
+        <w:tblCellMar>
+          <w:top w:w="0" w:type="dxa"/>
+          <w:left w:w="10" w:type="dxa"/>
+          <w:bottom w:w="0" w:type="dxa"/>
+          <w:right w:w="10" w:type="dxa"/>
+        </w:tblCellMar>
       </w:tblPr>
       <w:tblGrid>
         <w:gridCol w:w="8280"/>
       </w:tblGrid>
       <w:tr>
+        <w:tblPrEx>
+          <w:tblBorders>
+            <w:top w:val="single" w:color="DEE0E3" w:sz="0" w:space="0"/>
+            <w:left w:val="single" w:color="DEE0E3" w:sz="0" w:space="0"/>
+            <w:bottom w:val="single" w:color="DEE0E3" w:sz="0" w:space="0"/>
+            <w:right w:val="single" w:color="DEE0E3" w:sz="0" w:space="0"/>
+            <w:insideH w:val="single" w:color="DEE0E3" w:sz="0" w:space="0"/>
+            <w:insideV w:val="single" w:color="DEE0E3" w:sz="0" w:space="0"/>
+          </w:tblBorders>
+          <w:tblCellMar>
+            <w:top w:w="0" w:type="dxa"/>
+            <w:left w:w="10" w:type="dxa"/>
+            <w:bottom w:w="0" w:type="dxa"/>
+            <w:right w:w="10" w:type="dxa"/>
+          </w:tblCellMar>
+        </w:tblPrEx>
         <w:tc>
           <w:tcPr>
             <w:tcW w:w="8280" w:type="dxa"/>
-            <w:shd w:color="auto" w:val="clear" w:fill="f5f6f7"/>
+            <w:shd w:val="clear" w:color="auto" w:fill="F5F6F7"/>
             <w:tcMar>
-              <w:top w:type="dxa" w:w="60"/>
-              <w:left w:type="dxa" w:w="120"/>
-              <w:bottom w:type="dxa" w:w="30"/>
-              <w:right w:type="dxa" w:w="120"/>
+              <w:top w:w="60" w:type="dxa"/>
+              <w:left w:w="120" w:type="dxa"/>
+              <w:bottom w:w="30" w:type="dxa"/>
+              <w:right w:w="120" w:type="dxa"/>
             </w:tcMar>
           </w:tcPr>
           <w:p>
             <w:pPr>
               <w:spacing w:before="120" w:after="120" w:line="288" w:lineRule="auto"/>
               <w:jc w:val="left"/>
+              <w:rPr>
+                <w:rFonts w:hint="eastAsia" w:ascii="AR PL UKai CN" w:hAnsi="AR PL UKai CN" w:eastAsia="AR PL UKai CN" w:cs="AR PL UKai CN"/>
+              </w:rPr>
             </w:pPr>
             <w:r>
               <w:rPr>
-                <w:rFonts w:eastAsia="Consolas" w:ascii="Consolas" w:cs="Consolas" w:hAnsi="Consolas"/>
-                <w:color w:val="646a73"/>
+                <w:rFonts w:hint="eastAsia" w:ascii="AR PL UKai CN" w:hAnsi="AR PL UKai CN" w:eastAsia="AR PL UKai CN" w:cs="AR PL UKai CN"/>
+                <w:color w:val="646A73"/>
                 <w:sz w:val="22"/>
               </w:rPr>
               <w:t>Plain Text</w:t>
-              <w:br w:type="textWrapping"/>
-            </w:r>
-            <w:r>
-              <w:rPr>
-                <w:rFonts w:eastAsia="Consolas" w:ascii="Consolas" w:cs="Consolas" w:hAnsi="Consolas"/>
+            </w:r>
+            <w:r>
+              <w:rPr>
+                <w:rFonts w:hint="eastAsia" w:ascii="AR PL UKai CN" w:hAnsi="AR PL UKai CN" w:eastAsia="AR PL UKai CN" w:cs="AR PL UKai CN"/>
+                <w:color w:val="646A73"/>
+                <w:sz w:val="22"/>
+              </w:rPr>
+              <w:br w:type="textWrapping"/>
+            </w:r>
+            <w:r>
+              <w:rPr>
+                <w:rFonts w:hint="eastAsia" w:ascii="AR PL UKai CN" w:hAnsi="AR PL UKai CN" w:eastAsia="AR PL UKai CN" w:cs="AR PL UKai CN"/>
                 <w:sz w:val="22"/>
               </w:rPr>
               <w:t>// 尾插法：向链表尾部插入数据</w:t>
-              <w:br/>
+            </w:r>
+            <w:r>
+              <w:rPr>
+                <w:rFonts w:hint="eastAsia" w:ascii="AR PL UKai CN" w:hAnsi="AR PL UKai CN" w:eastAsia="AR PL UKai CN" w:cs="AR PL UKai CN"/>
+                <w:sz w:val="22"/>
+              </w:rPr>
+              <w:br w:type="textWrapping"/>
+            </w:r>
+            <w:r>
+              <w:rPr>
+                <w:rFonts w:hint="eastAsia" w:ascii="AR PL UKai CN" w:hAnsi="AR PL UKai CN" w:eastAsia="AR PL UKai CN" w:cs="AR PL UKai CN"/>
+                <w:sz w:val="22"/>
+              </w:rPr>
               <w:t>void tailInsert(Node *head, int val)</w:t>
-              <w:br/>
+            </w:r>
+            <w:r>
+              <w:rPr>
+                <w:rFonts w:hint="eastAsia" w:ascii="AR PL UKai CN" w:hAnsi="AR PL UKai CN" w:eastAsia="AR PL UKai CN" w:cs="AR PL UKai CN"/>
+                <w:sz w:val="22"/>
+              </w:rPr>
+              <w:br w:type="textWrapping"/>
+            </w:r>
+            <w:r>
+              <w:rPr>
+                <w:rFonts w:hint="eastAsia" w:ascii="AR PL UKai CN" w:hAnsi="AR PL UKai CN" w:eastAsia="AR PL UKai CN" w:cs="AR PL UKai CN"/>
+                <w:sz w:val="22"/>
+              </w:rPr>
               <w:t>{</w:t>
-              <w:br/>
+            </w:r>
+            <w:r>
+              <w:rPr>
+                <w:rFonts w:hint="eastAsia" w:ascii="AR PL UKai CN" w:hAnsi="AR PL UKai CN" w:eastAsia="AR PL UKai CN" w:cs="AR PL UKai CN"/>
+                <w:sz w:val="22"/>
+              </w:rPr>
+              <w:br w:type="textWrapping"/>
+            </w:r>
+            <w:r>
+              <w:rPr>
+                <w:rFonts w:hint="eastAsia" w:ascii="AR PL UKai CN" w:hAnsi="AR PL UKai CN" w:eastAsia="AR PL UKai CN" w:cs="AR PL UKai CN"/>
+                <w:sz w:val="22"/>
+              </w:rPr>
               <w:t xml:space="preserve">    // 1. 新建节点</w:t>
-              <w:br/>
+            </w:r>
+            <w:r>
+              <w:rPr>
+                <w:rFonts w:hint="eastAsia" w:ascii="AR PL UKai CN" w:hAnsi="AR PL UKai CN" w:eastAsia="AR PL UKai CN" w:cs="AR PL UKai CN"/>
+                <w:sz w:val="22"/>
+              </w:rPr>
+              <w:br w:type="textWrapping"/>
+            </w:r>
+            <w:r>
+              <w:rPr>
+                <w:rFonts w:hint="eastAsia" w:ascii="AR PL UKai CN" w:hAnsi="AR PL UKai CN" w:eastAsia="AR PL UKai CN" w:cs="AR PL UKai CN"/>
+                <w:sz w:val="22"/>
+              </w:rPr>
               <w:t xml:space="preserve">    Node *newNode = (Node *)malloc(sizeof(Node));</w:t>
-              <w:br/>
+            </w:r>
+            <w:r>
+              <w:rPr>
+                <w:rFonts w:hint="eastAsia" w:ascii="AR PL UKai CN" w:hAnsi="AR PL UKai CN" w:eastAsia="AR PL UKai CN" w:cs="AR PL UKai CN"/>
+                <w:sz w:val="22"/>
+              </w:rPr>
+              <w:br w:type="textWrapping"/>
+            </w:r>
+            <w:r>
+              <w:rPr>
+                <w:rFonts w:hint="eastAsia" w:ascii="AR PL UKai CN" w:hAnsi="AR PL UKai CN" w:eastAsia="AR PL UKai CN" w:cs="AR PL UKai CN"/>
+                <w:sz w:val="22"/>
+              </w:rPr>
               <w:t xml:space="preserve">    if(newNode == NULL)</w:t>
-              <w:br/>
+            </w:r>
+            <w:r>
+              <w:rPr>
+                <w:rFonts w:hint="eastAsia" w:ascii="AR PL UKai CN" w:hAnsi="AR PL UKai CN" w:eastAsia="AR PL UKai CN" w:cs="AR PL UKai CN"/>
+                <w:sz w:val="22"/>
+              </w:rPr>
+              <w:br w:type="textWrapping"/>
+            </w:r>
+            <w:r>
+              <w:rPr>
+                <w:rFonts w:hint="eastAsia" w:ascii="AR PL UKai CN" w:hAnsi="AR PL UKai CN" w:eastAsia="AR PL UKai CN" w:cs="AR PL UKai CN"/>
+                <w:sz w:val="22"/>
+              </w:rPr>
               <w:t xml:space="preserve">    {</w:t>
-              <w:br/>
+            </w:r>
+            <w:r>
+              <w:rPr>
+                <w:rFonts w:hint="eastAsia" w:ascii="AR PL UKai CN" w:hAnsi="AR PL UKai CN" w:eastAsia="AR PL UKai CN" w:cs="AR PL UKai CN"/>
+                <w:sz w:val="22"/>
+              </w:rPr>
+              <w:br w:type="textWrapping"/>
+            </w:r>
+            <w:r>
+              <w:rPr>
+                <w:rFonts w:hint="eastAsia" w:ascii="AR PL UKai CN" w:hAnsi="AR PL UKai CN" w:eastAsia="AR PL UKai CN" w:cs="AR PL UKai CN"/>
+                <w:sz w:val="22"/>
+              </w:rPr>
               <w:t xml:space="preserve">        printf("内存申请失败\n");</w:t>
-              <w:br/>
+            </w:r>
+            <w:r>
+              <w:rPr>
+                <w:rFonts w:hint="eastAsia" w:ascii="AR PL UKai CN" w:hAnsi="AR PL UKai CN" w:eastAsia="AR PL UKai CN" w:cs="AR PL UKai CN"/>
+                <w:sz w:val="22"/>
+              </w:rPr>
+              <w:br w:type="textWrapping"/>
+            </w:r>
+            <w:r>
+              <w:rPr>
+                <w:rFonts w:hint="eastAsia" w:ascii="AR PL UKai CN" w:hAnsi="AR PL UKai CN" w:eastAsia="AR PL UKai CN" w:cs="AR PL UKai CN"/>
+                <w:sz w:val="22"/>
+              </w:rPr>
               <w:t xml:space="preserve">        return;</w:t>
-              <w:br/>
+            </w:r>
+            <w:r>
+              <w:rPr>
+                <w:rFonts w:hint="eastAsia" w:ascii="AR PL UKai CN" w:hAnsi="AR PL UKai CN" w:eastAsia="AR PL UKai CN" w:cs="AR PL UKai CN"/>
+                <w:sz w:val="22"/>
+              </w:rPr>
+              <w:br w:type="textWrapping"/>
+            </w:r>
+            <w:r>
+              <w:rPr>
+                <w:rFonts w:hint="eastAsia" w:ascii="AR PL UKai CN" w:hAnsi="AR PL UKai CN" w:eastAsia="AR PL UKai CN" w:cs="AR PL UKai CN"/>
+                <w:sz w:val="22"/>
+              </w:rPr>
               <w:t xml:space="preserve">    }</w:t>
-              <w:br/>
+            </w:r>
+            <w:r>
+              <w:rPr>
+                <w:rFonts w:hint="eastAsia" w:ascii="AR PL UKai CN" w:hAnsi="AR PL UKai CN" w:eastAsia="AR PL UKai CN" w:cs="AR PL UKai CN"/>
+                <w:sz w:val="22"/>
+              </w:rPr>
+              <w:br w:type="textWrapping"/>
+            </w:r>
+            <w:r>
+              <w:rPr>
+                <w:rFonts w:hint="eastAsia" w:ascii="AR PL UKai CN" w:hAnsi="AR PL UKai CN" w:eastAsia="AR PL UKai CN" w:cs="AR PL UKai CN"/>
+                <w:sz w:val="22"/>
+              </w:rPr>
               <w:t xml:space="preserve">    newNode-&gt;data = val;</w:t>
-              <w:br/>
+            </w:r>
+            <w:r>
+              <w:rPr>
+                <w:rFonts w:hint="eastAsia" w:ascii="AR PL UKai CN" w:hAnsi="AR PL UKai CN" w:eastAsia="AR PL UKai CN" w:cs="AR PL UKai CN"/>
+                <w:sz w:val="22"/>
+              </w:rPr>
+              <w:br w:type="textWrapping"/>
+            </w:r>
+            <w:r>
+              <w:rPr>
+                <w:rFonts w:hint="eastAsia" w:ascii="AR PL UKai CN" w:hAnsi="AR PL UKai CN" w:eastAsia="AR PL UKai CN" w:cs="AR PL UKai CN"/>
+                <w:sz w:val="22"/>
+              </w:rPr>
               <w:t xml:space="preserve">    newNode-&gt;next = NULL;</w:t>
-              <w:br/>
-              <w:br/>
+            </w:r>
+            <w:r>
+              <w:rPr>
+                <w:rFonts w:hint="eastAsia" w:ascii="AR PL UKai CN" w:hAnsi="AR PL UKai CN" w:eastAsia="AR PL UKai CN" w:cs="AR PL UKai CN"/>
+                <w:sz w:val="22"/>
+              </w:rPr>
+              <w:br w:type="textWrapping"/>
+            </w:r>
+            <w:r>
+              <w:rPr>
+                <w:rFonts w:hint="eastAsia" w:ascii="AR PL UKai CN" w:hAnsi="AR PL UKai CN" w:eastAsia="AR PL UKai CN" w:cs="AR PL UKai CN"/>
+                <w:sz w:val="22"/>
+              </w:rPr>
+              <w:br w:type="textWrapping"/>
+            </w:r>
+            <w:r>
+              <w:rPr>
+                <w:rFonts w:hint="eastAsia" w:ascii="AR PL UKai CN" w:hAnsi="AR PL UKai CN" w:eastAsia="AR PL UKai CN" w:cs="AR PL UKai CN"/>
+                <w:sz w:val="22"/>
+              </w:rPr>
               <w:t xml:space="preserve">    // 2. 找到尾节点</w:t>
-              <w:br/>
+            </w:r>
+            <w:r>
+              <w:rPr>
+                <w:rFonts w:hint="eastAsia" w:ascii="AR PL UKai CN" w:hAnsi="AR PL UKai CN" w:eastAsia="AR PL UKai CN" w:cs="AR PL UKai CN"/>
+                <w:sz w:val="22"/>
+              </w:rPr>
+              <w:br w:type="textWrapping"/>
+            </w:r>
+            <w:r>
+              <w:rPr>
+                <w:rFonts w:hint="eastAsia" w:ascii="AR PL UKai CN" w:hAnsi="AR PL UKai CN" w:eastAsia="AR PL UKai CN" w:cs="AR PL UKai CN"/>
+                <w:sz w:val="22"/>
+              </w:rPr>
               <w:t xml:space="preserve">    Node *p = head;</w:t>
-              <w:br/>
+            </w:r>
+            <w:r>
+              <w:rPr>
+                <w:rFonts w:hint="eastAsia" w:ascii="AR PL UKai CN" w:hAnsi="AR PL UKai CN" w:eastAsia="AR PL UKai CN" w:cs="AR PL UKai CN"/>
+                <w:sz w:val="22"/>
+              </w:rPr>
+              <w:br w:type="textWrapping"/>
+            </w:r>
+            <w:r>
+              <w:rPr>
+                <w:rFonts w:hint="eastAsia" w:ascii="AR PL UKai CN" w:hAnsi="AR PL UKai CN" w:eastAsia="AR PL UKai CN" w:cs="AR PL UKai CN"/>
+                <w:sz w:val="22"/>
+              </w:rPr>
               <w:t xml:space="preserve">    while(p-&gt;next != NULL)</w:t>
-              <w:br/>
+            </w:r>
+            <w:r>
+              <w:rPr>
+                <w:rFonts w:hint="eastAsia" w:ascii="AR PL UKai CN" w:hAnsi="AR PL UKai CN" w:eastAsia="AR PL UKai CN" w:cs="AR PL UKai CN"/>
+                <w:sz w:val="22"/>
+              </w:rPr>
+              <w:br w:type="textWrapping"/>
+            </w:r>
+            <w:r>
+              <w:rPr>
+                <w:rFonts w:hint="eastAsia" w:ascii="AR PL UKai CN" w:hAnsi="AR PL UKai CN" w:eastAsia="AR PL UKai CN" w:cs="AR PL UKai CN"/>
+                <w:sz w:val="22"/>
+              </w:rPr>
               <w:t xml:space="preserve">    {</w:t>
-              <w:br/>
+            </w:r>
+            <w:r>
+              <w:rPr>
+                <w:rFonts w:hint="eastAsia" w:ascii="AR PL UKai CN" w:hAnsi="AR PL UKai CN" w:eastAsia="AR PL UKai CN" w:cs="AR PL UKai CN"/>
+                <w:sz w:val="22"/>
+              </w:rPr>
+              <w:br w:type="textWrapping"/>
+            </w:r>
+            <w:r>
+              <w:rPr>
+                <w:rFonts w:hint="eastAsia" w:ascii="AR PL UKai CN" w:hAnsi="AR PL UKai CN" w:eastAsia="AR PL UKai CN" w:cs="AR PL UKai CN"/>
+                <w:sz w:val="22"/>
+              </w:rPr>
               <w:t xml:space="preserve">        p = p-&gt;next;</w:t>
-              <w:br/>
+            </w:r>
+            <w:r>
+              <w:rPr>
+                <w:rFonts w:hint="eastAsia" w:ascii="AR PL UKai CN" w:hAnsi="AR PL UKai CN" w:eastAsia="AR PL UKai CN" w:cs="AR PL UKai CN"/>
+                <w:sz w:val="22"/>
+              </w:rPr>
+              <w:br w:type="textWrapping"/>
+            </w:r>
+            <w:r>
+              <w:rPr>
+                <w:rFonts w:hint="eastAsia" w:ascii="AR PL UKai CN" w:hAnsi="AR PL UKai CN" w:eastAsia="AR PL UKai CN" w:cs="AR PL UKai CN"/>
+                <w:sz w:val="22"/>
+              </w:rPr>
               <w:t xml:space="preserve">    }</w:t>
-              <w:br/>
-              <w:br/>
+            </w:r>
+            <w:r>
+              <w:rPr>
+                <w:rFonts w:hint="eastAsia" w:ascii="AR PL UKai CN" w:hAnsi="AR PL UKai CN" w:eastAsia="AR PL UKai CN" w:cs="AR PL UKai CN"/>
+                <w:sz w:val="22"/>
+              </w:rPr>
+              <w:br w:type="textWrapping"/>
+            </w:r>
+            <w:r>
+              <w:rPr>
+                <w:rFonts w:hint="eastAsia" w:ascii="AR PL UKai CN" w:hAnsi="AR PL UKai CN" w:eastAsia="AR PL UKai CN" w:cs="AR PL UKai CN"/>
+                <w:sz w:val="22"/>
+              </w:rPr>
+              <w:br w:type="textWrapping"/>
+            </w:r>
+            <w:r>
+              <w:rPr>
+                <w:rFonts w:hint="eastAsia" w:ascii="AR PL UKai CN" w:hAnsi="AR PL UKai CN" w:eastAsia="AR PL UKai CN" w:cs="AR PL UKai CN"/>
+                <w:sz w:val="22"/>
+              </w:rPr>
               <w:t xml:space="preserve">    // 3. 尾节点指向新节点</w:t>
-              <w:br/>
+            </w:r>
+            <w:r>
+              <w:rPr>
+                <w:rFonts w:hint="eastAsia" w:ascii="AR PL UKai CN" w:hAnsi="AR PL UKai CN" w:eastAsia="AR PL UKai CN" w:cs="AR PL UKai CN"/>
+                <w:sz w:val="22"/>
+              </w:rPr>
+              <w:br w:type="textWrapping"/>
+            </w:r>
+            <w:r>
+              <w:rPr>
+                <w:rFonts w:hint="eastAsia" w:ascii="AR PL UKai CN" w:hAnsi="AR PL UKai CN" w:eastAsia="AR PL UKai CN" w:cs="AR PL UKai CN"/>
+                <w:sz w:val="22"/>
+              </w:rPr>
               <w:t xml:space="preserve">    p-&gt;next = newNode;</w:t>
-              <w:br/>
+            </w:r>
+            <w:r>
+              <w:rPr>
+                <w:rFonts w:hint="eastAsia" w:ascii="AR PL UKai CN" w:hAnsi="AR PL UKai CN" w:eastAsia="AR PL UKai CN" w:cs="AR PL UKai CN"/>
+                <w:sz w:val="22"/>
+              </w:rPr>
+              <w:br w:type="textWrapping"/>
+            </w:r>
+            <w:r>
+              <w:rPr>
+                <w:rFonts w:hint="eastAsia" w:ascii="AR PL UKai CN" w:hAnsi="AR PL UKai CN" w:eastAsia="AR PL UKai CN" w:cs="AR PL UKai CN"/>
+                <w:sz w:val="22"/>
+              </w:rPr>
               <w:t>}</w:t>
-              <w:br/>
-              <w:br/>
+            </w:r>
+            <w:r>
+              <w:rPr>
+                <w:rFonts w:hint="eastAsia" w:ascii="AR PL UKai CN" w:hAnsi="AR PL UKai CN" w:eastAsia="AR PL UKai CN" w:cs="AR PL UKai CN"/>
+                <w:sz w:val="22"/>
+              </w:rPr>
+              <w:br w:type="textWrapping"/>
+            </w:r>
+            <w:r>
+              <w:rPr>
+                <w:rFonts w:hint="eastAsia" w:ascii="AR PL UKai CN" w:hAnsi="AR PL UKai CN" w:eastAsia="AR PL UKai CN" w:cs="AR PL UKai CN"/>
+                <w:sz w:val="22"/>
+              </w:rPr>
+              <w:br w:type="textWrapping"/>
+            </w:r>
+            <w:r>
+              <w:rPr>
+                <w:rFonts w:hint="eastAsia" w:ascii="AR PL UKai CN" w:hAnsi="AR PL UKai CN" w:eastAsia="AR PL UKai CN" w:cs="AR PL UKai CN"/>
+                <w:sz w:val="22"/>
+              </w:rPr>
               <w:t>int main(void)</w:t>
-              <w:br/>
+            </w:r>
+            <w:r>
+              <w:rPr>
+                <w:rFonts w:hint="eastAsia" w:ascii="AR PL UKai CN" w:hAnsi="AR PL UKai CN" w:eastAsia="AR PL UKai CN" w:cs="AR PL UKai CN"/>
+                <w:sz w:val="22"/>
+              </w:rPr>
+              <w:br w:type="textWrapping"/>
+            </w:r>
+            <w:r>
+              <w:rPr>
+                <w:rFonts w:hint="eastAsia" w:ascii="AR PL UKai CN" w:hAnsi="AR PL UKai CN" w:eastAsia="AR PL UKai CN" w:cs="AR PL UKai CN"/>
+                <w:sz w:val="22"/>
+              </w:rPr>
               <w:t>{</w:t>
-              <w:br/>
+            </w:r>
+            <w:r>
+              <w:rPr>
+                <w:rFonts w:hint="eastAsia" w:ascii="AR PL UKai CN" w:hAnsi="AR PL UKai CN" w:eastAsia="AR PL UKai CN" w:cs="AR PL UKai CN"/>
+                <w:sz w:val="22"/>
+              </w:rPr>
+              <w:br w:type="textWrapping"/>
+            </w:r>
+            <w:r>
+              <w:rPr>
+                <w:rFonts w:hint="eastAsia" w:ascii="AR PL UKai CN" w:hAnsi="AR PL UKai CN" w:eastAsia="AR PL UKai CN" w:cs="AR PL UKai CN"/>
+                <w:sz w:val="22"/>
+              </w:rPr>
               <w:t xml:space="preserve">    // 创建空头节点</w:t>
-              <w:br/>
+            </w:r>
+            <w:r>
+              <w:rPr>
+                <w:rFonts w:hint="eastAsia" w:ascii="AR PL UKai CN" w:hAnsi="AR PL UKai CN" w:eastAsia="AR PL UKai CN" w:cs="AR PL UKai CN"/>
+                <w:sz w:val="22"/>
+              </w:rPr>
+              <w:br w:type="textWrapping"/>
+            </w:r>
+            <w:r>
+              <w:rPr>
+                <w:rFonts w:hint="eastAsia" w:ascii="AR PL UKai CN" w:hAnsi="AR PL UKai CN" w:eastAsia="AR PL UKai CN" w:cs="AR PL UKai CN"/>
+                <w:sz w:val="22"/>
+              </w:rPr>
               <w:t xml:space="preserve">    Node *head = (Node *)malloc(sizeof(Node));</w:t>
-              <w:br/>
+            </w:r>
+            <w:r>
+              <w:rPr>
+                <w:rFonts w:hint="eastAsia" w:ascii="AR PL UKai CN" w:hAnsi="AR PL UKai CN" w:eastAsia="AR PL UKai CN" w:cs="AR PL UKai CN"/>
+                <w:sz w:val="22"/>
+              </w:rPr>
+              <w:br w:type="textWrapping"/>
+            </w:r>
+            <w:r>
+              <w:rPr>
+                <w:rFonts w:hint="eastAsia" w:ascii="AR PL UKai CN" w:hAnsi="AR PL UKai CN" w:eastAsia="AR PL UKai CN" w:cs="AR PL UKai CN"/>
+                <w:sz w:val="22"/>
+              </w:rPr>
               <w:t xml:space="preserve">    head-&gt;next = NULL;</w:t>
-              <w:br/>
-              <w:br/>
+            </w:r>
+            <w:r>
+              <w:rPr>
+                <w:rFonts w:hint="eastAsia" w:ascii="AR PL UKai CN" w:hAnsi="AR PL UKai CN" w:eastAsia="AR PL UKai CN" w:cs="AR PL UKai CN"/>
+                <w:sz w:val="22"/>
+              </w:rPr>
+              <w:br w:type="textWrapping"/>
+            </w:r>
+            <w:r>
+              <w:rPr>
+                <w:rFonts w:hint="eastAsia" w:ascii="AR PL UKai CN" w:hAnsi="AR PL UKai CN" w:eastAsia="AR PL UKai CN" w:cs="AR PL UKai CN"/>
+                <w:sz w:val="22"/>
+              </w:rPr>
+              <w:br w:type="textWrapping"/>
+            </w:r>
+            <w:r>
+              <w:rPr>
+                <w:rFonts w:hint="eastAsia" w:ascii="AR PL UKai CN" w:hAnsi="AR PL UKai CN" w:eastAsia="AR PL UKai CN" w:cs="AR PL UKai CN"/>
+                <w:sz w:val="22"/>
+              </w:rPr>
               <w:t xml:space="preserve">    // 尾插法依次插入 1 2 3</w:t>
-              <w:br/>
+            </w:r>
+            <w:r>
+              <w:rPr>
+                <w:rFonts w:hint="eastAsia" w:ascii="AR PL UKai CN" w:hAnsi="AR PL UKai CN" w:eastAsia="AR PL UKai CN" w:cs="AR PL UKai CN"/>
+                <w:sz w:val="22"/>
+              </w:rPr>
+              <w:br w:type="textWrapping"/>
+            </w:r>
+            <w:r>
+              <w:rPr>
+                <w:rFonts w:hint="eastAsia" w:ascii="AR PL UKai CN" w:hAnsi="AR PL UKai CN" w:eastAsia="AR PL UKai CN" w:cs="AR PL UKai CN"/>
+                <w:sz w:val="22"/>
+              </w:rPr>
               <w:t xml:space="preserve">    tailInsert(head, 1);</w:t>
-              <w:br/>
+            </w:r>
+            <w:r>
+              <w:rPr>
+                <w:rFonts w:hint="eastAsia" w:ascii="AR PL UKai CN" w:hAnsi="AR PL UKai CN" w:eastAsia="AR PL UKai CN" w:cs="AR PL UKai CN"/>
+                <w:sz w:val="22"/>
+              </w:rPr>
+              <w:br w:type="textWrapping"/>
+            </w:r>
+            <w:r>
+              <w:rPr>
+                <w:rFonts w:hint="eastAsia" w:ascii="AR PL UKai CN" w:hAnsi="AR PL UKai CN" w:eastAsia="AR PL UKai CN" w:cs="AR PL UKai CN"/>
+                <w:sz w:val="22"/>
+              </w:rPr>
               <w:t xml:space="preserve">    tailInsert(head, 2);</w:t>
-              <w:br/>
+            </w:r>
+            <w:r>
+              <w:rPr>
+                <w:rFonts w:hint="eastAsia" w:ascii="AR PL UKai CN" w:hAnsi="AR PL UKai CN" w:eastAsia="AR PL UKai CN" w:cs="AR PL UKai CN"/>
+                <w:sz w:val="22"/>
+              </w:rPr>
+              <w:br w:type="textWrapping"/>
+            </w:r>
+            <w:r>
+              <w:rPr>
+                <w:rFonts w:hint="eastAsia" w:ascii="AR PL UKai CN" w:hAnsi="AR PL UKai CN" w:eastAsia="AR PL UKai CN" w:cs="AR PL UKai CN"/>
+                <w:sz w:val="22"/>
+              </w:rPr>
               <w:t xml:space="preserve">    tailInsert(head, 3);</w:t>
-              <w:br/>
-              <w:br/>
+            </w:r>
+            <w:r>
+              <w:rPr>
+                <w:rFonts w:hint="eastAsia" w:ascii="AR PL UKai CN" w:hAnsi="AR PL UKai CN" w:eastAsia="AR PL UKai CN" w:cs="AR PL UKai CN"/>
+                <w:sz w:val="22"/>
+              </w:rPr>
+              <w:br w:type="textWrapping"/>
+            </w:r>
+            <w:r>
+              <w:rPr>
+                <w:rFonts w:hint="eastAsia" w:ascii="AR PL UKai CN" w:hAnsi="AR PL UKai CN" w:eastAsia="AR PL UKai CN" w:cs="AR PL UKai CN"/>
+                <w:sz w:val="22"/>
+              </w:rPr>
+              <w:br w:type="textWrapping"/>
+            </w:r>
+            <w:r>
+              <w:rPr>
+                <w:rFonts w:hint="eastAsia" w:ascii="AR PL UKai CN" w:hAnsi="AR PL UKai CN" w:eastAsia="AR PL UKai CN" w:cs="AR PL UKai CN"/>
+                <w:sz w:val="22"/>
+              </w:rPr>
               <w:t xml:space="preserve">    printf("尾插法结果：");</w:t>
-              <w:br/>
+            </w:r>
+            <w:r>
+              <w:rPr>
+                <w:rFonts w:hint="eastAsia" w:ascii="AR PL UKai CN" w:hAnsi="AR PL UKai CN" w:eastAsia="AR PL UKai CN" w:cs="AR PL UKai CN"/>
+                <w:sz w:val="22"/>
+              </w:rPr>
+              <w:br w:type="textWrapping"/>
+            </w:r>
+            <w:r>
+              <w:rPr>
+                <w:rFonts w:hint="eastAsia" w:ascii="AR PL UKai CN" w:hAnsi="AR PL UKai CN" w:eastAsia="AR PL UKai CN" w:cs="AR PL UKai CN"/>
+                <w:sz w:val="22"/>
+              </w:rPr>
               <w:t xml:space="preserve">    printList(head);  // 输出：1 2 3</w:t>
-              <w:br/>
-              <w:br/>
+            </w:r>
+            <w:r>
+              <w:rPr>
+                <w:rFonts w:hint="eastAsia" w:ascii="AR PL UKai CN" w:hAnsi="AR PL UKai CN" w:eastAsia="AR PL UKai CN" w:cs="AR PL UKai CN"/>
+                <w:sz w:val="22"/>
+              </w:rPr>
+              <w:br w:type="textWrapping"/>
+            </w:r>
+            <w:r>
+              <w:rPr>
+                <w:rFonts w:hint="eastAsia" w:ascii="AR PL UKai CN" w:hAnsi="AR PL UKai CN" w:eastAsia="AR PL UKai CN" w:cs="AR PL UKai CN"/>
+                <w:sz w:val="22"/>
+              </w:rPr>
+              <w:br w:type="textWrapping"/>
+            </w:r>
+            <w:r>
+              <w:rPr>
+                <w:rFonts w:hint="eastAsia" w:ascii="AR PL UKai CN" w:hAnsi="AR PL UKai CN" w:eastAsia="AR PL UKai CN" w:cs="AR PL UKai CN"/>
+                <w:sz w:val="22"/>
+              </w:rPr>
               <w:t xml:space="preserve">    freeList(head);</w:t>
-              <w:br/>
+            </w:r>
+            <w:r>
+              <w:rPr>
+                <w:rFonts w:hint="eastAsia" w:ascii="AR PL UKai CN" w:hAnsi="AR PL UKai CN" w:eastAsia="AR PL UKai CN" w:cs="AR PL UKai CN"/>
+                <w:sz w:val="22"/>
+              </w:rPr>
+              <w:br w:type="textWrapping"/>
+            </w:r>
+            <w:r>
+              <w:rPr>
+                <w:rFonts w:hint="eastAsia" w:ascii="AR PL UKai CN" w:hAnsi="AR PL UKai CN" w:eastAsia="AR PL UKai CN" w:cs="AR PL UKai CN"/>
+                <w:sz w:val="22"/>
+              </w:rPr>
               <w:t xml:space="preserve">    return 0;</w:t>
-              <w:br/>
+            </w:r>
+            <w:r>
+              <w:rPr>
+                <w:rFonts w:hint="eastAsia" w:ascii="AR PL UKai CN" w:hAnsi="AR PL UKai CN" w:eastAsia="AR PL UKai CN" w:cs="AR PL UKai CN"/>
+                <w:sz w:val="22"/>
+              </w:rPr>
+              <w:br w:type="textWrapping"/>
+            </w:r>
+            <w:r>
+              <w:rPr>
+                <w:rFonts w:hint="eastAsia" w:ascii="AR PL UKai CN" w:hAnsi="AR PL UKai CN" w:eastAsia="AR PL UKai CN" w:cs="AR PL UKai CN"/>
+                <w:sz w:val="22"/>
+              </w:rPr>
               <w:t>}</w:t>
             </w:r>
           </w:p>
@@ -2145,11 +5051,14 @@
         <w:spacing w:before="120" w:after="120" w:line="288" w:lineRule="auto"/>
         <w:ind w:left="0"/>
         <w:jc w:val="left"/>
-      </w:pPr>
-      <w:r>
-        <w:rPr>
-          <w:rFonts w:eastAsia="等线" w:ascii="Arial" w:cs="Arial" w:hAnsi="Arial"/>
-          <w:b w:val="true"/>
+        <w:rPr>
+          <w:rFonts w:hint="eastAsia" w:ascii="AR PL UKai CN" w:hAnsi="AR PL UKai CN" w:eastAsia="AR PL UKai CN" w:cs="AR PL UKai CN"/>
+        </w:rPr>
+      </w:pPr>
+      <w:r>
+        <w:rPr>
+          <w:rFonts w:hint="eastAsia" w:ascii="AR PL UKai CN" w:hAnsi="AR PL UKai CN" w:eastAsia="AR PL UKai CN" w:cs="AR PL UKai CN"/>
+          <w:b/>
           <w:sz w:val="22"/>
         </w:rPr>
         <w:t>运行结果：1 2 3</w:t>
@@ -2160,10 +5069,13 @@
         <w:spacing w:before="120" w:after="120" w:line="288" w:lineRule="auto"/>
         <w:ind w:left="0"/>
         <w:jc w:val="left"/>
-      </w:pPr>
-      <w:r>
-        <w:rPr>
-          <w:rFonts w:eastAsia="等线" w:ascii="Arial" w:cs="Arial" w:hAnsi="Arial"/>
+        <w:rPr>
+          <w:rFonts w:hint="eastAsia" w:ascii="AR PL UKai CN" w:hAnsi="AR PL UKai CN" w:eastAsia="AR PL UKai CN" w:cs="AR PL UKai CN"/>
+        </w:rPr>
+      </w:pPr>
+      <w:r>
+        <w:rPr>
+          <w:rFonts w:hint="eastAsia" w:ascii="AR PL UKai CN" w:hAnsi="AR PL UKai CN" w:eastAsia="AR PL UKai CN" w:cs="AR PL UKai CN"/>
           <w:sz w:val="22"/>
         </w:rPr>
         <w:t>结论：插入顺序和存储顺序一致，适合业务数据存储。</w:t>
@@ -2172,26 +5084,31 @@
     <w:p>
       <w:pPr>
         <w:pBdr>
-          <w:bottom w:val="single" w:color="dee0e3"/>
-          <w:between w:val="single" w:color="dee0e3"/>
+          <w:bottom w:val="single" w:color="DEE0E3" w:sz="2" w:space="0"/>
+          <w:between w:val="single" w:color="DEE0E3" w:sz="2" w:space="0"/>
         </w:pBdr>
         <w:spacing w:before="120" w:after="120" w:line="288" w:lineRule="auto"/>
         <w:ind w:left="0"/>
-      </w:pPr>
-    </w:p>
-    <w:p>
-      <w:pPr>
-        <w:pStyle w:val="1"/>
+        <w:rPr>
+          <w:rFonts w:hint="eastAsia" w:ascii="AR PL UKai CN" w:hAnsi="AR PL UKai CN" w:eastAsia="AR PL UKai CN" w:cs="AR PL UKai CN"/>
+        </w:rPr>
+      </w:pPr>
+    </w:p>
+    <w:p>
+      <w:pPr>
         <w:spacing w:before="380" w:after="140" w:line="288" w:lineRule="auto"/>
         <w:ind w:left="0"/>
         <w:jc w:val="left"/>
         <w:outlineLvl w:val="0"/>
-      </w:pPr>
-      <w:bookmarkStart w:name="heading_25" w:id="25"/>
-      <w:r>
-        <w:rPr>
-          <w:rFonts w:eastAsia="等线" w:ascii="Arial" w:cs="Arial" w:hAnsi="Arial"/>
-          <w:b w:val="true"/>
+        <w:rPr>
+          <w:rFonts w:hint="eastAsia" w:ascii="AR PL UKai CN" w:hAnsi="AR PL UKai CN" w:eastAsia="AR PL UKai CN" w:cs="AR PL UKai CN"/>
+        </w:rPr>
+      </w:pPr>
+      <w:bookmarkStart w:id="25" w:name="heading_25"/>
+      <w:r>
+        <w:rPr>
+          <w:rFonts w:hint="eastAsia" w:ascii="AR PL UKai CN" w:hAnsi="AR PL UKai CN" w:eastAsia="AR PL UKai CN" w:cs="AR PL UKai CN"/>
+          <w:b/>
           <w:sz w:val="36"/>
         </w:rPr>
         <w:t>四、内存池（嵌入式核心知识点）</w:t>
@@ -2200,17 +5117,19 @@
     </w:p>
     <w:p>
       <w:pPr>
-        <w:pStyle w:val="2"/>
         <w:spacing w:before="320" w:after="120" w:line="288" w:lineRule="auto"/>
         <w:ind w:left="0"/>
         <w:jc w:val="left"/>
         <w:outlineLvl w:val="1"/>
-      </w:pPr>
-      <w:bookmarkStart w:name="heading_26" w:id="26"/>
-      <w:r>
-        <w:rPr>
-          <w:rFonts w:eastAsia="等线" w:ascii="Arial" w:cs="Arial" w:hAnsi="Arial"/>
-          <w:b w:val="true"/>
+        <w:rPr>
+          <w:rFonts w:hint="eastAsia" w:ascii="AR PL UKai CN" w:hAnsi="AR PL UKai CN" w:eastAsia="AR PL UKai CN" w:cs="AR PL UKai CN"/>
+        </w:rPr>
+      </w:pPr>
+      <w:bookmarkStart w:id="26" w:name="heading_26"/>
+      <w:r>
+        <w:rPr>
+          <w:rFonts w:hint="eastAsia" w:ascii="AR PL UKai CN" w:hAnsi="AR PL UKai CN" w:eastAsia="AR PL UKai CN" w:cs="AR PL UKai CN"/>
+          <w:b/>
           <w:sz w:val="32"/>
         </w:rPr>
         <w:t>1. 什么是内存池</w:t>
@@ -2222,40 +5141,43 @@
         <w:spacing w:before="120" w:after="120" w:line="288" w:lineRule="auto"/>
         <w:ind w:left="0"/>
         <w:jc w:val="left"/>
-      </w:pPr>
-      <w:r>
-        <w:rPr>
-          <w:rFonts w:eastAsia="等线" w:ascii="Arial" w:cs="Arial" w:hAnsi="Arial"/>
+        <w:rPr>
+          <w:rFonts w:hint="eastAsia" w:ascii="AR PL UKai CN" w:hAnsi="AR PL UKai CN" w:eastAsia="AR PL UKai CN" w:cs="AR PL UKai CN"/>
+        </w:rPr>
+      </w:pPr>
+      <w:r>
+        <w:rPr>
+          <w:rFonts w:hint="eastAsia" w:ascii="AR PL UKai CN" w:hAnsi="AR PL UKai CN" w:eastAsia="AR PL UKai CN" w:cs="AR PL UKai CN"/>
           <w:sz w:val="22"/>
         </w:rPr>
         <w:t>普通链表每次插入节点都调用</w:t>
       </w:r>
       <w:r>
         <w:rPr>
-          <w:rFonts w:eastAsia="等线" w:ascii="Arial" w:cs="Arial" w:hAnsi="Arial"/>
-          <w:b w:val="true"/>
+          <w:rFonts w:hint="eastAsia" w:ascii="AR PL UKai CN" w:hAnsi="AR PL UKai CN" w:eastAsia="AR PL UKai CN" w:cs="AR PL UKai CN"/>
+          <w:b/>
           <w:sz w:val="22"/>
         </w:rPr>
         <w:t>malloc</w:t>
       </w:r>
       <w:r>
         <w:rPr>
-          <w:rFonts w:eastAsia="等线" w:ascii="Arial" w:cs="Arial" w:hAnsi="Arial"/>
+          <w:rFonts w:hint="eastAsia" w:ascii="AR PL UKai CN" w:hAnsi="AR PL UKai CN" w:eastAsia="AR PL UKai CN" w:cs="AR PL UKai CN"/>
           <w:sz w:val="22"/>
         </w:rPr>
         <w:t>：速度慢、频繁分配释放会产生</w:t>
       </w:r>
       <w:r>
         <w:rPr>
-          <w:rFonts w:eastAsia="等线" w:ascii="Arial" w:cs="Arial" w:hAnsi="Arial"/>
-          <w:b w:val="true"/>
+          <w:rFonts w:hint="eastAsia" w:ascii="AR PL UKai CN" w:hAnsi="AR PL UKai CN" w:eastAsia="AR PL UKai CN" w:cs="AR PL UKai CN"/>
+          <w:b/>
           <w:sz w:val="22"/>
         </w:rPr>
         <w:t>内存碎片</w:t>
       </w:r>
       <w:r>
         <w:rPr>
-          <w:rFonts w:eastAsia="等线" w:ascii="Arial" w:cs="Arial" w:hAnsi="Arial"/>
+          <w:rFonts w:hint="eastAsia" w:ascii="AR PL UKai CN" w:hAnsi="AR PL UKai CN" w:eastAsia="AR PL UKai CN" w:cs="AR PL UKai CN"/>
           <w:sz w:val="22"/>
         </w:rPr>
         <w:t>，嵌入式禁止频繁malloc。</w:t>
@@ -2266,18 +5188,21 @@
         <w:spacing w:before="120" w:after="120" w:line="288" w:lineRule="auto"/>
         <w:ind w:left="0"/>
         <w:jc w:val="left"/>
-      </w:pPr>
-      <w:r>
-        <w:rPr>
-          <w:rFonts w:eastAsia="等线" w:ascii="Arial" w:cs="Arial" w:hAnsi="Arial"/>
-          <w:b w:val="true"/>
+        <w:rPr>
+          <w:rFonts w:hint="eastAsia" w:ascii="AR PL UKai CN" w:hAnsi="AR PL UKai CN" w:eastAsia="AR PL UKai CN" w:cs="AR PL UKai CN"/>
+        </w:rPr>
+      </w:pPr>
+      <w:r>
+        <w:rPr>
+          <w:rFonts w:hint="eastAsia" w:ascii="AR PL UKai CN" w:hAnsi="AR PL UKai CN" w:eastAsia="AR PL UKai CN" w:cs="AR PL UKai CN"/>
+          <w:b/>
           <w:sz w:val="22"/>
         </w:rPr>
         <w:t>内存池原理</w:t>
       </w:r>
       <w:r>
         <w:rPr>
-          <w:rFonts w:eastAsia="等线" w:ascii="Arial" w:cs="Arial" w:hAnsi="Arial"/>
+          <w:rFonts w:hint="eastAsia" w:ascii="AR PL UKai CN" w:hAnsi="AR PL UKai CN" w:eastAsia="AR PL UKai CN" w:cs="AR PL UKai CN"/>
           <w:sz w:val="22"/>
         </w:rPr>
         <w:t>：提前一次性开辟一大块连续内存，预先划分好固定大小节点；需要节点时从池中取用，释放时放回池中，全程不频繁调用系统内存函数。</w:t>
@@ -2285,17 +5210,19 @@
     </w:p>
     <w:p>
       <w:pPr>
-        <w:pStyle w:val="2"/>
         <w:spacing w:before="320" w:after="120" w:line="288" w:lineRule="auto"/>
         <w:ind w:left="0"/>
         <w:jc w:val="left"/>
         <w:outlineLvl w:val="1"/>
-      </w:pPr>
-      <w:bookmarkStart w:name="heading_27" w:id="27"/>
-      <w:r>
-        <w:rPr>
-          <w:rFonts w:eastAsia="等线" w:ascii="Arial" w:cs="Arial" w:hAnsi="Arial"/>
-          <w:b w:val="true"/>
+        <w:rPr>
+          <w:rFonts w:hint="eastAsia" w:ascii="AR PL UKai CN" w:hAnsi="AR PL UKai CN" w:eastAsia="AR PL UKai CN" w:cs="AR PL UKai CN"/>
+        </w:rPr>
+      </w:pPr>
+      <w:bookmarkStart w:id="27" w:name="heading_27"/>
+      <w:r>
+        <w:rPr>
+          <w:rFonts w:hint="eastAsia" w:ascii="AR PL UKai CN" w:hAnsi="AR PL UKai CN" w:eastAsia="AR PL UKai CN" w:cs="AR PL UKai CN"/>
+          <w:b/>
           <w:sz w:val="32"/>
         </w:rPr>
         <w:t>2. 内存池核心优点</w:t>
@@ -2305,15 +5232,19 @@
     <w:p>
       <w:pPr>
         <w:numPr>
+          <w:ilvl w:val="0"/>
           <w:numId w:val="16"/>
         </w:numPr>
         <w:spacing w:before="120" w:after="120" w:line="288" w:lineRule="auto"/>
         <w:ind w:left="0"/>
         <w:jc w:val="left"/>
-      </w:pPr>
-      <w:r>
-        <w:rPr>
-          <w:rFonts w:eastAsia="等线" w:ascii="Arial" w:cs="Arial" w:hAnsi="Arial"/>
+        <w:rPr>
+          <w:rFonts w:hint="eastAsia" w:ascii="AR PL UKai CN" w:hAnsi="AR PL UKai CN" w:eastAsia="AR PL UKai CN" w:cs="AR PL UKai CN"/>
+        </w:rPr>
+      </w:pPr>
+      <w:r>
+        <w:rPr>
+          <w:rFonts w:hint="eastAsia" w:ascii="AR PL UKai CN" w:hAnsi="AR PL UKai CN" w:eastAsia="AR PL UKai CN" w:cs="AR PL UKai CN"/>
           <w:sz w:val="22"/>
         </w:rPr>
         <w:t>杜绝内存碎片，嵌入式系统稳定</w:t>
@@ -2322,15 +5253,19 @@
     <w:p>
       <w:pPr>
         <w:numPr>
+          <w:ilvl w:val="0"/>
           <w:numId w:val="17"/>
         </w:numPr>
         <w:spacing w:before="120" w:after="120" w:line="288" w:lineRule="auto"/>
         <w:ind w:left="0"/>
         <w:jc w:val="left"/>
-      </w:pPr>
-      <w:r>
-        <w:rPr>
-          <w:rFonts w:eastAsia="等线" w:ascii="Arial" w:cs="Arial" w:hAnsi="Arial"/>
+        <w:rPr>
+          <w:rFonts w:hint="eastAsia" w:ascii="AR PL UKai CN" w:hAnsi="AR PL UKai CN" w:eastAsia="AR PL UKai CN" w:cs="AR PL UKai CN"/>
+        </w:rPr>
+      </w:pPr>
+      <w:r>
+        <w:rPr>
+          <w:rFonts w:hint="eastAsia" w:ascii="AR PL UKai CN" w:hAnsi="AR PL UKai CN" w:eastAsia="AR PL UKai CN" w:cs="AR PL UKai CN"/>
           <w:sz w:val="22"/>
         </w:rPr>
         <w:t>执行速度远快于 malloc/free</w:t>
@@ -2339,15 +5274,19 @@
     <w:p>
       <w:pPr>
         <w:numPr>
+          <w:ilvl w:val="0"/>
           <w:numId w:val="18"/>
         </w:numPr>
         <w:spacing w:before="120" w:after="120" w:line="288" w:lineRule="auto"/>
         <w:ind w:left="0"/>
         <w:jc w:val="left"/>
-      </w:pPr>
-      <w:r>
-        <w:rPr>
-          <w:rFonts w:eastAsia="等线" w:ascii="Arial" w:cs="Arial" w:hAnsi="Arial"/>
+        <w:rPr>
+          <w:rFonts w:hint="eastAsia" w:ascii="AR PL UKai CN" w:hAnsi="AR PL UKai CN" w:eastAsia="AR PL UKai CN" w:cs="AR PL UKai CN"/>
+        </w:rPr>
+      </w:pPr>
+      <w:r>
+        <w:rPr>
+          <w:rFonts w:hint="eastAsia" w:ascii="AR PL UKai CN" w:hAnsi="AR PL UKai CN" w:eastAsia="AR PL UKai CN" w:cs="AR PL UKai CN"/>
           <w:sz w:val="22"/>
         </w:rPr>
         <w:t>内存可控，防止栈溢出、内存泄漏</w:t>
@@ -2356,15 +5295,19 @@
     <w:p>
       <w:pPr>
         <w:numPr>
+          <w:ilvl w:val="0"/>
           <w:numId w:val="19"/>
         </w:numPr>
         <w:spacing w:before="120" w:after="120" w:line="288" w:lineRule="auto"/>
         <w:ind w:left="0"/>
         <w:jc w:val="left"/>
-      </w:pPr>
-      <w:r>
-        <w:rPr>
-          <w:rFonts w:eastAsia="等线" w:ascii="Arial" w:cs="Arial" w:hAnsi="Arial"/>
+        <w:rPr>
+          <w:rFonts w:hint="eastAsia" w:ascii="AR PL UKai CN" w:hAnsi="AR PL UKai CN" w:eastAsia="AR PL UKai CN" w:cs="AR PL UKai CN"/>
+        </w:rPr>
+      </w:pPr>
+      <w:r>
+        <w:rPr>
+          <w:rFonts w:hint="eastAsia" w:ascii="AR PL UKai CN" w:hAnsi="AR PL UKai CN" w:eastAsia="AR PL UKai CN" w:cs="AR PL UKai CN"/>
           <w:sz w:val="22"/>
         </w:rPr>
         <w:t>适合链表、队列、高频报文收发场景</w:t>
@@ -2372,17 +5315,19 @@
     </w:p>
     <w:p>
       <w:pPr>
-        <w:pStyle w:val="2"/>
         <w:spacing w:before="320" w:after="120" w:line="288" w:lineRule="auto"/>
         <w:ind w:left="0"/>
         <w:jc w:val="left"/>
         <w:outlineLvl w:val="1"/>
-      </w:pPr>
-      <w:bookmarkStart w:name="heading_28" w:id="28"/>
-      <w:r>
-        <w:rPr>
-          <w:rFonts w:eastAsia="等线" w:ascii="Arial" w:cs="Arial" w:hAnsi="Arial"/>
-          <w:b w:val="true"/>
+        <w:rPr>
+          <w:rFonts w:hint="eastAsia" w:ascii="AR PL UKai CN" w:hAnsi="AR PL UKai CN" w:eastAsia="AR PL UKai CN" w:cs="AR PL UKai CN"/>
+        </w:rPr>
+      </w:pPr>
+      <w:bookmarkStart w:id="28" w:name="heading_28"/>
+      <w:r>
+        <w:rPr>
+          <w:rFonts w:hint="eastAsia" w:ascii="AR PL UKai CN" w:hAnsi="AR PL UKai CN" w:eastAsia="AR PL UKai CN" w:cs="AR PL UKai CN"/>
+          <w:b/>
           <w:sz w:val="32"/>
         </w:rPr>
         <w:t>3. 内存池 + 单链表 完整可运行代码</w:t>
@@ -2391,281 +5336,1688 @@
     </w:p>
     <w:tbl>
       <w:tblPr>
+        <w:tblStyle w:val="2"/>
         <w:tblW w:w="0" w:type="auto"/>
         <w:tblInd w:w="0" w:type="dxa"/>
         <w:tblBorders>
-          <w:top w:val="single" w:color="dee0e3"/>
-          <w:left w:val="single" w:color="dee0e3"/>
-          <w:bottom w:val="single" w:color="dee0e3"/>
-          <w:right w:val="single" w:color="dee0e3"/>
-          <w:insideH w:val="single" w:color="dee0e3"/>
-          <w:insideV w:val="single" w:color="dee0e3"/>
+          <w:top w:val="single" w:color="DEE0E3" w:sz="0" w:space="0"/>
+          <w:left w:val="single" w:color="DEE0E3" w:sz="0" w:space="0"/>
+          <w:bottom w:val="single" w:color="DEE0E3" w:sz="0" w:space="0"/>
+          <w:right w:val="single" w:color="DEE0E3" w:sz="0" w:space="0"/>
+          <w:insideH w:val="single" w:color="DEE0E3" w:sz="0" w:space="0"/>
+          <w:insideV w:val="single" w:color="DEE0E3" w:sz="0" w:space="0"/>
         </w:tblBorders>
         <w:tblLayout w:type="fixed"/>
+        <w:tblCellMar>
+          <w:top w:w="0" w:type="dxa"/>
+          <w:left w:w="10" w:type="dxa"/>
+          <w:bottom w:w="0" w:type="dxa"/>
+          <w:right w:w="10" w:type="dxa"/>
+        </w:tblCellMar>
       </w:tblPr>
       <w:tblGrid>
         <w:gridCol w:w="8280"/>
       </w:tblGrid>
       <w:tr>
+        <w:tblPrEx>
+          <w:tblBorders>
+            <w:top w:val="single" w:color="DEE0E3" w:sz="0" w:space="0"/>
+            <w:left w:val="single" w:color="DEE0E3" w:sz="0" w:space="0"/>
+            <w:bottom w:val="single" w:color="DEE0E3" w:sz="0" w:space="0"/>
+            <w:right w:val="single" w:color="DEE0E3" w:sz="0" w:space="0"/>
+            <w:insideH w:val="single" w:color="DEE0E3" w:sz="0" w:space="0"/>
+            <w:insideV w:val="single" w:color="DEE0E3" w:sz="0" w:space="0"/>
+          </w:tblBorders>
+          <w:tblCellMar>
+            <w:top w:w="0" w:type="dxa"/>
+            <w:left w:w="10" w:type="dxa"/>
+            <w:bottom w:w="0" w:type="dxa"/>
+            <w:right w:w="10" w:type="dxa"/>
+          </w:tblCellMar>
+        </w:tblPrEx>
         <w:tc>
           <w:tcPr>
             <w:tcW w:w="8280" w:type="dxa"/>
-            <w:shd w:color="auto" w:val="clear" w:fill="f5f6f7"/>
+            <w:shd w:val="clear" w:color="auto" w:fill="F5F6F7"/>
             <w:tcMar>
-              <w:top w:type="dxa" w:w="60"/>
-              <w:left w:type="dxa" w:w="120"/>
-              <w:bottom w:type="dxa" w:w="30"/>
-              <w:right w:type="dxa" w:w="120"/>
+              <w:top w:w="60" w:type="dxa"/>
+              <w:left w:w="120" w:type="dxa"/>
+              <w:bottom w:w="30" w:type="dxa"/>
+              <w:right w:w="120" w:type="dxa"/>
             </w:tcMar>
           </w:tcPr>
           <w:p>
             <w:pPr>
               <w:spacing w:before="120" w:after="120" w:line="288" w:lineRule="auto"/>
               <w:jc w:val="left"/>
+              <w:rPr>
+                <w:rFonts w:hint="eastAsia" w:ascii="AR PL UKai CN" w:hAnsi="AR PL UKai CN" w:eastAsia="AR PL UKai CN" w:cs="AR PL UKai CN"/>
+              </w:rPr>
             </w:pPr>
             <w:r>
               <w:rPr>
-                <w:rFonts w:eastAsia="Consolas" w:ascii="Consolas" w:cs="Consolas" w:hAnsi="Consolas"/>
-                <w:color w:val="646a73"/>
+                <w:rFonts w:hint="eastAsia" w:ascii="AR PL UKai CN" w:hAnsi="AR PL UKai CN" w:eastAsia="AR PL UKai CN" w:cs="AR PL UKai CN"/>
+                <w:color w:val="646A73"/>
                 <w:sz w:val="22"/>
               </w:rPr>
               <w:t>Plain Text</w:t>
-              <w:br w:type="textWrapping"/>
-            </w:r>
-            <w:r>
-              <w:rPr>
-                <w:rFonts w:eastAsia="Consolas" w:ascii="Consolas" w:cs="Consolas" w:hAnsi="Consolas"/>
+            </w:r>
+            <w:r>
+              <w:rPr>
+                <w:rFonts w:hint="eastAsia" w:ascii="AR PL UKai CN" w:hAnsi="AR PL UKai CN" w:eastAsia="AR PL UKai CN" w:cs="AR PL UKai CN"/>
+                <w:color w:val="646A73"/>
+                <w:sz w:val="22"/>
+              </w:rPr>
+              <w:br w:type="textWrapping"/>
+            </w:r>
+            <w:r>
+              <w:rPr>
+                <w:rFonts w:hint="eastAsia" w:ascii="AR PL UKai CN" w:hAnsi="AR PL UKai CN" w:eastAsia="AR PL UKai CN" w:cs="AR PL UKai CN"/>
                 <w:sz w:val="22"/>
               </w:rPr>
               <w:t>#include &lt;stdio.h&gt;</w:t>
-              <w:br/>
+            </w:r>
+            <w:r>
+              <w:rPr>
+                <w:rFonts w:hint="eastAsia" w:ascii="AR PL UKai CN" w:hAnsi="AR PL UKai CN" w:eastAsia="AR PL UKai CN" w:cs="AR PL UKai CN"/>
+                <w:sz w:val="22"/>
+              </w:rPr>
+              <w:br w:type="textWrapping"/>
+            </w:r>
+            <w:r>
+              <w:rPr>
+                <w:rFonts w:hint="eastAsia" w:ascii="AR PL UKai CN" w:hAnsi="AR PL UKai CN" w:eastAsia="AR PL UKai CN" w:cs="AR PL UKai CN"/>
+                <w:sz w:val="22"/>
+              </w:rPr>
               <w:t>#include &lt;stdlib.h&gt;</w:t>
-              <w:br/>
-              <w:br/>
+            </w:r>
+            <w:r>
+              <w:rPr>
+                <w:rFonts w:hint="eastAsia" w:ascii="AR PL UKai CN" w:hAnsi="AR PL UKai CN" w:eastAsia="AR PL UKai CN" w:cs="AR PL UKai CN"/>
+                <w:sz w:val="22"/>
+              </w:rPr>
+              <w:br w:type="textWrapping"/>
+            </w:r>
+            <w:r>
+              <w:rPr>
+                <w:rFonts w:hint="eastAsia" w:ascii="AR PL UKai CN" w:hAnsi="AR PL UKai CN" w:eastAsia="AR PL UKai CN" w:cs="AR PL UKai CN"/>
+                <w:sz w:val="22"/>
+              </w:rPr>
+              <w:br w:type="textWrapping"/>
+            </w:r>
+            <w:r>
+              <w:rPr>
+                <w:rFonts w:hint="eastAsia" w:ascii="AR PL UKai CN" w:hAnsi="AR PL UKai CN" w:eastAsia="AR PL UKai CN" w:cs="AR PL UKai CN"/>
+                <w:sz w:val="22"/>
+              </w:rPr>
               <w:t>// 1. 定义链表节点</w:t>
-              <w:br/>
+            </w:r>
+            <w:r>
+              <w:rPr>
+                <w:rFonts w:hint="eastAsia" w:ascii="AR PL UKai CN" w:hAnsi="AR PL UKai CN" w:eastAsia="AR PL UKai CN" w:cs="AR PL UKai CN"/>
+                <w:sz w:val="22"/>
+              </w:rPr>
+              <w:br w:type="textWrapping"/>
+            </w:r>
+            <w:r>
+              <w:rPr>
+                <w:rFonts w:hint="eastAsia" w:ascii="AR PL UKai CN" w:hAnsi="AR PL UKai CN" w:eastAsia="AR PL UKai CN" w:cs="AR PL UKai CN"/>
+                <w:sz w:val="22"/>
+              </w:rPr>
               <w:t>typedef struct Node</w:t>
-              <w:br/>
+            </w:r>
+            <w:r>
+              <w:rPr>
+                <w:rFonts w:hint="eastAsia" w:ascii="AR PL UKai CN" w:hAnsi="AR PL UKai CN" w:eastAsia="AR PL UKai CN" w:cs="AR PL UKai CN"/>
+                <w:sz w:val="22"/>
+              </w:rPr>
+              <w:br w:type="textWrapping"/>
+            </w:r>
+            <w:r>
+              <w:rPr>
+                <w:rFonts w:hint="eastAsia" w:ascii="AR PL UKai CN" w:hAnsi="AR PL UKai CN" w:eastAsia="AR PL UKai CN" w:cs="AR PL UKai CN"/>
+                <w:sz w:val="22"/>
+              </w:rPr>
               <w:t>{</w:t>
-              <w:br/>
+            </w:r>
+            <w:r>
+              <w:rPr>
+                <w:rFonts w:hint="eastAsia" w:ascii="AR PL UKai CN" w:hAnsi="AR PL UKai CN" w:eastAsia="AR PL UKai CN" w:cs="AR PL UKai CN"/>
+                <w:sz w:val="22"/>
+              </w:rPr>
+              <w:br w:type="textWrapping"/>
+            </w:r>
+            <w:r>
+              <w:rPr>
+                <w:rFonts w:hint="eastAsia" w:ascii="AR PL UKai CN" w:hAnsi="AR PL UKai CN" w:eastAsia="AR PL UKai CN" w:cs="AR PL UKai CN"/>
+                <w:sz w:val="22"/>
+              </w:rPr>
               <w:t xml:space="preserve">    int data;</w:t>
-              <w:br/>
+            </w:r>
+            <w:r>
+              <w:rPr>
+                <w:rFonts w:hint="eastAsia" w:ascii="AR PL UKai CN" w:hAnsi="AR PL UKai CN" w:eastAsia="AR PL UKai CN" w:cs="AR PL UKai CN"/>
+                <w:sz w:val="22"/>
+              </w:rPr>
+              <w:br w:type="textWrapping"/>
+            </w:r>
+            <w:r>
+              <w:rPr>
+                <w:rFonts w:hint="eastAsia" w:ascii="AR PL UKai CN" w:hAnsi="AR PL UKai CN" w:eastAsia="AR PL UKai CN" w:cs="AR PL UKai CN"/>
+                <w:sz w:val="22"/>
+              </w:rPr>
               <w:t xml:space="preserve">    struct Node *next;</w:t>
-              <w:br/>
+            </w:r>
+            <w:r>
+              <w:rPr>
+                <w:rFonts w:hint="eastAsia" w:ascii="AR PL UKai CN" w:hAnsi="AR PL UKai CN" w:eastAsia="AR PL UKai CN" w:cs="AR PL UKai CN"/>
+                <w:sz w:val="22"/>
+              </w:rPr>
+              <w:br w:type="textWrapping"/>
+            </w:r>
+            <w:r>
+              <w:rPr>
+                <w:rFonts w:hint="eastAsia" w:ascii="AR PL UKai CN" w:hAnsi="AR PL UKai CN" w:eastAsia="AR PL UKai CN" w:cs="AR PL UKai CN"/>
+                <w:sz w:val="22"/>
+              </w:rPr>
               <w:t>}Node;</w:t>
-              <w:br/>
-              <w:br/>
+            </w:r>
+            <w:r>
+              <w:rPr>
+                <w:rFonts w:hint="eastAsia" w:ascii="AR PL UKai CN" w:hAnsi="AR PL UKai CN" w:eastAsia="AR PL UKai CN" w:cs="AR PL UKai CN"/>
+                <w:sz w:val="22"/>
+              </w:rPr>
+              <w:br w:type="textWrapping"/>
+            </w:r>
+            <w:r>
+              <w:rPr>
+                <w:rFonts w:hint="eastAsia" w:ascii="AR PL UKai CN" w:hAnsi="AR PL UKai CN" w:eastAsia="AR PL UKai CN" w:cs="AR PL UKai CN"/>
+                <w:sz w:val="22"/>
+              </w:rPr>
+              <w:br w:type="textWrapping"/>
+            </w:r>
+            <w:r>
+              <w:rPr>
+                <w:rFonts w:hint="eastAsia" w:ascii="AR PL UKai CN" w:hAnsi="AR PL UKai CN" w:eastAsia="AR PL UKai CN" w:cs="AR PL UKai CN"/>
+                <w:sz w:val="22"/>
+              </w:rPr>
               <w:t>// 2. 内存池最大节点数</w:t>
-              <w:br/>
+            </w:r>
+            <w:r>
+              <w:rPr>
+                <w:rFonts w:hint="eastAsia" w:ascii="AR PL UKai CN" w:hAnsi="AR PL UKai CN" w:eastAsia="AR PL UKai CN" w:cs="AR PL UKai CN"/>
+                <w:sz w:val="22"/>
+              </w:rPr>
+              <w:br w:type="textWrapping"/>
+            </w:r>
+            <w:r>
+              <w:rPr>
+                <w:rFonts w:hint="eastAsia" w:ascii="AR PL UKai CN" w:hAnsi="AR PL UKai CN" w:eastAsia="AR PL UKai CN" w:cs="AR PL UKai CN"/>
+                <w:sz w:val="22"/>
+              </w:rPr>
               <w:t>#define POOL_MAX_SIZE 100</w:t>
-              <w:br/>
-              <w:br/>
+            </w:r>
+            <w:r>
+              <w:rPr>
+                <w:rFonts w:hint="eastAsia" w:ascii="AR PL UKai CN" w:hAnsi="AR PL UKai CN" w:eastAsia="AR PL UKai CN" w:cs="AR PL UKai CN"/>
+                <w:sz w:val="22"/>
+              </w:rPr>
+              <w:br w:type="textWrapping"/>
+            </w:r>
+            <w:r>
+              <w:rPr>
+                <w:rFonts w:hint="eastAsia" w:ascii="AR PL UKai CN" w:hAnsi="AR PL UKai CN" w:eastAsia="AR PL UKai CN" w:cs="AR PL UKai CN"/>
+                <w:sz w:val="22"/>
+              </w:rPr>
+              <w:br w:type="textWrapping"/>
+            </w:r>
+            <w:r>
+              <w:rPr>
+                <w:rFonts w:hint="eastAsia" w:ascii="AR PL UKai CN" w:hAnsi="AR PL UKai CN" w:eastAsia="AR PL UKai CN" w:cs="AR PL UKai CN"/>
+                <w:sz w:val="22"/>
+              </w:rPr>
               <w:t>// 3. 全局静态内存池（一次性开辟连续内存）</w:t>
-              <w:br/>
+            </w:r>
+            <w:r>
+              <w:rPr>
+                <w:rFonts w:hint="eastAsia" w:ascii="AR PL UKai CN" w:hAnsi="AR PL UKai CN" w:eastAsia="AR PL UKai CN" w:cs="AR PL UKai CN"/>
+                <w:sz w:val="22"/>
+              </w:rPr>
+              <w:br w:type="textWrapping"/>
+            </w:r>
+            <w:r>
+              <w:rPr>
+                <w:rFonts w:hint="eastAsia" w:ascii="AR PL UKai CN" w:hAnsi="AR PL UKai CN" w:eastAsia="AR PL UKai CN" w:cs="AR PL UKai CN"/>
+                <w:sz w:val="22"/>
+              </w:rPr>
               <w:t>Node memPool[POOL_MAX_SIZE];</w:t>
-              <w:br/>
+            </w:r>
+            <w:r>
+              <w:rPr>
+                <w:rFonts w:hint="eastAsia" w:ascii="AR PL UKai CN" w:hAnsi="AR PL UKai CN" w:eastAsia="AR PL UKai CN" w:cs="AR PL UKai CN"/>
+                <w:sz w:val="22"/>
+              </w:rPr>
+              <w:br w:type="textWrapping"/>
+            </w:r>
+            <w:r>
+              <w:rPr>
+                <w:rFonts w:hint="eastAsia" w:ascii="AR PL UKai CN" w:hAnsi="AR PL UKai CN" w:eastAsia="AR PL UKai CN" w:cs="AR PL UKai CN"/>
+                <w:sz w:val="22"/>
+              </w:rPr>
               <w:t>// 空闲链表头：管理所有未使用节点</w:t>
-              <w:br/>
+            </w:r>
+            <w:r>
+              <w:rPr>
+                <w:rFonts w:hint="eastAsia" w:ascii="AR PL UKai CN" w:hAnsi="AR PL UKai CN" w:eastAsia="AR PL UKai CN" w:cs="AR PL UKai CN"/>
+                <w:sz w:val="22"/>
+              </w:rPr>
+              <w:br w:type="textWrapping"/>
+            </w:r>
+            <w:r>
+              <w:rPr>
+                <w:rFonts w:hint="eastAsia" w:ascii="AR PL UKai CN" w:hAnsi="AR PL UKai CN" w:eastAsia="AR PL UKai CN" w:cs="AR PL UKai CN"/>
+                <w:sz w:val="22"/>
+              </w:rPr>
               <w:t>Node *freePoolHead;</w:t>
-              <w:br/>
-              <w:br/>
+            </w:r>
+            <w:r>
+              <w:rPr>
+                <w:rFonts w:hint="eastAsia" w:ascii="AR PL UKai CN" w:hAnsi="AR PL UKai CN" w:eastAsia="AR PL UKai CN" w:cs="AR PL UKai CN"/>
+                <w:sz w:val="22"/>
+              </w:rPr>
+              <w:br w:type="textWrapping"/>
+            </w:r>
+            <w:r>
+              <w:rPr>
+                <w:rFonts w:hint="eastAsia" w:ascii="AR PL UKai CN" w:hAnsi="AR PL UKai CN" w:eastAsia="AR PL UKai CN" w:cs="AR PL UKai CN"/>
+                <w:sz w:val="22"/>
+              </w:rPr>
+              <w:br w:type="textWrapping"/>
+            </w:r>
+            <w:r>
+              <w:rPr>
+                <w:rFonts w:hint="eastAsia" w:ascii="AR PL UKai CN" w:hAnsi="AR PL UKai CN" w:eastAsia="AR PL UKai CN" w:cs="AR PL UKai CN"/>
+                <w:sz w:val="22"/>
+              </w:rPr>
               <w:t>// 初始化内存池：把整块内存串成空闲链表</w:t>
-              <w:br/>
+            </w:r>
+            <w:r>
+              <w:rPr>
+                <w:rFonts w:hint="eastAsia" w:ascii="AR PL UKai CN" w:hAnsi="AR PL UKai CN" w:eastAsia="AR PL UKai CN" w:cs="AR PL UKai CN"/>
+                <w:sz w:val="22"/>
+              </w:rPr>
+              <w:br w:type="textWrapping"/>
+            </w:r>
+            <w:r>
+              <w:rPr>
+                <w:rFonts w:hint="eastAsia" w:ascii="AR PL UKai CN" w:hAnsi="AR PL UKai CN" w:eastAsia="AR PL UKai CN" w:cs="AR PL UKai CN"/>
+                <w:sz w:val="22"/>
+              </w:rPr>
               <w:t>void memPoolInit(void)</w:t>
-              <w:br/>
+            </w:r>
+            <w:r>
+              <w:rPr>
+                <w:rFonts w:hint="eastAsia" w:ascii="AR PL UKai CN" w:hAnsi="AR PL UKai CN" w:eastAsia="AR PL UKai CN" w:cs="AR PL UKai CN"/>
+                <w:sz w:val="22"/>
+              </w:rPr>
+              <w:br w:type="textWrapping"/>
+            </w:r>
+            <w:r>
+              <w:rPr>
+                <w:rFonts w:hint="eastAsia" w:ascii="AR PL UKai CN" w:hAnsi="AR PL UKai CN" w:eastAsia="AR PL UKai CN" w:cs="AR PL UKai CN"/>
+                <w:sz w:val="22"/>
+              </w:rPr>
               <w:t>{</w:t>
-              <w:br/>
+            </w:r>
+            <w:r>
+              <w:rPr>
+                <w:rFonts w:hint="eastAsia" w:ascii="AR PL UKai CN" w:hAnsi="AR PL UKai CN" w:eastAsia="AR PL UKai CN" w:cs="AR PL UKai CN"/>
+                <w:sz w:val="22"/>
+              </w:rPr>
+              <w:br w:type="textWrapping"/>
+            </w:r>
+            <w:r>
+              <w:rPr>
+                <w:rFonts w:hint="eastAsia" w:ascii="AR PL UKai CN" w:hAnsi="AR PL UKai CN" w:eastAsia="AR PL UKai CN" w:cs="AR PL UKai CN"/>
+                <w:sz w:val="22"/>
+              </w:rPr>
               <w:t xml:space="preserve">    int i = 0;</w:t>
-              <w:br/>
+            </w:r>
+            <w:r>
+              <w:rPr>
+                <w:rFonts w:hint="eastAsia" w:ascii="AR PL UKai CN" w:hAnsi="AR PL UKai CN" w:eastAsia="AR PL UKai CN" w:cs="AR PL UKai CN"/>
+                <w:sz w:val="22"/>
+              </w:rPr>
+              <w:br w:type="textWrapping"/>
+            </w:r>
+            <w:r>
+              <w:rPr>
+                <w:rFonts w:hint="eastAsia" w:ascii="AR PL UKai CN" w:hAnsi="AR PL UKai CN" w:eastAsia="AR PL UKai CN" w:cs="AR PL UKai CN"/>
+                <w:sz w:val="22"/>
+              </w:rPr>
               <w:t xml:space="preserve">    for(i = 0; i &lt; POOL_MAX_SIZE - 1; i++)</w:t>
-              <w:br/>
+            </w:r>
+            <w:r>
+              <w:rPr>
+                <w:rFonts w:hint="eastAsia" w:ascii="AR PL UKai CN" w:hAnsi="AR PL UKai CN" w:eastAsia="AR PL UKai CN" w:cs="AR PL UKai CN"/>
+                <w:sz w:val="22"/>
+              </w:rPr>
+              <w:br w:type="textWrapping"/>
+            </w:r>
+            <w:r>
+              <w:rPr>
+                <w:rFonts w:hint="eastAsia" w:ascii="AR PL UKai CN" w:hAnsi="AR PL UKai CN" w:eastAsia="AR PL UKai CN" w:cs="AR PL UKai CN"/>
+                <w:sz w:val="22"/>
+              </w:rPr>
               <w:t xml:space="preserve">    {</w:t>
-              <w:br/>
+            </w:r>
+            <w:r>
+              <w:rPr>
+                <w:rFonts w:hint="eastAsia" w:ascii="AR PL UKai CN" w:hAnsi="AR PL UKai CN" w:eastAsia="AR PL UKai CN" w:cs="AR PL UKai CN"/>
+                <w:sz w:val="22"/>
+              </w:rPr>
+              <w:br w:type="textWrapping"/>
+            </w:r>
+            <w:r>
+              <w:rPr>
+                <w:rFonts w:hint="eastAsia" w:ascii="AR PL UKai CN" w:hAnsi="AR PL UKai CN" w:eastAsia="AR PL UKai CN" w:cs="AR PL UKai CN"/>
+                <w:sz w:val="22"/>
+              </w:rPr>
               <w:t xml:space="preserve">        memPool[i].next = &amp;memPool[i + 1];</w:t>
-              <w:br/>
+            </w:r>
+            <w:r>
+              <w:rPr>
+                <w:rFonts w:hint="eastAsia" w:ascii="AR PL UKai CN" w:hAnsi="AR PL UKai CN" w:eastAsia="AR PL UKai CN" w:cs="AR PL UKai CN"/>
+                <w:sz w:val="22"/>
+              </w:rPr>
+              <w:br w:type="textWrapping"/>
+            </w:r>
+            <w:r>
+              <w:rPr>
+                <w:rFonts w:hint="eastAsia" w:ascii="AR PL UKai CN" w:hAnsi="AR PL UKai CN" w:eastAsia="AR PL UKai CN" w:cs="AR PL UKai CN"/>
+                <w:sz w:val="22"/>
+              </w:rPr>
               <w:t xml:space="preserve">    }</w:t>
-              <w:br/>
+            </w:r>
+            <w:r>
+              <w:rPr>
+                <w:rFonts w:hint="eastAsia" w:ascii="AR PL UKai CN" w:hAnsi="AR PL UKai CN" w:eastAsia="AR PL UKai CN" w:cs="AR PL UKai CN"/>
+                <w:sz w:val="22"/>
+              </w:rPr>
+              <w:br w:type="textWrapping"/>
+            </w:r>
+            <w:r>
+              <w:rPr>
+                <w:rFonts w:hint="eastAsia" w:ascii="AR PL UKai CN" w:hAnsi="AR PL UKai CN" w:eastAsia="AR PL UKai CN" w:cs="AR PL UKai CN"/>
+                <w:sz w:val="22"/>
+              </w:rPr>
               <w:t xml:space="preserve">    memPool[POOL_MAX_SIZE - 1].next = NULL;</w:t>
-              <w:br/>
+            </w:r>
+            <w:r>
+              <w:rPr>
+                <w:rFonts w:hint="eastAsia" w:ascii="AR PL UKai CN" w:hAnsi="AR PL UKai CN" w:eastAsia="AR PL UKai CN" w:cs="AR PL UKai CN"/>
+                <w:sz w:val="22"/>
+              </w:rPr>
+              <w:br w:type="textWrapping"/>
+            </w:r>
+            <w:r>
+              <w:rPr>
+                <w:rFonts w:hint="eastAsia" w:ascii="AR PL UKai CN" w:hAnsi="AR PL UKai CN" w:eastAsia="AR PL UKai CN" w:cs="AR PL UKai CN"/>
+                <w:sz w:val="22"/>
+              </w:rPr>
               <w:t xml:space="preserve">    freePoolHead = &amp;memPool[0];</w:t>
-              <w:br/>
+            </w:r>
+            <w:r>
+              <w:rPr>
+                <w:rFonts w:hint="eastAsia" w:ascii="AR PL UKai CN" w:hAnsi="AR PL UKai CN" w:eastAsia="AR PL UKai CN" w:cs="AR PL UKai CN"/>
+                <w:sz w:val="22"/>
+              </w:rPr>
+              <w:br w:type="textWrapping"/>
+            </w:r>
+            <w:r>
+              <w:rPr>
+                <w:rFonts w:hint="eastAsia" w:ascii="AR PL UKai CN" w:hAnsi="AR PL UKai CN" w:eastAsia="AR PL UKai CN" w:cs="AR PL UKai CN"/>
+                <w:sz w:val="22"/>
+              </w:rPr>
               <w:t>}</w:t>
-              <w:br/>
-              <w:br/>
+            </w:r>
+            <w:r>
+              <w:rPr>
+                <w:rFonts w:hint="eastAsia" w:ascii="AR PL UKai CN" w:hAnsi="AR PL UKai CN" w:eastAsia="AR PL UKai CN" w:cs="AR PL UKai CN"/>
+                <w:sz w:val="22"/>
+              </w:rPr>
+              <w:br w:type="textWrapping"/>
+            </w:r>
+            <w:r>
+              <w:rPr>
+                <w:rFonts w:hint="eastAsia" w:ascii="AR PL UKai CN" w:hAnsi="AR PL UKai CN" w:eastAsia="AR PL UKai CN" w:cs="AR PL UKai CN"/>
+                <w:sz w:val="22"/>
+              </w:rPr>
+              <w:br w:type="textWrapping"/>
+            </w:r>
+            <w:r>
+              <w:rPr>
+                <w:rFonts w:hint="eastAsia" w:ascii="AR PL UKai CN" w:hAnsi="AR PL UKai CN" w:eastAsia="AR PL UKai CN" w:cs="AR PL UKai CN"/>
+                <w:sz w:val="22"/>
+              </w:rPr>
               <w:t>// 从内存池取出一个空闲节点</w:t>
-              <w:br/>
+            </w:r>
+            <w:r>
+              <w:rPr>
+                <w:rFonts w:hint="eastAsia" w:ascii="AR PL UKai CN" w:hAnsi="AR PL UKai CN" w:eastAsia="AR PL UKai CN" w:cs="AR PL UKai CN"/>
+                <w:sz w:val="22"/>
+              </w:rPr>
+              <w:br w:type="textWrapping"/>
+            </w:r>
+            <w:r>
+              <w:rPr>
+                <w:rFonts w:hint="eastAsia" w:ascii="AR PL UKai CN" w:hAnsi="AR PL UKai CN" w:eastAsia="AR PL UKai CN" w:cs="AR PL UKai CN"/>
+                <w:sz w:val="22"/>
+              </w:rPr>
               <w:t>Node *getNodeFromPool(void)</w:t>
-              <w:br/>
+            </w:r>
+            <w:r>
+              <w:rPr>
+                <w:rFonts w:hint="eastAsia" w:ascii="AR PL UKai CN" w:hAnsi="AR PL UKai CN" w:eastAsia="AR PL UKai CN" w:cs="AR PL UKai CN"/>
+                <w:sz w:val="22"/>
+              </w:rPr>
+              <w:br w:type="textWrapping"/>
+            </w:r>
+            <w:r>
+              <w:rPr>
+                <w:rFonts w:hint="eastAsia" w:ascii="AR PL UKai CN" w:hAnsi="AR PL UKai CN" w:eastAsia="AR PL UKai CN" w:cs="AR PL UKai CN"/>
+                <w:sz w:val="22"/>
+              </w:rPr>
               <w:t>{</w:t>
-              <w:br/>
+            </w:r>
+            <w:r>
+              <w:rPr>
+                <w:rFonts w:hint="eastAsia" w:ascii="AR PL UKai CN" w:hAnsi="AR PL UKai CN" w:eastAsia="AR PL UKai CN" w:cs="AR PL UKai CN"/>
+                <w:sz w:val="22"/>
+              </w:rPr>
+              <w:br w:type="textWrapping"/>
+            </w:r>
+            <w:r>
+              <w:rPr>
+                <w:rFonts w:hint="eastAsia" w:ascii="AR PL UKai CN" w:hAnsi="AR PL UKai CN" w:eastAsia="AR PL UKai CN" w:cs="AR PL UKai CN"/>
+                <w:sz w:val="22"/>
+              </w:rPr>
               <w:t xml:space="preserve">    if(freePoolHead == NULL)</w:t>
-              <w:br/>
+            </w:r>
+            <w:r>
+              <w:rPr>
+                <w:rFonts w:hint="eastAsia" w:ascii="AR PL UKai CN" w:hAnsi="AR PL UKai CN" w:eastAsia="AR PL UKai CN" w:cs="AR PL UKai CN"/>
+                <w:sz w:val="22"/>
+              </w:rPr>
+              <w:br w:type="textWrapping"/>
+            </w:r>
+            <w:r>
+              <w:rPr>
+                <w:rFonts w:hint="eastAsia" w:ascii="AR PL UKai CN" w:hAnsi="AR PL UKai CN" w:eastAsia="AR PL UKai CN" w:cs="AR PL UKai CN"/>
+                <w:sz w:val="22"/>
+              </w:rPr>
               <w:t xml:space="preserve">    {</w:t>
-              <w:br/>
+            </w:r>
+            <w:r>
+              <w:rPr>
+                <w:rFonts w:hint="eastAsia" w:ascii="AR PL UKai CN" w:hAnsi="AR PL UKai CN" w:eastAsia="AR PL UKai CN" w:cs="AR PL UKai CN"/>
+                <w:sz w:val="22"/>
+              </w:rPr>
+              <w:br w:type="textWrapping"/>
+            </w:r>
+            <w:r>
+              <w:rPr>
+                <w:rFonts w:hint="eastAsia" w:ascii="AR PL UKai CN" w:hAnsi="AR PL UKai CN" w:eastAsia="AR PL UKai CN" w:cs="AR PL UKai CN"/>
+                <w:sz w:val="22"/>
+              </w:rPr>
               <w:t xml:space="preserve">        return NULL; // 池已满</w:t>
-              <w:br/>
+            </w:r>
+            <w:r>
+              <w:rPr>
+                <w:rFonts w:hint="eastAsia" w:ascii="AR PL UKai CN" w:hAnsi="AR PL UKai CN" w:eastAsia="AR PL UKai CN" w:cs="AR PL UKai CN"/>
+                <w:sz w:val="22"/>
+              </w:rPr>
+              <w:br w:type="textWrapping"/>
+            </w:r>
+            <w:r>
+              <w:rPr>
+                <w:rFonts w:hint="eastAsia" w:ascii="AR PL UKai CN" w:hAnsi="AR PL UKai CN" w:eastAsia="AR PL UKai CN" w:cs="AR PL UKai CN"/>
+                <w:sz w:val="22"/>
+              </w:rPr>
               <w:t xml:space="preserve">    }</w:t>
-              <w:br/>
+            </w:r>
+            <w:r>
+              <w:rPr>
+                <w:rFonts w:hint="eastAsia" w:ascii="AR PL UKai CN" w:hAnsi="AR PL UKai CN" w:eastAsia="AR PL UKai CN" w:cs="AR PL UKai CN"/>
+                <w:sz w:val="22"/>
+              </w:rPr>
+              <w:br w:type="textWrapping"/>
+            </w:r>
+            <w:r>
+              <w:rPr>
+                <w:rFonts w:hint="eastAsia" w:ascii="AR PL UKai CN" w:hAnsi="AR PL UKai CN" w:eastAsia="AR PL UKai CN" w:cs="AR PL UKai CN"/>
+                <w:sz w:val="22"/>
+              </w:rPr>
               <w:t xml:space="preserve">    Node *p = freePoolHead;</w:t>
-              <w:br/>
+            </w:r>
+            <w:r>
+              <w:rPr>
+                <w:rFonts w:hint="eastAsia" w:ascii="AR PL UKai CN" w:hAnsi="AR PL UKai CN" w:eastAsia="AR PL UKai CN" w:cs="AR PL UKai CN"/>
+                <w:sz w:val="22"/>
+              </w:rPr>
+              <w:br w:type="textWrapping"/>
+            </w:r>
+            <w:r>
+              <w:rPr>
+                <w:rFonts w:hint="eastAsia" w:ascii="AR PL UKai CN" w:hAnsi="AR PL UKai CN" w:eastAsia="AR PL UKai CN" w:cs="AR PL UKai CN"/>
+                <w:sz w:val="22"/>
+              </w:rPr>
               <w:t xml:space="preserve">    freePoolHead = freePoolHead-&gt;next;</w:t>
-              <w:br/>
+            </w:r>
+            <w:r>
+              <w:rPr>
+                <w:rFonts w:hint="eastAsia" w:ascii="AR PL UKai CN" w:hAnsi="AR PL UKai CN" w:eastAsia="AR PL UKai CN" w:cs="AR PL UKai CN"/>
+                <w:sz w:val="22"/>
+              </w:rPr>
+              <w:br w:type="textWrapping"/>
+            </w:r>
+            <w:r>
+              <w:rPr>
+                <w:rFonts w:hint="eastAsia" w:ascii="AR PL UKai CN" w:hAnsi="AR PL UKai CN" w:eastAsia="AR PL UKai CN" w:cs="AR PL UKai CN"/>
+                <w:sz w:val="22"/>
+              </w:rPr>
               <w:t xml:space="preserve">    p-&gt;next = NULL;</w:t>
-              <w:br/>
+            </w:r>
+            <w:r>
+              <w:rPr>
+                <w:rFonts w:hint="eastAsia" w:ascii="AR PL UKai CN" w:hAnsi="AR PL UKai CN" w:eastAsia="AR PL UKai CN" w:cs="AR PL UKai CN"/>
+                <w:sz w:val="22"/>
+              </w:rPr>
+              <w:br w:type="textWrapping"/>
+            </w:r>
+            <w:r>
+              <w:rPr>
+                <w:rFonts w:hint="eastAsia" w:ascii="AR PL UKai CN" w:hAnsi="AR PL UKai CN" w:eastAsia="AR PL UKai CN" w:cs="AR PL UKai CN"/>
+                <w:sz w:val="22"/>
+              </w:rPr>
               <w:t xml:space="preserve">    return p;</w:t>
-              <w:br/>
+            </w:r>
+            <w:r>
+              <w:rPr>
+                <w:rFonts w:hint="eastAsia" w:ascii="AR PL UKai CN" w:hAnsi="AR PL UKai CN" w:eastAsia="AR PL UKai CN" w:cs="AR PL UKai CN"/>
+                <w:sz w:val="22"/>
+              </w:rPr>
+              <w:br w:type="textWrapping"/>
+            </w:r>
+            <w:r>
+              <w:rPr>
+                <w:rFonts w:hint="eastAsia" w:ascii="AR PL UKai CN" w:hAnsi="AR PL UKai CN" w:eastAsia="AR PL UKai CN" w:cs="AR PL UKai CN"/>
+                <w:sz w:val="22"/>
+              </w:rPr>
               <w:t>}</w:t>
-              <w:br/>
-              <w:br/>
+            </w:r>
+            <w:r>
+              <w:rPr>
+                <w:rFonts w:hint="eastAsia" w:ascii="AR PL UKai CN" w:hAnsi="AR PL UKai CN" w:eastAsia="AR PL UKai CN" w:cs="AR PL UKai CN"/>
+                <w:sz w:val="22"/>
+              </w:rPr>
+              <w:br w:type="textWrapping"/>
+            </w:r>
+            <w:r>
+              <w:rPr>
+                <w:rFonts w:hint="eastAsia" w:ascii="AR PL UKai CN" w:hAnsi="AR PL UKai CN" w:eastAsia="AR PL UKai CN" w:cs="AR PL UKai CN"/>
+                <w:sz w:val="22"/>
+              </w:rPr>
+              <w:br w:type="textWrapping"/>
+            </w:r>
+            <w:r>
+              <w:rPr>
+                <w:rFonts w:hint="eastAsia" w:ascii="AR PL UKai CN" w:hAnsi="AR PL UKai CN" w:eastAsia="AR PL UKai CN" w:cs="AR PL UKai CN"/>
+                <w:sz w:val="22"/>
+              </w:rPr>
               <w:t>// 将节点归还内存池</w:t>
-              <w:br/>
+            </w:r>
+            <w:r>
+              <w:rPr>
+                <w:rFonts w:hint="eastAsia" w:ascii="AR PL UKai CN" w:hAnsi="AR PL UKai CN" w:eastAsia="AR PL UKai CN" w:cs="AR PL UKai CN"/>
+                <w:sz w:val="22"/>
+              </w:rPr>
+              <w:br w:type="textWrapping"/>
+            </w:r>
+            <w:r>
+              <w:rPr>
+                <w:rFonts w:hint="eastAsia" w:ascii="AR PL UKai CN" w:hAnsi="AR PL UKai CN" w:eastAsia="AR PL UKai CN" w:cs="AR PL UKai CN"/>
+                <w:sz w:val="22"/>
+              </w:rPr>
               <w:t>void putNodeToPool(Node *node)</w:t>
-              <w:br/>
+            </w:r>
+            <w:r>
+              <w:rPr>
+                <w:rFonts w:hint="eastAsia" w:ascii="AR PL UKai CN" w:hAnsi="AR PL UKai CN" w:eastAsia="AR PL UKai CN" w:cs="AR PL UKai CN"/>
+                <w:sz w:val="22"/>
+              </w:rPr>
+              <w:br w:type="textWrapping"/>
+            </w:r>
+            <w:r>
+              <w:rPr>
+                <w:rFonts w:hint="eastAsia" w:ascii="AR PL UKai CN" w:hAnsi="AR PL UKai CN" w:eastAsia="AR PL UKai CN" w:cs="AR PL UKai CN"/>
+                <w:sz w:val="22"/>
+              </w:rPr>
               <w:t>{</w:t>
-              <w:br/>
+            </w:r>
+            <w:r>
+              <w:rPr>
+                <w:rFonts w:hint="eastAsia" w:ascii="AR PL UKai CN" w:hAnsi="AR PL UKai CN" w:eastAsia="AR PL UKai CN" w:cs="AR PL UKai CN"/>
+                <w:sz w:val="22"/>
+              </w:rPr>
+              <w:br w:type="textWrapping"/>
+            </w:r>
+            <w:r>
+              <w:rPr>
+                <w:rFonts w:hint="eastAsia" w:ascii="AR PL UKai CN" w:hAnsi="AR PL UKai CN" w:eastAsia="AR PL UKai CN" w:cs="AR PL UKai CN"/>
+                <w:sz w:val="22"/>
+              </w:rPr>
               <w:t xml:space="preserve">    if(node == NULL) return;</w:t>
-              <w:br/>
+            </w:r>
+            <w:r>
+              <w:rPr>
+                <w:rFonts w:hint="eastAsia" w:ascii="AR PL UKai CN" w:hAnsi="AR PL UKai CN" w:eastAsia="AR PL UKai CN" w:cs="AR PL UKai CN"/>
+                <w:sz w:val="22"/>
+              </w:rPr>
+              <w:br w:type="textWrapping"/>
+            </w:r>
+            <w:r>
+              <w:rPr>
+                <w:rFonts w:hint="eastAsia" w:ascii="AR PL UKai CN" w:hAnsi="AR PL UKai CN" w:eastAsia="AR PL UKai CN" w:cs="AR PL UKai CN"/>
+                <w:sz w:val="22"/>
+              </w:rPr>
               <w:t xml:space="preserve">    node-&gt;next = freePoolHead;</w:t>
-              <w:br/>
+            </w:r>
+            <w:r>
+              <w:rPr>
+                <w:rFonts w:hint="eastAsia" w:ascii="AR PL UKai CN" w:hAnsi="AR PL UKai CN" w:eastAsia="AR PL UKai CN" w:cs="AR PL UKai CN"/>
+                <w:sz w:val="22"/>
+              </w:rPr>
+              <w:br w:type="textWrapping"/>
+            </w:r>
+            <w:r>
+              <w:rPr>
+                <w:rFonts w:hint="eastAsia" w:ascii="AR PL UKai CN" w:hAnsi="AR PL UKai CN" w:eastAsia="AR PL UKai CN" w:cs="AR PL UKai CN"/>
+                <w:sz w:val="22"/>
+              </w:rPr>
               <w:t xml:space="preserve">    freePoolHead = node;</w:t>
-              <w:br/>
+            </w:r>
+            <w:r>
+              <w:rPr>
+                <w:rFonts w:hint="eastAsia" w:ascii="AR PL UKai CN" w:hAnsi="AR PL UKai CN" w:eastAsia="AR PL UKai CN" w:cs="AR PL UKai CN"/>
+                <w:sz w:val="22"/>
+              </w:rPr>
+              <w:br w:type="textWrapping"/>
+            </w:r>
+            <w:r>
+              <w:rPr>
+                <w:rFonts w:hint="eastAsia" w:ascii="AR PL UKai CN" w:hAnsi="AR PL UKai CN" w:eastAsia="AR PL UKai CN" w:cs="AR PL UKai CN"/>
+                <w:sz w:val="22"/>
+              </w:rPr>
               <w:t>}</w:t>
-              <w:br/>
-              <w:br/>
+            </w:r>
+            <w:r>
+              <w:rPr>
+                <w:rFonts w:hint="eastAsia" w:ascii="AR PL UKai CN" w:hAnsi="AR PL UKai CN" w:eastAsia="AR PL UKai CN" w:cs="AR PL UKai CN"/>
+                <w:sz w:val="22"/>
+              </w:rPr>
+              <w:br w:type="textWrapping"/>
+            </w:r>
+            <w:r>
+              <w:rPr>
+                <w:rFonts w:hint="eastAsia" w:ascii="AR PL UKai CN" w:hAnsi="AR PL UKai CN" w:eastAsia="AR PL UKai CN" w:cs="AR PL UKai CN"/>
+                <w:sz w:val="22"/>
+              </w:rPr>
+              <w:br w:type="textWrapping"/>
+            </w:r>
+            <w:r>
+              <w:rPr>
+                <w:rFonts w:hint="eastAsia" w:ascii="AR PL UKai CN" w:hAnsi="AR PL UKai CN" w:eastAsia="AR PL UKai CN" w:cs="AR PL UKai CN"/>
+                <w:sz w:val="22"/>
+              </w:rPr>
               <w:t>// 内存池版尾插法</w:t>
-              <w:br/>
+            </w:r>
+            <w:r>
+              <w:rPr>
+                <w:rFonts w:hint="eastAsia" w:ascii="AR PL UKai CN" w:hAnsi="AR PL UKai CN" w:eastAsia="AR PL UKai CN" w:cs="AR PL UKai CN"/>
+                <w:sz w:val="22"/>
+              </w:rPr>
+              <w:br w:type="textWrapping"/>
+            </w:r>
+            <w:r>
+              <w:rPr>
+                <w:rFonts w:hint="eastAsia" w:ascii="AR PL UKai CN" w:hAnsi="AR PL UKai CN" w:eastAsia="AR PL UKai CN" w:cs="AR PL UKai CN"/>
+                <w:sz w:val="22"/>
+              </w:rPr>
               <w:t>void poolTailInsert(Node *head, int val)</w:t>
-              <w:br/>
+            </w:r>
+            <w:r>
+              <w:rPr>
+                <w:rFonts w:hint="eastAsia" w:ascii="AR PL UKai CN" w:hAnsi="AR PL UKai CN" w:eastAsia="AR PL UKai CN" w:cs="AR PL UKai CN"/>
+                <w:sz w:val="22"/>
+              </w:rPr>
+              <w:br w:type="textWrapping"/>
+            </w:r>
+            <w:r>
+              <w:rPr>
+                <w:rFonts w:hint="eastAsia" w:ascii="AR PL UKai CN" w:hAnsi="AR PL UKai CN" w:eastAsia="AR PL UKai CN" w:cs="AR PL UKai CN"/>
+                <w:sz w:val="22"/>
+              </w:rPr>
               <w:t>{</w:t>
-              <w:br/>
+            </w:r>
+            <w:r>
+              <w:rPr>
+                <w:rFonts w:hint="eastAsia" w:ascii="AR PL UKai CN" w:hAnsi="AR PL UKai CN" w:eastAsia="AR PL UKai CN" w:cs="AR PL UKai CN"/>
+                <w:sz w:val="22"/>
+              </w:rPr>
+              <w:br w:type="textWrapping"/>
+            </w:r>
+            <w:r>
+              <w:rPr>
+                <w:rFonts w:hint="eastAsia" w:ascii="AR PL UKai CN" w:hAnsi="AR PL UKai CN" w:eastAsia="AR PL UKai CN" w:cs="AR PL UKai CN"/>
+                <w:sz w:val="22"/>
+              </w:rPr>
               <w:t xml:space="preserve">    Node *newNode = getNodeFromPool();</w:t>
-              <w:br/>
+            </w:r>
+            <w:r>
+              <w:rPr>
+                <w:rFonts w:hint="eastAsia" w:ascii="AR PL UKai CN" w:hAnsi="AR PL UKai CN" w:eastAsia="AR PL UKai CN" w:cs="AR PL UKai CN"/>
+                <w:sz w:val="22"/>
+              </w:rPr>
+              <w:br w:type="textWrapping"/>
+            </w:r>
+            <w:r>
+              <w:rPr>
+                <w:rFonts w:hint="eastAsia" w:ascii="AR PL UKai CN" w:hAnsi="AR PL UKai CN" w:eastAsia="AR PL UKai CN" w:cs="AR PL UKai CN"/>
+                <w:sz w:val="22"/>
+              </w:rPr>
               <w:t xml:space="preserve">    if(newNode == NULL)</w:t>
-              <w:br/>
+            </w:r>
+            <w:r>
+              <w:rPr>
+                <w:rFonts w:hint="eastAsia" w:ascii="AR PL UKai CN" w:hAnsi="AR PL UKai CN" w:eastAsia="AR PL UKai CN" w:cs="AR PL UKai CN"/>
+                <w:sz w:val="22"/>
+              </w:rPr>
+              <w:br w:type="textWrapping"/>
+            </w:r>
+            <w:r>
+              <w:rPr>
+                <w:rFonts w:hint="eastAsia" w:ascii="AR PL UKai CN" w:hAnsi="AR PL UKai CN" w:eastAsia="AR PL UKai CN" w:cs="AR PL UKai CN"/>
+                <w:sz w:val="22"/>
+              </w:rPr>
               <w:t xml:space="preserve">    {</w:t>
-              <w:br/>
+            </w:r>
+            <w:r>
+              <w:rPr>
+                <w:rFonts w:hint="eastAsia" w:ascii="AR PL UKai CN" w:hAnsi="AR PL UKai CN" w:eastAsia="AR PL UKai CN" w:cs="AR PL UKai CN"/>
+                <w:sz w:val="22"/>
+              </w:rPr>
+              <w:br w:type="textWrapping"/>
+            </w:r>
+            <w:r>
+              <w:rPr>
+                <w:rFonts w:hint="eastAsia" w:ascii="AR PL UKai CN" w:hAnsi="AR PL UKai CN" w:eastAsia="AR PL UKai CN" w:cs="AR PL UKai CN"/>
+                <w:sz w:val="22"/>
+              </w:rPr>
               <w:t xml:space="preserve">        printf("内存池已满！\n");</w:t>
-              <w:br/>
+            </w:r>
+            <w:r>
+              <w:rPr>
+                <w:rFonts w:hint="eastAsia" w:ascii="AR PL UKai CN" w:hAnsi="AR PL UKai CN" w:eastAsia="AR PL UKai CN" w:cs="AR PL UKai CN"/>
+                <w:sz w:val="22"/>
+              </w:rPr>
+              <w:br w:type="textWrapping"/>
+            </w:r>
+            <w:r>
+              <w:rPr>
+                <w:rFonts w:hint="eastAsia" w:ascii="AR PL UKai CN" w:hAnsi="AR PL UKai CN" w:eastAsia="AR PL UKai CN" w:cs="AR PL UKai CN"/>
+                <w:sz w:val="22"/>
+              </w:rPr>
               <w:t xml:space="preserve">        return;</w:t>
-              <w:br/>
+            </w:r>
+            <w:r>
+              <w:rPr>
+                <w:rFonts w:hint="eastAsia" w:ascii="AR PL UKai CN" w:hAnsi="AR PL UKai CN" w:eastAsia="AR PL UKai CN" w:cs="AR PL UKai CN"/>
+                <w:sz w:val="22"/>
+              </w:rPr>
+              <w:br w:type="textWrapping"/>
+            </w:r>
+            <w:r>
+              <w:rPr>
+                <w:rFonts w:hint="eastAsia" w:ascii="AR PL UKai CN" w:hAnsi="AR PL UKai CN" w:eastAsia="AR PL UKai CN" w:cs="AR PL UKai CN"/>
+                <w:sz w:val="22"/>
+              </w:rPr>
               <w:t xml:space="preserve">    }</w:t>
-              <w:br/>
+            </w:r>
+            <w:r>
+              <w:rPr>
+                <w:rFonts w:hint="eastAsia" w:ascii="AR PL UKai CN" w:hAnsi="AR PL UKai CN" w:eastAsia="AR PL UKai CN" w:cs="AR PL UKai CN"/>
+                <w:sz w:val="22"/>
+              </w:rPr>
+              <w:br w:type="textWrapping"/>
+            </w:r>
+            <w:r>
+              <w:rPr>
+                <w:rFonts w:hint="eastAsia" w:ascii="AR PL UKai CN" w:hAnsi="AR PL UKai CN" w:eastAsia="AR PL UKai CN" w:cs="AR PL UKai CN"/>
+                <w:sz w:val="22"/>
+              </w:rPr>
               <w:t xml:space="preserve">    newNode-&gt;data = val;</w:t>
-              <w:br/>
-              <w:br/>
+            </w:r>
+            <w:r>
+              <w:rPr>
+                <w:rFonts w:hint="eastAsia" w:ascii="AR PL UKai CN" w:hAnsi="AR PL UKai CN" w:eastAsia="AR PL UKai CN" w:cs="AR PL UKai CN"/>
+                <w:sz w:val="22"/>
+              </w:rPr>
+              <w:br w:type="textWrapping"/>
+            </w:r>
+            <w:r>
+              <w:rPr>
+                <w:rFonts w:hint="eastAsia" w:ascii="AR PL UKai CN" w:hAnsi="AR PL UKai CN" w:eastAsia="AR PL UKai CN" w:cs="AR PL UKai CN"/>
+                <w:sz w:val="22"/>
+              </w:rPr>
+              <w:br w:type="textWrapping"/>
+            </w:r>
+            <w:r>
+              <w:rPr>
+                <w:rFonts w:hint="eastAsia" w:ascii="AR PL UKai CN" w:hAnsi="AR PL UKai CN" w:eastAsia="AR PL UKai CN" w:cs="AR PL UKai CN"/>
+                <w:sz w:val="22"/>
+              </w:rPr>
               <w:t xml:space="preserve">    Node *p = head;</w:t>
-              <w:br/>
+            </w:r>
+            <w:r>
+              <w:rPr>
+                <w:rFonts w:hint="eastAsia" w:ascii="AR PL UKai CN" w:hAnsi="AR PL UKai CN" w:eastAsia="AR PL UKai CN" w:cs="AR PL UKai CN"/>
+                <w:sz w:val="22"/>
+              </w:rPr>
+              <w:br w:type="textWrapping"/>
+            </w:r>
+            <w:r>
+              <w:rPr>
+                <w:rFonts w:hint="eastAsia" w:ascii="AR PL UKai CN" w:hAnsi="AR PL UKai CN" w:eastAsia="AR PL UKai CN" w:cs="AR PL UKai CN"/>
+                <w:sz w:val="22"/>
+              </w:rPr>
               <w:t xml:space="preserve">    while(p-&gt;next != NULL)</w:t>
-              <w:br/>
+            </w:r>
+            <w:r>
+              <w:rPr>
+                <w:rFonts w:hint="eastAsia" w:ascii="AR PL UKai CN" w:hAnsi="AR PL UKai CN" w:eastAsia="AR PL UKai CN" w:cs="AR PL UKai CN"/>
+                <w:sz w:val="22"/>
+              </w:rPr>
+              <w:br w:type="textWrapping"/>
+            </w:r>
+            <w:r>
+              <w:rPr>
+                <w:rFonts w:hint="eastAsia" w:ascii="AR PL UKai CN" w:hAnsi="AR PL UKai CN" w:eastAsia="AR PL UKai CN" w:cs="AR PL UKai CN"/>
+                <w:sz w:val="22"/>
+              </w:rPr>
               <w:t xml:space="preserve">    {</w:t>
-              <w:br/>
+            </w:r>
+            <w:r>
+              <w:rPr>
+                <w:rFonts w:hint="eastAsia" w:ascii="AR PL UKai CN" w:hAnsi="AR PL UKai CN" w:eastAsia="AR PL UKai CN" w:cs="AR PL UKai CN"/>
+                <w:sz w:val="22"/>
+              </w:rPr>
+              <w:br w:type="textWrapping"/>
+            </w:r>
+            <w:r>
+              <w:rPr>
+                <w:rFonts w:hint="eastAsia" w:ascii="AR PL UKai CN" w:hAnsi="AR PL UKai CN" w:eastAsia="AR PL UKai CN" w:cs="AR PL UKai CN"/>
+                <w:sz w:val="22"/>
+              </w:rPr>
               <w:t xml:space="preserve">        p = p-&gt;next;</w:t>
-              <w:br/>
+            </w:r>
+            <w:r>
+              <w:rPr>
+                <w:rFonts w:hint="eastAsia" w:ascii="AR PL UKai CN" w:hAnsi="AR PL UKai CN" w:eastAsia="AR PL UKai CN" w:cs="AR PL UKai CN"/>
+                <w:sz w:val="22"/>
+              </w:rPr>
+              <w:br w:type="textWrapping"/>
+            </w:r>
+            <w:r>
+              <w:rPr>
+                <w:rFonts w:hint="eastAsia" w:ascii="AR PL UKai CN" w:hAnsi="AR PL UKai CN" w:eastAsia="AR PL UKai CN" w:cs="AR PL UKai CN"/>
+                <w:sz w:val="22"/>
+              </w:rPr>
               <w:t xml:space="preserve">    }</w:t>
-              <w:br/>
+            </w:r>
+            <w:r>
+              <w:rPr>
+                <w:rFonts w:hint="eastAsia" w:ascii="AR PL UKai CN" w:hAnsi="AR PL UKai CN" w:eastAsia="AR PL UKai CN" w:cs="AR PL UKai CN"/>
+                <w:sz w:val="22"/>
+              </w:rPr>
+              <w:br w:type="textWrapping"/>
+            </w:r>
+            <w:r>
+              <w:rPr>
+                <w:rFonts w:hint="eastAsia" w:ascii="AR PL UKai CN" w:hAnsi="AR PL UKai CN" w:eastAsia="AR PL UKai CN" w:cs="AR PL UKai CN"/>
+                <w:sz w:val="22"/>
+              </w:rPr>
               <w:t xml:space="preserve">    p-&gt;next = newNode;</w:t>
-              <w:br/>
+            </w:r>
+            <w:r>
+              <w:rPr>
+                <w:rFonts w:hint="eastAsia" w:ascii="AR PL UKai CN" w:hAnsi="AR PL UKai CN" w:eastAsia="AR PL UKai CN" w:cs="AR PL UKai CN"/>
+                <w:sz w:val="22"/>
+              </w:rPr>
+              <w:br w:type="textWrapping"/>
+            </w:r>
+            <w:r>
+              <w:rPr>
+                <w:rFonts w:hint="eastAsia" w:ascii="AR PL UKai CN" w:hAnsi="AR PL UKai CN" w:eastAsia="AR PL UKai CN" w:cs="AR PL UKai CN"/>
+                <w:sz w:val="22"/>
+              </w:rPr>
               <w:t>}</w:t>
-              <w:br/>
-              <w:br/>
+            </w:r>
+            <w:r>
+              <w:rPr>
+                <w:rFonts w:hint="eastAsia" w:ascii="AR PL UKai CN" w:hAnsi="AR PL UKai CN" w:eastAsia="AR PL UKai CN" w:cs="AR PL UKai CN"/>
+                <w:sz w:val="22"/>
+              </w:rPr>
+              <w:br w:type="textWrapping"/>
+            </w:r>
+            <w:r>
+              <w:rPr>
+                <w:rFonts w:hint="eastAsia" w:ascii="AR PL UKai CN" w:hAnsi="AR PL UKai CN" w:eastAsia="AR PL UKai CN" w:cs="AR PL UKai CN"/>
+                <w:sz w:val="22"/>
+              </w:rPr>
+              <w:br w:type="textWrapping"/>
+            </w:r>
+            <w:r>
+              <w:rPr>
+                <w:rFonts w:hint="eastAsia" w:ascii="AR PL UKai CN" w:hAnsi="AR PL UKai CN" w:eastAsia="AR PL UKai CN" w:cs="AR PL UKai CN"/>
+                <w:sz w:val="22"/>
+              </w:rPr>
               <w:t>// 遍历链表</w:t>
-              <w:br/>
+            </w:r>
+            <w:r>
+              <w:rPr>
+                <w:rFonts w:hint="eastAsia" w:ascii="AR PL UKai CN" w:hAnsi="AR PL UKai CN" w:eastAsia="AR PL UKai CN" w:cs="AR PL UKai CN"/>
+                <w:sz w:val="22"/>
+              </w:rPr>
+              <w:br w:type="textWrapping"/>
+            </w:r>
+            <w:r>
+              <w:rPr>
+                <w:rFonts w:hint="eastAsia" w:ascii="AR PL UKai CN" w:hAnsi="AR PL UKai CN" w:eastAsia="AR PL UKai CN" w:cs="AR PL UKai CN"/>
+                <w:sz w:val="22"/>
+              </w:rPr>
               <w:t>void printList(Node *head)</w:t>
-              <w:br/>
+            </w:r>
+            <w:r>
+              <w:rPr>
+                <w:rFonts w:hint="eastAsia" w:ascii="AR PL UKai CN" w:hAnsi="AR PL UKai CN" w:eastAsia="AR PL UKai CN" w:cs="AR PL UKai CN"/>
+                <w:sz w:val="22"/>
+              </w:rPr>
+              <w:br w:type="textWrapping"/>
+            </w:r>
+            <w:r>
+              <w:rPr>
+                <w:rFonts w:hint="eastAsia" w:ascii="AR PL UKai CN" w:hAnsi="AR PL UKai CN" w:eastAsia="AR PL UKai CN" w:cs="AR PL UKai CN"/>
+                <w:sz w:val="22"/>
+              </w:rPr>
               <w:t>{</w:t>
-              <w:br/>
+            </w:r>
+            <w:r>
+              <w:rPr>
+                <w:rFonts w:hint="eastAsia" w:ascii="AR PL UKai CN" w:hAnsi="AR PL UKai CN" w:eastAsia="AR PL UKai CN" w:cs="AR PL UKai CN"/>
+                <w:sz w:val="22"/>
+              </w:rPr>
+              <w:br w:type="textWrapping"/>
+            </w:r>
+            <w:r>
+              <w:rPr>
+                <w:rFonts w:hint="eastAsia" w:ascii="AR PL UKai CN" w:hAnsi="AR PL UKai CN" w:eastAsia="AR PL UKai CN" w:cs="AR PL UKai CN"/>
+                <w:sz w:val="22"/>
+              </w:rPr>
               <w:t xml:space="preserve">    Node *p = head-&gt;next;</w:t>
-              <w:br/>
+            </w:r>
+            <w:r>
+              <w:rPr>
+                <w:rFonts w:hint="eastAsia" w:ascii="AR PL UKai CN" w:hAnsi="AR PL UKai CN" w:eastAsia="AR PL UKai CN" w:cs="AR PL UKai CN"/>
+                <w:sz w:val="22"/>
+              </w:rPr>
+              <w:br w:type="textWrapping"/>
+            </w:r>
+            <w:r>
+              <w:rPr>
+                <w:rFonts w:hint="eastAsia" w:ascii="AR PL UKai CN" w:hAnsi="AR PL UKai CN" w:eastAsia="AR PL UKai CN" w:cs="AR PL UKai CN"/>
+                <w:sz w:val="22"/>
+              </w:rPr>
               <w:t xml:space="preserve">    while(p != NULL)</w:t>
-              <w:br/>
+            </w:r>
+            <w:r>
+              <w:rPr>
+                <w:rFonts w:hint="eastAsia" w:ascii="AR PL UKai CN" w:hAnsi="AR PL UKai CN" w:eastAsia="AR PL UKai CN" w:cs="AR PL UKai CN"/>
+                <w:sz w:val="22"/>
+              </w:rPr>
+              <w:br w:type="textWrapping"/>
+            </w:r>
+            <w:r>
+              <w:rPr>
+                <w:rFonts w:hint="eastAsia" w:ascii="AR PL UKai CN" w:hAnsi="AR PL UKai CN" w:eastAsia="AR PL UKai CN" w:cs="AR PL UKai CN"/>
+                <w:sz w:val="22"/>
+              </w:rPr>
               <w:t xml:space="preserve">    {</w:t>
-              <w:br/>
+            </w:r>
+            <w:r>
+              <w:rPr>
+                <w:rFonts w:hint="eastAsia" w:ascii="AR PL UKai CN" w:hAnsi="AR PL UKai CN" w:eastAsia="AR PL UKai CN" w:cs="AR PL UKai CN"/>
+                <w:sz w:val="22"/>
+              </w:rPr>
+              <w:br w:type="textWrapping"/>
+            </w:r>
+            <w:r>
+              <w:rPr>
+                <w:rFonts w:hint="eastAsia" w:ascii="AR PL UKai CN" w:hAnsi="AR PL UKai CN" w:eastAsia="AR PL UKai CN" w:cs="AR PL UKai CN"/>
+                <w:sz w:val="22"/>
+              </w:rPr>
               <w:t xml:space="preserve">        printf("%d ", p-&gt;data);</w:t>
-              <w:br/>
+            </w:r>
+            <w:r>
+              <w:rPr>
+                <w:rFonts w:hint="eastAsia" w:ascii="AR PL UKai CN" w:hAnsi="AR PL UKai CN" w:eastAsia="AR PL UKai CN" w:cs="AR PL UKai CN"/>
+                <w:sz w:val="22"/>
+              </w:rPr>
+              <w:br w:type="textWrapping"/>
+            </w:r>
+            <w:r>
+              <w:rPr>
+                <w:rFonts w:hint="eastAsia" w:ascii="AR PL UKai CN" w:hAnsi="AR PL UKai CN" w:eastAsia="AR PL UKai CN" w:cs="AR PL UKai CN"/>
+                <w:sz w:val="22"/>
+              </w:rPr>
               <w:t xml:space="preserve">        p = p-&gt;next;</w:t>
-              <w:br/>
+            </w:r>
+            <w:r>
+              <w:rPr>
+                <w:rFonts w:hint="eastAsia" w:ascii="AR PL UKai CN" w:hAnsi="AR PL UKai CN" w:eastAsia="AR PL UKai CN" w:cs="AR PL UKai CN"/>
+                <w:sz w:val="22"/>
+              </w:rPr>
+              <w:br w:type="textWrapping"/>
+            </w:r>
+            <w:r>
+              <w:rPr>
+                <w:rFonts w:hint="eastAsia" w:ascii="AR PL UKai CN" w:hAnsi="AR PL UKai CN" w:eastAsia="AR PL UKai CN" w:cs="AR PL UKai CN"/>
+                <w:sz w:val="22"/>
+              </w:rPr>
               <w:t xml:space="preserve">    }</w:t>
-              <w:br/>
+            </w:r>
+            <w:r>
+              <w:rPr>
+                <w:rFonts w:hint="eastAsia" w:ascii="AR PL UKai CN" w:hAnsi="AR PL UKai CN" w:eastAsia="AR PL UKai CN" w:cs="AR PL UKai CN"/>
+                <w:sz w:val="22"/>
+              </w:rPr>
+              <w:br w:type="textWrapping"/>
+            </w:r>
+            <w:r>
+              <w:rPr>
+                <w:rFonts w:hint="eastAsia" w:ascii="AR PL UKai CN" w:hAnsi="AR PL UKai CN" w:eastAsia="AR PL UKai CN" w:cs="AR PL UKai CN"/>
+                <w:sz w:val="22"/>
+              </w:rPr>
               <w:t xml:space="preserve">    printf("\n");</w:t>
-              <w:br/>
+            </w:r>
+            <w:r>
+              <w:rPr>
+                <w:rFonts w:hint="eastAsia" w:ascii="AR PL UKai CN" w:hAnsi="AR PL UKai CN" w:eastAsia="AR PL UKai CN" w:cs="AR PL UKai CN"/>
+                <w:sz w:val="22"/>
+              </w:rPr>
+              <w:br w:type="textWrapping"/>
+            </w:r>
+            <w:r>
+              <w:rPr>
+                <w:rFonts w:hint="eastAsia" w:ascii="AR PL UKai CN" w:hAnsi="AR PL UKai CN" w:eastAsia="AR PL UKai CN" w:cs="AR PL UKai CN"/>
+                <w:sz w:val="22"/>
+              </w:rPr>
               <w:t>}</w:t>
-              <w:br/>
-              <w:br/>
+            </w:r>
+            <w:r>
+              <w:rPr>
+                <w:rFonts w:hint="eastAsia" w:ascii="AR PL UKai CN" w:hAnsi="AR PL UKai CN" w:eastAsia="AR PL UKai CN" w:cs="AR PL UKai CN"/>
+                <w:sz w:val="22"/>
+              </w:rPr>
+              <w:br w:type="textWrapping"/>
+            </w:r>
+            <w:r>
+              <w:rPr>
+                <w:rFonts w:hint="eastAsia" w:ascii="AR PL UKai CN" w:hAnsi="AR PL UKai CN" w:eastAsia="AR PL UKai CN" w:cs="AR PL UKai CN"/>
+                <w:sz w:val="22"/>
+              </w:rPr>
+              <w:br w:type="textWrapping"/>
+            </w:r>
+            <w:r>
+              <w:rPr>
+                <w:rFonts w:hint="eastAsia" w:ascii="AR PL UKai CN" w:hAnsi="AR PL UKai CN" w:eastAsia="AR PL UKai CN" w:cs="AR PL UKai CN"/>
+                <w:sz w:val="22"/>
+              </w:rPr>
               <w:t>// 链表所有节点归还内存池</w:t>
-              <w:br/>
+            </w:r>
+            <w:r>
+              <w:rPr>
+                <w:rFonts w:hint="eastAsia" w:ascii="AR PL UKai CN" w:hAnsi="AR PL UKai CN" w:eastAsia="AR PL UKai CN" w:cs="AR PL UKai CN"/>
+                <w:sz w:val="22"/>
+              </w:rPr>
+              <w:br w:type="textWrapping"/>
+            </w:r>
+            <w:r>
+              <w:rPr>
+                <w:rFonts w:hint="eastAsia" w:ascii="AR PL UKai CN" w:hAnsi="AR PL UKai CN" w:eastAsia="AR PL UKai CN" w:cs="AR PL UKai CN"/>
+                <w:sz w:val="22"/>
+              </w:rPr>
               <w:t>void listReturnPool(Node *head)</w:t>
-              <w:br/>
+            </w:r>
+            <w:r>
+              <w:rPr>
+                <w:rFonts w:hint="eastAsia" w:ascii="AR PL UKai CN" w:hAnsi="AR PL UKai CN" w:eastAsia="AR PL UKai CN" w:cs="AR PL UKai CN"/>
+                <w:sz w:val="22"/>
+              </w:rPr>
+              <w:br w:type="textWrapping"/>
+            </w:r>
+            <w:r>
+              <w:rPr>
+                <w:rFonts w:hint="eastAsia" w:ascii="AR PL UKai CN" w:hAnsi="AR PL UKai CN" w:eastAsia="AR PL UKai CN" w:cs="AR PL UKai CN"/>
+                <w:sz w:val="22"/>
+              </w:rPr>
               <w:t>{</w:t>
-              <w:br/>
+            </w:r>
+            <w:r>
+              <w:rPr>
+                <w:rFonts w:hint="eastAsia" w:ascii="AR PL UKai CN" w:hAnsi="AR PL UKai CN" w:eastAsia="AR PL UKai CN" w:cs="AR PL UKai CN"/>
+                <w:sz w:val="22"/>
+              </w:rPr>
+              <w:br w:type="textWrapping"/>
+            </w:r>
+            <w:r>
+              <w:rPr>
+                <w:rFonts w:hint="eastAsia" w:ascii="AR PL UKai CN" w:hAnsi="AR PL UKai CN" w:eastAsia="AR PL UKai CN" w:cs="AR PL UKai CN"/>
+                <w:sz w:val="22"/>
+              </w:rPr>
               <w:t xml:space="preserve">    Node *p, *q;</w:t>
-              <w:br/>
+            </w:r>
+            <w:r>
+              <w:rPr>
+                <w:rFonts w:hint="eastAsia" w:ascii="AR PL UKai CN" w:hAnsi="AR PL UKai CN" w:eastAsia="AR PL UKai CN" w:cs="AR PL UKai CN"/>
+                <w:sz w:val="22"/>
+              </w:rPr>
+              <w:br w:type="textWrapping"/>
+            </w:r>
+            <w:r>
+              <w:rPr>
+                <w:rFonts w:hint="eastAsia" w:ascii="AR PL UKai CN" w:hAnsi="AR PL UKai CN" w:eastAsia="AR PL UKai CN" w:cs="AR PL UKai CN"/>
+                <w:sz w:val="22"/>
+              </w:rPr>
               <w:t xml:space="preserve">    p = head-&gt;next;</w:t>
-              <w:br/>
+            </w:r>
+            <w:r>
+              <w:rPr>
+                <w:rFonts w:hint="eastAsia" w:ascii="AR PL UKai CN" w:hAnsi="AR PL UKai CN" w:eastAsia="AR PL UKai CN" w:cs="AR PL UKai CN"/>
+                <w:sz w:val="22"/>
+              </w:rPr>
+              <w:br w:type="textWrapping"/>
+            </w:r>
+            <w:r>
+              <w:rPr>
+                <w:rFonts w:hint="eastAsia" w:ascii="AR PL UKai CN" w:hAnsi="AR PL UKai CN" w:eastAsia="AR PL UKai CN" w:cs="AR PL UKai CN"/>
+                <w:sz w:val="22"/>
+              </w:rPr>
               <w:t xml:space="preserve">    while(p != NULL)</w:t>
-              <w:br/>
+            </w:r>
+            <w:r>
+              <w:rPr>
+                <w:rFonts w:hint="eastAsia" w:ascii="AR PL UKai CN" w:hAnsi="AR PL UKai CN" w:eastAsia="AR PL UKai CN" w:cs="AR PL UKai CN"/>
+                <w:sz w:val="22"/>
+              </w:rPr>
+              <w:br w:type="textWrapping"/>
+            </w:r>
+            <w:r>
+              <w:rPr>
+                <w:rFonts w:hint="eastAsia" w:ascii="AR PL UKai CN" w:hAnsi="AR PL UKai CN" w:eastAsia="AR PL UKai CN" w:cs="AR PL UKai CN"/>
+                <w:sz w:val="22"/>
+              </w:rPr>
               <w:t xml:space="preserve">    {</w:t>
-              <w:br/>
+            </w:r>
+            <w:r>
+              <w:rPr>
+                <w:rFonts w:hint="eastAsia" w:ascii="AR PL UKai CN" w:hAnsi="AR PL UKai CN" w:eastAsia="AR PL UKai CN" w:cs="AR PL UKai CN"/>
+                <w:sz w:val="22"/>
+              </w:rPr>
+              <w:br w:type="textWrapping"/>
+            </w:r>
+            <w:r>
+              <w:rPr>
+                <w:rFonts w:hint="eastAsia" w:ascii="AR PL UKai CN" w:hAnsi="AR PL UKai CN" w:eastAsia="AR PL UKai CN" w:cs="AR PL UKai CN"/>
+                <w:sz w:val="22"/>
+              </w:rPr>
               <w:t xml:space="preserve">        q = p-&gt;next;</w:t>
-              <w:br/>
+            </w:r>
+            <w:r>
+              <w:rPr>
+                <w:rFonts w:hint="eastAsia" w:ascii="AR PL UKai CN" w:hAnsi="AR PL UKai CN" w:eastAsia="AR PL UKai CN" w:cs="AR PL UKai CN"/>
+                <w:sz w:val="22"/>
+              </w:rPr>
+              <w:br w:type="textWrapping"/>
+            </w:r>
+            <w:r>
+              <w:rPr>
+                <w:rFonts w:hint="eastAsia" w:ascii="AR PL UKai CN" w:hAnsi="AR PL UKai CN" w:eastAsia="AR PL UKai CN" w:cs="AR PL UKai CN"/>
+                <w:sz w:val="22"/>
+              </w:rPr>
               <w:t xml:space="preserve">        putNodeToPool(p);</w:t>
-              <w:br/>
+            </w:r>
+            <w:r>
+              <w:rPr>
+                <w:rFonts w:hint="eastAsia" w:ascii="AR PL UKai CN" w:hAnsi="AR PL UKai CN" w:eastAsia="AR PL UKai CN" w:cs="AR PL UKai CN"/>
+                <w:sz w:val="22"/>
+              </w:rPr>
+              <w:br w:type="textWrapping"/>
+            </w:r>
+            <w:r>
+              <w:rPr>
+                <w:rFonts w:hint="eastAsia" w:ascii="AR PL UKai CN" w:hAnsi="AR PL UKai CN" w:eastAsia="AR PL UKai CN" w:cs="AR PL UKai CN"/>
+                <w:sz w:val="22"/>
+              </w:rPr>
               <w:t xml:space="preserve">        p = q;</w:t>
-              <w:br/>
+            </w:r>
+            <w:r>
+              <w:rPr>
+                <w:rFonts w:hint="eastAsia" w:ascii="AR PL UKai CN" w:hAnsi="AR PL UKai CN" w:eastAsia="AR PL UKai CN" w:cs="AR PL UKai CN"/>
+                <w:sz w:val="22"/>
+              </w:rPr>
+              <w:br w:type="textWrapping"/>
+            </w:r>
+            <w:r>
+              <w:rPr>
+                <w:rFonts w:hint="eastAsia" w:ascii="AR PL UKai CN" w:hAnsi="AR PL UKai CN" w:eastAsia="AR PL UKai CN" w:cs="AR PL UKai CN"/>
+                <w:sz w:val="22"/>
+              </w:rPr>
               <w:t xml:space="preserve">    }</w:t>
-              <w:br/>
+            </w:r>
+            <w:r>
+              <w:rPr>
+                <w:rFonts w:hint="eastAsia" w:ascii="AR PL UKai CN" w:hAnsi="AR PL UKai CN" w:eastAsia="AR PL UKai CN" w:cs="AR PL UKai CN"/>
+                <w:sz w:val="22"/>
+              </w:rPr>
+              <w:br w:type="textWrapping"/>
+            </w:r>
+            <w:r>
+              <w:rPr>
+                <w:rFonts w:hint="eastAsia" w:ascii="AR PL UKai CN" w:hAnsi="AR PL UKai CN" w:eastAsia="AR PL UKai CN" w:cs="AR PL UKai CN"/>
+                <w:sz w:val="22"/>
+              </w:rPr>
               <w:t xml:space="preserve">    head-&gt;next = NULL;</w:t>
-              <w:br/>
+            </w:r>
+            <w:r>
+              <w:rPr>
+                <w:rFonts w:hint="eastAsia" w:ascii="AR PL UKai CN" w:hAnsi="AR PL UKai CN" w:eastAsia="AR PL UKai CN" w:cs="AR PL UKai CN"/>
+                <w:sz w:val="22"/>
+              </w:rPr>
+              <w:br w:type="textWrapping"/>
+            </w:r>
+            <w:r>
+              <w:rPr>
+                <w:rFonts w:hint="eastAsia" w:ascii="AR PL UKai CN" w:hAnsi="AR PL UKai CN" w:eastAsia="AR PL UKai CN" w:cs="AR PL UKai CN"/>
+                <w:sz w:val="22"/>
+              </w:rPr>
               <w:t>}</w:t>
-              <w:br/>
-              <w:br/>
+            </w:r>
+            <w:r>
+              <w:rPr>
+                <w:rFonts w:hint="eastAsia" w:ascii="AR PL UKai CN" w:hAnsi="AR PL UKai CN" w:eastAsia="AR PL UKai CN" w:cs="AR PL UKai CN"/>
+                <w:sz w:val="22"/>
+              </w:rPr>
+              <w:br w:type="textWrapping"/>
+            </w:r>
+            <w:r>
+              <w:rPr>
+                <w:rFonts w:hint="eastAsia" w:ascii="AR PL UKai CN" w:hAnsi="AR PL UKai CN" w:eastAsia="AR PL UKai CN" w:cs="AR PL UKai CN"/>
+                <w:sz w:val="22"/>
+              </w:rPr>
+              <w:br w:type="textWrapping"/>
+            </w:r>
+            <w:r>
+              <w:rPr>
+                <w:rFonts w:hint="eastAsia" w:ascii="AR PL UKai CN" w:hAnsi="AR PL UKai CN" w:eastAsia="AR PL UKai CN" w:cs="AR PL UKai CN"/>
+                <w:sz w:val="22"/>
+              </w:rPr>
               <w:t>int main(void)</w:t>
-              <w:br/>
+            </w:r>
+            <w:r>
+              <w:rPr>
+                <w:rFonts w:hint="eastAsia" w:ascii="AR PL UKai CN" w:hAnsi="AR PL UKai CN" w:eastAsia="AR PL UKai CN" w:cs="AR PL UKai CN"/>
+                <w:sz w:val="22"/>
+              </w:rPr>
+              <w:br w:type="textWrapping"/>
+            </w:r>
+            <w:r>
+              <w:rPr>
+                <w:rFonts w:hint="eastAsia" w:ascii="AR PL UKai CN" w:hAnsi="AR PL UKai CN" w:eastAsia="AR PL UKai CN" w:cs="AR PL UKai CN"/>
+                <w:sz w:val="22"/>
+              </w:rPr>
               <w:t>{</w:t>
-              <w:br/>
+            </w:r>
+            <w:r>
+              <w:rPr>
+                <w:rFonts w:hint="eastAsia" w:ascii="AR PL UKai CN" w:hAnsi="AR PL UKai CN" w:eastAsia="AR PL UKai CN" w:cs="AR PL UKai CN"/>
+                <w:sz w:val="22"/>
+              </w:rPr>
+              <w:br w:type="textWrapping"/>
+            </w:r>
+            <w:r>
+              <w:rPr>
+                <w:rFonts w:hint="eastAsia" w:ascii="AR PL UKai CN" w:hAnsi="AR PL UKai CN" w:eastAsia="AR PL UKai CN" w:cs="AR PL UKai CN"/>
+                <w:sz w:val="22"/>
+              </w:rPr>
               <w:t xml:space="preserve">    // 1. 初始化内存池</w:t>
-              <w:br/>
+            </w:r>
+            <w:r>
+              <w:rPr>
+                <w:rFonts w:hint="eastAsia" w:ascii="AR PL UKai CN" w:hAnsi="AR PL UKai CN" w:eastAsia="AR PL UKai CN" w:cs="AR PL UKai CN"/>
+                <w:sz w:val="22"/>
+              </w:rPr>
+              <w:br w:type="textWrapping"/>
+            </w:r>
+            <w:r>
+              <w:rPr>
+                <w:rFonts w:hint="eastAsia" w:ascii="AR PL UKai CN" w:hAnsi="AR PL UKai CN" w:eastAsia="AR PL UKai CN" w:cs="AR PL UKai CN"/>
+                <w:sz w:val="22"/>
+              </w:rPr>
               <w:t xml:space="preserve">    memPoolInit();</w:t>
-              <w:br/>
-              <w:br/>
+            </w:r>
+            <w:r>
+              <w:rPr>
+                <w:rFonts w:hint="eastAsia" w:ascii="AR PL UKai CN" w:hAnsi="AR PL UKai CN" w:eastAsia="AR PL UKai CN" w:cs="AR PL UKai CN"/>
+                <w:sz w:val="22"/>
+              </w:rPr>
+              <w:br w:type="textWrapping"/>
+            </w:r>
+            <w:r>
+              <w:rPr>
+                <w:rFonts w:hint="eastAsia" w:ascii="AR PL UKai CN" w:hAnsi="AR PL UKai CN" w:eastAsia="AR PL UKai CN" w:cs="AR PL UKai CN"/>
+                <w:sz w:val="22"/>
+              </w:rPr>
+              <w:br w:type="textWrapping"/>
+            </w:r>
+            <w:r>
+              <w:rPr>
+                <w:rFonts w:hint="eastAsia" w:ascii="AR PL UKai CN" w:hAnsi="AR PL UKai CN" w:eastAsia="AR PL UKai CN" w:cs="AR PL UKai CN"/>
+                <w:sz w:val="22"/>
+              </w:rPr>
               <w:t xml:space="preserve">    // 2. 创建链表头节点</w:t>
-              <w:br/>
+            </w:r>
+            <w:r>
+              <w:rPr>
+                <w:rFonts w:hint="eastAsia" w:ascii="AR PL UKai CN" w:hAnsi="AR PL UKai CN" w:eastAsia="AR PL UKai CN" w:cs="AR PL UKai CN"/>
+                <w:sz w:val="22"/>
+              </w:rPr>
+              <w:br w:type="textWrapping"/>
+            </w:r>
+            <w:r>
+              <w:rPr>
+                <w:rFonts w:hint="eastAsia" w:ascii="AR PL UKai CN" w:hAnsi="AR PL UKai CN" w:eastAsia="AR PL UKai CN" w:cs="AR PL UKai CN"/>
+                <w:sz w:val="22"/>
+              </w:rPr>
               <w:t xml:space="preserve">    Node *linkHead = (Node *)malloc(sizeof(Node));</w:t>
-              <w:br/>
+            </w:r>
+            <w:r>
+              <w:rPr>
+                <w:rFonts w:hint="eastAsia" w:ascii="AR PL UKai CN" w:hAnsi="AR PL UKai CN" w:eastAsia="AR PL UKai CN" w:cs="AR PL UKai CN"/>
+                <w:sz w:val="22"/>
+              </w:rPr>
+              <w:br w:type="textWrapping"/>
+            </w:r>
+            <w:r>
+              <w:rPr>
+                <w:rFonts w:hint="eastAsia" w:ascii="AR PL UKai CN" w:hAnsi="AR PL UKai CN" w:eastAsia="AR PL UKai CN" w:cs="AR PL UKai CN"/>
+                <w:sz w:val="22"/>
+              </w:rPr>
               <w:t xml:space="preserve">    linkHead-&gt;next = NULL;</w:t>
-              <w:br/>
-              <w:br/>
+            </w:r>
+            <w:r>
+              <w:rPr>
+                <w:rFonts w:hint="eastAsia" w:ascii="AR PL UKai CN" w:hAnsi="AR PL UKai CN" w:eastAsia="AR PL UKai CN" w:cs="AR PL UKai CN"/>
+                <w:sz w:val="22"/>
+              </w:rPr>
+              <w:br w:type="textWrapping"/>
+            </w:r>
+            <w:r>
+              <w:rPr>
+                <w:rFonts w:hint="eastAsia" w:ascii="AR PL UKai CN" w:hAnsi="AR PL UKai CN" w:eastAsia="AR PL UKai CN" w:cs="AR PL UKai CN"/>
+                <w:sz w:val="22"/>
+              </w:rPr>
+              <w:br w:type="textWrapping"/>
+            </w:r>
+            <w:r>
+              <w:rPr>
+                <w:rFonts w:hint="eastAsia" w:ascii="AR PL UKai CN" w:hAnsi="AR PL UKai CN" w:eastAsia="AR PL UKai CN" w:cs="AR PL UKai CN"/>
+                <w:sz w:val="22"/>
+              </w:rPr>
               <w:t xml:space="preserve">    // 3. 内存池节点插入</w:t>
-              <w:br/>
+            </w:r>
+            <w:r>
+              <w:rPr>
+                <w:rFonts w:hint="eastAsia" w:ascii="AR PL UKai CN" w:hAnsi="AR PL UKai CN" w:eastAsia="AR PL UKai CN" w:cs="AR PL UKai CN"/>
+                <w:sz w:val="22"/>
+              </w:rPr>
+              <w:br w:type="textWrapping"/>
+            </w:r>
+            <w:r>
+              <w:rPr>
+                <w:rFonts w:hint="eastAsia" w:ascii="AR PL UKai CN" w:hAnsi="AR PL UKai CN" w:eastAsia="AR PL UKai CN" w:cs="AR PL UKai CN"/>
+                <w:sz w:val="22"/>
+              </w:rPr>
               <w:t xml:space="preserve">    poolTailInsert(linkHead, 10);</w:t>
-              <w:br/>
+            </w:r>
+            <w:r>
+              <w:rPr>
+                <w:rFonts w:hint="eastAsia" w:ascii="AR PL UKai CN" w:hAnsi="AR PL UKai CN" w:eastAsia="AR PL UKai CN" w:cs="AR PL UKai CN"/>
+                <w:sz w:val="22"/>
+              </w:rPr>
+              <w:br w:type="textWrapping"/>
+            </w:r>
+            <w:r>
+              <w:rPr>
+                <w:rFonts w:hint="eastAsia" w:ascii="AR PL UKai CN" w:hAnsi="AR PL UKai CN" w:eastAsia="AR PL UKai CN" w:cs="AR PL UKai CN"/>
+                <w:sz w:val="22"/>
+              </w:rPr>
               <w:t xml:space="preserve">    poolTailInsert(linkHead, 20);</w:t>
-              <w:br/>
+            </w:r>
+            <w:r>
+              <w:rPr>
+                <w:rFonts w:hint="eastAsia" w:ascii="AR PL UKai CN" w:hAnsi="AR PL UKai CN" w:eastAsia="AR PL UKai CN" w:cs="AR PL UKai CN"/>
+                <w:sz w:val="22"/>
+              </w:rPr>
+              <w:br w:type="textWrapping"/>
+            </w:r>
+            <w:r>
+              <w:rPr>
+                <w:rFonts w:hint="eastAsia" w:ascii="AR PL UKai CN" w:hAnsi="AR PL UKai CN" w:eastAsia="AR PL UKai CN" w:cs="AR PL UKai CN"/>
+                <w:sz w:val="22"/>
+              </w:rPr>
               <w:t xml:space="preserve">    poolTailInsert(linkHead, 30);</w:t>
-              <w:br/>
-              <w:br/>
+            </w:r>
+            <w:r>
+              <w:rPr>
+                <w:rFonts w:hint="eastAsia" w:ascii="AR PL UKai CN" w:hAnsi="AR PL UKai CN" w:eastAsia="AR PL UKai CN" w:cs="AR PL UKai CN"/>
+                <w:sz w:val="22"/>
+              </w:rPr>
+              <w:br w:type="textWrapping"/>
+            </w:r>
+            <w:r>
+              <w:rPr>
+                <w:rFonts w:hint="eastAsia" w:ascii="AR PL UKai CN" w:hAnsi="AR PL UKai CN" w:eastAsia="AR PL UKai CN" w:cs="AR PL UKai CN"/>
+                <w:sz w:val="22"/>
+              </w:rPr>
+              <w:br w:type="textWrapping"/>
+            </w:r>
+            <w:r>
+              <w:rPr>
+                <w:rFonts w:hint="eastAsia" w:ascii="AR PL UKai CN" w:hAnsi="AR PL UKai CN" w:eastAsia="AR PL UKai CN" w:cs="AR PL UKai CN"/>
+                <w:sz w:val="22"/>
+              </w:rPr>
               <w:t xml:space="preserve">    printf("内存池链表数据：");</w:t>
-              <w:br/>
+            </w:r>
+            <w:r>
+              <w:rPr>
+                <w:rFonts w:hint="eastAsia" w:ascii="AR PL UKai CN" w:hAnsi="AR PL UKai CN" w:eastAsia="AR PL UKai CN" w:cs="AR PL UKai CN"/>
+                <w:sz w:val="22"/>
+              </w:rPr>
+              <w:br w:type="textWrapping"/>
+            </w:r>
+            <w:r>
+              <w:rPr>
+                <w:rFonts w:hint="eastAsia" w:ascii="AR PL UKai CN" w:hAnsi="AR PL UKai CN" w:eastAsia="AR PL UKai CN" w:cs="AR PL UKai CN"/>
+                <w:sz w:val="22"/>
+              </w:rPr>
               <w:t xml:space="preserve">    printList(linkHead);</w:t>
-              <w:br/>
-              <w:br/>
+            </w:r>
+            <w:r>
+              <w:rPr>
+                <w:rFonts w:hint="eastAsia" w:ascii="AR PL UKai CN" w:hAnsi="AR PL UKai CN" w:eastAsia="AR PL UKai CN" w:cs="AR PL UKai CN"/>
+                <w:sz w:val="22"/>
+              </w:rPr>
+              <w:br w:type="textWrapping"/>
+            </w:r>
+            <w:r>
+              <w:rPr>
+                <w:rFonts w:hint="eastAsia" w:ascii="AR PL UKai CN" w:hAnsi="AR PL UKai CN" w:eastAsia="AR PL UKai CN" w:cs="AR PL UKai CN"/>
+                <w:sz w:val="22"/>
+              </w:rPr>
+              <w:br w:type="textWrapping"/>
+            </w:r>
+            <w:r>
+              <w:rPr>
+                <w:rFonts w:hint="eastAsia" w:ascii="AR PL UKai CN" w:hAnsi="AR PL UKai CN" w:eastAsia="AR PL UKai CN" w:cs="AR PL UKai CN"/>
+                <w:sz w:val="22"/>
+              </w:rPr>
               <w:t xml:space="preserve">    // 4. 归还所有节点到内存池</w:t>
-              <w:br/>
+            </w:r>
+            <w:r>
+              <w:rPr>
+                <w:rFonts w:hint="eastAsia" w:ascii="AR PL UKai CN" w:hAnsi="AR PL UKai CN" w:eastAsia="AR PL UKai CN" w:cs="AR PL UKai CN"/>
+                <w:sz w:val="22"/>
+              </w:rPr>
+              <w:br w:type="textWrapping"/>
+            </w:r>
+            <w:r>
+              <w:rPr>
+                <w:rFonts w:hint="eastAsia" w:ascii="AR PL UKai CN" w:hAnsi="AR PL UKai CN" w:eastAsia="AR PL UKai CN" w:cs="AR PL UKai CN"/>
+                <w:sz w:val="22"/>
+              </w:rPr>
               <w:t xml:space="preserve">    listReturnPool(linkHead);</w:t>
-              <w:br/>
-              <w:br/>
+            </w:r>
+            <w:r>
+              <w:rPr>
+                <w:rFonts w:hint="eastAsia" w:ascii="AR PL UKai CN" w:hAnsi="AR PL UKai CN" w:eastAsia="AR PL UKai CN" w:cs="AR PL UKai CN"/>
+                <w:sz w:val="22"/>
+              </w:rPr>
+              <w:br w:type="textWrapping"/>
+            </w:r>
+            <w:r>
+              <w:rPr>
+                <w:rFonts w:hint="eastAsia" w:ascii="AR PL UKai CN" w:hAnsi="AR PL UKai CN" w:eastAsia="AR PL UKai CN" w:cs="AR PL UKai CN"/>
+                <w:sz w:val="22"/>
+              </w:rPr>
+              <w:br w:type="textWrapping"/>
+            </w:r>
+            <w:r>
+              <w:rPr>
+                <w:rFonts w:hint="eastAsia" w:ascii="AR PL UKai CN" w:hAnsi="AR PL UKai CN" w:eastAsia="AR PL UKai CN" w:cs="AR PL UKai CN"/>
+                <w:sz w:val="22"/>
+              </w:rPr>
               <w:t xml:space="preserve">    // 5. 复用内存池节点</w:t>
-              <w:br/>
+            </w:r>
+            <w:r>
+              <w:rPr>
+                <w:rFonts w:hint="eastAsia" w:ascii="AR PL UKai CN" w:hAnsi="AR PL UKai CN" w:eastAsia="AR PL UKai CN" w:cs="AR PL UKai CN"/>
+                <w:sz w:val="22"/>
+              </w:rPr>
+              <w:br w:type="textWrapping"/>
+            </w:r>
+            <w:r>
+              <w:rPr>
+                <w:rFonts w:hint="eastAsia" w:ascii="AR PL UKai CN" w:hAnsi="AR PL UKai CN" w:eastAsia="AR PL UKai CN" w:cs="AR PL UKai CN"/>
+                <w:sz w:val="22"/>
+              </w:rPr>
               <w:t xml:space="preserve">    poolTailInsert(linkHead, 100);</w:t>
-              <w:br/>
+            </w:r>
+            <w:r>
+              <w:rPr>
+                <w:rFonts w:hint="eastAsia" w:ascii="AR PL UKai CN" w:hAnsi="AR PL UKai CN" w:eastAsia="AR PL UKai CN" w:cs="AR PL UKai CN"/>
+                <w:sz w:val="22"/>
+              </w:rPr>
+              <w:br w:type="textWrapping"/>
+            </w:r>
+            <w:r>
+              <w:rPr>
+                <w:rFonts w:hint="eastAsia" w:ascii="AR PL UKai CN" w:hAnsi="AR PL UKai CN" w:eastAsia="AR PL UKai CN" w:cs="AR PL UKai CN"/>
+                <w:sz w:val="22"/>
+              </w:rPr>
               <w:t xml:space="preserve">    printf("复用内存池后数据：");</w:t>
-              <w:br/>
+            </w:r>
+            <w:r>
+              <w:rPr>
+                <w:rFonts w:hint="eastAsia" w:ascii="AR PL UKai CN" w:hAnsi="AR PL UKai CN" w:eastAsia="AR PL UKai CN" w:cs="AR PL UKai CN"/>
+                <w:sz w:val="22"/>
+              </w:rPr>
+              <w:br w:type="textWrapping"/>
+            </w:r>
+            <w:r>
+              <w:rPr>
+                <w:rFonts w:hint="eastAsia" w:ascii="AR PL UKai CN" w:hAnsi="AR PL UKai CN" w:eastAsia="AR PL UKai CN" w:cs="AR PL UKai CN"/>
+                <w:sz w:val="22"/>
+              </w:rPr>
               <w:t xml:space="preserve">    printList(linkHead);</w:t>
-              <w:br/>
-              <w:br/>
+            </w:r>
+            <w:r>
+              <w:rPr>
+                <w:rFonts w:hint="eastAsia" w:ascii="AR PL UKai CN" w:hAnsi="AR PL UKai CN" w:eastAsia="AR PL UKai CN" w:cs="AR PL UKai CN"/>
+                <w:sz w:val="22"/>
+              </w:rPr>
+              <w:br w:type="textWrapping"/>
+            </w:r>
+            <w:r>
+              <w:rPr>
+                <w:rFonts w:hint="eastAsia" w:ascii="AR PL UKai CN" w:hAnsi="AR PL UKai CN" w:eastAsia="AR PL UKai CN" w:cs="AR PL UKai CN"/>
+                <w:sz w:val="22"/>
+              </w:rPr>
+              <w:br w:type="textWrapping"/>
+            </w:r>
+            <w:r>
+              <w:rPr>
+                <w:rFonts w:hint="eastAsia" w:ascii="AR PL UKai CN" w:hAnsi="AR PL UKai CN" w:eastAsia="AR PL UKai CN" w:cs="AR PL UKai CN"/>
+                <w:sz w:val="22"/>
+              </w:rPr>
               <w:t xml:space="preserve">    free(linkHead);</w:t>
-              <w:br/>
+            </w:r>
+            <w:r>
+              <w:rPr>
+                <w:rFonts w:hint="eastAsia" w:ascii="AR PL UKai CN" w:hAnsi="AR PL UKai CN" w:eastAsia="AR PL UKai CN" w:cs="AR PL UKai CN"/>
+                <w:sz w:val="22"/>
+              </w:rPr>
+              <w:br w:type="textWrapping"/>
+            </w:r>
+            <w:r>
+              <w:rPr>
+                <w:rFonts w:hint="eastAsia" w:ascii="AR PL UKai CN" w:hAnsi="AR PL UKai CN" w:eastAsia="AR PL UKai CN" w:cs="AR PL UKai CN"/>
+                <w:sz w:val="22"/>
+              </w:rPr>
               <w:t xml:space="preserve">    return 0;</w:t>
-              <w:br/>
+            </w:r>
+            <w:r>
+              <w:rPr>
+                <w:rFonts w:hint="eastAsia" w:ascii="AR PL UKai CN" w:hAnsi="AR PL UKai CN" w:eastAsia="AR PL UKai CN" w:cs="AR PL UKai CN"/>
+                <w:sz w:val="22"/>
+              </w:rPr>
+              <w:br w:type="textWrapping"/>
+            </w:r>
+            <w:r>
+              <w:rPr>
+                <w:rFonts w:hint="eastAsia" w:ascii="AR PL UKai CN" w:hAnsi="AR PL UKai CN" w:eastAsia="AR PL UKai CN" w:cs="AR PL UKai CN"/>
+                <w:sz w:val="22"/>
+              </w:rPr>
               <w:t>}</w:t>
             </w:r>
           </w:p>
@@ -2674,17 +7026,19 @@
     </w:tbl>
     <w:p>
       <w:pPr>
-        <w:pStyle w:val="2"/>
         <w:spacing w:before="320" w:after="120" w:line="288" w:lineRule="auto"/>
         <w:ind w:left="0"/>
         <w:jc w:val="left"/>
         <w:outlineLvl w:val="1"/>
-      </w:pPr>
-      <w:bookmarkStart w:name="heading_29" w:id="29"/>
-      <w:r>
-        <w:rPr>
-          <w:rFonts w:eastAsia="等线" w:ascii="Arial" w:cs="Arial" w:hAnsi="Arial"/>
-          <w:b w:val="true"/>
+        <w:rPr>
+          <w:rFonts w:hint="eastAsia" w:ascii="AR PL UKai CN" w:hAnsi="AR PL UKai CN" w:eastAsia="AR PL UKai CN" w:cs="AR PL UKai CN"/>
+        </w:rPr>
+      </w:pPr>
+      <w:bookmarkStart w:id="29" w:name="heading_29"/>
+      <w:r>
+        <w:rPr>
+          <w:rFonts w:hint="eastAsia" w:ascii="AR PL UKai CN" w:hAnsi="AR PL UKai CN" w:eastAsia="AR PL UKai CN" w:cs="AR PL UKai CN"/>
+          <w:b/>
           <w:sz w:val="32"/>
         </w:rPr>
         <w:t>4. 运行结果</w:t>
@@ -2693,54 +7047,99 @@
     </w:p>
     <w:tbl>
       <w:tblPr>
+        <w:tblStyle w:val="2"/>
         <w:tblW w:w="0" w:type="auto"/>
         <w:tblInd w:w="0" w:type="dxa"/>
         <w:tblBorders>
-          <w:top w:val="single" w:color="dee0e3"/>
-          <w:left w:val="single" w:color="dee0e3"/>
-          <w:bottom w:val="single" w:color="dee0e3"/>
-          <w:right w:val="single" w:color="dee0e3"/>
-          <w:insideH w:val="single" w:color="dee0e3"/>
-          <w:insideV w:val="single" w:color="dee0e3"/>
+          <w:top w:val="single" w:color="DEE0E3" w:sz="0" w:space="0"/>
+          <w:left w:val="single" w:color="DEE0E3" w:sz="0" w:space="0"/>
+          <w:bottom w:val="single" w:color="DEE0E3" w:sz="0" w:space="0"/>
+          <w:right w:val="single" w:color="DEE0E3" w:sz="0" w:space="0"/>
+          <w:insideH w:val="single" w:color="DEE0E3" w:sz="0" w:space="0"/>
+          <w:insideV w:val="single" w:color="DEE0E3" w:sz="0" w:space="0"/>
         </w:tblBorders>
         <w:tblLayout w:type="fixed"/>
+        <w:tblCellMar>
+          <w:top w:w="0" w:type="dxa"/>
+          <w:left w:w="10" w:type="dxa"/>
+          <w:bottom w:w="0" w:type="dxa"/>
+          <w:right w:w="10" w:type="dxa"/>
+        </w:tblCellMar>
       </w:tblPr>
       <w:tblGrid>
         <w:gridCol w:w="8280"/>
       </w:tblGrid>
       <w:tr>
+        <w:tblPrEx>
+          <w:tblBorders>
+            <w:top w:val="single" w:color="DEE0E3" w:sz="0" w:space="0"/>
+            <w:left w:val="single" w:color="DEE0E3" w:sz="0" w:space="0"/>
+            <w:bottom w:val="single" w:color="DEE0E3" w:sz="0" w:space="0"/>
+            <w:right w:val="single" w:color="DEE0E3" w:sz="0" w:space="0"/>
+            <w:insideH w:val="single" w:color="DEE0E3" w:sz="0" w:space="0"/>
+            <w:insideV w:val="single" w:color="DEE0E3" w:sz="0" w:space="0"/>
+          </w:tblBorders>
+          <w:tblCellMar>
+            <w:top w:w="0" w:type="dxa"/>
+            <w:left w:w="10" w:type="dxa"/>
+            <w:bottom w:w="0" w:type="dxa"/>
+            <w:right w:w="10" w:type="dxa"/>
+          </w:tblCellMar>
+        </w:tblPrEx>
         <w:tc>
           <w:tcPr>
             <w:tcW w:w="8280" w:type="dxa"/>
-            <w:shd w:color="auto" w:val="clear" w:fill="f5f6f7"/>
+            <w:shd w:val="clear" w:color="auto" w:fill="F5F6F7"/>
             <w:tcMar>
-              <w:top w:type="dxa" w:w="60"/>
-              <w:left w:type="dxa" w:w="120"/>
-              <w:bottom w:type="dxa" w:w="30"/>
-              <w:right w:type="dxa" w:w="120"/>
+              <w:top w:w="60" w:type="dxa"/>
+              <w:left w:w="120" w:type="dxa"/>
+              <w:bottom w:w="30" w:type="dxa"/>
+              <w:right w:w="120" w:type="dxa"/>
             </w:tcMar>
           </w:tcPr>
           <w:p>
             <w:pPr>
               <w:spacing w:before="120" w:after="120" w:line="288" w:lineRule="auto"/>
               <w:jc w:val="left"/>
+              <w:rPr>
+                <w:rFonts w:hint="eastAsia" w:ascii="AR PL UKai CN" w:hAnsi="AR PL UKai CN" w:eastAsia="AR PL UKai CN" w:cs="AR PL UKai CN"/>
+              </w:rPr>
             </w:pPr>
             <w:r>
               <w:rPr>
-                <w:rFonts w:eastAsia="Consolas" w:ascii="Consolas" w:cs="Consolas" w:hAnsi="Consolas"/>
-                <w:color w:val="646a73"/>
+                <w:rFonts w:hint="eastAsia" w:ascii="AR PL UKai CN" w:hAnsi="AR PL UKai CN" w:eastAsia="AR PL UKai CN" w:cs="AR PL UKai CN"/>
+                <w:color w:val="646A73"/>
                 <w:sz w:val="22"/>
               </w:rPr>
               <w:t>Plain Text</w:t>
-              <w:br w:type="textWrapping"/>
-            </w:r>
-            <w:r>
-              <w:rPr>
-                <w:rFonts w:eastAsia="Consolas" w:ascii="Consolas" w:cs="Consolas" w:hAnsi="Consolas"/>
+            </w:r>
+            <w:r>
+              <w:rPr>
+                <w:rFonts w:hint="eastAsia" w:ascii="AR PL UKai CN" w:hAnsi="AR PL UKai CN" w:eastAsia="AR PL UKai CN" w:cs="AR PL UKai CN"/>
+                <w:color w:val="646A73"/>
+                <w:sz w:val="22"/>
+              </w:rPr>
+              <w:br w:type="textWrapping"/>
+            </w:r>
+            <w:r>
+              <w:rPr>
+                <w:rFonts w:hint="eastAsia" w:ascii="AR PL UKai CN" w:hAnsi="AR PL UKai CN" w:eastAsia="AR PL UKai CN" w:cs="AR PL UKai CN"/>
                 <w:sz w:val="22"/>
               </w:rPr>
               <w:t xml:space="preserve">内存池链表数据：10 20 30 </w:t>
-              <w:br/>
+            </w:r>
+            <w:r>
+              <w:rPr>
+                <w:rFonts w:hint="eastAsia" w:ascii="AR PL UKai CN" w:hAnsi="AR PL UKai CN" w:eastAsia="AR PL UKai CN" w:cs="AR PL UKai CN"/>
+                <w:sz w:val="22"/>
+              </w:rPr>
+              <w:br w:type="textWrapping"/>
+            </w:r>
+            <w:r>
+              <w:rPr>
+                <w:rFonts w:hint="eastAsia" w:ascii="AR PL UKai CN" w:hAnsi="AR PL UKai CN" w:eastAsia="AR PL UKai CN" w:cs="AR PL UKai CN"/>
+                <w:sz w:val="22"/>
+              </w:rPr>
               <w:t xml:space="preserve">复用内存池后数据：100 </w:t>
             </w:r>
           </w:p>
@@ -2750,26 +7149,31 @@
     <w:p>
       <w:pPr>
         <w:pBdr>
-          <w:bottom w:val="single" w:color="dee0e3"/>
-          <w:between w:val="single" w:color="dee0e3"/>
+          <w:bottom w:val="single" w:color="DEE0E3" w:sz="2" w:space="0"/>
+          <w:between w:val="single" w:color="DEE0E3" w:sz="2" w:space="0"/>
         </w:pBdr>
         <w:spacing w:before="120" w:after="120" w:line="288" w:lineRule="auto"/>
         <w:ind w:left="0"/>
-      </w:pPr>
-    </w:p>
-    <w:p>
-      <w:pPr>
-        <w:pStyle w:val="1"/>
+        <w:rPr>
+          <w:rFonts w:hint="eastAsia" w:ascii="AR PL UKai CN" w:hAnsi="AR PL UKai CN" w:eastAsia="AR PL UKai CN" w:cs="AR PL UKai CN"/>
+        </w:rPr>
+      </w:pPr>
+    </w:p>
+    <w:p>
+      <w:pPr>
         <w:spacing w:before="380" w:after="140" w:line="288" w:lineRule="auto"/>
         <w:ind w:left="0"/>
         <w:jc w:val="left"/>
         <w:outlineLvl w:val="0"/>
-      </w:pPr>
-      <w:bookmarkStart w:name="heading_30" w:id="30"/>
-      <w:r>
-        <w:rPr>
-          <w:rFonts w:eastAsia="等线" w:ascii="Arial" w:cs="Arial" w:hAnsi="Arial"/>
-          <w:b w:val="true"/>
+        <w:rPr>
+          <w:rFonts w:hint="eastAsia" w:ascii="AR PL UKai CN" w:hAnsi="AR PL UKai CN" w:eastAsia="AR PL UKai CN" w:cs="AR PL UKai CN"/>
+        </w:rPr>
+      </w:pPr>
+      <w:bookmarkStart w:id="30" w:name="heading_30"/>
+      <w:r>
+        <w:rPr>
+          <w:rFonts w:hint="eastAsia" w:ascii="AR PL UKai CN" w:hAnsi="AR PL UKai CN" w:eastAsia="AR PL UKai CN" w:cs="AR PL UKai CN"/>
+          <w:b/>
           <w:sz w:val="36"/>
         </w:rPr>
         <w:t>五、全篇终极总结（背诵版）</w:t>
@@ -2779,38 +7183,42 @@
     <w:p>
       <w:pPr>
         <w:numPr>
+          <w:ilvl w:val="0"/>
           <w:numId w:val="20"/>
         </w:numPr>
         <w:spacing w:before="120" w:after="120" w:line="288" w:lineRule="auto"/>
         <w:ind w:left="0"/>
         <w:jc w:val="left"/>
-      </w:pPr>
-      <w:r>
-        <w:rPr>
-          <w:rFonts w:eastAsia="等线" w:ascii="Arial" w:cs="Arial" w:hAnsi="Arial"/>
-          <w:b w:val="true"/>
+        <w:rPr>
+          <w:rFonts w:hint="eastAsia" w:ascii="AR PL UKai CN" w:hAnsi="AR PL UKai CN" w:eastAsia="AR PL UKai CN" w:cs="AR PL UKai CN"/>
+        </w:rPr>
+      </w:pPr>
+      <w:r>
+        <w:rPr>
+          <w:rFonts w:hint="eastAsia" w:ascii="AR PL UKai CN" w:hAnsi="AR PL UKai CN" w:eastAsia="AR PL UKai CN" w:cs="AR PL UKai CN"/>
+          <w:b/>
           <w:sz w:val="22"/>
         </w:rPr>
         <w:t>有头节点链表</w:t>
       </w:r>
       <w:r>
         <w:rPr>
-          <w:rFonts w:eastAsia="等线" w:ascii="Arial" w:cs="Arial" w:hAnsi="Arial"/>
+          <w:rFonts w:hint="eastAsia" w:ascii="AR PL UKai CN" w:hAnsi="AR PL UKai CN" w:eastAsia="AR PL UKai CN" w:cs="AR PL UKai CN"/>
           <w:sz w:val="22"/>
         </w:rPr>
         <w:t>：无操作特例、代码统一、工程100%使用；</w:t>
       </w:r>
       <w:r>
         <w:rPr>
-          <w:rFonts w:eastAsia="等线" w:ascii="Arial" w:cs="Arial" w:hAnsi="Arial"/>
-          <w:b w:val="true"/>
+          <w:rFonts w:hint="eastAsia" w:ascii="AR PL UKai CN" w:hAnsi="AR PL UKai CN" w:eastAsia="AR PL UKai CN" w:cs="AR PL UKai CN"/>
+          <w:b/>
           <w:sz w:val="22"/>
         </w:rPr>
         <w:t>无头节点</w:t>
       </w:r>
       <w:r>
         <w:rPr>
-          <w:rFonts w:eastAsia="等线" w:ascii="Arial" w:cs="Arial" w:hAnsi="Arial"/>
+          <w:rFonts w:hint="eastAsia" w:ascii="AR PL UKai CN" w:hAnsi="AR PL UKai CN" w:eastAsia="AR PL UKai CN" w:cs="AR PL UKai CN"/>
           <w:sz w:val="22"/>
         </w:rPr>
         <w:t>：逻辑繁琐、多分支、仅教学使用。</w:t>
@@ -2819,38 +7227,42 @@
     <w:p>
       <w:pPr>
         <w:numPr>
+          <w:ilvl w:val="0"/>
           <w:numId w:val="21"/>
         </w:numPr>
         <w:spacing w:before="120" w:after="120" w:line="288" w:lineRule="auto"/>
         <w:ind w:left="0"/>
         <w:jc w:val="left"/>
-      </w:pPr>
-      <w:r>
-        <w:rPr>
-          <w:rFonts w:eastAsia="等线" w:ascii="Arial" w:cs="Arial" w:hAnsi="Arial"/>
-          <w:b w:val="true"/>
+        <w:rPr>
+          <w:rFonts w:hint="eastAsia" w:ascii="AR PL UKai CN" w:hAnsi="AR PL UKai CN" w:eastAsia="AR PL UKai CN" w:cs="AR PL UKai CN"/>
+        </w:rPr>
+      </w:pPr>
+      <w:r>
+        <w:rPr>
+          <w:rFonts w:hint="eastAsia" w:ascii="AR PL UKai CN" w:hAnsi="AR PL UKai CN" w:eastAsia="AR PL UKai CN" w:cs="AR PL UKai CN"/>
+          <w:b/>
           <w:sz w:val="22"/>
         </w:rPr>
         <w:t>头插法</w:t>
       </w:r>
       <w:r>
         <w:rPr>
-          <w:rFonts w:eastAsia="等线" w:ascii="Arial" w:cs="Arial" w:hAnsi="Arial"/>
+          <w:rFonts w:hint="eastAsia" w:ascii="AR PL UKai CN" w:hAnsi="AR PL UKai CN" w:eastAsia="AR PL UKai CN" w:cs="AR PL UKai CN"/>
           <w:sz w:val="22"/>
         </w:rPr>
         <w:t>：速度快、数据逆序；</w:t>
       </w:r>
       <w:r>
         <w:rPr>
-          <w:rFonts w:eastAsia="等线" w:ascii="Arial" w:cs="Arial" w:hAnsi="Arial"/>
-          <w:b w:val="true"/>
+          <w:rFonts w:hint="eastAsia" w:ascii="AR PL UKai CN" w:hAnsi="AR PL UKai CN" w:eastAsia="AR PL UKai CN" w:cs="AR PL UKai CN"/>
+          <w:b/>
           <w:sz w:val="22"/>
         </w:rPr>
         <w:t>尾插法</w:t>
       </w:r>
       <w:r>
         <w:rPr>
-          <w:rFonts w:eastAsia="等线" w:ascii="Arial" w:cs="Arial" w:hAnsi="Arial"/>
+          <w:rFonts w:hint="eastAsia" w:ascii="AR PL UKai CN" w:hAnsi="AR PL UKai CN" w:eastAsia="AR PL UKai CN" w:cs="AR PL UKai CN"/>
           <w:sz w:val="22"/>
         </w:rPr>
         <w:t>：顺序一致、业务常用。</w:t>
@@ -2859,23 +7271,27 @@
     <w:p>
       <w:pPr>
         <w:numPr>
+          <w:ilvl w:val="0"/>
           <w:numId w:val="22"/>
         </w:numPr>
         <w:spacing w:before="120" w:after="120" w:line="288" w:lineRule="auto"/>
         <w:ind w:left="0"/>
         <w:jc w:val="left"/>
-      </w:pPr>
-      <w:r>
-        <w:rPr>
-          <w:rFonts w:eastAsia="等线" w:ascii="Arial" w:cs="Arial" w:hAnsi="Arial"/>
-          <w:b w:val="true"/>
+        <w:rPr>
+          <w:rFonts w:hint="eastAsia" w:ascii="AR PL UKai CN" w:hAnsi="AR PL UKai CN" w:eastAsia="AR PL UKai CN" w:cs="AR PL UKai CN"/>
+        </w:rPr>
+      </w:pPr>
+      <w:r>
+        <w:rPr>
+          <w:rFonts w:hint="eastAsia" w:ascii="AR PL UKai CN" w:hAnsi="AR PL UKai CN" w:eastAsia="AR PL UKai CN" w:cs="AR PL UKai CN"/>
+          <w:b/>
           <w:sz w:val="22"/>
         </w:rPr>
         <w:t>普通链表</w:t>
       </w:r>
       <w:r>
         <w:rPr>
-          <w:rFonts w:eastAsia="等线" w:ascii="Arial" w:cs="Arial" w:hAnsi="Arial"/>
+          <w:rFonts w:hint="eastAsia" w:ascii="AR PL UKai CN" w:hAnsi="AR PL UKai CN" w:eastAsia="AR PL UKai CN" w:cs="AR PL UKai CN"/>
           <w:sz w:val="22"/>
         </w:rPr>
         <w:t>依赖malloc，容易产生内存碎片、稳定性差。</w:t>
@@ -2884,23 +7300,27 @@
     <w:p>
       <w:pPr>
         <w:numPr>
+          <w:ilvl w:val="0"/>
           <w:numId w:val="23"/>
         </w:numPr>
         <w:spacing w:before="120" w:after="120" w:line="288" w:lineRule="auto"/>
         <w:ind w:left="0"/>
         <w:jc w:val="left"/>
-      </w:pPr>
-      <w:r>
-        <w:rPr>
-          <w:rFonts w:eastAsia="等线" w:ascii="Arial" w:cs="Arial" w:hAnsi="Arial"/>
-          <w:b w:val="true"/>
+        <w:rPr>
+          <w:rFonts w:hint="eastAsia" w:ascii="AR PL UKai CN" w:hAnsi="AR PL UKai CN" w:eastAsia="AR PL UKai CN" w:cs="AR PL UKai CN"/>
+        </w:rPr>
+      </w:pPr>
+      <w:r>
+        <w:rPr>
+          <w:rFonts w:hint="eastAsia" w:ascii="AR PL UKai CN" w:hAnsi="AR PL UKai CN" w:eastAsia="AR PL UKai CN" w:cs="AR PL UKai CN"/>
+          <w:b/>
           <w:sz w:val="22"/>
         </w:rPr>
         <w:t>内存池链表</w:t>
       </w:r>
       <w:r>
         <w:rPr>
-          <w:rFonts w:eastAsia="等线" w:ascii="Arial" w:cs="Arial" w:hAnsi="Arial"/>
+          <w:rFonts w:hint="eastAsia" w:ascii="AR PL UKai CN" w:hAnsi="AR PL UKai CN" w:eastAsia="AR PL UKai CN" w:cs="AR PL UKai CN"/>
           <w:sz w:val="22"/>
         </w:rPr>
         <w:t>：一次性开辟、循环复用、无碎片、速度快，是嵌入式/车载/单片机高频架构。</w:t>
@@ -2911,344 +7331,1010 @@
         <w:spacing w:before="120" w:after="120" w:line="288" w:lineRule="auto"/>
         <w:ind w:left="0"/>
         <w:jc w:val="left"/>
-      </w:pPr>
-      <w:r>
-        <w:rPr>
-          <w:rFonts w:eastAsia="等线" w:ascii="Arial" w:cs="Arial" w:hAnsi="Arial"/>
+        <w:rPr>
+          <w:rFonts w:hint="eastAsia" w:ascii="AR PL UKai CN" w:hAnsi="AR PL UKai CN" w:eastAsia="AR PL UKai CN" w:cs="AR PL UKai CN"/>
+        </w:rPr>
+      </w:pPr>
+      <w:r>
+        <w:rPr>
+          <w:rFonts w:hint="eastAsia" w:ascii="AR PL UKai CN" w:hAnsi="AR PL UKai CN" w:eastAsia="AR PL UKai CN" w:cs="AR PL UKai CN"/>
           <w:sz w:val="22"/>
         </w:rPr>
         <w:t>|（注：文档部分内容可能由 AI 生成）</w:t>
       </w:r>
     </w:p>
     <w:sectPr>
-      <w:footerReference w:type="default" r:id="rId3"/>
-      <w:headerReference w:type="default" r:id="rId5"/>
-      <w:pgSz w:orient="portrait" w:h="16840" w:w="11905"/>
+      <w:headerReference r:id="rId3" w:type="default"/>
+      <w:footerReference r:id="rId4" w:type="default"/>
+      <w:pgSz w:w="11905" w:h="16840"/>
+      <w:cols w:space="720" w:num="1"/>
     </w:sectPr>
   </w:body>
 </w:document>
 </file>
 
 <file path=word/footer1.xml><?xml version="1.0" encoding="utf-8"?>
-<w:ftr xmlns:w="http://schemas.openxmlformats.org/wordprocessingml/2006/main">
+<w:ftr xmlns:wpc="http://schemas.microsoft.com/office/word/2010/wordprocessingCanvas" xmlns:mc="http://schemas.openxmlformats.org/markup-compatibility/2006" xmlns:o="urn:schemas-microsoft-com:office:office" xmlns:r="http://schemas.openxmlformats.org/officeDocument/2006/relationships" xmlns:m="http://schemas.openxmlformats.org/officeDocument/2006/math" xmlns:v="urn:schemas-microsoft-com:vml" xmlns:wp14="http://schemas.microsoft.com/office/word/2010/wordprocessingDrawing" xmlns:wp="http://schemas.openxmlformats.org/drawingml/2006/wordprocessingDrawing" xmlns:w10="urn:schemas-microsoft-com:office:word" xmlns:w="http://schemas.openxmlformats.org/wordprocessingml/2006/main" xmlns:w14="http://schemas.microsoft.com/office/word/2010/wordml" xmlns:w15="http://schemas.microsoft.com/office/word/2012/wordml" xmlns:wpg="http://schemas.microsoft.com/office/word/2010/wordprocessingGroup" xmlns:wpi="http://schemas.microsoft.com/office/word/2010/wordprocessingInk" xmlns:wne="http://schemas.microsoft.com/office/word/2006/wordml" xmlns:wps="http://schemas.microsoft.com/office/word/2010/wordprocessingShape" xmlns:wpsCustomData="http://www.wps.cn/officeDocument/2013/wpsCustomData" mc:Ignorable="w14 w15 wp14">
   <w:p/>
 </w:ftr>
 </file>
 
 <file path=word/header1.xml><?xml version="1.0" encoding="utf-8"?>
-<w:hdr xmlns:w="http://schemas.openxmlformats.org/wordprocessingml/2006/main">
+<w:hdr xmlns:wpc="http://schemas.microsoft.com/office/word/2010/wordprocessingCanvas" xmlns:mc="http://schemas.openxmlformats.org/markup-compatibility/2006" xmlns:o="urn:schemas-microsoft-com:office:office" xmlns:r="http://schemas.openxmlformats.org/officeDocument/2006/relationships" xmlns:m="http://schemas.openxmlformats.org/officeDocument/2006/math" xmlns:v="urn:schemas-microsoft-com:vml" xmlns:wp14="http://schemas.microsoft.com/office/word/2010/wordprocessingDrawing" xmlns:wp="http://schemas.openxmlformats.org/drawingml/2006/wordprocessingDrawing" xmlns:w10="urn:schemas-microsoft-com:office:word" xmlns:w="http://schemas.openxmlformats.org/wordprocessingml/2006/main" xmlns:w14="http://schemas.microsoft.com/office/word/2010/wordml" xmlns:w15="http://schemas.microsoft.com/office/word/2012/wordml" xmlns:wpg="http://schemas.microsoft.com/office/word/2010/wordprocessingGroup" xmlns:wpi="http://schemas.microsoft.com/office/word/2010/wordprocessingInk" xmlns:wne="http://schemas.microsoft.com/office/word/2006/wordml" xmlns:wps="http://schemas.microsoft.com/office/word/2010/wordprocessingShape" xmlns:wpsCustomData="http://www.wps.cn/officeDocument/2013/wpsCustomData" mc:Ignorable="w14 w15 wp14">
   <w:p/>
 </w:hdr>
 </file>
 
 <file path=word/numbering.xml><?xml version="1.0" encoding="utf-8"?>
-<w:numbering xmlns:w="http://schemas.openxmlformats.org/wordprocessingml/2006/main">
-  <w:abstractNum w:abstractNumId="474950">
-    <w:lvl>
+<w:numbering xmlns:wpc="http://schemas.microsoft.com/office/word/2010/wordprocessingCanvas" xmlns:mc="http://schemas.openxmlformats.org/markup-compatibility/2006" xmlns:o="urn:schemas-microsoft-com:office:office" xmlns:r="http://schemas.openxmlformats.org/officeDocument/2006/relationships" xmlns:m="http://schemas.openxmlformats.org/officeDocument/2006/math" xmlns:v="urn:schemas-microsoft-com:vml" xmlns:wp14="http://schemas.microsoft.com/office/word/2010/wordprocessingDrawing" xmlns:wp="http://schemas.openxmlformats.org/drawingml/2006/wordprocessingDrawing" xmlns:w10="urn:schemas-microsoft-com:office:word" xmlns:w="http://schemas.openxmlformats.org/wordprocessingml/2006/main" xmlns:w14="http://schemas.microsoft.com/office/word/2010/wordml" xmlns:wpg="http://schemas.microsoft.com/office/word/2010/wordprocessingGroup" xmlns:wpi="http://schemas.microsoft.com/office/word/2010/wordprocessingInk" xmlns:wne="http://schemas.microsoft.com/office/word/2006/wordml" xmlns:wps="http://schemas.microsoft.com/office/word/2010/wordprocessingShape" xmlns:wpsCustomData="http://www.wps.cn/officeDocument/2013/wpsCustomData" mc:Ignorable="w14 wp14">
+  <w:abstractNum w:abstractNumId="0">
+    <w:nsid w:val="8FC76AAC"/>
+    <w:multiLevelType w:val="singleLevel"/>
+    <w:tmpl w:val="8FC76AAC"/>
+    <w:lvl w:ilvl="0" w:tentative="0">
+      <w:start w:val="0"/>
       <w:numFmt w:val="bullet"/>
-      <w:suff w:val="tab"/>
       <w:lvlText w:val="•"/>
+      <w:lvlJc w:val="left"/>
       <w:rPr>
-        <w:color w:val="3370ff"/>
+        <w:color w:val="3370FF"/>
       </w:rPr>
     </w:lvl>
   </w:abstractNum>
-  <w:abstractNum w:abstractNumId="474951">
-    <w:lvl>
+  <w:abstractNum w:abstractNumId="1">
+    <w:nsid w:val="97DA4D50"/>
+    <w:multiLevelType w:val="singleLevel"/>
+    <w:tmpl w:val="97DA4D50"/>
+    <w:lvl w:ilvl="0" w:tentative="0">
+      <w:start w:val="0"/>
       <w:numFmt w:val="bullet"/>
-      <w:suff w:val="tab"/>
-      <w:lvlText w:val="•"/>
+      <w:lvlText w:val="￮"/>
+      <w:lvlJc w:val="left"/>
       <w:rPr>
-        <w:color w:val="3370ff"/>
+        <w:color w:val="3370FF"/>
       </w:rPr>
     </w:lvl>
   </w:abstractNum>
-  <w:abstractNum w:abstractNumId="474952">
-    <w:lvl>
+  <w:abstractNum w:abstractNumId="2">
+    <w:nsid w:val="AEFC7161"/>
+    <w:multiLevelType w:val="singleLevel"/>
+    <w:tmpl w:val="AEFC7161"/>
+    <w:lvl w:ilvl="0" w:tentative="0">
+      <w:start w:val="0"/>
       <w:numFmt w:val="bullet"/>
-      <w:suff w:val="tab"/>
-      <w:lvlText w:val="•"/>
+      <w:lvlText w:val="￮"/>
+      <w:lvlJc w:val="left"/>
       <w:rPr>
-        <w:color w:val="3370ff"/>
+        <w:color w:val="3370FF"/>
       </w:rPr>
     </w:lvl>
   </w:abstractNum>
-  <w:abstractNum w:abstractNumId="474953">
-    <w:lvl>
+  <w:abstractNum w:abstractNumId="3">
+    <w:nsid w:val="AFD56A0D"/>
+    <w:multiLevelType w:val="singleLevel"/>
+    <w:tmpl w:val="AFD56A0D"/>
+    <w:lvl w:ilvl="0" w:tentative="0">
+      <w:start w:val="0"/>
       <w:numFmt w:val="bullet"/>
-      <w:suff w:val="tab"/>
       <w:lvlText w:val="￮"/>
+      <w:lvlJc w:val="left"/>
       <w:rPr>
-        <w:color w:val="3370ff"/>
+        <w:color w:val="3370FF"/>
       </w:rPr>
     </w:lvl>
   </w:abstractNum>
-  <w:abstractNum w:abstractNumId="474954">
-    <w:lvl>
+  <w:abstractNum w:abstractNumId="4">
+    <w:nsid w:val="B7EF859C"/>
+    <w:multiLevelType w:val="singleLevel"/>
+    <w:tmpl w:val="B7EF859C"/>
+    <w:lvl w:ilvl="0" w:tentative="0">
+      <w:start w:val="0"/>
       <w:numFmt w:val="bullet"/>
-      <w:suff w:val="tab"/>
-      <w:lvlText w:val="￮"/>
+      <w:lvlText w:val="•"/>
+      <w:lvlJc w:val="left"/>
       <w:rPr>
-        <w:color w:val="3370ff"/>
+        <w:color w:val="3370FF"/>
       </w:rPr>
     </w:lvl>
   </w:abstractNum>
-  <w:abstractNum w:abstractNumId="474955">
-    <w:lvl>
+  <w:abstractNum w:abstractNumId="5">
+    <w:nsid w:val="BF8F67AE"/>
+    <w:multiLevelType w:val="singleLevel"/>
+    <w:tmpl w:val="BF8F67AE"/>
+    <w:lvl w:ilvl="0" w:tentative="0">
+      <w:start w:val="0"/>
       <w:numFmt w:val="bullet"/>
-      <w:suff w:val="tab"/>
       <w:lvlText w:val="•"/>
+      <w:lvlJc w:val="left"/>
       <w:rPr>
-        <w:color w:val="3370ff"/>
+        <w:color w:val="3370FF"/>
       </w:rPr>
     </w:lvl>
   </w:abstractNum>
-  <w:abstractNum w:abstractNumId="474956">
-    <w:lvl>
+  <w:abstractNum w:abstractNumId="6">
+    <w:nsid w:val="BFD77184"/>
+    <w:multiLevelType w:val="singleLevel"/>
+    <w:tmpl w:val="BFD77184"/>
+    <w:lvl w:ilvl="0" w:tentative="0">
+      <w:start w:val="0"/>
       <w:numFmt w:val="bullet"/>
-      <w:suff w:val="tab"/>
-      <w:lvlText w:val="￮"/>
+      <w:lvlText w:val="•"/>
+      <w:lvlJc w:val="left"/>
       <w:rPr>
-        <w:color w:val="3370ff"/>
+        <w:color w:val="3370FF"/>
       </w:rPr>
     </w:lvl>
   </w:abstractNum>
-  <w:abstractNum w:abstractNumId="474957">
-    <w:lvl>
+  <w:abstractNum w:abstractNumId="7">
+    <w:nsid w:val="BFFC8E74"/>
+    <w:multiLevelType w:val="singleLevel"/>
+    <w:tmpl w:val="BFFC8E74"/>
+    <w:lvl w:ilvl="0" w:tentative="0">
+      <w:start w:val="0"/>
       <w:numFmt w:val="bullet"/>
-      <w:suff w:val="tab"/>
-      <w:lvlText w:val="￮"/>
+      <w:lvlText w:val="•"/>
+      <w:lvlJc w:val="left"/>
       <w:rPr>
-        <w:color w:val="3370ff"/>
+        <w:color w:val="3370FF"/>
       </w:rPr>
     </w:lvl>
   </w:abstractNum>
-  <w:abstractNum w:abstractNumId="474958">
-    <w:lvl>
+  <w:abstractNum w:abstractNumId="8">
+    <w:nsid w:val="BFFF6492"/>
+    <w:multiLevelType w:val="singleLevel"/>
+    <w:tmpl w:val="BFFF6492"/>
+    <w:lvl w:ilvl="0" w:tentative="0">
+      <w:start w:val="0"/>
       <w:numFmt w:val="bullet"/>
-      <w:suff w:val="tab"/>
       <w:lvlText w:val="•"/>
+      <w:lvlJc w:val="left"/>
       <w:rPr>
-        <w:color w:val="3370ff"/>
+        <w:color w:val="3370FF"/>
       </w:rPr>
     </w:lvl>
   </w:abstractNum>
-  <w:abstractNum w:abstractNumId="474959">
-    <w:lvl>
+  <w:abstractNum w:abstractNumId="9">
+    <w:nsid w:val="C74E51B8"/>
+    <w:multiLevelType w:val="singleLevel"/>
+    <w:tmpl w:val="C74E51B8"/>
+    <w:lvl w:ilvl="0" w:tentative="0">
+      <w:start w:val="0"/>
       <w:numFmt w:val="bullet"/>
-      <w:suff w:val="tab"/>
       <w:lvlText w:val="•"/>
+      <w:lvlJc w:val="left"/>
       <w:rPr>
-        <w:color w:val="3370ff"/>
+        <w:color w:val="3370FF"/>
       </w:rPr>
     </w:lvl>
   </w:abstractNum>
-  <w:abstractNum w:abstractNumId="474960">
-    <w:lvl>
+  <w:abstractNum w:abstractNumId="10">
+    <w:nsid w:val="DB86D537"/>
+    <w:multiLevelType w:val="singleLevel"/>
+    <w:tmpl w:val="DB86D537"/>
+    <w:lvl w:ilvl="0" w:tentative="0">
+      <w:start w:val="0"/>
       <w:numFmt w:val="bullet"/>
-      <w:suff w:val="tab"/>
       <w:lvlText w:val="•"/>
+      <w:lvlJc w:val="left"/>
       <w:rPr>
-        <w:color w:val="3370ff"/>
+        <w:color w:val="3370FF"/>
       </w:rPr>
     </w:lvl>
   </w:abstractNum>
-  <w:abstractNum w:abstractNumId="474961">
-    <w:lvl>
+  <w:abstractNum w:abstractNumId="11">
+    <w:nsid w:val="EDCEA0A8"/>
+    <w:multiLevelType w:val="singleLevel"/>
+    <w:tmpl w:val="EDCEA0A8"/>
+    <w:lvl w:ilvl="0" w:tentative="0">
+      <w:start w:val="0"/>
       <w:numFmt w:val="bullet"/>
-      <w:suff w:val="tab"/>
       <w:lvlText w:val="•"/>
+      <w:lvlJc w:val="left"/>
       <w:rPr>
-        <w:color w:val="3370ff"/>
+        <w:color w:val="3370FF"/>
       </w:rPr>
     </w:lvl>
   </w:abstractNum>
-  <w:abstractNum w:abstractNumId="474962">
-    <w:lvl>
+  <w:abstractNum w:abstractNumId="12">
+    <w:nsid w:val="EFFDB8EE"/>
+    <w:multiLevelType w:val="singleLevel"/>
+    <w:tmpl w:val="EFFDB8EE"/>
+    <w:lvl w:ilvl="0" w:tentative="0">
+      <w:start w:val="0"/>
       <w:numFmt w:val="bullet"/>
-      <w:suff w:val="tab"/>
       <w:lvlText w:val="•"/>
+      <w:lvlJc w:val="left"/>
       <w:rPr>
-        <w:color w:val="3370ff"/>
+        <w:color w:val="3370FF"/>
       </w:rPr>
     </w:lvl>
   </w:abstractNum>
-  <w:abstractNum w:abstractNumId="474963">
-    <w:lvl>
+  <w:abstractNum w:abstractNumId="13">
+    <w:nsid w:val="F2F6420E"/>
+    <w:multiLevelType w:val="singleLevel"/>
+    <w:tmpl w:val="F2F6420E"/>
+    <w:lvl w:ilvl="0" w:tentative="0">
+      <w:start w:val="0"/>
       <w:numFmt w:val="bullet"/>
-      <w:suff w:val="tab"/>
       <w:lvlText w:val="•"/>
+      <w:lvlJc w:val="left"/>
       <w:rPr>
-        <w:color w:val="3370ff"/>
+        <w:color w:val="3370FF"/>
       </w:rPr>
     </w:lvl>
   </w:abstractNum>
-  <w:abstractNum w:abstractNumId="474964">
-    <w:lvl>
-      <w:numFmt w:val="bullet"/>
-      <w:suff w:val="tab"/>
-      <w:lvlText w:val="•"/>
+  <w:abstractNum w:abstractNumId="14">
+    <w:nsid w:val="F7BAEC7A"/>
+    <w:multiLevelType w:val="singleLevel"/>
+    <w:tmpl w:val="F7BAEC7A"/>
+    <w:lvl w:ilvl="0" w:tentative="0">
+      <w:start w:val="1"/>
+      <w:numFmt w:val="decimal"/>
+      <w:lvlText w:val="%1."/>
+      <w:lvlJc w:val="left"/>
       <w:rPr>
-        <w:color w:val="3370ff"/>
+        <w:color w:val="3370FF"/>
       </w:rPr>
     </w:lvl>
   </w:abstractNum>
-  <w:abstractNum w:abstractNumId="474965">
-    <w:lvl>
+  <w:abstractNum w:abstractNumId="15">
+    <w:nsid w:val="F9D78D74"/>
+    <w:multiLevelType w:val="singleLevel"/>
+    <w:tmpl w:val="F9D78D74"/>
+    <w:lvl w:ilvl="0" w:tentative="0">
+      <w:start w:val="0"/>
       <w:numFmt w:val="bullet"/>
-      <w:suff w:val="tab"/>
       <w:lvlText w:val="•"/>
+      <w:lvlJc w:val="left"/>
       <w:rPr>
-        <w:color w:val="3370ff"/>
+        <w:color w:val="3370FF"/>
       </w:rPr>
     </w:lvl>
   </w:abstractNum>
-  <w:abstractNum w:abstractNumId="474966">
-    <w:lvl>
+  <w:abstractNum w:abstractNumId="16">
+    <w:nsid w:val="FEE8BE17"/>
+    <w:multiLevelType w:val="singleLevel"/>
+    <w:tmpl w:val="FEE8BE17"/>
+    <w:lvl w:ilvl="0" w:tentative="0">
+      <w:start w:val="0"/>
       <w:numFmt w:val="bullet"/>
-      <w:suff w:val="tab"/>
       <w:lvlText w:val="•"/>
+      <w:lvlJc w:val="left"/>
       <w:rPr>
-        <w:color w:val="3370ff"/>
+        <w:color w:val="3370FF"/>
       </w:rPr>
     </w:lvl>
   </w:abstractNum>
-  <w:abstractNum w:abstractNumId="474967">
-    <w:lvl>
+  <w:abstractNum w:abstractNumId="17">
+    <w:nsid w:val="FF77683D"/>
+    <w:multiLevelType w:val="singleLevel"/>
+    <w:tmpl w:val="FF77683D"/>
+    <w:lvl w:ilvl="0" w:tentative="0">
+      <w:start w:val="0"/>
       <w:numFmt w:val="bullet"/>
-      <w:suff w:val="tab"/>
       <w:lvlText w:val="•"/>
+      <w:lvlJc w:val="left"/>
       <w:rPr>
-        <w:color w:val="3370ff"/>
+        <w:color w:val="3370FF"/>
       </w:rPr>
     </w:lvl>
   </w:abstractNum>
-  <w:abstractNum w:abstractNumId="474968">
-    <w:lvl>
+  <w:abstractNum w:abstractNumId="18">
+    <w:nsid w:val="FFFE8D13"/>
+    <w:multiLevelType w:val="singleLevel"/>
+    <w:tmpl w:val="FFFE8D13"/>
+    <w:lvl w:ilvl="0" w:tentative="0">
+      <w:start w:val="0"/>
       <w:numFmt w:val="bullet"/>
-      <w:suff w:val="tab"/>
       <w:lvlText w:val="•"/>
+      <w:lvlJc w:val="left"/>
       <w:rPr>
-        <w:color w:val="3370ff"/>
+        <w:color w:val="3370FF"/>
       </w:rPr>
     </w:lvl>
   </w:abstractNum>
-  <w:abstractNum w:abstractNumId="474969">
-    <w:lvl>
-      <w:start w:val="1"/>
+  <w:abstractNum w:abstractNumId="19">
+    <w:nsid w:val="1E1FD14B"/>
+    <w:multiLevelType w:val="singleLevel"/>
+    <w:tmpl w:val="1E1FD14B"/>
+    <w:lvl w:ilvl="0" w:tentative="0">
+      <w:start w:val="2"/>
       <w:numFmt w:val="decimal"/>
-      <w:suff w:val="tab"/>
       <w:lvlText w:val="%1."/>
+      <w:lvlJc w:val="left"/>
       <w:rPr>
-        <w:color w:val="3370ff"/>
+        <w:color w:val="3370FF"/>
       </w:rPr>
     </w:lvl>
   </w:abstractNum>
-  <w:abstractNum w:abstractNumId="474970">
-    <w:lvl>
-      <w:start w:val="2"/>
+  <w:abstractNum w:abstractNumId="20">
+    <w:nsid w:val="77E77BE8"/>
+    <w:multiLevelType w:val="singleLevel"/>
+    <w:tmpl w:val="77E77BE8"/>
+    <w:lvl w:ilvl="0" w:tentative="0">
+      <w:start w:val="4"/>
       <w:numFmt w:val="decimal"/>
-      <w:suff w:val="tab"/>
       <w:lvlText w:val="%1."/>
+      <w:lvlJc w:val="left"/>
       <w:rPr>
-        <w:color w:val="3370ff"/>
+        <w:color w:val="3370FF"/>
       </w:rPr>
     </w:lvl>
   </w:abstractNum>
-  <w:abstractNum w:abstractNumId="474971">
-    <w:lvl>
-      <w:start w:val="3"/>
-      <w:numFmt w:val="decimal"/>
-      <w:suff w:val="tab"/>
-      <w:lvlText w:val="%1."/>
+  <w:abstractNum w:abstractNumId="21">
+    <w:nsid w:val="7E6FCE9D"/>
+    <w:multiLevelType w:val="singleLevel"/>
+    <w:tmpl w:val="7E6FCE9D"/>
+    <w:lvl w:ilvl="0" w:tentative="0">
+      <w:start w:val="0"/>
+      <w:numFmt w:val="bullet"/>
+      <w:lvlText w:val="￮"/>
+      <w:lvlJc w:val="left"/>
       <w:rPr>
-        <w:color w:val="3370ff"/>
+        <w:color w:val="3370FF"/>
       </w:rPr>
     </w:lvl>
   </w:abstractNum>
-  <w:abstractNum w:abstractNumId="474972">
-    <w:lvl>
-      <w:start w:val="4"/>
+  <w:abstractNum w:abstractNumId="22">
+    <w:nsid w:val="7E73A7B9"/>
+    <w:multiLevelType w:val="singleLevel"/>
+    <w:tmpl w:val="7E73A7B9"/>
+    <w:lvl w:ilvl="0" w:tentative="0">
+      <w:start w:val="3"/>
       <w:numFmt w:val="decimal"/>
-      <w:suff w:val="tab"/>
       <w:lvlText w:val="%1."/>
+      <w:lvlJc w:val="left"/>
       <w:rPr>
-        <w:color w:val="3370ff"/>
+        <w:color w:val="3370FF"/>
       </w:rPr>
     </w:lvl>
   </w:abstractNum>
   <w:num w:numId="1">
-    <w:abstractNumId w:val="474950"/>
+    <w:abstractNumId w:val="15"/>
   </w:num>
   <w:num w:numId="2">
-    <w:abstractNumId w:val="474951"/>
+    <w:abstractNumId w:val="16"/>
   </w:num>
   <w:num w:numId="3">
-    <w:abstractNumId w:val="474952"/>
+    <w:abstractNumId w:val="18"/>
   </w:num>
   <w:num w:numId="4">
-    <w:abstractNumId w:val="474953"/>
+    <w:abstractNumId w:val="21"/>
   </w:num>
   <w:num w:numId="5">
-    <w:abstractNumId w:val="474954"/>
+    <w:abstractNumId w:val="1"/>
   </w:num>
   <w:num w:numId="6">
-    <w:abstractNumId w:val="474955"/>
+    <w:abstractNumId w:val="12"/>
   </w:num>
   <w:num w:numId="7">
-    <w:abstractNumId w:val="474956"/>
+    <w:abstractNumId w:val="2"/>
   </w:num>
   <w:num w:numId="8">
-    <w:abstractNumId w:val="474957"/>
+    <w:abstractNumId w:val="3"/>
   </w:num>
   <w:num w:numId="9">
-    <w:abstractNumId w:val="474958"/>
+    <w:abstractNumId w:val="17"/>
   </w:num>
   <w:num w:numId="10">
-    <w:abstractNumId w:val="474959"/>
+    <w:abstractNumId w:val="9"/>
   </w:num>
   <w:num w:numId="11">
-    <w:abstractNumId w:val="474960"/>
+    <w:abstractNumId w:val="0"/>
   </w:num>
   <w:num w:numId="12">
-    <w:abstractNumId w:val="474961"/>
+    <w:abstractNumId w:val="11"/>
   </w:num>
   <w:num w:numId="13">
-    <w:abstractNumId w:val="474962"/>
+    <w:abstractNumId w:val="6"/>
   </w:num>
   <w:num w:numId="14">
-    <w:abstractNumId w:val="474963"/>
+    <w:abstractNumId w:val="4"/>
   </w:num>
   <w:num w:numId="15">
-    <w:abstractNumId w:val="474964"/>
+    <w:abstractNumId w:val="5"/>
   </w:num>
   <w:num w:numId="16">
-    <w:abstractNumId w:val="474965"/>
+    <w:abstractNumId w:val="10"/>
   </w:num>
   <w:num w:numId="17">
-    <w:abstractNumId w:val="474966"/>
+    <w:abstractNumId w:val="13"/>
   </w:num>
   <w:num w:numId="18">
-    <w:abstractNumId w:val="474967"/>
+    <w:abstractNumId w:val="8"/>
   </w:num>
   <w:num w:numId="19">
-    <w:abstractNumId w:val="474968"/>
+    <w:abstractNumId w:val="7"/>
   </w:num>
   <w:num w:numId="20">
-    <w:abstractNumId w:val="474969"/>
+    <w:abstractNumId w:val="14"/>
   </w:num>
   <w:num w:numId="21">
-    <w:abstractNumId w:val="474970"/>
+    <w:abstractNumId w:val="19"/>
   </w:num>
   <w:num w:numId="22">
-    <w:abstractNumId w:val="474971"/>
+    <w:abstractNumId w:val="22"/>
   </w:num>
   <w:num w:numId="23">
-    <w:abstractNumId w:val="474972"/>
+    <w:abstractNumId w:val="20"/>
   </w:num>
 </w:numbering>
 </file>
 
 <file path=word/styles.xml><?xml version="1.0" encoding="utf-8"?>
-<w:styles xmlns:w="http://schemas.openxmlformats.org/wordprocessingml/2006/main"/>
+<w:styles xmlns:mc="http://schemas.openxmlformats.org/markup-compatibility/2006" xmlns:o="urn:schemas-microsoft-com:office:office" xmlns:r="http://schemas.openxmlformats.org/officeDocument/2006/relationships" xmlns:m="http://schemas.openxmlformats.org/officeDocument/2006/math" xmlns:v="urn:schemas-microsoft-com:vml" xmlns:w="http://schemas.openxmlformats.org/wordprocessingml/2006/main" xmlns:w14="http://schemas.microsoft.com/office/word/2010/wordml" xmlns:w10="urn:schemas-microsoft-com:office:word" xmlns:sl="http://schemas.openxmlformats.org/schemaLibrary/2006/main" xmlns:wpsCustomData="http://www.wps.cn/officeDocument/2013/wpsCustomData" mc:Ignorable="w14">
+  <w:docDefaults>
+    <w:rPrDefault>
+      <w:rPr>
+        <w:rFonts w:asciiTheme="minorHAnsi" w:hAnsiTheme="minorHAnsi" w:eastAsiaTheme="minorEastAsia" w:cstheme="minorBidi"/>
+      </w:rPr>
+    </w:rPrDefault>
+    <w:pPrDefault/>
+  </w:docDefaults>
+  <w:latentStyles w:count="260" w:defQFormat="0" w:defUnhideWhenUsed="1" w:defSemiHidden="1" w:defUIPriority="99" w:defLockedState="0">
+    <w:lsdException w:qFormat="1" w:unhideWhenUsed="0" w:uiPriority="0" w:semiHidden="0" w:name="Normal"/>
+    <w:lsdException w:qFormat="1" w:unhideWhenUsed="0" w:uiPriority="0" w:semiHidden="0" w:name="heading 1"/>
+    <w:lsdException w:qFormat="1" w:uiPriority="0" w:name="heading 2"/>
+    <w:lsdException w:qFormat="1" w:uiPriority="0" w:name="heading 3"/>
+    <w:lsdException w:qFormat="1" w:uiPriority="0" w:name="heading 4"/>
+    <w:lsdException w:qFormat="1" w:uiPriority="0" w:name="heading 5"/>
+    <w:lsdException w:qFormat="1" w:uiPriority="0" w:name="heading 6"/>
+    <w:lsdException w:qFormat="1" w:uiPriority="0" w:name="heading 7"/>
+    <w:lsdException w:qFormat="1" w:uiPriority="0" w:name="heading 8"/>
+    <w:lsdException w:qFormat="1" w:uiPriority="0" w:name="heading 9"/>
+    <w:lsdException w:unhideWhenUsed="0" w:uiPriority="0" w:semiHidden="0" w:name="index 1"/>
+    <w:lsdException w:unhideWhenUsed="0" w:uiPriority="0" w:semiHidden="0" w:name="index 2"/>
+    <w:lsdException w:unhideWhenUsed="0" w:uiPriority="0" w:semiHidden="0" w:name="index 3"/>
+    <w:lsdException w:unhideWhenUsed="0" w:uiPriority="0" w:semiHidden="0" w:name="index 4"/>
+    <w:lsdException w:unhideWhenUsed="0" w:uiPriority="0" w:semiHidden="0" w:name="index 5"/>
+    <w:lsdException w:unhideWhenUsed="0" w:uiPriority="0" w:semiHidden="0" w:name="index 6"/>
+    <w:lsdException w:unhideWhenUsed="0" w:uiPriority="0" w:semiHidden="0" w:name="index 7"/>
+    <w:lsdException w:unhideWhenUsed="0" w:uiPriority="0" w:semiHidden="0" w:name="index 8"/>
+    <w:lsdException w:unhideWhenUsed="0" w:uiPriority="0" w:semiHidden="0" w:name="index 9"/>
+    <w:lsdException w:unhideWhenUsed="0" w:uiPriority="0" w:semiHidden="0" w:name="toc 1"/>
+    <w:lsdException w:unhideWhenUsed="0" w:uiPriority="0" w:semiHidden="0" w:name="toc 2"/>
+    <w:lsdException w:unhideWhenUsed="0" w:uiPriority="0" w:semiHidden="0" w:name="toc 3"/>
+    <w:lsdException w:unhideWhenUsed="0" w:uiPriority="0" w:semiHidden="0" w:name="toc 4"/>
+    <w:lsdException w:unhideWhenUsed="0" w:uiPriority="0" w:semiHidden="0" w:name="toc 5"/>
+    <w:lsdException w:unhideWhenUsed="0" w:uiPriority="0" w:semiHidden="0" w:name="toc 6"/>
+    <w:lsdException w:unhideWhenUsed="0" w:uiPriority="0" w:semiHidden="0" w:name="toc 7"/>
+    <w:lsdException w:unhideWhenUsed="0" w:uiPriority="0" w:semiHidden="0" w:name="toc 8"/>
+    <w:lsdException w:unhideWhenUsed="0" w:uiPriority="0" w:semiHidden="0" w:name="toc 9"/>
+    <w:lsdException w:unhideWhenUsed="0" w:uiPriority="0" w:semiHidden="0" w:name="Normal Indent"/>
+    <w:lsdException w:unhideWhenUsed="0" w:uiPriority="0" w:semiHidden="0" w:name="footnote text"/>
+    <w:lsdException w:unhideWhenUsed="0" w:uiPriority="0" w:semiHidden="0" w:name="annotation text"/>
+    <w:lsdException w:unhideWhenUsed="0" w:uiPriority="0" w:semiHidden="0" w:name="header"/>
+    <w:lsdException w:unhideWhenUsed="0" w:uiPriority="0" w:semiHidden="0" w:name="footer"/>
+    <w:lsdException w:unhideWhenUsed="0" w:uiPriority="0" w:semiHidden="0" w:name="index heading"/>
+    <w:lsdException w:qFormat="1" w:uiPriority="0" w:name="caption"/>
+    <w:lsdException w:unhideWhenUsed="0" w:uiPriority="0" w:semiHidden="0" w:name="table of figures"/>
+    <w:lsdException w:unhideWhenUsed="0" w:uiPriority="0" w:semiHidden="0" w:name="envelope address"/>
+    <w:lsdException w:unhideWhenUsed="0" w:uiPriority="0" w:semiHidden="0" w:name="envelope return"/>
+    <w:lsdException w:unhideWhenUsed="0" w:uiPriority="0" w:semiHidden="0" w:name="footnote reference"/>
+    <w:lsdException w:unhideWhenUsed="0" w:uiPriority="0" w:semiHidden="0" w:name="annotation reference"/>
+    <w:lsdException w:unhideWhenUsed="0" w:uiPriority="0" w:semiHidden="0" w:name="line number"/>
+    <w:lsdException w:unhideWhenUsed="0" w:uiPriority="0" w:semiHidden="0" w:name="page number"/>
+    <w:lsdException w:unhideWhenUsed="0" w:uiPriority="0" w:semiHidden="0" w:name="endnote reference"/>
+    <w:lsdException w:unhideWhenUsed="0" w:uiPriority="0" w:semiHidden="0" w:name="endnote text"/>
+    <w:lsdException w:unhideWhenUsed="0" w:uiPriority="0" w:semiHidden="0" w:name="table of authorities"/>
+    <w:lsdException w:unhideWhenUsed="0" w:uiPriority="0" w:semiHidden="0" w:name="macro"/>
+    <w:lsdException w:unhideWhenUsed="0" w:uiPriority="0" w:semiHidden="0" w:name="toa heading"/>
+    <w:lsdException w:unhideWhenUsed="0" w:uiPriority="0" w:semiHidden="0" w:name="List"/>
+    <w:lsdException w:unhideWhenUsed="0" w:uiPriority="0" w:semiHidden="0" w:name="List Bullet"/>
+    <w:lsdException w:unhideWhenUsed="0" w:uiPriority="0" w:semiHidden="0" w:name="List Number"/>
+    <w:lsdException w:unhideWhenUsed="0" w:uiPriority="0" w:semiHidden="0" w:name="List 2"/>
+    <w:lsdException w:unhideWhenUsed="0" w:uiPriority="0" w:semiHidden="0" w:name="List 3"/>
+    <w:lsdException w:unhideWhenUsed="0" w:uiPriority="0" w:semiHidden="0" w:name="List 4"/>
+    <w:lsdException w:unhideWhenUsed="0" w:uiPriority="0" w:semiHidden="0" w:name="List 5"/>
+    <w:lsdException w:unhideWhenUsed="0" w:uiPriority="0" w:semiHidden="0" w:name="List Bullet 2"/>
+    <w:lsdException w:unhideWhenUsed="0" w:uiPriority="0" w:semiHidden="0" w:name="List Bullet 3"/>
+    <w:lsdException w:unhideWhenUsed="0" w:uiPriority="0" w:semiHidden="0" w:name="List Bullet 4"/>
+    <w:lsdException w:unhideWhenUsed="0" w:uiPriority="0" w:semiHidden="0" w:name="List Bullet 5"/>
+    <w:lsdException w:unhideWhenUsed="0" w:uiPriority="0" w:semiHidden="0" w:name="List Number 2"/>
+    <w:lsdException w:unhideWhenUsed="0" w:uiPriority="0" w:semiHidden="0" w:name="List Number 3"/>
+    <w:lsdException w:unhideWhenUsed="0" w:uiPriority="0" w:semiHidden="0" w:name="List Number 4"/>
+    <w:lsdException w:unhideWhenUsed="0" w:uiPriority="0" w:semiHidden="0" w:name="List Number 5"/>
+    <w:lsdException w:qFormat="1" w:unhideWhenUsed="0" w:uiPriority="0" w:semiHidden="0" w:name="Title"/>
+    <w:lsdException w:unhideWhenUsed="0" w:uiPriority="0" w:semiHidden="0" w:name="Closing"/>
+    <w:lsdException w:unhideWhenUsed="0" w:uiPriority="0" w:semiHidden="0" w:name="Signature"/>
+    <w:lsdException w:unhideWhenUsed="0" w:uiPriority="0" w:name="Default Paragraph Font"/>
+    <w:lsdException w:unhideWhenUsed="0" w:uiPriority="0" w:semiHidden="0" w:name="Body Text"/>
+    <w:lsdException w:unhideWhenUsed="0" w:uiPriority="0" w:semiHidden="0" w:name="Body Text Indent"/>
+    <w:lsdException w:unhideWhenUsed="0" w:uiPriority="0" w:semiHidden="0" w:name="List Continue"/>
+    <w:lsdException w:unhideWhenUsed="0" w:uiPriority="0" w:semiHidden="0" w:name="List Continue 2"/>
+    <w:lsdException w:unhideWhenUsed="0" w:uiPriority="0" w:semiHidden="0" w:name="List Continue 3"/>
+    <w:lsdException w:unhideWhenUsed="0" w:uiPriority="0" w:semiHidden="0" w:name="List Continue 4"/>
+    <w:lsdException w:unhideWhenUsed="0" w:uiPriority="0" w:semiHidden="0" w:name="List Continue 5"/>
+    <w:lsdException w:unhideWhenUsed="0" w:uiPriority="0" w:semiHidden="0" w:name="Message Header"/>
+    <w:lsdException w:qFormat="1" w:unhideWhenUsed="0" w:uiPriority="0" w:semiHidden="0" w:name="Subtitle"/>
+    <w:lsdException w:unhideWhenUsed="0" w:uiPriority="0" w:semiHidden="0" w:name="Salutation"/>
+    <w:lsdException w:unhideWhenUsed="0" w:uiPriority="0" w:semiHidden="0" w:name="Date"/>
+    <w:lsdException w:unhideWhenUsed="0" w:uiPriority="0" w:semiHidden="0" w:name="Body Text First Indent"/>
+    <w:lsdException w:unhideWhenUsed="0" w:uiPriority="0" w:semiHidden="0" w:name="Body Text First Indent 2"/>
+    <w:lsdException w:unhideWhenUsed="0" w:uiPriority="0" w:semiHidden="0" w:name="Note Heading"/>
+    <w:lsdException w:unhideWhenUsed="0" w:uiPriority="0" w:semiHidden="0" w:name="Body Text 2"/>
+    <w:lsdException w:unhideWhenUsed="0" w:uiPriority="0" w:semiHidden="0" w:name="Body Text 3"/>
+    <w:lsdException w:unhideWhenUsed="0" w:uiPriority="0" w:semiHidden="0" w:name="Body Text Indent 2"/>
+    <w:lsdException w:unhideWhenUsed="0" w:uiPriority="0" w:semiHidden="0" w:name="Body Text Indent 3"/>
+    <w:lsdException w:unhideWhenUsed="0" w:uiPriority="0" w:semiHidden="0" w:name="Block Text"/>
+    <w:lsdException w:unhideWhenUsed="0" w:uiPriority="0" w:semiHidden="0" w:name="Hyperlink"/>
+    <w:lsdException w:unhideWhenUsed="0" w:uiPriority="0" w:semiHidden="0" w:name="FollowedHyperlink"/>
+    <w:lsdException w:qFormat="1" w:unhideWhenUsed="0" w:uiPriority="0" w:semiHidden="0" w:name="Strong"/>
+    <w:lsdException w:qFormat="1" w:unhideWhenUsed="0" w:uiPriority="0" w:semiHidden="0" w:name="Emphasis"/>
+    <w:lsdException w:unhideWhenUsed="0" w:uiPriority="0" w:semiHidden="0" w:name="Document Map"/>
+    <w:lsdException w:unhideWhenUsed="0" w:uiPriority="0" w:semiHidden="0" w:name="Plain Text"/>
+    <w:lsdException w:unhideWhenUsed="0" w:uiPriority="0" w:semiHidden="0" w:name="E-mail Signature"/>
+    <w:lsdException w:unhideWhenUsed="0" w:uiPriority="0" w:semiHidden="0" w:name="Normal (Web)"/>
+    <w:lsdException w:unhideWhenUsed="0" w:uiPriority="0" w:semiHidden="0" w:name="HTML Acronym"/>
+    <w:lsdException w:unhideWhenUsed="0" w:uiPriority="0" w:semiHidden="0" w:name="HTML Address"/>
+    <w:lsdException w:unhideWhenUsed="0" w:uiPriority="0" w:semiHidden="0" w:name="HTML Cite"/>
+    <w:lsdException w:unhideWhenUsed="0" w:uiPriority="0" w:semiHidden="0" w:name="HTML Code"/>
+    <w:lsdException w:unhideWhenUsed="0" w:uiPriority="0" w:semiHidden="0" w:name="HTML Definition"/>
+    <w:lsdException w:unhideWhenUsed="0" w:uiPriority="0" w:semiHidden="0" w:name="HTML Keyboard"/>
+    <w:lsdException w:unhideWhenUsed="0" w:uiPriority="0" w:semiHidden="0" w:name="HTML Preformatted"/>
+    <w:lsdException w:unhideWhenUsed="0" w:uiPriority="0" w:semiHidden="0" w:name="HTML Sample"/>
+    <w:lsdException w:unhideWhenUsed="0" w:uiPriority="0" w:semiHidden="0" w:name="HTML Typewriter"/>
+    <w:lsdException w:unhideWhenUsed="0" w:uiPriority="0" w:semiHidden="0" w:name="HTML Variable"/>
+    <w:lsdException w:unhideWhenUsed="0" w:uiPriority="0" w:name="Normal Table"/>
+    <w:lsdException w:unhideWhenUsed="0" w:uiPriority="0" w:semiHidden="0" w:name="annotation subject"/>
+    <w:lsdException w:unhideWhenUsed="0" w:uiPriority="0" w:semiHidden="0" w:name="Table Simple 1"/>
+    <w:lsdException w:unhideWhenUsed="0" w:uiPriority="0" w:semiHidden="0" w:name="Table Simple 2"/>
+    <w:lsdException w:unhideWhenUsed="0" w:uiPriority="0" w:semiHidden="0" w:name="Table Simple 3"/>
+    <w:lsdException w:unhideWhenUsed="0" w:uiPriority="0" w:semiHidden="0" w:name="Table Classic 1"/>
+    <w:lsdException w:unhideWhenUsed="0" w:uiPriority="0" w:semiHidden="0" w:name="Table Classic 2"/>
+    <w:lsdException w:unhideWhenUsed="0" w:uiPriority="0" w:semiHidden="0" w:name="Table Classic 3"/>
+    <w:lsdException w:unhideWhenUsed="0" w:uiPriority="0" w:semiHidden="0" w:name="Table Classic 4"/>
+    <w:lsdException w:unhideWhenUsed="0" w:uiPriority="0" w:semiHidden="0" w:name="Table Colorful 1"/>
+    <w:lsdException w:unhideWhenUsed="0" w:uiPriority="0" w:semiHidden="0" w:name="Table Colorful 2"/>
+    <w:lsdException w:unhideWhenUsed="0" w:uiPriority="0" w:semiHidden="0" w:name="Table Colorful 3"/>
+    <w:lsdException w:unhideWhenUsed="0" w:uiPriority="0" w:semiHidden="0" w:name="Table Columns 1"/>
+    <w:lsdException w:unhideWhenUsed="0" w:uiPriority="0" w:semiHidden="0" w:name="Table Columns 2"/>
+    <w:lsdException w:unhideWhenUsed="0" w:uiPriority="0" w:semiHidden="0" w:name="Table Columns 3"/>
+    <w:lsdException w:unhideWhenUsed="0" w:uiPriority="0" w:semiHidden="0" w:name="Table Columns 4"/>
+    <w:lsdException w:unhideWhenUsed="0" w:uiPriority="0" w:semiHidden="0" w:name="Table Columns 5"/>
+    <w:lsdException w:unhideWhenUsed="0" w:uiPriority="0" w:semiHidden="0" w:name="Table Grid 1"/>
+    <w:lsdException w:unhideWhenUsed="0" w:uiPriority="0" w:semiHidden="0" w:name="Table Grid 2"/>
+    <w:lsdException w:unhideWhenUsed="0" w:uiPriority="0" w:semiHidden="0" w:name="Table Grid 3"/>
+    <w:lsdException w:unhideWhenUsed="0" w:uiPriority="0" w:semiHidden="0" w:name="Table Grid 4"/>
+    <w:lsdException w:unhideWhenUsed="0" w:uiPriority="0" w:semiHidden="0" w:name="Table Grid 5"/>
+    <w:lsdException w:unhideWhenUsed="0" w:uiPriority="0" w:semiHidden="0" w:name="Table Grid 6"/>
+    <w:lsdException w:unhideWhenUsed="0" w:uiPriority="0" w:semiHidden="0" w:name="Table Grid 7"/>
+    <w:lsdException w:unhideWhenUsed="0" w:uiPriority="0" w:semiHidden="0" w:name="Table Grid 8"/>
+    <w:lsdException w:unhideWhenUsed="0" w:uiPriority="0" w:semiHidden="0" w:name="Table List 1"/>
+    <w:lsdException w:unhideWhenUsed="0" w:uiPriority="0" w:semiHidden="0" w:name="Table List 2"/>
+    <w:lsdException w:unhideWhenUsed="0" w:uiPriority="0" w:semiHidden="0" w:name="Table List 3"/>
+    <w:lsdException w:unhideWhenUsed="0" w:uiPriority="0" w:semiHidden="0" w:name="Table List 4"/>
+    <w:lsdException w:unhideWhenUsed="0" w:uiPriority="0" w:semiHidden="0" w:name="Table List 5"/>
+    <w:lsdException w:unhideWhenUsed="0" w:uiPriority="0" w:semiHidden="0" w:name="Table List 6"/>
+    <w:lsdException w:unhideWhenUsed="0" w:uiPriority="0" w:semiHidden="0" w:name="Table List 7"/>
+    <w:lsdException w:unhideWhenUsed="0" w:uiPriority="0" w:semiHidden="0" w:name="Table List 8"/>
+    <w:lsdException w:unhideWhenUsed="0" w:uiPriority="0" w:semiHidden="0" w:name="Table 3D effects 1"/>
+    <w:lsdException w:unhideWhenUsed="0" w:uiPriority="0" w:semiHidden="0" w:name="Table 3D effects 2"/>
+    <w:lsdException w:unhideWhenUsed="0" w:uiPriority="0" w:semiHidden="0" w:name="Table 3D effects 3"/>
+    <w:lsdException w:unhideWhenUsed="0" w:uiPriority="0" w:semiHidden="0" w:name="Table Contemporary"/>
+    <w:lsdException w:unhideWhenUsed="0" w:uiPriority="0" w:semiHidden="0" w:name="Table Elegant"/>
+    <w:lsdException w:unhideWhenUsed="0" w:uiPriority="0" w:semiHidden="0" w:name="Table Professional"/>
+    <w:lsdException w:unhideWhenUsed="0" w:uiPriority="0" w:semiHidden="0" w:name="Table Subtle 1"/>
+    <w:lsdException w:unhideWhenUsed="0" w:uiPriority="0" w:semiHidden="0" w:name="Table Subtle 2"/>
+    <w:lsdException w:unhideWhenUsed="0" w:uiPriority="0" w:semiHidden="0" w:name="Table Web 1"/>
+    <w:lsdException w:unhideWhenUsed="0" w:uiPriority="0" w:semiHidden="0" w:name="Table Web 2"/>
+    <w:lsdException w:unhideWhenUsed="0" w:uiPriority="0" w:semiHidden="0" w:name="Table Web 3"/>
+    <w:lsdException w:unhideWhenUsed="0" w:uiPriority="0" w:semiHidden="0" w:name="Balloon Text"/>
+    <w:lsdException w:unhideWhenUsed="0" w:uiPriority="0" w:semiHidden="0" w:name="Table Grid"/>
+    <w:lsdException w:unhideWhenUsed="0" w:uiPriority="0" w:semiHidden="0" w:name="Table Theme"/>
+    <w:lsdException w:unhideWhenUsed="0" w:uiPriority="60" w:semiHidden="0" w:name="Light Shading"/>
+    <w:lsdException w:unhideWhenUsed="0" w:uiPriority="61" w:semiHidden="0" w:name="Light List"/>
+    <w:lsdException w:unhideWhenUsed="0" w:uiPriority="62" w:semiHidden="0" w:name="Light Grid"/>
+    <w:lsdException w:unhideWhenUsed="0" w:uiPriority="63" w:semiHidden="0" w:name="Medium Shading 1"/>
+    <w:lsdException w:unhideWhenUsed="0" w:uiPriority="64" w:semiHidden="0" w:name="Medium Shading 2"/>
+    <w:lsdException w:unhideWhenUsed="0" w:uiPriority="65" w:semiHidden="0" w:name="Medium List 1"/>
+    <w:lsdException w:unhideWhenUsed="0" w:uiPriority="66" w:semiHidden="0" w:name="Medium List 2"/>
+    <w:lsdException w:unhideWhenUsed="0" w:uiPriority="67" w:semiHidden="0" w:name="Medium Grid 1"/>
+    <w:lsdException w:unhideWhenUsed="0" w:uiPriority="68" w:semiHidden="0" w:name="Medium Grid 2"/>
+    <w:lsdException w:unhideWhenUsed="0" w:uiPriority="69" w:semiHidden="0" w:name="Medium Grid 3"/>
+    <w:lsdException w:unhideWhenUsed="0" w:uiPriority="70" w:semiHidden="0" w:name="Dark List"/>
+    <w:lsdException w:unhideWhenUsed="0" w:uiPriority="71" w:semiHidden="0" w:name="Colorful Shading"/>
+    <w:lsdException w:unhideWhenUsed="0" w:uiPriority="72" w:semiHidden="0" w:name="Colorful List"/>
+    <w:lsdException w:unhideWhenUsed="0" w:uiPriority="73" w:semiHidden="0" w:name="Colorful Grid"/>
+    <w:lsdException w:unhideWhenUsed="0" w:uiPriority="60" w:semiHidden="0" w:name="Light Shading Accent 1"/>
+    <w:lsdException w:unhideWhenUsed="0" w:uiPriority="61" w:semiHidden="0" w:name="Light List Accent 1"/>
+    <w:lsdException w:unhideWhenUsed="0" w:uiPriority="62" w:semiHidden="0" w:name="Light Grid Accent 1"/>
+    <w:lsdException w:unhideWhenUsed="0" w:uiPriority="63" w:semiHidden="0" w:name="Medium Shading 1 Accent 1"/>
+    <w:lsdException w:unhideWhenUsed="0" w:uiPriority="64" w:semiHidden="0" w:name="Medium Shading 2 Accent 1"/>
+    <w:lsdException w:unhideWhenUsed="0" w:uiPriority="65" w:semiHidden="0" w:name="Medium List 1 Accent 1"/>
+    <w:lsdException w:unhideWhenUsed="0" w:uiPriority="66" w:semiHidden="0" w:name="Medium List 2 Accent 1"/>
+    <w:lsdException w:unhideWhenUsed="0" w:uiPriority="67" w:semiHidden="0" w:name="Medium Grid 1 Accent 1"/>
+    <w:lsdException w:unhideWhenUsed="0" w:uiPriority="68" w:semiHidden="0" w:name="Medium Grid 2 Accent 1"/>
+    <w:lsdException w:unhideWhenUsed="0" w:uiPriority="69" w:semiHidden="0" w:name="Medium Grid 3 Accent 1"/>
+    <w:lsdException w:unhideWhenUsed="0" w:uiPriority="70" w:semiHidden="0" w:name="Dark List Accent 1"/>
+    <w:lsdException w:unhideWhenUsed="0" w:uiPriority="71" w:semiHidden="0" w:name="Colorful Shading Accent 1"/>
+    <w:lsdException w:unhideWhenUsed="0" w:uiPriority="72" w:semiHidden="0" w:name="Colorful List Accent 1"/>
+    <w:lsdException w:unhideWhenUsed="0" w:uiPriority="73" w:semiHidden="0" w:name="Colorful Grid Accent 1"/>
+    <w:lsdException w:unhideWhenUsed="0" w:uiPriority="60" w:semiHidden="0" w:name="Light Shading Accent 2"/>
+    <w:lsdException w:unhideWhenUsed="0" w:uiPriority="61" w:semiHidden="0" w:name="Light List Accent 2"/>
+    <w:lsdException w:unhideWhenUsed="0" w:uiPriority="62" w:semiHidden="0" w:name="Light Grid Accent 2"/>
+    <w:lsdException w:unhideWhenUsed="0" w:uiPriority="63" w:semiHidden="0" w:name="Medium Shading 1 Accent 2"/>
+    <w:lsdException w:unhideWhenUsed="0" w:uiPriority="64" w:semiHidden="0" w:name="Medium Shading 2 Accent 2"/>
+    <w:lsdException w:unhideWhenUsed="0" w:uiPriority="65" w:semiHidden="0" w:name="Medium List 1 Accent 2"/>
+    <w:lsdException w:unhideWhenUsed="0" w:uiPriority="66" w:semiHidden="0" w:name="Medium List 2 Accent 2"/>
+    <w:lsdException w:unhideWhenUsed="0" w:uiPriority="67" w:semiHidden="0" w:name="Medium Grid 1 Accent 2"/>
+    <w:lsdException w:unhideWhenUsed="0" w:uiPriority="68" w:semiHidden="0" w:name="Medium Grid 2 Accent 2"/>
+    <w:lsdException w:unhideWhenUsed="0" w:uiPriority="69" w:semiHidden="0" w:name="Medium Grid 3 Accent 2"/>
+    <w:lsdException w:unhideWhenUsed="0" w:uiPriority="70" w:semiHidden="0" w:name="Dark List Accent 2"/>
+    <w:lsdException w:unhideWhenUsed="0" w:uiPriority="71" w:semiHidden="0" w:name="Colorful Shading Accent 2"/>
+    <w:lsdException w:unhideWhenUsed="0" w:uiPriority="72" w:semiHidden="0" w:name="Colorful List Accent 2"/>
+    <w:lsdException w:unhideWhenUsed="0" w:uiPriority="73" w:semiHidden="0" w:name="Colorful Grid Accent 2"/>
+    <w:lsdException w:unhideWhenUsed="0" w:uiPriority="60" w:semiHidden="0" w:name="Light Shading Accent 3"/>
+    <w:lsdException w:unhideWhenUsed="0" w:uiPriority="61" w:semiHidden="0" w:name="Light List Accent 3"/>
+    <w:lsdException w:unhideWhenUsed="0" w:uiPriority="62" w:semiHidden="0" w:name="Light Grid Accent 3"/>
+    <w:lsdException w:unhideWhenUsed="0" w:uiPriority="63" w:semiHidden="0" w:name="Medium Shading 1 Accent 3"/>
+    <w:lsdException w:unhideWhenUsed="0" w:uiPriority="64" w:semiHidden="0" w:name="Medium Shading 2 Accent 3"/>
+    <w:lsdException w:unhideWhenUsed="0" w:uiPriority="65" w:semiHidden="0" w:name="Medium List 1 Accent 3"/>
+    <w:lsdException w:unhideWhenUsed="0" w:uiPriority="66" w:semiHidden="0" w:name="Medium List 2 Accent 3"/>
+    <w:lsdException w:unhideWhenUsed="0" w:uiPriority="67" w:semiHidden="0" w:name="Medium Grid 1 Accent 3"/>
+    <w:lsdException w:unhideWhenUsed="0" w:uiPriority="68" w:semiHidden="0" w:name="Medium Grid 2 Accent 3"/>
+    <w:lsdException w:unhideWhenUsed="0" w:uiPriority="69" w:semiHidden="0" w:name="Medium Grid 3 Accent 3"/>
+    <w:lsdException w:unhideWhenUsed="0" w:uiPriority="70" w:semiHidden="0" w:name="Dark List Accent 3"/>
+    <w:lsdException w:unhideWhenUsed="0" w:uiPriority="71" w:semiHidden="0" w:name="Colorful Shading Accent 3"/>
+    <w:lsdException w:unhideWhenUsed="0" w:uiPriority="72" w:semiHidden="0" w:name="Colorful List Accent 3"/>
+    <w:lsdException w:unhideWhenUsed="0" w:uiPriority="73" w:semiHidden="0" w:name="Colorful Grid Accent 3"/>
+    <w:lsdException w:unhideWhenUsed="0" w:uiPriority="60" w:semiHidden="0" w:name="Light Shading Accent 4"/>
+    <w:lsdException w:unhideWhenUsed="0" w:uiPriority="61" w:semiHidden="0" w:name="Light List Accent 4"/>
+    <w:lsdException w:unhideWhenUsed="0" w:uiPriority="62" w:semiHidden="0" w:name="Light Grid Accent 4"/>
+    <w:lsdException w:unhideWhenUsed="0" w:uiPriority="63" w:semiHidden="0" w:name="Medium Shading 1 Accent 4"/>
+    <w:lsdException w:unhideWhenUsed="0" w:uiPriority="64" w:semiHidden="0" w:name="Medium Shading 2 Accent 4"/>
+    <w:lsdException w:unhideWhenUsed="0" w:uiPriority="65" w:semiHidden="0" w:name="Medium List 1 Accent 4"/>
+    <w:lsdException w:unhideWhenUsed="0" w:uiPriority="66" w:semiHidden="0" w:name="Medium List 2 Accent 4"/>
+    <w:lsdException w:unhideWhenUsed="0" w:uiPriority="67" w:semiHidden="0" w:name="Medium Grid 1 Accent 4"/>
+    <w:lsdException w:unhideWhenUsed="0" w:uiPriority="68" w:semiHidden="0" w:name="Medium Grid 2 Accent 4"/>
+    <w:lsdException w:unhideWhenUsed="0" w:uiPriority="69" w:semiHidden="0" w:name="Medium Grid 3 Accent 4"/>
+    <w:lsdException w:unhideWhenUsed="0" w:uiPriority="70" w:semiHidden="0" w:name="Dark List Accent 4"/>
+    <w:lsdException w:unhideWhenUsed="0" w:uiPriority="71" w:semiHidden="0" w:name="Colorful Shading Accent 4"/>
+    <w:lsdException w:unhideWhenUsed="0" w:uiPriority="72" w:semiHidden="0" w:name="Colorful List Accent 4"/>
+    <w:lsdException w:unhideWhenUsed="0" w:uiPriority="73" w:semiHidden="0" w:name="Colorful Grid Accent 4"/>
+    <w:lsdException w:unhideWhenUsed="0" w:uiPriority="60" w:semiHidden="0" w:name="Light Shading Accent 5"/>
+    <w:lsdException w:unhideWhenUsed="0" w:uiPriority="61" w:semiHidden="0" w:name="Light List Accent 5"/>
+    <w:lsdException w:unhideWhenUsed="0" w:uiPriority="62" w:semiHidden="0" w:name="Light Grid Accent 5"/>
+    <w:lsdException w:unhideWhenUsed="0" w:uiPriority="63" w:semiHidden="0" w:name="Medium Shading 1 Accent 5"/>
+    <w:lsdException w:unhideWhenUsed="0" w:uiPriority="64" w:semiHidden="0" w:name="Medium Shading 2 Accent 5"/>
+    <w:lsdException w:unhideWhenUsed="0" w:uiPriority="65" w:semiHidden="0" w:name="Medium List 1 Accent 5"/>
+    <w:lsdException w:unhideWhenUsed="0" w:uiPriority="66" w:semiHidden="0" w:name="Medium List 2 Accent 5"/>
+    <w:lsdException w:unhideWhenUsed="0" w:uiPriority="67" w:semiHidden="0" w:name="Medium Grid 1 Accent 5"/>
+    <w:lsdException w:unhideWhenUsed="0" w:uiPriority="68" w:semiHidden="0" w:name="Medium Grid 2 Accent 5"/>
+    <w:lsdException w:unhideWhenUsed="0" w:uiPriority="69" w:semiHidden="0" w:name="Medium Grid 3 Accent 5"/>
+    <w:lsdException w:unhideWhenUsed="0" w:uiPriority="70" w:semiHidden="0" w:name="Dark List Accent 5"/>
+    <w:lsdException w:unhideWhenUsed="0" w:uiPriority="71" w:semiHidden="0" w:name="Colorful Shading Accent 5"/>
+    <w:lsdException w:unhideWhenUsed="0" w:uiPriority="72" w:semiHidden="0" w:name="Colorful List Accent 5"/>
+    <w:lsdException w:unhideWhenUsed="0" w:uiPriority="73" w:semiHidden="0" w:name="Colorful Grid Accent 5"/>
+    <w:lsdException w:unhideWhenUsed="0" w:uiPriority="60" w:semiHidden="0" w:name="Light Shading Accent 6"/>
+    <w:lsdException w:unhideWhenUsed="0" w:uiPriority="61" w:semiHidden="0" w:name="Light List Accent 6"/>
+    <w:lsdException w:unhideWhenUsed="0" w:uiPriority="62" w:semiHidden="0" w:name="Light Grid Accent 6"/>
+    <w:lsdException w:unhideWhenUsed="0" w:uiPriority="63" w:semiHidden="0" w:name="Medium Shading 1 Accent 6"/>
+    <w:lsdException w:unhideWhenUsed="0" w:uiPriority="64" w:semiHidden="0" w:name="Medium Shading 2 Accent 6"/>
+    <w:lsdException w:unhideWhenUsed="0" w:uiPriority="65" w:semiHidden="0" w:name="Medium List 1 Accent 6"/>
+    <w:lsdException w:unhideWhenUsed="0" w:uiPriority="66" w:semiHidden="0" w:name="Medium List 2 Accent 6"/>
+    <w:lsdException w:unhideWhenUsed="0" w:uiPriority="67" w:semiHidden="0" w:name="Medium Grid 1 Accent 6"/>
+    <w:lsdException w:unhideWhenUsed="0" w:uiPriority="68" w:semiHidden="0" w:name="Medium Grid 2 Accent 6"/>
+    <w:lsdException w:unhideWhenUsed="0" w:uiPriority="69" w:semiHidden="0" w:name="Medium Grid 3 Accent 6"/>
+    <w:lsdException w:unhideWhenUsed="0" w:uiPriority="70" w:semiHidden="0" w:name="Dark List Accent 6"/>
+    <w:lsdException w:unhideWhenUsed="0" w:uiPriority="71" w:semiHidden="0" w:name="Colorful Shading Accent 6"/>
+    <w:lsdException w:unhideWhenUsed="0" w:uiPriority="72" w:semiHidden="0" w:name="Colorful List Accent 6"/>
+    <w:lsdException w:unhideWhenUsed="0" w:uiPriority="73" w:semiHidden="0" w:name="Colorful Grid Accent 6"/>
+  </w:latentStyles>
+  <w:style w:type="paragraph" w:default="1" w:styleId="1">
+    <w:name w:val="Normal"/>
+    <w:qFormat/>
+    <w:uiPriority w:val="0"/>
+    <w:pPr>
+      <w:widowControl w:val="0"/>
+      <w:jc w:val="both"/>
+    </w:pPr>
+    <w:rPr>
+      <w:sz w:val="21"/>
+      <w:szCs w:val="22"/>
+    </w:rPr>
+  </w:style>
+  <w:style w:type="character" w:default="1" w:styleId="3">
+    <w:name w:val="Default Paragraph Font"/>
+    <w:semiHidden/>
+    <w:uiPriority w:val="0"/>
+  </w:style>
+  <w:style w:type="table" w:default="1" w:styleId="2">
+    <w:name w:val="Normal Table"/>
+    <w:semiHidden/>
+    <w:uiPriority w:val="0"/>
+    <w:tblPr>
+      <w:tblCellMar>
+        <w:top w:w="0" w:type="dxa"/>
+        <w:left w:w="108" w:type="dxa"/>
+        <w:bottom w:w="0" w:type="dxa"/>
+        <w:right w:w="108" w:type="dxa"/>
+      </w:tblCellMar>
+    </w:tblPr>
+  </w:style>
+</w:styles>
+</file>
+
+<file path=word/theme/theme1.xml><?xml version="1.0" encoding="utf-8"?>
+<a:theme xmlns:a="http://schemas.openxmlformats.org/drawingml/2006/main" name="Office">
+  <a:themeElements>
+    <a:clrScheme name="Office">
+      <a:dk1>
+        <a:sysClr val="windowText" lastClr="000000"/>
+      </a:dk1>
+      <a:lt1>
+        <a:sysClr val="window" lastClr="FFFFFF"/>
+      </a:lt1>
+      <a:dk2>
+        <a:srgbClr val="1F497D"/>
+      </a:dk2>
+      <a:lt2>
+        <a:srgbClr val="EEECE1"/>
+      </a:lt2>
+      <a:accent1>
+        <a:srgbClr val="4F81BD"/>
+      </a:accent1>
+      <a:accent2>
+        <a:srgbClr val="C0504D"/>
+      </a:accent2>
+      <a:accent3>
+        <a:srgbClr val="9BBB59"/>
+      </a:accent3>
+      <a:accent4>
+        <a:srgbClr val="8064A2"/>
+      </a:accent4>
+      <a:accent5>
+        <a:srgbClr val="4BACC6"/>
+      </a:accent5>
+      <a:accent6>
+        <a:srgbClr val="F79646"/>
+      </a:accent6>
+      <a:hlink>
+        <a:srgbClr val="0000FF"/>
+      </a:hlink>
+      <a:folHlink>
+        <a:srgbClr val="800080"/>
+      </a:folHlink>
+    </a:clrScheme>
+    <a:fontScheme name="Office">
+      <a:majorFont>
+        <a:latin typeface="Cambria"/>
+        <a:ea typeface=""/>
+        <a:cs typeface=""/>
+        <a:font script="Jpan" typeface="游ゴシック Light"/>
+        <a:font script="Hang" typeface="맑은 고딕"/>
+        <a:font script="Hans" typeface="宋体"/>
+        <a:font script="Hant" typeface="新細明體"/>
+        <a:font script="Arab" typeface="Times New Roman"/>
+        <a:font script="Hebr" typeface="Times New Roman"/>
+        <a:font script="Thai" typeface="Angsana New"/>
+        <a:font script="Ethi" typeface="Nyala"/>
+        <a:font script="Beng" typeface="Vrinda"/>
+        <a:font script="Gujr" typeface="Shruti"/>
+        <a:font script="Khmr" typeface="MoolBoran"/>
+        <a:font script="Knda" typeface="Tunga"/>
+        <a:font script="Guru" typeface="Raavi"/>
+        <a:font script="Cans" typeface="Euphemia"/>
+        <a:font script="Cher" typeface="Plantagenet Cherokee"/>
+        <a:font script="Yiii" typeface="Microsoft Yi Baiti"/>
+        <a:font script="Tibt" typeface="Microsoft Himalaya"/>
+        <a:font script="Thaa" typeface="MV Boli"/>
+        <a:font script="Deva" typeface="Mangal"/>
+        <a:font script="Telu" typeface="Gautami"/>
+        <a:font script="Taml" typeface="Latha"/>
+        <a:font script="Syrc" typeface="Estrangelo Edessa"/>
+        <a:font script="Orya" typeface="Kalinga"/>
+        <a:font script="Mlym" typeface="Kartika"/>
+        <a:font script="Laoo" typeface="DokChampa"/>
+        <a:font script="Sinh" typeface="Iskoola Pota"/>
+        <a:font script="Mong" typeface="Mongolian Baiti"/>
+        <a:font script="Viet" typeface="Times New Roman"/>
+        <a:font script="Uigh" typeface="Microsoft Uighur"/>
+        <a:font script="Geor" typeface="Sylfaen"/>
+      </a:majorFont>
+      <a:minorFont>
+        <a:latin typeface="Calibri"/>
+        <a:ea typeface=""/>
+        <a:cs typeface=""/>
+        <a:font script="Jpan" typeface="游明朝"/>
+        <a:font script="Hang" typeface="맑은 고딕"/>
+        <a:font script="Hans" typeface="宋体"/>
+        <a:font script="Hant" typeface="新細明體"/>
+        <a:font script="Arab" typeface="Arial"/>
+        <a:font script="Hebr" typeface="Arial"/>
+        <a:font script="Thai" typeface="Cordia New"/>
+        <a:font script="Ethi" typeface="Nyala"/>
+        <a:font script="Beng" typeface="Vrinda"/>
+        <a:font script="Gujr" typeface="Shruti"/>
+        <a:font script="Khmr" typeface="DaunPenh"/>
+        <a:font script="Knda" typeface="Tunga"/>
+        <a:font script="Guru" typeface="Raavi"/>
+        <a:font script="Cans" typeface="Euphemia"/>
+        <a:font script="Cher" typeface="Plantagenet Cherokee"/>
+        <a:font script="Yiii" typeface="Microsoft Yi Baiti"/>
+        <a:font script="Tibt" typeface="Microsoft Himalaya"/>
+        <a:font script="Thaa" typeface="MV Boli"/>
+        <a:font script="Deva" typeface="Mangal"/>
+        <a:font script="Telu" typeface="Gautami"/>
+        <a:font script="Taml" typeface="Latha"/>
+        <a:font script="Syrc" typeface="Estrangelo Edessa"/>
+        <a:font script="Orya" typeface="Kalinga"/>
+        <a:font script="Mlym" typeface="Kartika"/>
+        <a:font script="Laoo" typeface="DokChampa"/>
+        <a:font script="Sinh" typeface="Iskoola Pota"/>
+        <a:font script="Mong" typeface="Mongolian Baiti"/>
+        <a:font script="Viet" typeface="Arial"/>
+        <a:font script="Uigh" typeface="Microsoft Uighur"/>
+        <a:font script="Geor" typeface="Sylfaen"/>
+      </a:minorFont>
+    </a:fontScheme>
+    <a:fmtScheme name="Office">
+      <a:fillStyleLst>
+        <a:solidFill>
+          <a:schemeClr val="phClr"/>
+        </a:solidFill>
+        <a:gradFill rotWithShape="1">
+          <a:gsLst>
+            <a:gs pos="0">
+              <a:schemeClr val="phClr">
+                <a:tint val="50000"/>
+                <a:satMod val="300000"/>
+              </a:schemeClr>
+            </a:gs>
+            <a:gs pos="35000">
+              <a:schemeClr val="phClr">
+                <a:tint val="37000"/>
+                <a:satMod val="300000"/>
+              </a:schemeClr>
+            </a:gs>
+            <a:gs pos="100000">
+              <a:schemeClr val="phClr">
+                <a:tint val="15000"/>
+                <a:satMod val="350000"/>
+              </a:schemeClr>
+            </a:gs>
+          </a:gsLst>
+          <a:lin ang="16200000" scaled="1"/>
+        </a:gradFill>
+        <a:gradFill rotWithShape="1">
+          <a:gsLst>
+            <a:gs pos="0">
+              <a:schemeClr val="phClr">
+                <a:shade val="51000"/>
+                <a:satMod val="130000"/>
+              </a:schemeClr>
+            </a:gs>
+            <a:gs pos="80000">
+              <a:schemeClr val="phClr">
+                <a:shade val="93000"/>
+                <a:satMod val="130000"/>
+              </a:schemeClr>
+            </a:gs>
+            <a:gs pos="100000">
+              <a:schemeClr val="phClr">
+                <a:shade val="94000"/>
+                <a:satMod val="135000"/>
+              </a:schemeClr>
+            </a:gs>
+          </a:gsLst>
+          <a:lin ang="16200000" scaled="0"/>
+        </a:gradFill>
+      </a:fillStyleLst>
+      <a:lnStyleLst>
+        <a:ln w="9525" cap="flat" cmpd="sng" algn="ctr">
+          <a:solidFill>
+            <a:schemeClr val="phClr">
+              <a:shade val="95000"/>
+              <a:satMod val="105000"/>
+            </a:schemeClr>
+          </a:solidFill>
+          <a:prstDash val="solid"/>
+        </a:ln>
+        <a:ln w="25400" cap="flat" cmpd="sng" algn="ctr">
+          <a:solidFill>
+            <a:schemeClr val="phClr"/>
+          </a:solidFill>
+          <a:prstDash val="solid"/>
+        </a:ln>
+        <a:ln w="38100" cap="flat" cmpd="sng" algn="ctr">
+          <a:solidFill>
+            <a:schemeClr val="phClr"/>
+          </a:solidFill>
+          <a:prstDash val="solid"/>
+        </a:ln>
+      </a:lnStyleLst>
+      <a:effectStyleLst>
+        <a:effectStyle>
+          <a:effectLst>
+            <a:outerShdw blurRad="40000" dist="20000" dir="5400000" rotWithShape="0">
+              <a:srgbClr val="000000">
+                <a:alpha val="38000"/>
+              </a:srgbClr>
+            </a:outerShdw>
+          </a:effectLst>
+        </a:effectStyle>
+        <a:effectStyle>
+          <a:effectLst>
+            <a:outerShdw blurRad="40000" dist="23000" dir="5400000" rotWithShape="0">
+              <a:srgbClr val="000000">
+                <a:alpha val="35000"/>
+              </a:srgbClr>
+            </a:outerShdw>
+          </a:effectLst>
+        </a:effectStyle>
+        <a:effectStyle>
+          <a:effectLst>
+            <a:outerShdw blurRad="40000" dist="23000" dir="5400000" rotWithShape="0">
+              <a:srgbClr val="000000">
+                <a:alpha val="35000"/>
+              </a:srgbClr>
+            </a:outerShdw>
+          </a:effectLst>
+          <a:scene3d>
+            <a:camera prst="orthographicFront">
+              <a:rot lat="0" lon="0" rev="0"/>
+            </a:camera>
+            <a:lightRig rig="threePt" dir="t">
+              <a:rot lat="0" lon="0" rev="1200000"/>
+            </a:lightRig>
+          </a:scene3d>
+          <a:sp3d>
+            <a:bevelT w="63500" h="25400"/>
+          </a:sp3d>
+        </a:effectStyle>
+      </a:effectStyleLst>
+      <a:bgFillStyleLst>
+        <a:solidFill>
+          <a:schemeClr val="phClr"/>
+        </a:solidFill>
+        <a:gradFill rotWithShape="1">
+          <a:gsLst>
+            <a:gs pos="0">
+              <a:schemeClr val="phClr">
+                <a:tint val="40000"/>
+                <a:satMod val="350000"/>
+              </a:schemeClr>
+            </a:gs>
+            <a:gs pos="40000">
+              <a:schemeClr val="phClr">
+                <a:tint val="45000"/>
+                <a:satMod val="350000"/>
+                <a:shade val="99000"/>
+              </a:schemeClr>
+            </a:gs>
+            <a:gs pos="100000">
+              <a:schemeClr val="phClr">
+                <a:shade val="20000"/>
+                <a:satMod val="255000"/>
+              </a:schemeClr>
+            </a:gs>
+          </a:gsLst>
+          <a:path path="circle">
+            <a:fillToRect l="50000" t="-80000" r="50000" b="180000"/>
+          </a:path>
+        </a:gradFill>
+        <a:gradFill rotWithShape="1">
+          <a:gsLst>
+            <a:gs pos="0">
+              <a:schemeClr val="phClr">
+                <a:tint val="80000"/>
+                <a:satMod val="300000"/>
+              </a:schemeClr>
+            </a:gs>
+            <a:gs pos="100000">
+              <a:schemeClr val="phClr">
+                <a:shade val="30000"/>
+                <a:satMod val="200000"/>
+              </a:schemeClr>
+            </a:gs>
+          </a:gsLst>
+          <a:path path="circle">
+            <a:fillToRect l="50000" t="50000" r="50000" b="50000"/>
+          </a:path>
+        </a:gradFill>
+      </a:bgFillStyleLst>
+    </a:fmtScheme>
+  </a:themeElements>
+  <a:objectDefaults/>
+</a:theme>
 </file>